--- a/EXPORTS/DOCX/published/niveau3/Dutch/MNusantara.docx
+++ b/EXPORTS/DOCX/published/niveau3/Dutch/MNusantara.docx
@@ -148,7 +148,7 @@
           <w:rFonts w:ascii="Charis SIL Regular" w:hAnsi="Charis SIL Regular" w:eastAsia="Charis SIL Regular"/>
           <w:b w:val="0"/>
           <w:i w:val="0"/>
-          <w:color w:val="0066CC"/>
+          <w:color w:val="0000FF"/>
           <w:sz w:val="24"/>
           <w:u w:val="single"/>
         </w:rPr>
@@ -166,7 +166,7 @@
           <w:rFonts w:ascii="Charis SIL Regular" w:hAnsi="Charis SIL Regular" w:eastAsia="Charis SIL Regular"/>
           <w:b w:val="0"/>
           <w:i w:val="0"/>
-          <w:color w:val="0066CC"/>
+          <w:color w:val="0000FF"/>
           <w:sz w:val="24"/>
           <w:u w:val="single"/>
         </w:rPr>
@@ -177,7 +177,7 @@
           <w:rFonts w:ascii="Charis SIL Regular" w:hAnsi="Charis SIL Regular" w:eastAsia="Charis SIL Regular"/>
           <w:b w:val="0"/>
           <w:i w:val="0"/>
-          <w:color w:val="0066CC"/>
+          <w:color w:val="0000FF"/>
           <w:sz w:val="24"/>
           <w:u w:val="single"/>
         </w:rPr>
@@ -212,7 +212,7 @@
       </w:r>
       <w:r>
         <w:rPr>
-          <w:u w:val="single" w:color="0066cc"/>
+          <w:u w:val="single" w:color="0000ff"/>
           <w:rFonts w:ascii="Charis SIL Regular" w:hAnsi="Charis SIL Regular" w:eastAsia="Charis SIL Regular"/>
           <w:b w:val="0"/>
           <w:i w:val="0"/>
@@ -230,7 +230,7 @@
       </w:r>
       <w:r>
         <w:rPr>
-          <w:u w:val="single" w:color="0066cc"/>
+          <w:u w:val="single" w:color="0000ff"/>
           <w:rFonts w:ascii="Charis SIL Regular" w:hAnsi="Charis SIL Regular" w:eastAsia="Charis SIL Regular"/>
           <w:b w:val="0"/>
           <w:i w:val="0"/>
@@ -248,7 +248,7 @@
       </w:r>
       <w:r>
         <w:rPr>
-          <w:u w:val="single" w:color="0066cc"/>
+          <w:u w:val="single" w:color="0000ff"/>
           <w:rFonts w:ascii="Charis SIL Regular" w:hAnsi="Charis SIL Regular" w:eastAsia="Charis SIL Regular"/>
           <w:b w:val="0"/>
           <w:i w:val="0"/>
@@ -279,7 +279,7 @@
           <w:rFonts w:ascii="Charis SIL Regular" w:hAnsi="Charis SIL Regular" w:eastAsia="Charis SIL Regular"/>
           <w:b w:val="0"/>
           <w:i w:val="0"/>
-          <w:color w:val="0066CC"/>
+          <w:color w:val="0000FF"/>
           <w:sz w:val="24"/>
           <w:u w:val="single"/>
         </w:rPr>
@@ -297,7 +297,7 @@
           <w:rFonts w:ascii="Charis SIL Regular" w:hAnsi="Charis SIL Regular" w:eastAsia="Charis SIL Regular"/>
           <w:b w:val="0"/>
           <w:i w:val="0"/>
-          <w:color w:val="0066CC"/>
+          <w:color w:val="0000FF"/>
           <w:sz w:val="24"/>
           <w:u w:val="single"/>
         </w:rPr>
@@ -308,7 +308,7 @@
           <w:rFonts w:ascii="Charis SIL Regular" w:hAnsi="Charis SIL Regular" w:eastAsia="Charis SIL Regular"/>
           <w:b w:val="0"/>
           <w:i w:val="0"/>
-          <w:color w:val="0066CC"/>
+          <w:color w:val="0000FF"/>
           <w:sz w:val="24"/>
           <w:u w:val="single"/>
         </w:rPr>
@@ -326,7 +326,7 @@
           <w:rFonts w:ascii="Charis SIL Regular" w:hAnsi="Charis SIL Regular" w:eastAsia="Charis SIL Regular"/>
           <w:b w:val="0"/>
           <w:i w:val="0"/>
-          <w:color w:val="0066CC"/>
+          <w:color w:val="0000FF"/>
           <w:sz w:val="24"/>
           <w:u w:val="single"/>
         </w:rPr>
@@ -337,7 +337,7 @@
           <w:rFonts w:ascii="Charis SIL Regular" w:hAnsi="Charis SIL Regular" w:eastAsia="Charis SIL Regular"/>
           <w:b w:val="0"/>
           <w:i w:val="0"/>
-          <w:color w:val="0066CC"/>
+          <w:color w:val="0000FF"/>
           <w:sz w:val="24"/>
           <w:u w:val="single"/>
         </w:rPr>
@@ -385,7 +385,7 @@
           <w:rFonts w:ascii="Charis SIL Regular" w:hAnsi="Charis SIL Regular" w:eastAsia="Charis SIL Regular"/>
           <w:b w:val="0"/>
           <w:i w:val="0"/>
-          <w:color w:val="0066CC"/>
+          <w:color w:val="0000FF"/>
           <w:sz w:val="24"/>
           <w:u w:val="single"/>
         </w:rPr>
@@ -403,7 +403,7 @@
           <w:rFonts w:ascii="Charis SIL Regular" w:hAnsi="Charis SIL Regular" w:eastAsia="Charis SIL Regular"/>
           <w:b w:val="0"/>
           <w:i w:val="0"/>
-          <w:color w:val="0066CC"/>
+          <w:color w:val="0000FF"/>
           <w:sz w:val="24"/>
           <w:u w:val="single"/>
         </w:rPr>
@@ -414,7 +414,7 @@
           <w:rFonts w:ascii="Charis SIL Regular" w:hAnsi="Charis SIL Regular" w:eastAsia="Charis SIL Regular"/>
           <w:b w:val="0"/>
           <w:i w:val="0"/>
-          <w:color w:val="0066CC"/>
+          <w:color w:val="0000FF"/>
           <w:sz w:val="24"/>
           <w:u w:val="single"/>
         </w:rPr>
@@ -520,7 +520,7 @@
       </w:r>
       <w:r>
         <w:rPr>
-          <w:u w:val="single" w:color="0066cc"/>
+          <w:u w:val="single" w:color="0000ff"/>
           <w:rFonts w:ascii="Charis SIL Regular" w:hAnsi="Charis SIL Regular" w:eastAsia="Charis SIL Regular"/>
           <w:b w:val="0"/>
           <w:i w:val="0"/>
@@ -538,7 +538,7 @@
       </w:r>
       <w:r>
         <w:rPr>
-          <w:u w:val="single" w:color="0066cc"/>
+          <w:u w:val="single" w:color="0000ff"/>
           <w:rFonts w:ascii="Charis SIL Regular" w:hAnsi="Charis SIL Regular" w:eastAsia="Charis SIL Regular"/>
           <w:b w:val="0"/>
           <w:i w:val="0"/>
@@ -579,7 +579,7 @@
           <w:rFonts w:ascii="Charis SIL Regular" w:hAnsi="Charis SIL Regular" w:eastAsia="Charis SIL Regular"/>
           <w:b w:val="0"/>
           <w:i w:val="0"/>
-          <w:color w:val="0066CC"/>
+          <w:color w:val="0000FF"/>
           <w:sz w:val="24"/>
           <w:u w:val="single"/>
         </w:rPr>
@@ -597,7 +597,7 @@
           <w:rFonts w:ascii="Charis SIL Regular" w:hAnsi="Charis SIL Regular" w:eastAsia="Charis SIL Regular"/>
           <w:b w:val="0"/>
           <w:i w:val="0"/>
-          <w:color w:val="0066CC"/>
+          <w:color w:val="0000FF"/>
           <w:sz w:val="24"/>
           <w:u w:val="single"/>
         </w:rPr>
@@ -608,7 +608,7 @@
           <w:rFonts w:ascii="Charis SIL Regular" w:hAnsi="Charis SIL Regular" w:eastAsia="Charis SIL Regular"/>
           <w:b w:val="0"/>
           <w:i w:val="0"/>
-          <w:color w:val="0066CC"/>
+          <w:color w:val="0000FF"/>
           <w:sz w:val="24"/>
           <w:u w:val="single"/>
         </w:rPr>
@@ -643,7 +643,7 @@
       </w:r>
       <w:r>
         <w:rPr>
-          <w:u w:val="single" w:color="0066cc"/>
+          <w:u w:val="single" w:color="0000ff"/>
           <w:rFonts w:ascii="Charis SIL Regular" w:hAnsi="Charis SIL Regular" w:eastAsia="Charis SIL Regular"/>
           <w:b w:val="0"/>
           <w:i w:val="0"/>
@@ -661,7 +661,7 @@
       </w:r>
       <w:r>
         <w:rPr>
-          <w:u w:val="single" w:color="0066cc"/>
+          <w:u w:val="single" w:color="0000ff"/>
           <w:rFonts w:ascii="Charis SIL Regular" w:hAnsi="Charis SIL Regular" w:eastAsia="Charis SIL Regular"/>
           <w:b w:val="0"/>
           <w:i w:val="0"/>
@@ -679,7 +679,7 @@
       </w:r>
       <w:r>
         <w:rPr>
-          <w:u w:val="single" w:color="0066cc"/>
+          <w:u w:val="single" w:color="0000ff"/>
           <w:rFonts w:ascii="Charis SIL Regular" w:hAnsi="Charis SIL Regular" w:eastAsia="Charis SIL Regular"/>
           <w:b w:val="0"/>
           <w:i w:val="0"/>
@@ -839,7 +839,7 @@
           <w:rFonts w:ascii="Charis SIL Regular" w:hAnsi="Charis SIL Regular" w:eastAsia="Charis SIL Regular"/>
           <w:b w:val="0"/>
           <w:i w:val="0"/>
-          <w:color w:val="0066CC"/>
+          <w:color w:val="0000FF"/>
           <w:sz w:val="24"/>
           <w:u w:val="single"/>
         </w:rPr>
@@ -857,7 +857,7 @@
           <w:rFonts w:ascii="Charis SIL Regular" w:hAnsi="Charis SIL Regular" w:eastAsia="Charis SIL Regular"/>
           <w:b w:val="0"/>
           <w:i w:val="0"/>
-          <w:color w:val="0066CC"/>
+          <w:color w:val="0000FF"/>
           <w:sz w:val="24"/>
           <w:u w:val="single"/>
         </w:rPr>
@@ -868,7 +868,7 @@
           <w:rFonts w:ascii="Charis SIL Regular" w:hAnsi="Charis SIL Regular" w:eastAsia="Charis SIL Regular"/>
           <w:b w:val="0"/>
           <w:i w:val="0"/>
-          <w:color w:val="0066CC"/>
+          <w:color w:val="0000FF"/>
           <w:sz w:val="24"/>
           <w:u w:val="single"/>
         </w:rPr>
@@ -903,7 +903,7 @@
       </w:r>
       <w:r>
         <w:rPr>
-          <w:u w:val="single" w:color="0066cc"/>
+          <w:u w:val="single" w:color="0000ff"/>
           <w:rFonts w:ascii="Charis SIL Regular" w:hAnsi="Charis SIL Regular" w:eastAsia="Charis SIL Regular"/>
           <w:b w:val="0"/>
           <w:i w:val="0"/>
@@ -921,7 +921,7 @@
       </w:r>
       <w:r>
         <w:rPr>
-          <w:u w:val="single" w:color="0066cc"/>
+          <w:u w:val="single" w:color="0000ff"/>
           <w:rFonts w:ascii="Charis SIL Regular" w:hAnsi="Charis SIL Regular" w:eastAsia="Charis SIL Regular"/>
           <w:b w:val="0"/>
           <w:i w:val="0"/>
@@ -939,7 +939,7 @@
       </w:r>
       <w:r>
         <w:rPr>
-          <w:u w:val="single" w:color="0066cc"/>
+          <w:u w:val="single" w:color="0000ff"/>
           <w:rFonts w:ascii="Charis SIL Regular" w:hAnsi="Charis SIL Regular" w:eastAsia="Charis SIL Regular"/>
           <w:b w:val="0"/>
           <w:i w:val="0"/>
@@ -1056,7 +1056,7 @@
           <w:rFonts w:ascii="Charis SIL Regular" w:hAnsi="Charis SIL Regular" w:eastAsia="Charis SIL Regular"/>
           <w:b w:val="0"/>
           <w:i w:val="0"/>
-          <w:color w:val="0066CC"/>
+          <w:color w:val="0000FF"/>
           <w:sz w:val="24"/>
           <w:u w:val="single"/>
         </w:rPr>
@@ -1074,7 +1074,7 @@
           <w:rFonts w:ascii="Charis SIL Regular" w:hAnsi="Charis SIL Regular" w:eastAsia="Charis SIL Regular"/>
           <w:b w:val="0"/>
           <w:i w:val="0"/>
-          <w:color w:val="0066CC"/>
+          <w:color w:val="0000FF"/>
           <w:sz w:val="24"/>
           <w:u w:val="single"/>
         </w:rPr>
@@ -1085,7 +1085,7 @@
           <w:rFonts w:ascii="Charis SIL Regular" w:hAnsi="Charis SIL Regular" w:eastAsia="Charis SIL Regular"/>
           <w:b w:val="0"/>
           <w:i w:val="0"/>
-          <w:color w:val="0066CC"/>
+          <w:color w:val="0000FF"/>
           <w:sz w:val="24"/>
           <w:u w:val="single"/>
         </w:rPr>
@@ -1103,7 +1103,7 @@
           <w:rFonts w:ascii="Charis SIL Regular" w:hAnsi="Charis SIL Regular" w:eastAsia="Charis SIL Regular"/>
           <w:b w:val="0"/>
           <w:i w:val="0"/>
-          <w:color w:val="0066CC"/>
+          <w:color w:val="0000FF"/>
           <w:sz w:val="24"/>
           <w:u w:val="single"/>
         </w:rPr>
@@ -1114,7 +1114,7 @@
           <w:rFonts w:ascii="Charis SIL Regular" w:hAnsi="Charis SIL Regular" w:eastAsia="Charis SIL Regular"/>
           <w:b w:val="0"/>
           <w:i w:val="0"/>
-          <w:color w:val="0066CC"/>
+          <w:color w:val="0000FF"/>
           <w:sz w:val="24"/>
           <w:u w:val="single"/>
         </w:rPr>
@@ -1132,7 +1132,7 @@
           <w:rFonts w:ascii="Charis SIL Regular" w:hAnsi="Charis SIL Regular" w:eastAsia="Charis SIL Regular"/>
           <w:b w:val="0"/>
           <w:i w:val="0"/>
-          <w:color w:val="0066CC"/>
+          <w:color w:val="0000FF"/>
           <w:sz w:val="24"/>
           <w:u w:val="single"/>
         </w:rPr>
@@ -1143,7 +1143,7 @@
           <w:rFonts w:ascii="Charis SIL Regular" w:hAnsi="Charis SIL Regular" w:eastAsia="Charis SIL Regular"/>
           <w:b w:val="0"/>
           <w:i w:val="0"/>
-          <w:color w:val="0066CC"/>
+          <w:color w:val="0000FF"/>
           <w:sz w:val="24"/>
           <w:u w:val="single"/>
         </w:rPr>
@@ -1161,7 +1161,7 @@
           <w:rFonts w:ascii="Charis SIL Regular" w:hAnsi="Charis SIL Regular" w:eastAsia="Charis SIL Regular"/>
           <w:b w:val="0"/>
           <w:i w:val="0"/>
-          <w:color w:val="0066CC"/>
+          <w:color w:val="0000FF"/>
           <w:sz w:val="24"/>
           <w:u w:val="single"/>
         </w:rPr>
@@ -1172,7 +1172,7 @@
           <w:rFonts w:ascii="Charis SIL Regular" w:hAnsi="Charis SIL Regular" w:eastAsia="Charis SIL Regular"/>
           <w:b w:val="0"/>
           <w:i w:val="0"/>
-          <w:color w:val="0066CC"/>
+          <w:color w:val="0000FF"/>
           <w:sz w:val="24"/>
           <w:u w:val="single"/>
         </w:rPr>
@@ -1207,7 +1207,7 @@
       </w:r>
       <w:r>
         <w:rPr>
-          <w:u w:val="single" w:color="0066cc"/>
+          <w:u w:val="single" w:color="0000ff"/>
           <w:rFonts w:ascii="Charis SIL Regular" w:hAnsi="Charis SIL Regular" w:eastAsia="Charis SIL Regular"/>
           <w:b w:val="0"/>
           <w:i w:val="0"/>
@@ -1225,7 +1225,7 @@
       </w:r>
       <w:r>
         <w:rPr>
-          <w:u w:val="single" w:color="0066cc"/>
+          <w:u w:val="single" w:color="0000ff"/>
           <w:rFonts w:ascii="Charis SIL Regular" w:hAnsi="Charis SIL Regular" w:eastAsia="Charis SIL Regular"/>
           <w:b w:val="0"/>
           <w:i w:val="0"/>
@@ -1243,7 +1243,7 @@
       </w:r>
       <w:r>
         <w:rPr>
-          <w:u w:val="single" w:color="0066cc"/>
+          <w:u w:val="single" w:color="0000ff"/>
           <w:rFonts w:ascii="Charis SIL Regular" w:hAnsi="Charis SIL Regular" w:eastAsia="Charis SIL Regular"/>
           <w:b w:val="0"/>
           <w:i w:val="0"/>
@@ -1261,7 +1261,7 @@
       </w:r>
       <w:r>
         <w:rPr>
-          <w:u w:val="single" w:color="0066cc"/>
+          <w:u w:val="single" w:color="0000ff"/>
           <w:rFonts w:ascii="Charis SIL Regular" w:hAnsi="Charis SIL Regular" w:eastAsia="Charis SIL Regular"/>
           <w:b w:val="0"/>
           <w:i w:val="0"/>
@@ -1279,7 +1279,7 @@
       </w:r>
       <w:r>
         <w:rPr>
-          <w:u w:val="single" w:color="0066cc"/>
+          <w:u w:val="single" w:color="0000ff"/>
           <w:rFonts w:ascii="Charis SIL Regular" w:hAnsi="Charis SIL Regular" w:eastAsia="Charis SIL Regular"/>
           <w:b w:val="0"/>
           <w:i w:val="0"/>
@@ -1297,7 +1297,7 @@
       </w:r>
       <w:r>
         <w:rPr>
-          <w:u w:val="single" w:color="0066cc"/>
+          <w:u w:val="single" w:color="0000ff"/>
           <w:rFonts w:ascii="Charis SIL Regular" w:hAnsi="Charis SIL Regular" w:eastAsia="Charis SIL Regular"/>
           <w:b w:val="0"/>
           <w:i w:val="0"/>
@@ -1315,18 +1315,25 @@
       </w:r>
       <w:r>
         <w:rPr>
-          <w:u w:val="single" w:color="0066cc"/>
+          <w:u w:val="single" w:color="0000ff"/>
           <w:rFonts w:ascii="Charis SIL Regular" w:hAnsi="Charis SIL Regular" w:eastAsia="Charis SIL Regular"/>
           <w:b w:val="0"/>
           <w:i w:val="0"/>
           <w:color w:val="000000"/>
           <w:sz w:val="24"/>
         </w:rPr>
-        <w:t>n w</w:t>
+        <w:hyperlink r:id="rId14" w:history="1">
+          <w:r>
+            <w:rPr>
+              <w:rStyle w:val="Hyperlink"/>
+            </w:rPr>
+            <w:t>n w</w:t>
+          </w:r>
+        </w:hyperlink>
       </w:r>
       <w:r>
         <w:rPr>
-          <w:u w:val="single" w:color="0066cc"/>
+          <w:u w:val="single" w:color="0000ff"/>
           <w:rFonts w:ascii="Charis SIL Regular" w:hAnsi="Charis SIL Regular" w:eastAsia="Charis SIL Regular"/>
           <w:b w:val="0"/>
           <w:i w:val="0"/>
@@ -1447,7 +1454,7 @@
           <w:rFonts w:ascii="Charis SIL Regular" w:hAnsi="Charis SIL Regular" w:eastAsia="Charis SIL Regular"/>
           <w:b w:val="0"/>
           <w:i w:val="0"/>
-          <w:color w:val="0066CC"/>
+          <w:color w:val="0000FF"/>
           <w:sz w:val="24"/>
           <w:u w:val="single"/>
         </w:rPr>
@@ -1465,7 +1472,7 @@
           <w:rFonts w:ascii="Charis SIL Regular" w:hAnsi="Charis SIL Regular" w:eastAsia="Charis SIL Regular"/>
           <w:b w:val="0"/>
           <w:i w:val="0"/>
-          <w:color w:val="0066CC"/>
+          <w:color w:val="0000FF"/>
           <w:sz w:val="24"/>
           <w:u w:val="single"/>
         </w:rPr>
@@ -1500,7 +1507,7 @@
       </w:r>
       <w:r>
         <w:rPr>
-          <w:u w:val="single" w:color="0066cc"/>
+          <w:u w:val="single" w:color="0000ff"/>
           <w:rFonts w:ascii="Charis SIL Regular" w:hAnsi="Charis SIL Regular" w:eastAsia="Charis SIL Regular"/>
           <w:b w:val="0"/>
           <w:i w:val="0"/>
@@ -1518,7 +1525,7 @@
       </w:r>
       <w:r>
         <w:rPr>
-          <w:u w:val="single" w:color="0066cc"/>
+          <w:u w:val="single" w:color="0000ff"/>
           <w:rFonts w:ascii="Charis SIL Regular" w:hAnsi="Charis SIL Regular" w:eastAsia="Charis SIL Regular"/>
           <w:b w:val="0"/>
           <w:i w:val="0"/>
@@ -1598,7 +1605,7 @@
           <w:rFonts w:ascii="Charis SIL Italic" w:hAnsi="Charis SIL Italic" w:eastAsia="Charis SIL Italic"/>
           <w:b w:val="0"/>
           <w:i/>
-          <w:color w:val="0066CC"/>
+          <w:color w:val="0000FF"/>
           <w:sz w:val="24"/>
           <w:u w:val="single"/>
         </w:rPr>
@@ -1616,7 +1623,7 @@
           <w:rFonts w:ascii="Charis SIL Italic" w:hAnsi="Charis SIL Italic" w:eastAsia="Charis SIL Italic"/>
           <w:b w:val="0"/>
           <w:i/>
-          <w:color w:val="0066CC"/>
+          <w:color w:val="0000FF"/>
           <w:sz w:val="24"/>
           <w:u w:val="single"/>
         </w:rPr>
@@ -1627,7 +1634,7 @@
           <w:rFonts w:ascii="Charis SIL Italic" w:hAnsi="Charis SIL Italic" w:eastAsia="Charis SIL Italic"/>
           <w:b w:val="0"/>
           <w:i/>
-          <w:color w:val="0066CC"/>
+          <w:color w:val="0000FF"/>
           <w:sz w:val="24"/>
           <w:u w:val="single"/>
         </w:rPr>
@@ -1645,7 +1652,7 @@
           <w:rFonts w:ascii="Charis SIL Italic" w:hAnsi="Charis SIL Italic" w:eastAsia="Charis SIL Italic"/>
           <w:b w:val="0"/>
           <w:i/>
-          <w:color w:val="0066CC"/>
+          <w:color w:val="0000FF"/>
           <w:sz w:val="24"/>
           <w:u w:val="single"/>
         </w:rPr>
@@ -1663,7 +1670,7 @@
           <w:rFonts w:ascii="Charis SIL Italic" w:hAnsi="Charis SIL Italic" w:eastAsia="Charis SIL Italic"/>
           <w:b w:val="0"/>
           <w:i/>
-          <w:color w:val="0066CC"/>
+          <w:color w:val="0000FF"/>
           <w:sz w:val="24"/>
           <w:u w:val="single"/>
         </w:rPr>
@@ -1674,7 +1681,7 @@
           <w:rFonts w:ascii="Charis SIL Italic" w:hAnsi="Charis SIL Italic" w:eastAsia="Charis SIL Italic"/>
           <w:b w:val="0"/>
           <w:i/>
-          <w:color w:val="0066CC"/>
+          <w:color w:val="0000FF"/>
           <w:sz w:val="24"/>
           <w:u w:val="single"/>
         </w:rPr>
@@ -1692,7 +1699,7 @@
           <w:rFonts w:ascii="Charis SIL Italic" w:hAnsi="Charis SIL Italic" w:eastAsia="Charis SIL Italic"/>
           <w:b w:val="0"/>
           <w:i/>
-          <w:color w:val="0066CC"/>
+          <w:color w:val="0000FF"/>
           <w:sz w:val="24"/>
           <w:u w:val="single"/>
         </w:rPr>
@@ -1703,7 +1710,7 @@
           <w:rFonts w:ascii="Charis SIL Italic" w:hAnsi="Charis SIL Italic" w:eastAsia="Charis SIL Italic"/>
           <w:b w:val="0"/>
           <w:i/>
-          <w:color w:val="0066CC"/>
+          <w:color w:val="0000FF"/>
           <w:sz w:val="24"/>
           <w:u w:val="single"/>
         </w:rPr>
@@ -1721,7 +1728,7 @@
           <w:rFonts w:ascii="Charis SIL Italic" w:hAnsi="Charis SIL Italic" w:eastAsia="Charis SIL Italic"/>
           <w:b w:val="0"/>
           <w:i/>
-          <w:color w:val="0066CC"/>
+          <w:color w:val="0000FF"/>
           <w:sz w:val="24"/>
           <w:u w:val="single"/>
         </w:rPr>
@@ -1732,7 +1739,7 @@
           <w:rFonts w:ascii="Charis SIL Italic" w:hAnsi="Charis SIL Italic" w:eastAsia="Charis SIL Italic"/>
           <w:b w:val="0"/>
           <w:i/>
-          <w:color w:val="0066CC"/>
+          <w:color w:val="0000FF"/>
           <w:sz w:val="24"/>
           <w:u w:val="single"/>
         </w:rPr>
@@ -1750,7 +1757,7 @@
           <w:rFonts w:ascii="Charis SIL Italic" w:hAnsi="Charis SIL Italic" w:eastAsia="Charis SIL Italic"/>
           <w:b w:val="0"/>
           <w:i/>
-          <w:color w:val="0066CC"/>
+          <w:color w:val="0000FF"/>
           <w:sz w:val="24"/>
           <w:u w:val="single"/>
         </w:rPr>
@@ -1761,7 +1768,7 @@
           <w:rFonts w:ascii="Charis SIL Italic" w:hAnsi="Charis SIL Italic" w:eastAsia="Charis SIL Italic"/>
           <w:b w:val="0"/>
           <w:i/>
-          <w:color w:val="0066CC"/>
+          <w:color w:val="0000FF"/>
           <w:sz w:val="24"/>
           <w:u w:val="single"/>
         </w:rPr>
@@ -1779,7 +1786,7 @@
           <w:rFonts w:ascii="Charis SIL Italic" w:hAnsi="Charis SIL Italic" w:eastAsia="Charis SIL Italic"/>
           <w:b w:val="0"/>
           <w:i/>
-          <w:color w:val="0066CC"/>
+          <w:color w:val="0000FF"/>
           <w:sz w:val="24"/>
           <w:u w:val="single"/>
         </w:rPr>
@@ -1790,7 +1797,7 @@
           <w:rFonts w:ascii="Charis SIL Italic" w:hAnsi="Charis SIL Italic" w:eastAsia="Charis SIL Italic"/>
           <w:b w:val="0"/>
           <w:i/>
-          <w:color w:val="0066CC"/>
+          <w:color w:val="0000FF"/>
           <w:sz w:val="24"/>
           <w:u w:val="single"/>
         </w:rPr>
@@ -1808,7 +1815,7 @@
           <w:rFonts w:ascii="Charis SIL Italic" w:hAnsi="Charis SIL Italic" w:eastAsia="Charis SIL Italic"/>
           <w:b w:val="0"/>
           <w:i/>
-          <w:color w:val="0066CC"/>
+          <w:color w:val="0000FF"/>
           <w:sz w:val="24"/>
           <w:u w:val="single"/>
         </w:rPr>
@@ -1819,7 +1826,7 @@
           <w:rFonts w:ascii="Charis SIL Italic" w:hAnsi="Charis SIL Italic" w:eastAsia="Charis SIL Italic"/>
           <w:b w:val="0"/>
           <w:i/>
-          <w:color w:val="0066CC"/>
+          <w:color w:val="0000FF"/>
           <w:sz w:val="24"/>
           <w:u w:val="single"/>
         </w:rPr>
@@ -1837,7 +1844,7 @@
           <w:rFonts w:ascii="Charis SIL Italic" w:hAnsi="Charis SIL Italic" w:eastAsia="Charis SIL Italic"/>
           <w:b w:val="0"/>
           <w:i/>
-          <w:color w:val="0066CC"/>
+          <w:color w:val="0000FF"/>
           <w:sz w:val="24"/>
           <w:u w:val="single"/>
         </w:rPr>
@@ -1848,7 +1855,7 @@
           <w:rFonts w:ascii="Charis SIL Italic" w:hAnsi="Charis SIL Italic" w:eastAsia="Charis SIL Italic"/>
           <w:b w:val="0"/>
           <w:i/>
-          <w:color w:val="0066CC"/>
+          <w:color w:val="0000FF"/>
           <w:sz w:val="24"/>
           <w:u w:val="single"/>
         </w:rPr>
@@ -1866,7 +1873,7 @@
           <w:rFonts w:ascii="Charis SIL Italic" w:hAnsi="Charis SIL Italic" w:eastAsia="Charis SIL Italic"/>
           <w:b w:val="0"/>
           <w:i/>
-          <w:color w:val="0066CC"/>
+          <w:color w:val="0000FF"/>
           <w:sz w:val="24"/>
           <w:u w:val="single"/>
         </w:rPr>
@@ -1877,7 +1884,7 @@
           <w:rFonts w:ascii="Charis SIL Italic" w:hAnsi="Charis SIL Italic" w:eastAsia="Charis SIL Italic"/>
           <w:b w:val="0"/>
           <w:i/>
-          <w:color w:val="0066CC"/>
+          <w:color w:val="0000FF"/>
           <w:sz w:val="24"/>
           <w:u w:val="single"/>
         </w:rPr>
@@ -1895,7 +1902,7 @@
           <w:rFonts w:ascii="Charis SIL Italic" w:hAnsi="Charis SIL Italic" w:eastAsia="Charis SIL Italic"/>
           <w:b w:val="0"/>
           <w:i/>
-          <w:color w:val="0066CC"/>
+          <w:color w:val="0000FF"/>
           <w:sz w:val="24"/>
           <w:u w:val="single"/>
         </w:rPr>
@@ -1906,7 +1913,7 @@
           <w:rFonts w:ascii="Charis SIL Italic" w:hAnsi="Charis SIL Italic" w:eastAsia="Charis SIL Italic"/>
           <w:b w:val="0"/>
           <w:i/>
-          <w:color w:val="0066CC"/>
+          <w:color w:val="0000FF"/>
           <w:sz w:val="24"/>
           <w:u w:val="single"/>
         </w:rPr>
@@ -1954,7 +1961,7 @@
           <w:rFonts w:ascii="Charis SIL Regular" w:hAnsi="Charis SIL Regular" w:eastAsia="Charis SIL Regular"/>
           <w:b w:val="0"/>
           <w:i w:val="0"/>
-          <w:color w:val="0066CC"/>
+          <w:color w:val="0000FF"/>
           <w:sz w:val="24"/>
           <w:u w:val="single"/>
         </w:rPr>
@@ -1972,7 +1979,7 @@
           <w:rFonts w:ascii="Charis SIL Regular" w:hAnsi="Charis SIL Regular" w:eastAsia="Charis SIL Regular"/>
           <w:b w:val="0"/>
           <w:i w:val="0"/>
-          <w:color w:val="0066CC"/>
+          <w:color w:val="0000FF"/>
           <w:sz w:val="24"/>
           <w:u w:val="single"/>
         </w:rPr>
@@ -1983,7 +1990,7 @@
           <w:rFonts w:ascii="Charis SIL Regular" w:hAnsi="Charis SIL Regular" w:eastAsia="Charis SIL Regular"/>
           <w:b w:val="0"/>
           <w:i w:val="0"/>
-          <w:color w:val="0066CC"/>
+          <w:color w:val="0000FF"/>
           <w:sz w:val="24"/>
           <w:u w:val="single"/>
         </w:rPr>
@@ -2008,7 +2015,7 @@
       </w:r>
       <w:r>
         <w:rPr>
-          <w:u w:val="single" w:color="0066cc"/>
+          <w:u w:val="single" w:color="0000ff"/>
           <w:rFonts w:ascii="Charis SIL Regular" w:hAnsi="Charis SIL Regular" w:eastAsia="Charis SIL Regular"/>
           <w:b w:val="0"/>
           <w:i w:val="0"/>
@@ -2026,7 +2033,7 @@
       </w:r>
       <w:r>
         <w:rPr>
-          <w:u w:val="single" w:color="0066cc"/>
+          <w:u w:val="single" w:color="0000ff"/>
           <w:rFonts w:ascii="Charis SIL Regular" w:hAnsi="Charis SIL Regular" w:eastAsia="Charis SIL Regular"/>
           <w:b w:val="0"/>
           <w:i w:val="0"/>
@@ -2037,7 +2044,7 @@
       </w:r>
       <w:r>
         <w:rPr>
-          <w:u w:val="single" w:color="0066cc"/>
+          <w:u w:val="single" w:color="0000ff"/>
           <w:rFonts w:ascii="Charis SIL Regular" w:hAnsi="Charis SIL Regular" w:eastAsia="Charis SIL Regular"/>
           <w:b w:val="0"/>
           <w:i w:val="0"/>
@@ -2158,7 +2165,7 @@
           <w:rFonts w:ascii="Charis SIL Regular" w:hAnsi="Charis SIL Regular" w:eastAsia="Charis SIL Regular"/>
           <w:b w:val="0"/>
           <w:i w:val="0"/>
-          <w:color w:val="0066CC"/>
+          <w:color w:val="0000FF"/>
           <w:sz w:val="24"/>
           <w:u w:val="single"/>
         </w:rPr>
@@ -2182,7 +2189,7 @@
           <w:rFonts w:ascii="Charis SIL Regular" w:hAnsi="Charis SIL Regular" w:eastAsia="Charis SIL Regular"/>
           <w:b w:val="0"/>
           <w:i w:val="0"/>
-          <w:color w:val="0066CC"/>
+          <w:color w:val="0000FF"/>
           <w:sz w:val="24"/>
           <w:u w:val="single"/>
         </w:rPr>
@@ -2206,7 +2213,7 @@
           <w:rFonts w:ascii="Charis SIL Regular" w:hAnsi="Charis SIL Regular" w:eastAsia="Charis SIL Regular"/>
           <w:b w:val="0"/>
           <w:i w:val="0"/>
-          <w:color w:val="0066CC"/>
+          <w:color w:val="0000FF"/>
           <w:sz w:val="24"/>
           <w:u w:val="single"/>
         </w:rPr>
@@ -2217,7 +2224,7 @@
           <w:rFonts w:ascii="Charis SIL Regular" w:hAnsi="Charis SIL Regular" w:eastAsia="Charis SIL Regular"/>
           <w:b w:val="0"/>
           <w:i w:val="0"/>
-          <w:color w:val="0066CC"/>
+          <w:color w:val="0000FF"/>
           <w:sz w:val="24"/>
           <w:u w:val="single"/>
         </w:rPr>
@@ -2241,7 +2248,7 @@
           <w:rFonts w:ascii="Charis SIL Regular" w:hAnsi="Charis SIL Regular" w:eastAsia="Charis SIL Regular"/>
           <w:b w:val="0"/>
           <w:i w:val="0"/>
-          <w:color w:val="0066CC"/>
+          <w:color w:val="0000FF"/>
           <w:sz w:val="24"/>
           <w:u w:val="single"/>
         </w:rPr>
@@ -2265,7 +2272,7 @@
           <w:rFonts w:ascii="Charis SIL Regular" w:hAnsi="Charis SIL Regular" w:eastAsia="Charis SIL Regular"/>
           <w:b w:val="0"/>
           <w:i w:val="0"/>
-          <w:color w:val="0066CC"/>
+          <w:color w:val="0000FF"/>
           <w:sz w:val="24"/>
           <w:u w:val="single"/>
         </w:rPr>
@@ -2276,7 +2283,7 @@
           <w:rFonts w:ascii="Charis SIL Regular" w:hAnsi="Charis SIL Regular" w:eastAsia="Charis SIL Regular"/>
           <w:b w:val="0"/>
           <w:i w:val="0"/>
-          <w:color w:val="0066CC"/>
+          <w:color w:val="0000FF"/>
           <w:sz w:val="24"/>
           <w:u w:val="single"/>
         </w:rPr>
@@ -2300,7 +2307,7 @@
           <w:rFonts w:ascii="Charis SIL Regular" w:hAnsi="Charis SIL Regular" w:eastAsia="Charis SIL Regular"/>
           <w:b w:val="0"/>
           <w:i w:val="0"/>
-          <w:color w:val="0066CC"/>
+          <w:color w:val="0000FF"/>
           <w:sz w:val="24"/>
           <w:u w:val="single"/>
         </w:rPr>
@@ -2311,7 +2318,7 @@
           <w:rFonts w:ascii="Charis SIL Regular" w:hAnsi="Charis SIL Regular" w:eastAsia="Charis SIL Regular"/>
           <w:b w:val="0"/>
           <w:i w:val="0"/>
-          <w:color w:val="0066CC"/>
+          <w:color w:val="0000FF"/>
           <w:sz w:val="24"/>
           <w:u w:val="single"/>
         </w:rPr>
@@ -2425,7 +2432,7 @@
           <w:rFonts w:ascii="Charis SIL Regular" w:hAnsi="Charis SIL Regular" w:eastAsia="Charis SIL Regular"/>
           <w:b w:val="0"/>
           <w:i w:val="0"/>
-          <w:color w:val="0066CC"/>
+          <w:color w:val="0000FF"/>
           <w:sz w:val="24"/>
           <w:u w:val="single"/>
         </w:rPr>
@@ -2443,7 +2450,7 @@
           <w:rFonts w:ascii="Charis SIL Regular" w:hAnsi="Charis SIL Regular" w:eastAsia="Charis SIL Regular"/>
           <w:b w:val="0"/>
           <w:i w:val="0"/>
-          <w:color w:val="0066CC"/>
+          <w:color w:val="0000FF"/>
           <w:sz w:val="24"/>
           <w:u w:val="single"/>
         </w:rPr>
@@ -2461,7 +2468,7 @@
           <w:rFonts w:ascii="Charis SIL Regular" w:hAnsi="Charis SIL Regular" w:eastAsia="Charis SIL Regular"/>
           <w:b w:val="0"/>
           <w:i w:val="0"/>
-          <w:color w:val="0066CC"/>
+          <w:color w:val="0000FF"/>
           <w:sz w:val="24"/>
           <w:u w:val="single"/>
         </w:rPr>
@@ -2569,7 +2576,7 @@
           <w:rFonts w:ascii="Charis SIL Regular" w:hAnsi="Charis SIL Regular" w:eastAsia="Charis SIL Regular"/>
           <w:b w:val="0"/>
           <w:i w:val="0"/>
-          <w:color w:val="0066CC"/>
+          <w:color w:val="0000FF"/>
           <w:sz w:val="24"/>
           <w:u w:val="single"/>
         </w:rPr>
@@ -2587,7 +2594,7 @@
           <w:rFonts w:ascii="Charis SIL Regular" w:hAnsi="Charis SIL Regular" w:eastAsia="Charis SIL Regular"/>
           <w:b w:val="0"/>
           <w:i w:val="0"/>
-          <w:color w:val="0066CC"/>
+          <w:color w:val="0000FF"/>
           <w:sz w:val="24"/>
           <w:u w:val="single"/>
         </w:rPr>
@@ -2605,7 +2612,7 @@
           <w:rFonts w:ascii="Charis SIL Regular" w:hAnsi="Charis SIL Regular" w:eastAsia="Charis SIL Regular"/>
           <w:b w:val="0"/>
           <w:i w:val="0"/>
-          <w:color w:val="0066CC"/>
+          <w:color w:val="0000FF"/>
           <w:sz w:val="24"/>
           <w:u w:val="single"/>
         </w:rPr>
@@ -2623,7 +2630,7 @@
           <w:rFonts w:ascii="Charis SIL Regular" w:hAnsi="Charis SIL Regular" w:eastAsia="Charis SIL Regular"/>
           <w:b w:val="0"/>
           <w:i w:val="0"/>
-          <w:color w:val="0066CC"/>
+          <w:color w:val="0000FF"/>
           <w:sz w:val="24"/>
           <w:u w:val="single"/>
         </w:rPr>
@@ -2774,7 +2781,7 @@
           <w:rFonts w:ascii="Charis SIL Regular" w:hAnsi="Charis SIL Regular" w:eastAsia="Charis SIL Regular"/>
           <w:b w:val="0"/>
           <w:i w:val="0"/>
-          <w:color w:val="0066CC"/>
+          <w:color w:val="0000FF"/>
           <w:sz w:val="24"/>
           <w:u w:val="single"/>
         </w:rPr>
@@ -2792,7 +2799,7 @@
           <w:rFonts w:ascii="Charis SIL Regular" w:hAnsi="Charis SIL Regular" w:eastAsia="Charis SIL Regular"/>
           <w:b w:val="0"/>
           <w:i w:val="0"/>
-          <w:color w:val="0066CC"/>
+          <w:color w:val="0000FF"/>
           <w:sz w:val="24"/>
           <w:u w:val="single"/>
         </w:rPr>
@@ -2810,7 +2817,7 @@
           <w:rFonts w:ascii="Charis SIL Regular" w:hAnsi="Charis SIL Regular" w:eastAsia="Charis SIL Regular"/>
           <w:b w:val="0"/>
           <w:i w:val="0"/>
-          <w:color w:val="0066CC"/>
+          <w:color w:val="0000FF"/>
           <w:sz w:val="24"/>
           <w:u w:val="single"/>
         </w:rPr>
@@ -2828,7 +2835,7 @@
           <w:rFonts w:ascii="Charis SIL Regular" w:hAnsi="Charis SIL Regular" w:eastAsia="Charis SIL Regular"/>
           <w:b w:val="0"/>
           <w:i w:val="0"/>
-          <w:color w:val="0066CC"/>
+          <w:color w:val="0000FF"/>
           <w:sz w:val="24"/>
           <w:u w:val="single"/>
         </w:rPr>
@@ -2846,7 +2853,7 @@
           <w:rFonts w:ascii="Charis SIL Regular" w:hAnsi="Charis SIL Regular" w:eastAsia="Charis SIL Regular"/>
           <w:b w:val="0"/>
           <w:i w:val="0"/>
-          <w:color w:val="0066CC"/>
+          <w:color w:val="0000FF"/>
           <w:sz w:val="24"/>
           <w:u w:val="single"/>
         </w:rPr>
@@ -2864,18 +2871,24 @@
           <w:rFonts w:ascii="Charis SIL Regular" w:hAnsi="Charis SIL Regular" w:eastAsia="Charis SIL Regular"/>
           <w:b w:val="0"/>
           <w:i w:val="0"/>
-          <w:color w:val="0066CC"/>
+          <w:color w:val="0000FF"/>
           <w:sz w:val="24"/>
-          <w:u w:val="single"/>
         </w:rPr>
-        <w:t>2</w:t>
+        <w:hyperlink r:id="rId14" w:history="1">
+          <w:r>
+            <w:rPr>
+              <w:rStyle w:val="Hyperlink"/>
+            </w:rPr>
+            <w:t>2</w:t>
+          </w:r>
+        </w:hyperlink>
       </w:r>
       <w:r>
         <w:rPr>
           <w:rFonts w:ascii="Charis SIL Regular" w:hAnsi="Charis SIL Regular" w:eastAsia="Charis SIL Regular"/>
           <w:b w:val="0"/>
           <w:i w:val="0"/>
-          <w:color w:val="0066CC"/>
+          <w:color w:val="0000FF"/>
           <w:sz w:val="24"/>
         </w:rPr>
         <w:t>/</w:t>
@@ -2914,7 +2927,7 @@
           <w:rFonts w:ascii="Charis SIL Regular" w:hAnsi="Charis SIL Regular" w:eastAsia="Charis SIL Regular"/>
           <w:b w:val="0"/>
           <w:i w:val="0"/>
-          <w:color w:val="0066CC"/>
+          <w:color w:val="0000FF"/>
           <w:sz w:val="24"/>
         </w:rPr>
         <w:hyperlink r:id="rId14" w:history="1">
@@ -3011,7 +3024,7 @@
           <w:rFonts w:ascii="Charis SIL Regular" w:hAnsi="Charis SIL Regular" w:eastAsia="Charis SIL Regular"/>
           <w:b w:val="0"/>
           <w:i w:val="0"/>
-          <w:color w:val="0066CC"/>
+          <w:color w:val="0000FF"/>
           <w:sz w:val="24"/>
           <w:u w:val="single"/>
         </w:rPr>
@@ -3029,7 +3042,7 @@
           <w:rFonts w:ascii="Charis SIL Regular" w:hAnsi="Charis SIL Regular" w:eastAsia="Charis SIL Regular"/>
           <w:b w:val="0"/>
           <w:i w:val="0"/>
-          <w:color w:val="0066CC"/>
+          <w:color w:val="0000FF"/>
           <w:sz w:val="24"/>
           <w:u w:val="single"/>
         </w:rPr>
@@ -3047,7 +3060,7 @@
           <w:rFonts w:ascii="Charis SIL Regular" w:hAnsi="Charis SIL Regular" w:eastAsia="Charis SIL Regular"/>
           <w:b w:val="0"/>
           <w:i w:val="0"/>
-          <w:color w:val="0066CC"/>
+          <w:color w:val="0000FF"/>
           <w:sz w:val="24"/>
           <w:u w:val="single"/>
         </w:rPr>
@@ -3065,7 +3078,7 @@
           <w:rFonts w:ascii="Charis SIL Regular" w:hAnsi="Charis SIL Regular" w:eastAsia="Charis SIL Regular"/>
           <w:b w:val="0"/>
           <w:i w:val="0"/>
-          <w:color w:val="0066CC"/>
+          <w:color w:val="0000FF"/>
           <w:sz w:val="24"/>
           <w:u w:val="single"/>
         </w:rPr>
@@ -3093,7 +3106,7 @@
           <w:rFonts w:ascii="Charis SIL Regular" w:hAnsi="Charis SIL Regular" w:eastAsia="Charis SIL Regular"/>
           <w:b w:val="0"/>
           <w:i w:val="0"/>
-          <w:color w:val="0066CC"/>
+          <w:color w:val="0000FF"/>
           <w:sz w:val="24"/>
           <w:u w:val="single"/>
         </w:rPr>
@@ -3111,11 +3124,11 @@
           <w:rFonts w:ascii="Charis SIL Regular" w:hAnsi="Charis SIL Regular" w:eastAsia="Charis SIL Regular"/>
           <w:b w:val="0"/>
           <w:i w:val="0"/>
-          <w:color w:val="0066CC"/>
+          <w:color w:val="0000FF"/>
           <w:sz w:val="24"/>
           <w:u w:val="single"/>
         </w:rPr>
-        <w:hyperlink r:id="rId18" w:history="1">
+        <w:hyperlink r:id="rId19" w:history="1">
           <w:r>
             <w:rPr>
               <w:rStyle w:val="Hyperlink"/>
@@ -3129,11 +3142,11 @@
           <w:rFonts w:ascii="Charis SIL Regular" w:hAnsi="Charis SIL Regular" w:eastAsia="Charis SIL Regular"/>
           <w:b w:val="0"/>
           <w:i w:val="0"/>
-          <w:color w:val="0066CC"/>
+          <w:color w:val="0000FF"/>
           <w:sz w:val="24"/>
           <w:u w:val="single"/>
         </w:rPr>
-        <w:hyperlink r:id="rId18" w:history="1">
+        <w:hyperlink r:id="rId19" w:history="1">
           <w:r>
             <w:rPr>
               <w:rStyle w:val="Hyperlink"/>
@@ -3144,7 +3157,7 @@
       </w:r>
       <w:r>
         <w:rPr>
-          <w:u w:val="single" w:color="0066cc"/>
+          <w:u w:val="single" w:color="0000ff"/>
           <w:rFonts w:ascii="Charis SIL Regular" w:hAnsi="Charis SIL Regular" w:eastAsia="Charis SIL Regular"/>
           <w:b w:val="0"/>
           <w:i w:val="0"/>
@@ -3165,11 +3178,11 @@
           <w:rFonts w:ascii="Charis SIL Regular" w:hAnsi="Charis SIL Regular" w:eastAsia="Charis SIL Regular"/>
           <w:b w:val="0"/>
           <w:i w:val="0"/>
-          <w:color w:val="0066CC"/>
+          <w:color w:val="0000FF"/>
           <w:sz w:val="24"/>
           <w:u w:val="single"/>
         </w:rPr>
-        <w:hyperlink r:id="rId18" w:history="1">
+        <w:hyperlink r:id="rId20" w:history="1">
           <w:r>
             <w:rPr>
               <w:rStyle w:val="Hyperlink"/>
@@ -3183,7 +3196,7 @@
           <w:rFonts w:ascii="Charis SIL Regular" w:hAnsi="Charis SIL Regular" w:eastAsia="Charis SIL Regular"/>
           <w:b w:val="0"/>
           <w:i w:val="0"/>
-          <w:color w:val="0066CC"/>
+          <w:color w:val="0000FF"/>
           <w:sz w:val="24"/>
           <w:u w:val="single"/>
         </w:rPr>
@@ -3194,11 +3207,11 @@
           <w:rFonts w:ascii="Charis SIL Regular" w:hAnsi="Charis SIL Regular" w:eastAsia="Charis SIL Regular"/>
           <w:b w:val="0"/>
           <w:i w:val="0"/>
-          <w:color w:val="0066CC"/>
+          <w:color w:val="0000FF"/>
           <w:sz w:val="24"/>
           <w:u w:val="single"/>
         </w:rPr>
-        <w:hyperlink r:id="rId18" w:history="1">
+        <w:hyperlink r:id="rId20" w:history="1">
           <w:r>
             <w:rPr>
               <w:rStyle w:val="Hyperlink"/>
@@ -3212,11 +3225,11 @@
           <w:rFonts w:ascii="Charis SIL Regular" w:hAnsi="Charis SIL Regular" w:eastAsia="Charis SIL Regular"/>
           <w:b w:val="0"/>
           <w:i w:val="0"/>
-          <w:color w:val="0066CC"/>
+          <w:color w:val="0000FF"/>
           <w:sz w:val="24"/>
           <w:u w:val="single"/>
         </w:rPr>
-        <w:hyperlink r:id="rId18" w:history="1">
+        <w:hyperlink r:id="rId20" w:history="1">
           <w:r>
             <w:rPr>
               <w:rStyle w:val="Hyperlink"/>
@@ -3333,11 +3346,11 @@
           <w:rFonts w:ascii="Charis SIL Regular" w:hAnsi="Charis SIL Regular" w:eastAsia="Charis SIL Regular"/>
           <w:b w:val="0"/>
           <w:i w:val="0"/>
-          <w:color w:val="0066CC"/>
+          <w:color w:val="0000FF"/>
           <w:sz w:val="24"/>
           <w:u w:val="single"/>
         </w:rPr>
-        <w:hyperlink r:id="rId20" w:history="1">
+        <w:hyperlink r:id="rId21" w:history="1">
           <w:r>
             <w:rPr>
               <w:rStyle w:val="Hyperlink"/>
@@ -3351,11 +3364,11 @@
           <w:rFonts w:ascii="Charis SIL Regular" w:hAnsi="Charis SIL Regular" w:eastAsia="Charis SIL Regular"/>
           <w:b w:val="0"/>
           <w:i w:val="0"/>
-          <w:color w:val="0066CC"/>
+          <w:color w:val="0000FF"/>
           <w:sz w:val="24"/>
           <w:u w:val="single"/>
         </w:rPr>
-        <w:hyperlink r:id="rId20" w:history="1">
+        <w:hyperlink r:id="rId21" w:history="1">
           <w:r>
             <w:rPr>
               <w:rStyle w:val="Hyperlink"/>
@@ -3369,11 +3382,11 @@
           <w:rFonts w:ascii="Charis SIL Regular" w:hAnsi="Charis SIL Regular" w:eastAsia="Charis SIL Regular"/>
           <w:b w:val="0"/>
           <w:i w:val="0"/>
-          <w:color w:val="0066CC"/>
+          <w:color w:val="0000FF"/>
           <w:sz w:val="24"/>
           <w:u w:val="single"/>
         </w:rPr>
-        <w:hyperlink r:id="rId20" w:history="1">
+        <w:hyperlink r:id="rId21" w:history="1">
           <w:r>
             <w:rPr>
               <w:rStyle w:val="Hyperlink"/>
@@ -3387,11 +3400,11 @@
           <w:rFonts w:ascii="Charis SIL Regular" w:hAnsi="Charis SIL Regular" w:eastAsia="Charis SIL Regular"/>
           <w:b w:val="0"/>
           <w:i w:val="0"/>
-          <w:color w:val="0066CC"/>
+          <w:color w:val="0000FF"/>
           <w:sz w:val="24"/>
           <w:u w:val="single"/>
         </w:rPr>
-        <w:hyperlink r:id="rId20" w:history="1">
+        <w:hyperlink r:id="rId21" w:history="1">
           <w:r>
             <w:rPr>
               <w:rStyle w:val="Hyperlink"/>
@@ -3415,11 +3428,11 @@
           <w:rFonts w:ascii="Charis SIL Regular" w:hAnsi="Charis SIL Regular" w:eastAsia="Charis SIL Regular"/>
           <w:b w:val="0"/>
           <w:i w:val="0"/>
-          <w:color w:val="0066CC"/>
+          <w:color w:val="0000FF"/>
           <w:sz w:val="24"/>
           <w:u w:val="single"/>
         </w:rPr>
-        <w:hyperlink r:id="rId21" w:history="1">
+        <w:hyperlink r:id="rId22" w:history="1">
           <w:r>
             <w:rPr>
               <w:rStyle w:val="Hyperlink"/>
@@ -3433,11 +3446,11 @@
           <w:rFonts w:ascii="Charis SIL Regular" w:hAnsi="Charis SIL Regular" w:eastAsia="Charis SIL Regular"/>
           <w:b w:val="0"/>
           <w:i w:val="0"/>
-          <w:color w:val="0066CC"/>
+          <w:color w:val="0000FF"/>
           <w:sz w:val="24"/>
           <w:u w:val="single"/>
         </w:rPr>
-        <w:hyperlink r:id="rId20" w:history="1">
+        <w:hyperlink r:id="rId22" w:history="1">
           <w:r>
             <w:rPr>
               <w:rStyle w:val="Hyperlink"/>
@@ -3451,11 +3464,11 @@
           <w:rFonts w:ascii="Charis SIL Regular" w:hAnsi="Charis SIL Regular" w:eastAsia="Charis SIL Regular"/>
           <w:b w:val="0"/>
           <w:i w:val="0"/>
-          <w:color w:val="0066CC"/>
+          <w:color w:val="0000FF"/>
           <w:sz w:val="24"/>
           <w:u w:val="single"/>
         </w:rPr>
-        <w:hyperlink r:id="rId20" w:history="1">
+        <w:hyperlink r:id="rId22" w:history="1">
           <w:r>
             <w:rPr>
               <w:rStyle w:val="Hyperlink"/>
@@ -3466,24 +3479,32 @@
       </w:r>
       <w:r>
         <w:rPr>
+          <w:u w:val="single" w:color="0000ff"/>
           <w:rFonts w:ascii="Charis SIL Regular" w:hAnsi="Charis SIL Regular" w:eastAsia="Charis SIL Regular"/>
           <w:b w:val="0"/>
           <w:i w:val="0"/>
           <w:color w:val="000000"/>
           <w:sz w:val="24"/>
         </w:rPr>
-        <w:t xml:space="preserve">, </w:t>
+        <w:hyperlink r:id="rId21" w:history="1">
+          <w:r>
+            <w:rPr>
+              <w:rStyle w:val="Hyperlink"/>
+            </w:rPr>
+            <w:t xml:space="preserve">, </w:t>
+          </w:r>
+        </w:hyperlink>
       </w:r>
       <w:r>
         <w:rPr>
           <w:rFonts w:ascii="Charis SIL Regular" w:hAnsi="Charis SIL Regular" w:eastAsia="Charis SIL Regular"/>
           <w:b w:val="0"/>
           <w:i w:val="0"/>
-          <w:color w:val="0066CC"/>
+          <w:color w:val="0000FF"/>
           <w:sz w:val="24"/>
           <w:u w:val="single"/>
         </w:rPr>
-        <w:hyperlink r:id="rId20" w:history="1">
+        <w:hyperlink r:id="rId23" w:history="1">
           <w:r>
             <w:rPr>
               <w:rStyle w:val="Hyperlink"/>
@@ -3497,7 +3518,7 @@
           <w:rFonts w:ascii="Charis SIL Regular" w:hAnsi="Charis SIL Regular" w:eastAsia="Charis SIL Regular"/>
           <w:b w:val="0"/>
           <w:i w:val="0"/>
-          <w:color w:val="0066CC"/>
+          <w:color w:val="0000FF"/>
           <w:sz w:val="24"/>
           <w:u w:val="single"/>
         </w:rPr>
@@ -3508,11 +3529,11 @@
           <w:rFonts w:ascii="Charis SIL Regular" w:hAnsi="Charis SIL Regular" w:eastAsia="Charis SIL Regular"/>
           <w:b w:val="0"/>
           <w:i w:val="0"/>
-          <w:color w:val="0066CC"/>
+          <w:color w:val="0000FF"/>
           <w:sz w:val="24"/>
           <w:u w:val="single"/>
         </w:rPr>
-        <w:hyperlink r:id="rId22" w:history="1">
+        <w:hyperlink r:id="rId23" w:history="1">
           <w:r>
             <w:rPr>
               <w:rStyle w:val="Hyperlink"/>
@@ -3526,11 +3547,11 @@
           <w:rFonts w:ascii="Charis SIL Regular" w:hAnsi="Charis SIL Regular" w:eastAsia="Charis SIL Regular"/>
           <w:b w:val="0"/>
           <w:i w:val="0"/>
-          <w:color w:val="0066CC"/>
+          <w:color w:val="0000FF"/>
           <w:sz w:val="24"/>
           <w:u w:val="single"/>
         </w:rPr>
-        <w:hyperlink r:id="rId22" w:history="1">
+        <w:hyperlink r:id="rId23" w:history="1">
           <w:r>
             <w:rPr>
               <w:rStyle w:val="Hyperlink"/>

--- a/EXPORTS/DOCX/published/niveau3/Dutch/MNusantara.docx
+++ b/EXPORTS/DOCX/published/niveau3/Dutch/MNusantara.docx
@@ -3128,7 +3128,7 @@
           <w:sz w:val="24"/>
           <w:u w:val="single"/>
         </w:rPr>
-        <w:hyperlink r:id="rId19" w:history="1">
+        <w:hyperlink r:id="rId18" w:history="1">
           <w:r>
             <w:rPr>
               <w:rStyle w:val="Hyperlink"/>
@@ -3146,7 +3146,7 @@
           <w:sz w:val="24"/>
           <w:u w:val="single"/>
         </w:rPr>
-        <w:hyperlink r:id="rId19" w:history="1">
+        <w:hyperlink r:id="rId18" w:history="1">
           <w:r>
             <w:rPr>
               <w:rStyle w:val="Hyperlink"/>
@@ -3157,7 +3157,6 @@
       </w:r>
       <w:r>
         <w:rPr>
-          <w:u w:val="single" w:color="0000ff"/>
           <w:rFonts w:ascii="Charis SIL Regular" w:hAnsi="Charis SIL Regular" w:eastAsia="Charis SIL Regular"/>
           <w:b w:val="0"/>
           <w:i w:val="0"/>
@@ -3182,7 +3181,7 @@
           <w:sz w:val="24"/>
           <w:u w:val="single"/>
         </w:rPr>
-        <w:hyperlink r:id="rId20" w:history="1">
+        <w:hyperlink r:id="rId18" w:history="1">
           <w:r>
             <w:rPr>
               <w:rStyle w:val="Hyperlink"/>
@@ -3211,7 +3210,7 @@
           <w:sz w:val="24"/>
           <w:u w:val="single"/>
         </w:rPr>
-        <w:hyperlink r:id="rId20" w:history="1">
+        <w:hyperlink r:id="rId18" w:history="1">
           <w:r>
             <w:rPr>
               <w:rStyle w:val="Hyperlink"/>
@@ -3229,7 +3228,7 @@
           <w:sz w:val="24"/>
           <w:u w:val="single"/>
         </w:rPr>
-        <w:hyperlink r:id="rId20" w:history="1">
+        <w:hyperlink r:id="rId18" w:history="1">
           <w:r>
             <w:rPr>
               <w:rStyle w:val="Hyperlink"/>
@@ -3350,7 +3349,7 @@
           <w:sz w:val="24"/>
           <w:u w:val="single"/>
         </w:rPr>
-        <w:hyperlink r:id="rId21" w:history="1">
+        <w:hyperlink r:id="rId20" w:history="1">
           <w:r>
             <w:rPr>
               <w:rStyle w:val="Hyperlink"/>
@@ -3368,7 +3367,7 @@
           <w:sz w:val="24"/>
           <w:u w:val="single"/>
         </w:rPr>
-        <w:hyperlink r:id="rId21" w:history="1">
+        <w:hyperlink r:id="rId20" w:history="1">
           <w:r>
             <w:rPr>
               <w:rStyle w:val="Hyperlink"/>
@@ -3386,7 +3385,7 @@
           <w:sz w:val="24"/>
           <w:u w:val="single"/>
         </w:rPr>
-        <w:hyperlink r:id="rId21" w:history="1">
+        <w:hyperlink r:id="rId20" w:history="1">
           <w:r>
             <w:rPr>
               <w:rStyle w:val="Hyperlink"/>
@@ -3404,7 +3403,7 @@
           <w:sz w:val="24"/>
           <w:u w:val="single"/>
         </w:rPr>
-        <w:hyperlink r:id="rId21" w:history="1">
+        <w:hyperlink r:id="rId20" w:history="1">
           <w:r>
             <w:rPr>
               <w:rStyle w:val="Hyperlink"/>
@@ -3432,7 +3431,7 @@
           <w:sz w:val="24"/>
           <w:u w:val="single"/>
         </w:rPr>
-        <w:hyperlink r:id="rId22" w:history="1">
+        <w:hyperlink r:id="rId21" w:history="1">
           <w:r>
             <w:rPr>
               <w:rStyle w:val="Hyperlink"/>
@@ -3450,7 +3449,7 @@
           <w:sz w:val="24"/>
           <w:u w:val="single"/>
         </w:rPr>
-        <w:hyperlink r:id="rId22" w:history="1">
+        <w:hyperlink r:id="rId20" w:history="1">
           <w:r>
             <w:rPr>
               <w:rStyle w:val="Hyperlink"/>
@@ -3468,7 +3467,7 @@
           <w:sz w:val="24"/>
           <w:u w:val="single"/>
         </w:rPr>
-        <w:hyperlink r:id="rId22" w:history="1">
+        <w:hyperlink r:id="rId20" w:history="1">
           <w:r>
             <w:rPr>
               <w:rStyle w:val="Hyperlink"/>
@@ -3479,14 +3478,13 @@
       </w:r>
       <w:r>
         <w:rPr>
-          <w:u w:val="single" w:color="0000ff"/>
           <w:rFonts w:ascii="Charis SIL Regular" w:hAnsi="Charis SIL Regular" w:eastAsia="Charis SIL Regular"/>
           <w:b w:val="0"/>
           <w:i w:val="0"/>
           <w:color w:val="000000"/>
           <w:sz w:val="24"/>
         </w:rPr>
-        <w:hyperlink r:id="rId21" w:history="1">
+        <w:hyperlink r:id="rId20" w:history="1">
           <w:r>
             <w:rPr>
               <w:rStyle w:val="Hyperlink"/>
@@ -3504,7 +3502,7 @@
           <w:sz w:val="24"/>
           <w:u w:val="single"/>
         </w:rPr>
-        <w:hyperlink r:id="rId23" w:history="1">
+        <w:hyperlink r:id="rId20" w:history="1">
           <w:r>
             <w:rPr>
               <w:rStyle w:val="Hyperlink"/>
@@ -3533,7 +3531,7 @@
           <w:sz w:val="24"/>
           <w:u w:val="single"/>
         </w:rPr>
-        <w:hyperlink r:id="rId23" w:history="1">
+        <w:hyperlink r:id="rId20" w:history="1">
           <w:r>
             <w:rPr>
               <w:rStyle w:val="Hyperlink"/>
@@ -3551,7 +3549,7 @@
           <w:sz w:val="24"/>
           <w:u w:val="single"/>
         </w:rPr>
-        <w:hyperlink r:id="rId23" w:history="1">
+        <w:hyperlink r:id="rId20" w:history="1">
           <w:r>
             <w:rPr>
               <w:rStyle w:val="Hyperlink"/>

--- a/EXPORTS/DOCX/published/niveau3/Dutch/MNusantara.docx
+++ b/EXPORTS/DOCX/published/niveau3/Dutch/MNusantara.docx
@@ -435,58 +435,7 @@
           <w:color w:val="000000"/>
           <w:sz w:val="24"/>
         </w:rPr>
-        <w:t xml:space="preserve"> gevestigd in </w:t>
-      </w:r>
-      <w:r>
-        <w:rPr>
-          <w:rFonts w:ascii="Charis SIL Regular" w:hAnsi="Charis SIL Regular" w:eastAsia="Charis SIL Regular"/>
-          <w:b w:val="0"/>
-          <w:i w:val="0"/>
-          <w:color w:val="000000"/>
-          <w:sz w:val="24"/>
-        </w:rPr>
-        <w:hyperlink r:id="rId10" w:history="1">
-          <w:r>
-            <w:rPr>
-              <w:rStyle w:val="Hyperlink"/>
-            </w:rPr>
-            <w:t>De</w:t>
-          </w:r>
-        </w:hyperlink>
-      </w:r>
-      <w:r>
-        <w:rPr>
-          <w:rFonts w:ascii="Charis SIL Regular" w:hAnsi="Charis SIL Regular" w:eastAsia="Charis SIL Regular"/>
-          <w:b w:val="0"/>
-          <w:i w:val="0"/>
-          <w:color w:val="000000"/>
-          <w:sz w:val="24"/>
-        </w:rPr>
-        <w:hyperlink r:id="rId10" w:history="1">
-          <w:r>
-            <w:rPr>
-              <w:rStyle w:val="Hyperlink"/>
-            </w:rPr>
-            <w:t>l</w:t>
-          </w:r>
-        </w:hyperlink>
-      </w:r>
-      <w:r>
-        <w:rPr>
-          <w:rFonts w:ascii="Charis SIL Regular" w:hAnsi="Charis SIL Regular" w:eastAsia="Charis SIL Regular"/>
-          <w:b w:val="0"/>
-          <w:i w:val="0"/>
-          <w:color w:val="000000"/>
-          <w:sz w:val="24"/>
-        </w:rPr>
-        <w:hyperlink r:id="rId10" w:history="1">
-          <w:r>
-            <w:rPr>
-              <w:rStyle w:val="Hyperlink"/>
-            </w:rPr>
-            <w:t xml:space="preserve">ft, waar </w:t>
-          </w:r>
-        </w:hyperlink>
+        <w:t xml:space="preserve"> gevestigd in Delft, waar </w:t>
       </w:r>
       <w:r>
         <w:rPr>
@@ -2873,15 +2822,9 @@
           <w:i w:val="0"/>
           <w:color w:val="0000FF"/>
           <w:sz w:val="24"/>
+          <w:u w:val="single"/>
         </w:rPr>
-        <w:hyperlink r:id="rId14" w:history="1">
-          <w:r>
-            <w:rPr>
-              <w:rStyle w:val="Hyperlink"/>
-            </w:rPr>
-            <w:t>2</w:t>
-          </w:r>
-        </w:hyperlink>
+        <w:t>2</w:t>
       </w:r>
       <w:r>
         <w:rPr>
@@ -3128,7 +3071,7 @@
           <w:sz w:val="24"/>
           <w:u w:val="single"/>
         </w:rPr>
-        <w:hyperlink r:id="rId18" w:history="1">
+        <w:hyperlink r:id="rId19" w:history="1">
           <w:r>
             <w:rPr>
               <w:rStyle w:val="Hyperlink"/>
@@ -3146,7 +3089,7 @@
           <w:sz w:val="24"/>
           <w:u w:val="single"/>
         </w:rPr>
-        <w:hyperlink r:id="rId18" w:history="1">
+        <w:hyperlink r:id="rId19" w:history="1">
           <w:r>
             <w:rPr>
               <w:rStyle w:val="Hyperlink"/>
@@ -3157,20 +3100,14 @@
       </w:r>
       <w:r>
         <w:rPr>
+          <w:u w:val="single" w:color="0000ff"/>
           <w:rFonts w:ascii="Charis SIL Regular" w:hAnsi="Charis SIL Regular" w:eastAsia="Charis SIL Regular"/>
           <w:b w:val="0"/>
           <w:i w:val="0"/>
           <w:color w:val="000000"/>
           <w:sz w:val="24"/>
         </w:rPr>
-        <w:hyperlink r:id="rId18" w:history="1">
-          <w:r>
-            <w:rPr>
-              <w:rStyle w:val="Hyperlink"/>
-            </w:rPr>
-            <w:t xml:space="preserve">, </w:t>
-          </w:r>
-        </w:hyperlink>
+        <w:t xml:space="preserve">, </w:t>
       </w:r>
       <w:r>
         <w:rPr>
@@ -3181,7 +3118,7 @@
           <w:sz w:val="24"/>
           <w:u w:val="single"/>
         </w:rPr>
-        <w:hyperlink r:id="rId18" w:history="1">
+        <w:hyperlink r:id="rId20" w:history="1">
           <w:r>
             <w:rPr>
               <w:rStyle w:val="Hyperlink"/>
@@ -3210,7 +3147,7 @@
           <w:sz w:val="24"/>
           <w:u w:val="single"/>
         </w:rPr>
-        <w:hyperlink r:id="rId18" w:history="1">
+        <w:hyperlink r:id="rId20" w:history="1">
           <w:r>
             <w:rPr>
               <w:rStyle w:val="Hyperlink"/>
@@ -3349,7 +3286,7 @@
           <w:sz w:val="24"/>
           <w:u w:val="single"/>
         </w:rPr>
-        <w:hyperlink r:id="rId20" w:history="1">
+        <w:hyperlink r:id="rId21" w:history="1">
           <w:r>
             <w:rPr>
               <w:rStyle w:val="Hyperlink"/>
@@ -3367,7 +3304,7 @@
           <w:sz w:val="24"/>
           <w:u w:val="single"/>
         </w:rPr>
-        <w:hyperlink r:id="rId20" w:history="1">
+        <w:hyperlink r:id="rId21" w:history="1">
           <w:r>
             <w:rPr>
               <w:rStyle w:val="Hyperlink"/>
@@ -3385,7 +3322,7 @@
           <w:sz w:val="24"/>
           <w:u w:val="single"/>
         </w:rPr>
-        <w:hyperlink r:id="rId20" w:history="1">
+        <w:hyperlink r:id="rId21" w:history="1">
           <w:r>
             <w:rPr>
               <w:rStyle w:val="Hyperlink"/>
@@ -3403,7 +3340,7 @@
           <w:sz w:val="24"/>
           <w:u w:val="single"/>
         </w:rPr>
-        <w:hyperlink r:id="rId20" w:history="1">
+        <w:hyperlink r:id="rId21" w:history="1">
           <w:r>
             <w:rPr>
               <w:rStyle w:val="Hyperlink"/>
@@ -3431,7 +3368,7 @@
           <w:sz w:val="24"/>
           <w:u w:val="single"/>
         </w:rPr>
-        <w:hyperlink r:id="rId21" w:history="1">
+        <w:hyperlink r:id="rId22" w:history="1">
           <w:r>
             <w:rPr>
               <w:rStyle w:val="Hyperlink"/>
@@ -3449,7 +3386,7 @@
           <w:sz w:val="24"/>
           <w:u w:val="single"/>
         </w:rPr>
-        <w:hyperlink r:id="rId20" w:history="1">
+        <w:hyperlink r:id="rId22" w:history="1">
           <w:r>
             <w:rPr>
               <w:rStyle w:val="Hyperlink"/>
@@ -3467,7 +3404,7 @@
           <w:sz w:val="24"/>
           <w:u w:val="single"/>
         </w:rPr>
-        <w:hyperlink r:id="rId20" w:history="1">
+        <w:hyperlink r:id="rId22" w:history="1">
           <w:r>
             <w:rPr>
               <w:rStyle w:val="Hyperlink"/>
@@ -3478,20 +3415,14 @@
       </w:r>
       <w:r>
         <w:rPr>
+          <w:u w:val="single" w:color="0000ff"/>
           <w:rFonts w:ascii="Charis SIL Regular" w:hAnsi="Charis SIL Regular" w:eastAsia="Charis SIL Regular"/>
           <w:b w:val="0"/>
           <w:i w:val="0"/>
           <w:color w:val="000000"/>
           <w:sz w:val="24"/>
         </w:rPr>
-        <w:hyperlink r:id="rId20" w:history="1">
-          <w:r>
-            <w:rPr>
-              <w:rStyle w:val="Hyperlink"/>
-            </w:rPr>
-            <w:t xml:space="preserve">, </w:t>
-          </w:r>
-        </w:hyperlink>
+        <w:t xml:space="preserve">, </w:t>
       </w:r>
       <w:r>
         <w:rPr>
@@ -3502,7 +3433,7 @@
           <w:sz w:val="24"/>
           <w:u w:val="single"/>
         </w:rPr>
-        <w:hyperlink r:id="rId20" w:history="1">
+        <w:hyperlink r:id="rId23" w:history="1">
           <w:r>
             <w:rPr>
               <w:rStyle w:val="Hyperlink"/>
@@ -3531,7 +3462,7 @@
           <w:sz w:val="24"/>
           <w:u w:val="single"/>
         </w:rPr>
-        <w:hyperlink r:id="rId20" w:history="1">
+        <w:hyperlink r:id="rId23" w:history="1">
           <w:r>
             <w:rPr>
               <w:rStyle w:val="Hyperlink"/>
@@ -3549,7 +3480,7 @@
           <w:sz w:val="24"/>
           <w:u w:val="single"/>
         </w:rPr>
-        <w:hyperlink r:id="rId20" w:history="1">
+        <w:hyperlink r:id="rId21" w:history="1">
           <w:r>
             <w:rPr>
               <w:rStyle w:val="Hyperlink"/>

--- a/EXPORTS/DOCX/published/niveau3/Dutch/MNusantara.docx
+++ b/EXPORTS/DOCX/published/niveau3/Dutch/MNusantara.docx
@@ -435,7 +435,58 @@
           <w:color w:val="000000"/>
           <w:sz w:val="24"/>
         </w:rPr>
-        <w:t xml:space="preserve"> gevestigd in Delft, waar </w:t>
+        <w:t xml:space="preserve"> gevestigd in </w:t>
+      </w:r>
+      <w:r>
+        <w:rPr>
+          <w:rFonts w:ascii="Charis SIL Regular" w:hAnsi="Charis SIL Regular" w:eastAsia="Charis SIL Regular"/>
+          <w:b w:val="0"/>
+          <w:i w:val="0"/>
+          <w:color w:val="000000"/>
+          <w:sz w:val="24"/>
+        </w:rPr>
+        <w:hyperlink r:id="rId10" w:history="1">
+          <w:r>
+            <w:rPr>
+              <w:rStyle w:val="Hyperlink"/>
+            </w:rPr>
+            <w:t>De</w:t>
+          </w:r>
+        </w:hyperlink>
+      </w:r>
+      <w:r>
+        <w:rPr>
+          <w:rFonts w:ascii="Charis SIL Regular" w:hAnsi="Charis SIL Regular" w:eastAsia="Charis SIL Regular"/>
+          <w:b w:val="0"/>
+          <w:i w:val="0"/>
+          <w:color w:val="000000"/>
+          <w:sz w:val="24"/>
+        </w:rPr>
+        <w:hyperlink r:id="rId10" w:history="1">
+          <w:r>
+            <w:rPr>
+              <w:rStyle w:val="Hyperlink"/>
+            </w:rPr>
+            <w:t>l</w:t>
+          </w:r>
+        </w:hyperlink>
+      </w:r>
+      <w:r>
+        <w:rPr>
+          <w:rFonts w:ascii="Charis SIL Regular" w:hAnsi="Charis SIL Regular" w:eastAsia="Charis SIL Regular"/>
+          <w:b w:val="0"/>
+          <w:i w:val="0"/>
+          <w:color w:val="000000"/>
+          <w:sz w:val="24"/>
+        </w:rPr>
+        <w:hyperlink r:id="rId10" w:history="1">
+          <w:r>
+            <w:rPr>
+              <w:rStyle w:val="Hyperlink"/>
+            </w:rPr>
+            <w:t xml:space="preserve">ft, waar </w:t>
+          </w:r>
+        </w:hyperlink>
       </w:r>
       <w:r>
         <w:rPr>
@@ -2822,9 +2873,15 @@
           <w:i w:val="0"/>
           <w:color w:val="0000FF"/>
           <w:sz w:val="24"/>
-          <w:u w:val="single"/>
         </w:rPr>
-        <w:t>2</w:t>
+        <w:hyperlink r:id="rId14" w:history="1">
+          <w:r>
+            <w:rPr>
+              <w:rStyle w:val="Hyperlink"/>
+            </w:rPr>
+            <w:t>2</w:t>
+          </w:r>
+        </w:hyperlink>
       </w:r>
       <w:r>
         <w:rPr>
@@ -3071,7 +3128,7 @@
           <w:sz w:val="24"/>
           <w:u w:val="single"/>
         </w:rPr>
-        <w:hyperlink r:id="rId19" w:history="1">
+        <w:hyperlink r:id="rId18" w:history="1">
           <w:r>
             <w:rPr>
               <w:rStyle w:val="Hyperlink"/>
@@ -3089,7 +3146,7 @@
           <w:sz w:val="24"/>
           <w:u w:val="single"/>
         </w:rPr>
-        <w:hyperlink r:id="rId19" w:history="1">
+        <w:hyperlink r:id="rId18" w:history="1">
           <w:r>
             <w:rPr>
               <w:rStyle w:val="Hyperlink"/>
@@ -3100,14 +3157,20 @@
       </w:r>
       <w:r>
         <w:rPr>
-          <w:u w:val="single" w:color="0000ff"/>
           <w:rFonts w:ascii="Charis SIL Regular" w:hAnsi="Charis SIL Regular" w:eastAsia="Charis SIL Regular"/>
           <w:b w:val="0"/>
           <w:i w:val="0"/>
           <w:color w:val="000000"/>
           <w:sz w:val="24"/>
         </w:rPr>
-        <w:t xml:space="preserve">, </w:t>
+        <w:hyperlink r:id="rId18" w:history="1">
+          <w:r>
+            <w:rPr>
+              <w:rStyle w:val="Hyperlink"/>
+            </w:rPr>
+            <w:t xml:space="preserve">, </w:t>
+          </w:r>
+        </w:hyperlink>
       </w:r>
       <w:r>
         <w:rPr>
@@ -3118,7 +3181,7 @@
           <w:sz w:val="24"/>
           <w:u w:val="single"/>
         </w:rPr>
-        <w:hyperlink r:id="rId20" w:history="1">
+        <w:hyperlink r:id="rId18" w:history="1">
           <w:r>
             <w:rPr>
               <w:rStyle w:val="Hyperlink"/>
@@ -3165,7 +3228,7 @@
           <w:sz w:val="24"/>
           <w:u w:val="single"/>
         </w:rPr>
-        <w:hyperlink r:id="rId18" w:history="1">
+        <w:hyperlink r:id="rId20" w:history="1">
           <w:r>
             <w:rPr>
               <w:rStyle w:val="Hyperlink"/>
@@ -3386,7 +3449,7 @@
           <w:sz w:val="24"/>
           <w:u w:val="single"/>
         </w:rPr>
-        <w:hyperlink r:id="rId22" w:history="1">
+        <w:hyperlink r:id="rId21" w:history="1">
           <w:r>
             <w:rPr>
               <w:rStyle w:val="Hyperlink"/>
@@ -3404,7 +3467,7 @@
           <w:sz w:val="24"/>
           <w:u w:val="single"/>
         </w:rPr>
-        <w:hyperlink r:id="rId22" w:history="1">
+        <w:hyperlink r:id="rId21" w:history="1">
           <w:r>
             <w:rPr>
               <w:rStyle w:val="Hyperlink"/>
@@ -3415,14 +3478,20 @@
       </w:r>
       <w:r>
         <w:rPr>
-          <w:u w:val="single" w:color="0000ff"/>
           <w:rFonts w:ascii="Charis SIL Regular" w:hAnsi="Charis SIL Regular" w:eastAsia="Charis SIL Regular"/>
           <w:b w:val="0"/>
           <w:i w:val="0"/>
           <w:color w:val="000000"/>
           <w:sz w:val="24"/>
         </w:rPr>
-        <w:t xml:space="preserve">, </w:t>
+        <w:hyperlink r:id="rId21" w:history="1">
+          <w:r>
+            <w:rPr>
+              <w:rStyle w:val="Hyperlink"/>
+            </w:rPr>
+            <w:t xml:space="preserve">, </w:t>
+          </w:r>
+        </w:hyperlink>
       </w:r>
       <w:r>
         <w:rPr>
@@ -3433,7 +3502,7 @@
           <w:sz w:val="24"/>
           <w:u w:val="single"/>
         </w:rPr>
-        <w:hyperlink r:id="rId23" w:history="1">
+        <w:hyperlink r:id="rId21" w:history="1">
           <w:r>
             <w:rPr>
               <w:rStyle w:val="Hyperlink"/>
@@ -3480,7 +3549,7 @@
           <w:sz w:val="24"/>
           <w:u w:val="single"/>
         </w:rPr>
-        <w:hyperlink r:id="rId21" w:history="1">
+        <w:hyperlink r:id="rId23" w:history="1">
           <w:r>
             <w:rPr>
               <w:rStyle w:val="Hyperlink"/>

--- a/EXPORTS/DOCX/published/niveau3/Dutch/MNusantara.docx
+++ b/EXPORTS/DOCX/published/niveau3/Dutch/MNusantara.docx
@@ -2873,15 +2873,9 @@
           <w:i w:val="0"/>
           <w:color w:val="0000FF"/>
           <w:sz w:val="24"/>
+          <w:u w:val="single"/>
         </w:rPr>
-        <w:hyperlink r:id="rId14" w:history="1">
-          <w:r>
-            <w:rPr>
-              <w:rStyle w:val="Hyperlink"/>
-            </w:rPr>
-            <w:t>2</w:t>
-          </w:r>
-        </w:hyperlink>
+        <w:t>2</w:t>
       </w:r>
       <w:r>
         <w:rPr>
@@ -3128,7 +3122,7 @@
           <w:sz w:val="24"/>
           <w:u w:val="single"/>
         </w:rPr>
-        <w:hyperlink r:id="rId18" w:history="1">
+        <w:hyperlink r:id="rId19" w:history="1">
           <w:r>
             <w:rPr>
               <w:rStyle w:val="Hyperlink"/>
@@ -3146,7 +3140,7 @@
           <w:sz w:val="24"/>
           <w:u w:val="single"/>
         </w:rPr>
-        <w:hyperlink r:id="rId18" w:history="1">
+        <w:hyperlink r:id="rId19" w:history="1">
           <w:r>
             <w:rPr>
               <w:rStyle w:val="Hyperlink"/>
@@ -3157,6 +3151,7 @@
       </w:r>
       <w:r>
         <w:rPr>
+          <w:u w:val="single" w:color="0000ff"/>
           <w:rFonts w:ascii="Charis SIL Regular" w:hAnsi="Charis SIL Regular" w:eastAsia="Charis SIL Regular"/>
           <w:b w:val="0"/>
           <w:i w:val="0"/>
@@ -3181,7 +3176,7 @@
           <w:sz w:val="24"/>
           <w:u w:val="single"/>
         </w:rPr>
-        <w:hyperlink r:id="rId18" w:history="1">
+        <w:hyperlink r:id="rId20" w:history="1">
           <w:r>
             <w:rPr>
               <w:rStyle w:val="Hyperlink"/>
@@ -3449,7 +3444,7 @@
           <w:sz w:val="24"/>
           <w:u w:val="single"/>
         </w:rPr>
-        <w:hyperlink r:id="rId21" w:history="1">
+        <w:hyperlink r:id="rId22" w:history="1">
           <w:r>
             <w:rPr>
               <w:rStyle w:val="Hyperlink"/>
@@ -3467,7 +3462,7 @@
           <w:sz w:val="24"/>
           <w:u w:val="single"/>
         </w:rPr>
-        <w:hyperlink r:id="rId21" w:history="1">
+        <w:hyperlink r:id="rId22" w:history="1">
           <w:r>
             <w:rPr>
               <w:rStyle w:val="Hyperlink"/>
@@ -3478,6 +3473,7 @@
       </w:r>
       <w:r>
         <w:rPr>
+          <w:u w:val="single" w:color="0000ff"/>
           <w:rFonts w:ascii="Charis SIL Regular" w:hAnsi="Charis SIL Regular" w:eastAsia="Charis SIL Regular"/>
           <w:b w:val="0"/>
           <w:i w:val="0"/>
@@ -3502,7 +3498,7 @@
           <w:sz w:val="24"/>
           <w:u w:val="single"/>
         </w:rPr>
-        <w:hyperlink r:id="rId21" w:history="1">
+        <w:hyperlink r:id="rId23" w:history="1">
           <w:r>
             <w:rPr>
               <w:rStyle w:val="Hyperlink"/>

--- a/EXPORTS/DOCX/published/niveau3/Dutch/MNusantara.docx
+++ b/EXPORTS/DOCX/published/niveau3/Dutch/MNusantara.docx
@@ -2873,9 +2873,15 @@
           <w:i w:val="0"/>
           <w:color w:val="0000FF"/>
           <w:sz w:val="24"/>
-          <w:u w:val="single"/>
         </w:rPr>
-        <w:t>2</w:t>
+        <w:hyperlink r:id="rId14" w:history="1">
+          <w:r>
+            <w:rPr>
+              <w:rStyle w:val="Hyperlink"/>
+            </w:rPr>
+            <w:t>2</w:t>
+          </w:r>
+        </w:hyperlink>
       </w:r>
       <w:r>
         <w:rPr>
@@ -3140,7 +3146,7 @@
           <w:sz w:val="24"/>
           <w:u w:val="single"/>
         </w:rPr>
-        <w:hyperlink r:id="rId19" w:history="1">
+        <w:hyperlink r:id="rId18" w:history="1">
           <w:r>
             <w:rPr>
               <w:rStyle w:val="Hyperlink"/>
@@ -3151,7 +3157,6 @@
       </w:r>
       <w:r>
         <w:rPr>
-          <w:u w:val="single" w:color="0000ff"/>
           <w:rFonts w:ascii="Charis SIL Regular" w:hAnsi="Charis SIL Regular" w:eastAsia="Charis SIL Regular"/>
           <w:b w:val="0"/>
           <w:i w:val="0"/>
@@ -3176,7 +3181,7 @@
           <w:sz w:val="24"/>
           <w:u w:val="single"/>
         </w:rPr>
-        <w:hyperlink r:id="rId20" w:history="1">
+        <w:hyperlink r:id="rId18" w:history="1">
           <w:r>
             <w:rPr>
               <w:rStyle w:val="Hyperlink"/>
@@ -3205,7 +3210,7 @@
           <w:sz w:val="24"/>
           <w:u w:val="single"/>
         </w:rPr>
-        <w:hyperlink r:id="rId20" w:history="1">
+        <w:hyperlink r:id="rId18" w:history="1">
           <w:r>
             <w:rPr>
               <w:rStyle w:val="Hyperlink"/>
@@ -3223,7 +3228,7 @@
           <w:sz w:val="24"/>
           <w:u w:val="single"/>
         </w:rPr>
-        <w:hyperlink r:id="rId20" w:history="1">
+        <w:hyperlink r:id="rId18" w:history="1">
           <w:r>
             <w:rPr>
               <w:rStyle w:val="Hyperlink"/>
@@ -3344,7 +3349,7 @@
           <w:sz w:val="24"/>
           <w:u w:val="single"/>
         </w:rPr>
-        <w:hyperlink r:id="rId21" w:history="1">
+        <w:hyperlink r:id="rId20" w:history="1">
           <w:r>
             <w:rPr>
               <w:rStyle w:val="Hyperlink"/>
@@ -3362,7 +3367,7 @@
           <w:sz w:val="24"/>
           <w:u w:val="single"/>
         </w:rPr>
-        <w:hyperlink r:id="rId21" w:history="1">
+        <w:hyperlink r:id="rId20" w:history="1">
           <w:r>
             <w:rPr>
               <w:rStyle w:val="Hyperlink"/>
@@ -3380,7 +3385,7 @@
           <w:sz w:val="24"/>
           <w:u w:val="single"/>
         </w:rPr>
-        <w:hyperlink r:id="rId21" w:history="1">
+        <w:hyperlink r:id="rId20" w:history="1">
           <w:r>
             <w:rPr>
               <w:rStyle w:val="Hyperlink"/>
@@ -3398,7 +3403,7 @@
           <w:sz w:val="24"/>
           <w:u w:val="single"/>
         </w:rPr>
-        <w:hyperlink r:id="rId21" w:history="1">
+        <w:hyperlink r:id="rId20" w:history="1">
           <w:r>
             <w:rPr>
               <w:rStyle w:val="Hyperlink"/>
@@ -3426,7 +3431,7 @@
           <w:sz w:val="24"/>
           <w:u w:val="single"/>
         </w:rPr>
-        <w:hyperlink r:id="rId22" w:history="1">
+        <w:hyperlink r:id="rId21" w:history="1">
           <w:r>
             <w:rPr>
               <w:rStyle w:val="Hyperlink"/>
@@ -3444,7 +3449,7 @@
           <w:sz w:val="24"/>
           <w:u w:val="single"/>
         </w:rPr>
-        <w:hyperlink r:id="rId22" w:history="1">
+        <w:hyperlink r:id="rId21" w:history="1">
           <w:r>
             <w:rPr>
               <w:rStyle w:val="Hyperlink"/>
@@ -3462,7 +3467,7 @@
           <w:sz w:val="24"/>
           <w:u w:val="single"/>
         </w:rPr>
-        <w:hyperlink r:id="rId22" w:history="1">
+        <w:hyperlink r:id="rId21" w:history="1">
           <w:r>
             <w:rPr>
               <w:rStyle w:val="Hyperlink"/>
@@ -3473,21 +3478,13 @@
       </w:r>
       <w:r>
         <w:rPr>
-          <w:u w:val="single" w:color="0000ff"/>
           <w:rFonts w:ascii="Charis SIL Regular" w:hAnsi="Charis SIL Regular" w:eastAsia="Charis SIL Regular"/>
           <w:b w:val="0"/>
           <w:i w:val="0"/>
           <w:color w:val="000000"/>
           <w:sz w:val="24"/>
         </w:rPr>
-        <w:hyperlink r:id="rId21" w:history="1">
-          <w:r>
-            <w:rPr>
-              <w:rStyle w:val="Hyperlink"/>
-            </w:rPr>
-            <w:t xml:space="preserve">, </w:t>
-          </w:r>
-        </w:hyperlink>
+        <w:t xml:space="preserve">, </w:t>
       </w:r>
       <w:r>
         <w:rPr>
@@ -3498,7 +3495,7 @@
           <w:sz w:val="24"/>
           <w:u w:val="single"/>
         </w:rPr>
-        <w:hyperlink r:id="rId23" w:history="1">
+        <w:hyperlink r:id="rId20" w:history="1">
           <w:r>
             <w:rPr>
               <w:rStyle w:val="Hyperlink"/>
@@ -3527,7 +3524,7 @@
           <w:sz w:val="24"/>
           <w:u w:val="single"/>
         </w:rPr>
-        <w:hyperlink r:id="rId23" w:history="1">
+        <w:hyperlink r:id="rId22" w:history="1">
           <w:r>
             <w:rPr>
               <w:rStyle w:val="Hyperlink"/>
@@ -3545,7 +3542,7 @@
           <w:sz w:val="24"/>
           <w:u w:val="single"/>
         </w:rPr>
-        <w:hyperlink r:id="rId23" w:history="1">
+        <w:hyperlink r:id="rId20" w:history="1">
           <w:r>
             <w:rPr>
               <w:rStyle w:val="Hyperlink"/>

--- a/EXPORTS/DOCX/published/niveau3/Dutch/MNusantara.docx
+++ b/EXPORTS/DOCX/published/niveau3/Dutch/MNusantara.docx
@@ -3128,7 +3128,7 @@
           <w:sz w:val="24"/>
           <w:u w:val="single"/>
         </w:rPr>
-        <w:hyperlink r:id="rId19" w:history="1">
+        <w:hyperlink r:id="rId18" w:history="1">
           <w:r>
             <w:rPr>
               <w:rStyle w:val="Hyperlink"/>
@@ -3157,6 +3157,7 @@
       </w:r>
       <w:r>
         <w:rPr>
+          <w:u w:val="single" w:color="0000ff"/>
           <w:rFonts w:ascii="Charis SIL Regular" w:hAnsi="Charis SIL Regular" w:eastAsia="Charis SIL Regular"/>
           <w:b w:val="0"/>
           <w:i w:val="0"/>
@@ -3449,7 +3450,7 @@
           <w:sz w:val="24"/>
           <w:u w:val="single"/>
         </w:rPr>
-        <w:hyperlink r:id="rId21" w:history="1">
+        <w:hyperlink r:id="rId20" w:history="1">
           <w:r>
             <w:rPr>
               <w:rStyle w:val="Hyperlink"/>
@@ -3542,7 +3543,7 @@
           <w:sz w:val="24"/>
           <w:u w:val="single"/>
         </w:rPr>
-        <w:hyperlink r:id="rId20" w:history="1">
+        <w:hyperlink r:id="rId22" w:history="1">
           <w:r>
             <w:rPr>
               <w:rStyle w:val="Hyperlink"/>

--- a/EXPORTS/DOCX/published/niveau3/Dutch/MNusantara.docx
+++ b/EXPORTS/DOCX/published/niveau3/Dutch/MNusantara.docx
@@ -435,58 +435,7 @@
           <w:color w:val="000000"/>
           <w:sz w:val="24"/>
         </w:rPr>
-        <w:t xml:space="preserve"> gevestigd in </w:t>
-      </w:r>
-      <w:r>
-        <w:rPr>
-          <w:rFonts w:ascii="Charis SIL Regular" w:hAnsi="Charis SIL Regular" w:eastAsia="Charis SIL Regular"/>
-          <w:b w:val="0"/>
-          <w:i w:val="0"/>
-          <w:color w:val="000000"/>
-          <w:sz w:val="24"/>
-        </w:rPr>
-        <w:hyperlink r:id="rId10" w:history="1">
-          <w:r>
-            <w:rPr>
-              <w:rStyle w:val="Hyperlink"/>
-            </w:rPr>
-            <w:t>De</w:t>
-          </w:r>
-        </w:hyperlink>
-      </w:r>
-      <w:r>
-        <w:rPr>
-          <w:rFonts w:ascii="Charis SIL Regular" w:hAnsi="Charis SIL Regular" w:eastAsia="Charis SIL Regular"/>
-          <w:b w:val="0"/>
-          <w:i w:val="0"/>
-          <w:color w:val="000000"/>
-          <w:sz w:val="24"/>
-        </w:rPr>
-        <w:hyperlink r:id="rId10" w:history="1">
-          <w:r>
-            <w:rPr>
-              <w:rStyle w:val="Hyperlink"/>
-            </w:rPr>
-            <w:t>l</w:t>
-          </w:r>
-        </w:hyperlink>
-      </w:r>
-      <w:r>
-        <w:rPr>
-          <w:rFonts w:ascii="Charis SIL Regular" w:hAnsi="Charis SIL Regular" w:eastAsia="Charis SIL Regular"/>
-          <w:b w:val="0"/>
-          <w:i w:val="0"/>
-          <w:color w:val="000000"/>
-          <w:sz w:val="24"/>
-        </w:rPr>
-        <w:hyperlink r:id="rId10" w:history="1">
-          <w:r>
-            <w:rPr>
-              <w:rStyle w:val="Hyperlink"/>
-            </w:rPr>
-            <w:t xml:space="preserve">ft, waar </w:t>
-          </w:r>
-        </w:hyperlink>
+        <w:t xml:space="preserve"> gevestigd in Delft, waar </w:t>
       </w:r>
       <w:r>
         <w:rPr>
@@ -516,25 +465,7 @@
           <w:color w:val="000000"/>
           <w:sz w:val="24"/>
         </w:rPr>
-        <w:t>burgerlijke ingenieurs als kol</w:t>
-      </w:r>
-      <w:r>
-        <w:rPr>
-          <w:u w:val="single" w:color="0000ff"/>
-          <w:rFonts w:ascii="Charis SIL Regular" w:hAnsi="Charis SIL Regular" w:eastAsia="Charis SIL Regular"/>
-          <w:b w:val="0"/>
-          <w:i w:val="0"/>
-          <w:color w:val="000000"/>
-          <w:sz w:val="24"/>
-        </w:rPr>
-        <w:hyperlink r:id="rId11" w:history="1">
-          <w:r>
-            <w:rPr>
-              <w:rStyle w:val="Hyperlink"/>
-            </w:rPr>
-            <w:t>oniale bestu</w:t>
-          </w:r>
-        </w:hyperlink>
+        <w:t>burgerlijke ingenieurs als koloniale bestu</w:t>
       </w:r>
       <w:r>
         <w:rPr>
@@ -3157,7 +3088,6 @@
       </w:r>
       <w:r>
         <w:rPr>
-          <w:u w:val="single" w:color="0000ff"/>
           <w:rFonts w:ascii="Charis SIL Regular" w:hAnsi="Charis SIL Regular" w:eastAsia="Charis SIL Regular"/>
           <w:b w:val="0"/>
           <w:i w:val="0"/>
@@ -3211,7 +3141,7 @@
           <w:sz w:val="24"/>
           <w:u w:val="single"/>
         </w:rPr>
-        <w:hyperlink r:id="rId18" w:history="1">
+        <w:hyperlink r:id="rId20" w:history="1">
           <w:r>
             <w:rPr>
               <w:rStyle w:val="Hyperlink"/>
@@ -3229,7 +3159,7 @@
           <w:sz w:val="24"/>
           <w:u w:val="single"/>
         </w:rPr>
-        <w:hyperlink r:id="rId18" w:history="1">
+        <w:hyperlink r:id="rId20" w:history="1">
           <w:r>
             <w:rPr>
               <w:rStyle w:val="Hyperlink"/>
@@ -3350,7 +3280,7 @@
           <w:sz w:val="24"/>
           <w:u w:val="single"/>
         </w:rPr>
-        <w:hyperlink r:id="rId20" w:history="1">
+        <w:hyperlink r:id="rId21" w:history="1">
           <w:r>
             <w:rPr>
               <w:rStyle w:val="Hyperlink"/>
@@ -3368,7 +3298,7 @@
           <w:sz w:val="24"/>
           <w:u w:val="single"/>
         </w:rPr>
-        <w:hyperlink r:id="rId20" w:history="1">
+        <w:hyperlink r:id="rId21" w:history="1">
           <w:r>
             <w:rPr>
               <w:rStyle w:val="Hyperlink"/>
@@ -3386,7 +3316,7 @@
           <w:sz w:val="24"/>
           <w:u w:val="single"/>
         </w:rPr>
-        <w:hyperlink r:id="rId20" w:history="1">
+        <w:hyperlink r:id="rId21" w:history="1">
           <w:r>
             <w:rPr>
               <w:rStyle w:val="Hyperlink"/>
@@ -3404,7 +3334,7 @@
           <w:sz w:val="24"/>
           <w:u w:val="single"/>
         </w:rPr>
-        <w:hyperlink r:id="rId20" w:history="1">
+        <w:hyperlink r:id="rId21" w:history="1">
           <w:r>
             <w:rPr>
               <w:rStyle w:val="Hyperlink"/>
@@ -3432,7 +3362,7 @@
           <w:sz w:val="24"/>
           <w:u w:val="single"/>
         </w:rPr>
-        <w:hyperlink r:id="rId21" w:history="1">
+        <w:hyperlink r:id="rId22" w:history="1">
           <w:r>
             <w:rPr>
               <w:rStyle w:val="Hyperlink"/>
@@ -3450,7 +3380,7 @@
           <w:sz w:val="24"/>
           <w:u w:val="single"/>
         </w:rPr>
-        <w:hyperlink r:id="rId20" w:history="1">
+        <w:hyperlink r:id="rId21" w:history="1">
           <w:r>
             <w:rPr>
               <w:rStyle w:val="Hyperlink"/>
@@ -3485,7 +3415,14 @@
           <w:color w:val="000000"/>
           <w:sz w:val="24"/>
         </w:rPr>
-        <w:t xml:space="preserve">, </w:t>
+        <w:hyperlink r:id="rId21" w:history="1">
+          <w:r>
+            <w:rPr>
+              <w:rStyle w:val="Hyperlink"/>
+            </w:rPr>
+            <w:t xml:space="preserve">, </w:t>
+          </w:r>
+        </w:hyperlink>
       </w:r>
       <w:r>
         <w:rPr>
@@ -3496,7 +3433,7 @@
           <w:sz w:val="24"/>
           <w:u w:val="single"/>
         </w:rPr>
-        <w:hyperlink r:id="rId20" w:history="1">
+        <w:hyperlink r:id="rId21" w:history="1">
           <w:r>
             <w:rPr>
               <w:rStyle w:val="Hyperlink"/>
@@ -3525,7 +3462,7 @@
           <w:sz w:val="24"/>
           <w:u w:val="single"/>
         </w:rPr>
-        <w:hyperlink r:id="rId22" w:history="1">
+        <w:hyperlink r:id="rId23" w:history="1">
           <w:r>
             <w:rPr>
               <w:rStyle w:val="Hyperlink"/>
@@ -3543,7 +3480,7 @@
           <w:sz w:val="24"/>
           <w:u w:val="single"/>
         </w:rPr>
-        <w:hyperlink r:id="rId22" w:history="1">
+        <w:hyperlink r:id="rId23" w:history="1">
           <w:r>
             <w:rPr>
               <w:rStyle w:val="Hyperlink"/>

--- a/EXPORTS/DOCX/published/niveau3/Dutch/MNusantara.docx
+++ b/EXPORTS/DOCX/published/niveau3/Dutch/MNusantara.docx
@@ -435,7 +435,58 @@
           <w:color w:val="000000"/>
           <w:sz w:val="24"/>
         </w:rPr>
-        <w:t xml:space="preserve"> gevestigd in Delft, waar </w:t>
+        <w:t xml:space="preserve"> gevestigd in </w:t>
+      </w:r>
+      <w:r>
+        <w:rPr>
+          <w:rFonts w:ascii="Charis SIL Regular" w:hAnsi="Charis SIL Regular" w:eastAsia="Charis SIL Regular"/>
+          <w:b w:val="0"/>
+          <w:i w:val="0"/>
+          <w:color w:val="000000"/>
+          <w:sz w:val="24"/>
+        </w:rPr>
+        <w:hyperlink r:id="rId10" w:history="1">
+          <w:r>
+            <w:rPr>
+              <w:rStyle w:val="Hyperlink"/>
+            </w:rPr>
+            <w:t>De</w:t>
+          </w:r>
+        </w:hyperlink>
+      </w:r>
+      <w:r>
+        <w:rPr>
+          <w:rFonts w:ascii="Charis SIL Regular" w:hAnsi="Charis SIL Regular" w:eastAsia="Charis SIL Regular"/>
+          <w:b w:val="0"/>
+          <w:i w:val="0"/>
+          <w:color w:val="000000"/>
+          <w:sz w:val="24"/>
+        </w:rPr>
+        <w:hyperlink r:id="rId10" w:history="1">
+          <w:r>
+            <w:rPr>
+              <w:rStyle w:val="Hyperlink"/>
+            </w:rPr>
+            <w:t>l</w:t>
+          </w:r>
+        </w:hyperlink>
+      </w:r>
+      <w:r>
+        <w:rPr>
+          <w:rFonts w:ascii="Charis SIL Regular" w:hAnsi="Charis SIL Regular" w:eastAsia="Charis SIL Regular"/>
+          <w:b w:val="0"/>
+          <w:i w:val="0"/>
+          <w:color w:val="000000"/>
+          <w:sz w:val="24"/>
+        </w:rPr>
+        <w:hyperlink r:id="rId10" w:history="1">
+          <w:r>
+            <w:rPr>
+              <w:rStyle w:val="Hyperlink"/>
+            </w:rPr>
+            <w:t xml:space="preserve">ft, waar </w:t>
+          </w:r>
+        </w:hyperlink>
       </w:r>
       <w:r>
         <w:rPr>
@@ -3059,7 +3110,7 @@
           <w:sz w:val="24"/>
           <w:u w:val="single"/>
         </w:rPr>
-        <w:hyperlink r:id="rId18" w:history="1">
+        <w:hyperlink r:id="rId19" w:history="1">
           <w:r>
             <w:rPr>
               <w:rStyle w:val="Hyperlink"/>
@@ -3077,7 +3128,7 @@
           <w:sz w:val="24"/>
           <w:u w:val="single"/>
         </w:rPr>
-        <w:hyperlink r:id="rId18" w:history="1">
+        <w:hyperlink r:id="rId19" w:history="1">
           <w:r>
             <w:rPr>
               <w:rStyle w:val="Hyperlink"/>
@@ -3088,6 +3139,7 @@
       </w:r>
       <w:r>
         <w:rPr>
+          <w:u w:val="single" w:color="0000ff"/>
           <w:rFonts w:ascii="Charis SIL Regular" w:hAnsi="Charis SIL Regular" w:eastAsia="Charis SIL Regular"/>
           <w:b w:val="0"/>
           <w:i w:val="0"/>
@@ -3415,14 +3467,7 @@
           <w:color w:val="000000"/>
           <w:sz w:val="24"/>
         </w:rPr>
-        <w:hyperlink r:id="rId21" w:history="1">
-          <w:r>
-            <w:rPr>
-              <w:rStyle w:val="Hyperlink"/>
-            </w:rPr>
-            <w:t xml:space="preserve">, </w:t>
-          </w:r>
-        </w:hyperlink>
+        <w:t xml:space="preserve">, </w:t>
       </w:r>
       <w:r>
         <w:rPr>
@@ -3433,7 +3478,7 @@
           <w:sz w:val="24"/>
           <w:u w:val="single"/>
         </w:rPr>
-        <w:hyperlink r:id="rId21" w:history="1">
+        <w:hyperlink r:id="rId23" w:history="1">
           <w:r>
             <w:rPr>
               <w:rStyle w:val="Hyperlink"/>

--- a/EXPORTS/DOCX/published/niveau3/Dutch/MNusantara.docx
+++ b/EXPORTS/DOCX/published/niveau3/Dutch/MNusantara.docx
@@ -516,7 +516,25 @@
           <w:color w:val="000000"/>
           <w:sz w:val="24"/>
         </w:rPr>
-        <w:t>burgerlijke ingenieurs als koloniale bestu</w:t>
+        <w:t>burgerlijke ingenieurs als kol</w:t>
+      </w:r>
+      <w:r>
+        <w:rPr>
+          <w:u w:val="single" w:color="0000ff"/>
+          <w:rFonts w:ascii="Charis SIL Regular" w:hAnsi="Charis SIL Regular" w:eastAsia="Charis SIL Regular"/>
+          <w:b w:val="0"/>
+          <w:i w:val="0"/>
+          <w:color w:val="000000"/>
+          <w:sz w:val="24"/>
+        </w:rPr>
+        <w:hyperlink r:id="rId11" w:history="1">
+          <w:r>
+            <w:rPr>
+              <w:rStyle w:val="Hyperlink"/>
+            </w:rPr>
+            <w:t>oniale bestu</w:t>
+          </w:r>
+        </w:hyperlink>
       </w:r>
       <w:r>
         <w:rPr>
@@ -2855,15 +2873,9 @@
           <w:i w:val="0"/>
           <w:color w:val="0000FF"/>
           <w:sz w:val="24"/>
+          <w:u w:val="single"/>
         </w:rPr>
-        <w:hyperlink r:id="rId14" w:history="1">
-          <w:r>
-            <w:rPr>
-              <w:rStyle w:val="Hyperlink"/>
-            </w:rPr>
-            <w:t>2</w:t>
-          </w:r>
-        </w:hyperlink>
+        <w:t>2</w:t>
       </w:r>
       <w:r>
         <w:rPr>
@@ -3128,7 +3140,7 @@
           <w:sz w:val="24"/>
           <w:u w:val="single"/>
         </w:rPr>
-        <w:hyperlink r:id="rId19" w:history="1">
+        <w:hyperlink r:id="rId18" w:history="1">
           <w:r>
             <w:rPr>
               <w:rStyle w:val="Hyperlink"/>
@@ -3139,7 +3151,6 @@
       </w:r>
       <w:r>
         <w:rPr>
-          <w:u w:val="single" w:color="0000ff"/>
           <w:rFonts w:ascii="Charis SIL Regular" w:hAnsi="Charis SIL Regular" w:eastAsia="Charis SIL Regular"/>
           <w:b w:val="0"/>
           <w:i w:val="0"/>
@@ -3193,7 +3204,7 @@
           <w:sz w:val="24"/>
           <w:u w:val="single"/>
         </w:rPr>
-        <w:hyperlink r:id="rId20" w:history="1">
+        <w:hyperlink r:id="rId18" w:history="1">
           <w:r>
             <w:rPr>
               <w:rStyle w:val="Hyperlink"/>
@@ -3211,7 +3222,7 @@
           <w:sz w:val="24"/>
           <w:u w:val="single"/>
         </w:rPr>
-        <w:hyperlink r:id="rId20" w:history="1">
+        <w:hyperlink r:id="rId18" w:history="1">
           <w:r>
             <w:rPr>
               <w:rStyle w:val="Hyperlink"/>
@@ -3332,7 +3343,7 @@
           <w:sz w:val="24"/>
           <w:u w:val="single"/>
         </w:rPr>
-        <w:hyperlink r:id="rId21" w:history="1">
+        <w:hyperlink r:id="rId20" w:history="1">
           <w:r>
             <w:rPr>
               <w:rStyle w:val="Hyperlink"/>
@@ -3350,7 +3361,7 @@
           <w:sz w:val="24"/>
           <w:u w:val="single"/>
         </w:rPr>
-        <w:hyperlink r:id="rId21" w:history="1">
+        <w:hyperlink r:id="rId20" w:history="1">
           <w:r>
             <w:rPr>
               <w:rStyle w:val="Hyperlink"/>
@@ -3368,7 +3379,7 @@
           <w:sz w:val="24"/>
           <w:u w:val="single"/>
         </w:rPr>
-        <w:hyperlink r:id="rId21" w:history="1">
+        <w:hyperlink r:id="rId20" w:history="1">
           <w:r>
             <w:rPr>
               <w:rStyle w:val="Hyperlink"/>
@@ -3386,7 +3397,7 @@
           <w:sz w:val="24"/>
           <w:u w:val="single"/>
         </w:rPr>
-        <w:hyperlink r:id="rId21" w:history="1">
+        <w:hyperlink r:id="rId20" w:history="1">
           <w:r>
             <w:rPr>
               <w:rStyle w:val="Hyperlink"/>
@@ -3414,7 +3425,7 @@
           <w:sz w:val="24"/>
           <w:u w:val="single"/>
         </w:rPr>
-        <w:hyperlink r:id="rId22" w:history="1">
+        <w:hyperlink r:id="rId21" w:history="1">
           <w:r>
             <w:rPr>
               <w:rStyle w:val="Hyperlink"/>
@@ -3450,7 +3461,7 @@
           <w:sz w:val="24"/>
           <w:u w:val="single"/>
         </w:rPr>
-        <w:hyperlink r:id="rId21" w:history="1">
+        <w:hyperlink r:id="rId20" w:history="1">
           <w:r>
             <w:rPr>
               <w:rStyle w:val="Hyperlink"/>
@@ -3467,7 +3478,14 @@
           <w:color w:val="000000"/>
           <w:sz w:val="24"/>
         </w:rPr>
-        <w:t xml:space="preserve">, </w:t>
+        <w:hyperlink r:id="rId20" w:history="1">
+          <w:r>
+            <w:rPr>
+              <w:rStyle w:val="Hyperlink"/>
+            </w:rPr>
+            <w:t xml:space="preserve">, </w:t>
+          </w:r>
+        </w:hyperlink>
       </w:r>
       <w:r>
         <w:rPr>
@@ -3478,7 +3496,7 @@
           <w:sz w:val="24"/>
           <w:u w:val="single"/>
         </w:rPr>
-        <w:hyperlink r:id="rId23" w:history="1">
+        <w:hyperlink r:id="rId20" w:history="1">
           <w:r>
             <w:rPr>
               <w:rStyle w:val="Hyperlink"/>
@@ -3507,7 +3525,7 @@
           <w:sz w:val="24"/>
           <w:u w:val="single"/>
         </w:rPr>
-        <w:hyperlink r:id="rId23" w:history="1">
+        <w:hyperlink r:id="rId20" w:history="1">
           <w:r>
             <w:rPr>
               <w:rStyle w:val="Hyperlink"/>
@@ -3525,7 +3543,7 @@
           <w:sz w:val="24"/>
           <w:u w:val="single"/>
         </w:rPr>
-        <w:hyperlink r:id="rId23" w:history="1">
+        <w:hyperlink r:id="rId20" w:history="1">
           <w:r>
             <w:rPr>
               <w:rStyle w:val="Hyperlink"/>

--- a/EXPORTS/DOCX/published/niveau3/Dutch/MNusantara.docx
+++ b/EXPORTS/DOCX/published/niveau3/Dutch/MNusantara.docx
@@ -2873,9 +2873,15 @@
           <w:i w:val="0"/>
           <w:color w:val="0000FF"/>
           <w:sz w:val="24"/>
-          <w:u w:val="single"/>
         </w:rPr>
-        <w:t>2</w:t>
+        <w:hyperlink r:id="rId14" w:history="1">
+          <w:r>
+            <w:rPr>
+              <w:rStyle w:val="Hyperlink"/>
+            </w:rPr>
+            <w:t>2</w:t>
+          </w:r>
+        </w:hyperlink>
       </w:r>
       <w:r>
         <w:rPr>
@@ -3461,7 +3467,7 @@
           <w:sz w:val="24"/>
           <w:u w:val="single"/>
         </w:rPr>
-        <w:hyperlink r:id="rId20" w:history="1">
+        <w:hyperlink r:id="rId21" w:history="1">
           <w:r>
             <w:rPr>
               <w:rStyle w:val="Hyperlink"/>
@@ -3478,14 +3484,7 @@
           <w:color w:val="000000"/>
           <w:sz w:val="24"/>
         </w:rPr>
-        <w:hyperlink r:id="rId20" w:history="1">
-          <w:r>
-            <w:rPr>
-              <w:rStyle w:val="Hyperlink"/>
-            </w:rPr>
-            <w:t xml:space="preserve">, </w:t>
-          </w:r>
-        </w:hyperlink>
+        <w:t xml:space="preserve">, </w:t>
       </w:r>
       <w:r>
         <w:rPr>
@@ -3496,7 +3495,7 @@
           <w:sz w:val="24"/>
           <w:u w:val="single"/>
         </w:rPr>
-        <w:hyperlink r:id="rId20" w:history="1">
+        <w:hyperlink r:id="rId22" w:history="1">
           <w:r>
             <w:rPr>
               <w:rStyle w:val="Hyperlink"/>
@@ -3525,7 +3524,7 @@
           <w:sz w:val="24"/>
           <w:u w:val="single"/>
         </w:rPr>
-        <w:hyperlink r:id="rId20" w:history="1">
+        <w:hyperlink r:id="rId22" w:history="1">
           <w:r>
             <w:rPr>
               <w:rStyle w:val="Hyperlink"/>

--- a/EXPORTS/DOCX/published/niveau3/Dutch/MNusantara.docx
+++ b/EXPORTS/DOCX/published/niveau3/Dutch/MNusantara.docx
@@ -3128,7 +3128,7 @@
           <w:sz w:val="24"/>
           <w:u w:val="single"/>
         </w:rPr>
-        <w:hyperlink r:id="rId19" w:history="1">
+        <w:hyperlink r:id="rId18" w:history="1">
           <w:r>
             <w:rPr>
               <w:rStyle w:val="Hyperlink"/>
@@ -3467,7 +3467,7 @@
           <w:sz w:val="24"/>
           <w:u w:val="single"/>
         </w:rPr>
-        <w:hyperlink r:id="rId21" w:history="1">
+        <w:hyperlink r:id="rId20" w:history="1">
           <w:r>
             <w:rPr>
               <w:rStyle w:val="Hyperlink"/>
@@ -3484,7 +3484,14 @@
           <w:color w:val="000000"/>
           <w:sz w:val="24"/>
         </w:rPr>
-        <w:t xml:space="preserve">, </w:t>
+        <w:hyperlink r:id="rId20" w:history="1">
+          <w:r>
+            <w:rPr>
+              <w:rStyle w:val="Hyperlink"/>
+            </w:rPr>
+            <w:t xml:space="preserve">, </w:t>
+          </w:r>
+        </w:hyperlink>
       </w:r>
       <w:r>
         <w:rPr>
@@ -3495,7 +3502,7 @@
           <w:sz w:val="24"/>
           <w:u w:val="single"/>
         </w:rPr>
-        <w:hyperlink r:id="rId22" w:history="1">
+        <w:hyperlink r:id="rId20" w:history="1">
           <w:r>
             <w:rPr>
               <w:rStyle w:val="Hyperlink"/>
@@ -3524,7 +3531,7 @@
           <w:sz w:val="24"/>
           <w:u w:val="single"/>
         </w:rPr>
-        <w:hyperlink r:id="rId22" w:history="1">
+        <w:hyperlink r:id="rId20" w:history="1">
           <w:r>
             <w:rPr>
               <w:rStyle w:val="Hyperlink"/>

--- a/EXPORTS/DOCX/published/niveau3/Dutch/MNusantara.docx
+++ b/EXPORTS/DOCX/published/niveau3/Dutch/MNusantara.docx
@@ -527,14 +527,7 @@
           <w:color w:val="000000"/>
           <w:sz w:val="24"/>
         </w:rPr>
-        <w:hyperlink r:id="rId11" w:history="1">
-          <w:r>
-            <w:rPr>
-              <w:rStyle w:val="Hyperlink"/>
-            </w:rPr>
-            <w:t>oniale bestu</w:t>
-          </w:r>
-        </w:hyperlink>
+        <w:t>oniale bestu</w:t>
       </w:r>
       <w:r>
         <w:rPr>
@@ -910,14 +903,7 @@
           <w:color w:val="000000"/>
           <w:sz w:val="24"/>
         </w:rPr>
-        <w:hyperlink r:id="rId13" w:history="1">
-          <w:r>
-            <w:rPr>
-              <w:rStyle w:val="Hyperlink"/>
-            </w:rPr>
-            <w:t>er de naa</w:t>
-          </w:r>
-        </w:hyperlink>
+        <w:t>er de naa</w:t>
       </w:r>
       <w:r>
         <w:rPr>
@@ -1268,68 +1254,7 @@
           <w:color w:val="000000"/>
           <w:sz w:val="24"/>
         </w:rPr>
-        <w:hyperlink r:id="rId14" w:history="1">
-          <w:r>
-            <w:rPr>
-              <w:rStyle w:val="Hyperlink"/>
-            </w:rPr>
-            <w:t>l</w:t>
-          </w:r>
-        </w:hyperlink>
-      </w:r>
-      <w:r>
-        <w:rPr>
-          <w:u w:val="single" w:color="0000ff"/>
-          <w:rFonts w:ascii="Charis SIL Regular" w:hAnsi="Charis SIL Regular" w:eastAsia="Charis SIL Regular"/>
-          <w:b w:val="0"/>
-          <w:i w:val="0"/>
-          <w:color w:val="000000"/>
-          <w:sz w:val="24"/>
-        </w:rPr>
-        <w:hyperlink r:id="rId14" w:history="1">
-          <w:r>
-            <w:rPr>
-              <w:rStyle w:val="Hyperlink"/>
-            </w:rPr>
-            <w:t>ing</w:t>
-          </w:r>
-        </w:hyperlink>
-      </w:r>
-      <w:r>
-        <w:rPr>
-          <w:u w:val="single" w:color="0000ff"/>
-          <w:rFonts w:ascii="Charis SIL Regular" w:hAnsi="Charis SIL Regular" w:eastAsia="Charis SIL Regular"/>
-          <w:b w:val="0"/>
-          <w:i w:val="0"/>
-          <w:color w:val="000000"/>
-          <w:sz w:val="24"/>
-        </w:rPr>
-        <w:hyperlink r:id="rId14" w:history="1">
-          <w:r>
-            <w:rPr>
-              <w:rStyle w:val="Hyperlink"/>
-            </w:rPr>
-            <w:t>e</w:t>
-          </w:r>
-        </w:hyperlink>
-      </w:r>
-      <w:r>
-        <w:rPr>
-          <w:u w:val="single" w:color="0000ff"/>
-          <w:rFonts w:ascii="Charis SIL Regular" w:hAnsi="Charis SIL Regular" w:eastAsia="Charis SIL Regular"/>
-          <w:b w:val="0"/>
-          <w:i w:val="0"/>
-          <w:color w:val="000000"/>
-          <w:sz w:val="24"/>
-        </w:rPr>
-        <w:hyperlink r:id="rId14" w:history="1">
-          <w:r>
-            <w:rPr>
-              <w:rStyle w:val="Hyperlink"/>
-            </w:rPr>
-            <w:t>n w</w:t>
-          </w:r>
-        </w:hyperlink>
+        <w:t>lingen w</w:t>
       </w:r>
       <w:r>
         <w:rPr>
@@ -2873,15 +2798,9 @@
           <w:i w:val="0"/>
           <w:color w:val="0000FF"/>
           <w:sz w:val="24"/>
+          <w:u w:val="single"/>
         </w:rPr>
-        <w:hyperlink r:id="rId14" w:history="1">
-          <w:r>
-            <w:rPr>
-              <w:rStyle w:val="Hyperlink"/>
-            </w:rPr>
-            <w:t>2</w:t>
-          </w:r>
-        </w:hyperlink>
+        <w:t>2</w:t>
       </w:r>
       <w:r>
         <w:rPr>
@@ -3128,7 +3047,7 @@
           <w:sz w:val="24"/>
           <w:u w:val="single"/>
         </w:rPr>
-        <w:hyperlink r:id="rId18" w:history="1">
+        <w:hyperlink r:id="rId19" w:history="1">
           <w:r>
             <w:rPr>
               <w:rStyle w:val="Hyperlink"/>
@@ -3146,7 +3065,7 @@
           <w:sz w:val="24"/>
           <w:u w:val="single"/>
         </w:rPr>
-        <w:hyperlink r:id="rId18" w:history="1">
+        <w:hyperlink r:id="rId19" w:history="1">
           <w:r>
             <w:rPr>
               <w:rStyle w:val="Hyperlink"/>
@@ -3157,6 +3076,7 @@
       </w:r>
       <w:r>
         <w:rPr>
+          <w:u w:val="single" w:color="0000ff"/>
           <w:rFonts w:ascii="Charis SIL Regular" w:hAnsi="Charis SIL Regular" w:eastAsia="Charis SIL Regular"/>
           <w:b w:val="0"/>
           <w:i w:val="0"/>
@@ -3181,7 +3101,7 @@
           <w:sz w:val="24"/>
           <w:u w:val="single"/>
         </w:rPr>
-        <w:hyperlink r:id="rId18" w:history="1">
+        <w:hyperlink r:id="rId20" w:history="1">
           <w:r>
             <w:rPr>
               <w:rStyle w:val="Hyperlink"/>
@@ -3210,7 +3130,7 @@
           <w:sz w:val="24"/>
           <w:u w:val="single"/>
         </w:rPr>
-        <w:hyperlink r:id="rId18" w:history="1">
+        <w:hyperlink r:id="rId20" w:history="1">
           <w:r>
             <w:rPr>
               <w:rStyle w:val="Hyperlink"/>
@@ -3228,7 +3148,7 @@
           <w:sz w:val="24"/>
           <w:u w:val="single"/>
         </w:rPr>
-        <w:hyperlink r:id="rId18" w:history="1">
+        <w:hyperlink r:id="rId20" w:history="1">
           <w:r>
             <w:rPr>
               <w:rStyle w:val="Hyperlink"/>
@@ -3349,7 +3269,7 @@
           <w:sz w:val="24"/>
           <w:u w:val="single"/>
         </w:rPr>
-        <w:hyperlink r:id="rId20" w:history="1">
+        <w:hyperlink r:id="rId21" w:history="1">
           <w:r>
             <w:rPr>
               <w:rStyle w:val="Hyperlink"/>
@@ -3367,7 +3287,7 @@
           <w:sz w:val="24"/>
           <w:u w:val="single"/>
         </w:rPr>
-        <w:hyperlink r:id="rId20" w:history="1">
+        <w:hyperlink r:id="rId21" w:history="1">
           <w:r>
             <w:rPr>
               <w:rStyle w:val="Hyperlink"/>
@@ -3385,7 +3305,7 @@
           <w:sz w:val="24"/>
           <w:u w:val="single"/>
         </w:rPr>
-        <w:hyperlink r:id="rId20" w:history="1">
+        <w:hyperlink r:id="rId21" w:history="1">
           <w:r>
             <w:rPr>
               <w:rStyle w:val="Hyperlink"/>
@@ -3403,7 +3323,7 @@
           <w:sz w:val="24"/>
           <w:u w:val="single"/>
         </w:rPr>
-        <w:hyperlink r:id="rId20" w:history="1">
+        <w:hyperlink r:id="rId21" w:history="1">
           <w:r>
             <w:rPr>
               <w:rStyle w:val="Hyperlink"/>
@@ -3431,7 +3351,7 @@
           <w:sz w:val="24"/>
           <w:u w:val="single"/>
         </w:rPr>
-        <w:hyperlink r:id="rId21" w:history="1">
+        <w:hyperlink r:id="rId22" w:history="1">
           <w:r>
             <w:rPr>
               <w:rStyle w:val="Hyperlink"/>
@@ -3449,7 +3369,7 @@
           <w:sz w:val="24"/>
           <w:u w:val="single"/>
         </w:rPr>
-        <w:hyperlink r:id="rId21" w:history="1">
+        <w:hyperlink r:id="rId22" w:history="1">
           <w:r>
             <w:rPr>
               <w:rStyle w:val="Hyperlink"/>
@@ -3467,7 +3387,7 @@
           <w:sz w:val="24"/>
           <w:u w:val="single"/>
         </w:rPr>
-        <w:hyperlink r:id="rId20" w:history="1">
+        <w:hyperlink r:id="rId22" w:history="1">
           <w:r>
             <w:rPr>
               <w:rStyle w:val="Hyperlink"/>
@@ -3478,13 +3398,14 @@
       </w:r>
       <w:r>
         <w:rPr>
+          <w:u w:val="single" w:color="0000ff"/>
           <w:rFonts w:ascii="Charis SIL Regular" w:hAnsi="Charis SIL Regular" w:eastAsia="Charis SIL Regular"/>
           <w:b w:val="0"/>
           <w:i w:val="0"/>
           <w:color w:val="000000"/>
           <w:sz w:val="24"/>
         </w:rPr>
-        <w:hyperlink r:id="rId20" w:history="1">
+        <w:hyperlink r:id="rId21" w:history="1">
           <w:r>
             <w:rPr>
               <w:rStyle w:val="Hyperlink"/>
@@ -3502,7 +3423,7 @@
           <w:sz w:val="24"/>
           <w:u w:val="single"/>
         </w:rPr>
-        <w:hyperlink r:id="rId20" w:history="1">
+        <w:hyperlink r:id="rId23" w:history="1">
           <w:r>
             <w:rPr>
               <w:rStyle w:val="Hyperlink"/>
@@ -3531,7 +3452,7 @@
           <w:sz w:val="24"/>
           <w:u w:val="single"/>
         </w:rPr>
-        <w:hyperlink r:id="rId20" w:history="1">
+        <w:hyperlink r:id="rId23" w:history="1">
           <w:r>
             <w:rPr>
               <w:rStyle w:val="Hyperlink"/>
@@ -3549,7 +3470,7 @@
           <w:sz w:val="24"/>
           <w:u w:val="single"/>
         </w:rPr>
-        <w:hyperlink r:id="rId20" w:history="1">
+        <w:hyperlink r:id="rId23" w:history="1">
           <w:r>
             <w:rPr>
               <w:rStyle w:val="Hyperlink"/>

--- a/EXPORTS/DOCX/published/niveau3/Dutch/MNusantara.docx
+++ b/EXPORTS/DOCX/published/niveau3/Dutch/MNusantara.docx
@@ -527,7 +527,14 @@
           <w:color w:val="000000"/>
           <w:sz w:val="24"/>
         </w:rPr>
-        <w:t>oniale bestu</w:t>
+        <w:hyperlink r:id="rId11" w:history="1">
+          <w:r>
+            <w:rPr>
+              <w:rStyle w:val="Hyperlink"/>
+            </w:rPr>
+            <w:t>oniale bestu</w:t>
+          </w:r>
+        </w:hyperlink>
       </w:r>
       <w:r>
         <w:rPr>
@@ -903,7 +910,14 @@
           <w:color w:val="000000"/>
           <w:sz w:val="24"/>
         </w:rPr>
-        <w:t>er de naa</w:t>
+        <w:hyperlink r:id="rId13" w:history="1">
+          <w:r>
+            <w:rPr>
+              <w:rStyle w:val="Hyperlink"/>
+            </w:rPr>
+            <w:t>er de naa</w:t>
+          </w:r>
+        </w:hyperlink>
       </w:r>
       <w:r>
         <w:rPr>
@@ -1254,7 +1268,68 @@
           <w:color w:val="000000"/>
           <w:sz w:val="24"/>
         </w:rPr>
-        <w:t>lingen w</w:t>
+        <w:hyperlink r:id="rId14" w:history="1">
+          <w:r>
+            <w:rPr>
+              <w:rStyle w:val="Hyperlink"/>
+            </w:rPr>
+            <w:t>l</w:t>
+          </w:r>
+        </w:hyperlink>
+      </w:r>
+      <w:r>
+        <w:rPr>
+          <w:u w:val="single" w:color="0000ff"/>
+          <w:rFonts w:ascii="Charis SIL Regular" w:hAnsi="Charis SIL Regular" w:eastAsia="Charis SIL Regular"/>
+          <w:b w:val="0"/>
+          <w:i w:val="0"/>
+          <w:color w:val="000000"/>
+          <w:sz w:val="24"/>
+        </w:rPr>
+        <w:hyperlink r:id="rId14" w:history="1">
+          <w:r>
+            <w:rPr>
+              <w:rStyle w:val="Hyperlink"/>
+            </w:rPr>
+            <w:t>ing</w:t>
+          </w:r>
+        </w:hyperlink>
+      </w:r>
+      <w:r>
+        <w:rPr>
+          <w:u w:val="single" w:color="0000ff"/>
+          <w:rFonts w:ascii="Charis SIL Regular" w:hAnsi="Charis SIL Regular" w:eastAsia="Charis SIL Regular"/>
+          <w:b w:val="0"/>
+          <w:i w:val="0"/>
+          <w:color w:val="000000"/>
+          <w:sz w:val="24"/>
+        </w:rPr>
+        <w:hyperlink r:id="rId14" w:history="1">
+          <w:r>
+            <w:rPr>
+              <w:rStyle w:val="Hyperlink"/>
+            </w:rPr>
+            <w:t>e</w:t>
+          </w:r>
+        </w:hyperlink>
+      </w:r>
+      <w:r>
+        <w:rPr>
+          <w:u w:val="single" w:color="0000ff"/>
+          <w:rFonts w:ascii="Charis SIL Regular" w:hAnsi="Charis SIL Regular" w:eastAsia="Charis SIL Regular"/>
+          <w:b w:val="0"/>
+          <w:i w:val="0"/>
+          <w:color w:val="000000"/>
+          <w:sz w:val="24"/>
+        </w:rPr>
+        <w:hyperlink r:id="rId14" w:history="1">
+          <w:r>
+            <w:rPr>
+              <w:rStyle w:val="Hyperlink"/>
+            </w:rPr>
+            <w:t>n w</w:t>
+          </w:r>
+        </w:hyperlink>
       </w:r>
       <w:r>
         <w:rPr>
@@ -2798,9 +2873,15 @@
           <w:i w:val="0"/>
           <w:color w:val="0000FF"/>
           <w:sz w:val="24"/>
-          <w:u w:val="single"/>
         </w:rPr>
-        <w:t>2</w:t>
+        <w:hyperlink r:id="rId14" w:history="1">
+          <w:r>
+            <w:rPr>
+              <w:rStyle w:val="Hyperlink"/>
+            </w:rPr>
+            <w:t>2</w:t>
+          </w:r>
+        </w:hyperlink>
       </w:r>
       <w:r>
         <w:rPr>
@@ -3047,7 +3128,7 @@
           <w:sz w:val="24"/>
           <w:u w:val="single"/>
         </w:rPr>
-        <w:hyperlink r:id="rId19" w:history="1">
+        <w:hyperlink r:id="rId18" w:history="1">
           <w:r>
             <w:rPr>
               <w:rStyle w:val="Hyperlink"/>
@@ -3065,7 +3146,7 @@
           <w:sz w:val="24"/>
           <w:u w:val="single"/>
         </w:rPr>
-        <w:hyperlink r:id="rId19" w:history="1">
+        <w:hyperlink r:id="rId18" w:history="1">
           <w:r>
             <w:rPr>
               <w:rStyle w:val="Hyperlink"/>
@@ -3369,7 +3450,7 @@
           <w:sz w:val="24"/>
           <w:u w:val="single"/>
         </w:rPr>
-        <w:hyperlink r:id="rId22" w:history="1">
+        <w:hyperlink r:id="rId21" w:history="1">
           <w:r>
             <w:rPr>
               <w:rStyle w:val="Hyperlink"/>
@@ -3387,7 +3468,7 @@
           <w:sz w:val="24"/>
           <w:u w:val="single"/>
         </w:rPr>
-        <w:hyperlink r:id="rId22" w:history="1">
+        <w:hyperlink r:id="rId21" w:history="1">
           <w:r>
             <w:rPr>
               <w:rStyle w:val="Hyperlink"/>
@@ -3398,7 +3479,6 @@
       </w:r>
       <w:r>
         <w:rPr>
-          <w:u w:val="single" w:color="0000ff"/>
           <w:rFonts w:ascii="Charis SIL Regular" w:hAnsi="Charis SIL Regular" w:eastAsia="Charis SIL Regular"/>
           <w:b w:val="0"/>
           <w:i w:val="0"/>

--- a/EXPORTS/DOCX/published/niveau3/Dutch/MNusantara.docx
+++ b/EXPORTS/DOCX/published/niveau3/Dutch/MNusantara.docx
@@ -3182,7 +3182,7 @@
           <w:sz w:val="24"/>
           <w:u w:val="single"/>
         </w:rPr>
-        <w:hyperlink r:id="rId20" w:history="1">
+        <w:hyperlink r:id="rId18" w:history="1">
           <w:r>
             <w:rPr>
               <w:rStyle w:val="Hyperlink"/>
@@ -3503,7 +3503,7 @@
           <w:sz w:val="24"/>
           <w:u w:val="single"/>
         </w:rPr>
-        <w:hyperlink r:id="rId23" w:history="1">
+        <w:hyperlink r:id="rId21" w:history="1">
           <w:r>
             <w:rPr>
               <w:rStyle w:val="Hyperlink"/>

--- a/EXPORTS/DOCX/published/niveau3/Dutch/MNusantara.docx
+++ b/EXPORTS/DOCX/published/niveau3/Dutch/MNusantara.docx
@@ -2873,15 +2873,9 @@
           <w:i w:val="0"/>
           <w:color w:val="0000FF"/>
           <w:sz w:val="24"/>
+          <w:u w:val="single"/>
         </w:rPr>
-        <w:hyperlink r:id="rId14" w:history="1">
-          <w:r>
-            <w:rPr>
-              <w:rStyle w:val="Hyperlink"/>
-            </w:rPr>
-            <w:t>2</w:t>
-          </w:r>
-        </w:hyperlink>
+        <w:t>2</w:t>
       </w:r>
       <w:r>
         <w:rPr>
@@ -3128,7 +3122,7 @@
           <w:sz w:val="24"/>
           <w:u w:val="single"/>
         </w:rPr>
-        <w:hyperlink r:id="rId18" w:history="1">
+        <w:hyperlink r:id="rId19" w:history="1">
           <w:r>
             <w:rPr>
               <w:rStyle w:val="Hyperlink"/>
@@ -3146,7 +3140,7 @@
           <w:sz w:val="24"/>
           <w:u w:val="single"/>
         </w:rPr>
-        <w:hyperlink r:id="rId18" w:history="1">
+        <w:hyperlink r:id="rId19" w:history="1">
           <w:r>
             <w:rPr>
               <w:rStyle w:val="Hyperlink"/>
@@ -3157,21 +3151,13 @@
       </w:r>
       <w:r>
         <w:rPr>
-          <w:u w:val="single" w:color="0000ff"/>
           <w:rFonts w:ascii="Charis SIL Regular" w:hAnsi="Charis SIL Regular" w:eastAsia="Charis SIL Regular"/>
           <w:b w:val="0"/>
           <w:i w:val="0"/>
           <w:color w:val="000000"/>
           <w:sz w:val="24"/>
         </w:rPr>
-        <w:hyperlink r:id="rId18" w:history="1">
-          <w:r>
-            <w:rPr>
-              <w:rStyle w:val="Hyperlink"/>
-            </w:rPr>
-            <w:t xml:space="preserve">, </w:t>
-          </w:r>
-        </w:hyperlink>
+        <w:t xml:space="preserve">, </w:t>
       </w:r>
       <w:r>
         <w:rPr>
@@ -3182,7 +3168,7 @@
           <w:sz w:val="24"/>
           <w:u w:val="single"/>
         </w:rPr>
-        <w:hyperlink r:id="rId18" w:history="1">
+        <w:hyperlink r:id="rId20" w:history="1">
           <w:r>
             <w:rPr>
               <w:rStyle w:val="Hyperlink"/>
@@ -3450,7 +3436,7 @@
           <w:sz w:val="24"/>
           <w:u w:val="single"/>
         </w:rPr>
-        <w:hyperlink r:id="rId21" w:history="1">
+        <w:hyperlink r:id="rId22" w:history="1">
           <w:r>
             <w:rPr>
               <w:rStyle w:val="Hyperlink"/>
@@ -3468,7 +3454,7 @@
           <w:sz w:val="24"/>
           <w:u w:val="single"/>
         </w:rPr>
-        <w:hyperlink r:id="rId21" w:history="1">
+        <w:hyperlink r:id="rId22" w:history="1">
           <w:r>
             <w:rPr>
               <w:rStyle w:val="Hyperlink"/>
@@ -3485,14 +3471,7 @@
           <w:color w:val="000000"/>
           <w:sz w:val="24"/>
         </w:rPr>
-        <w:hyperlink r:id="rId21" w:history="1">
-          <w:r>
-            <w:rPr>
-              <w:rStyle w:val="Hyperlink"/>
-            </w:rPr>
-            <w:t xml:space="preserve">, </w:t>
-          </w:r>
-        </w:hyperlink>
+        <w:t xml:space="preserve">, </w:t>
       </w:r>
       <w:r>
         <w:rPr>
@@ -3503,7 +3482,7 @@
           <w:sz w:val="24"/>
           <w:u w:val="single"/>
         </w:rPr>
-        <w:hyperlink r:id="rId21" w:history="1">
+        <w:hyperlink r:id="rId23" w:history="1">
           <w:r>
             <w:rPr>
               <w:rStyle w:val="Hyperlink"/>
@@ -3550,7 +3529,7 @@
           <w:sz w:val="24"/>
           <w:u w:val="single"/>
         </w:rPr>
-        <w:hyperlink r:id="rId23" w:history="1">
+        <w:hyperlink r:id="rId21" w:history="1">
           <w:r>
             <w:rPr>
               <w:rStyle w:val="Hyperlink"/>

--- a/EXPORTS/DOCX/published/niveau3/Dutch/MNusantara.docx
+++ b/EXPORTS/DOCX/published/niveau3/Dutch/MNusantara.docx
@@ -3215,7 +3215,7 @@
           <w:sz w:val="24"/>
           <w:u w:val="single"/>
         </w:rPr>
-        <w:hyperlink r:id="rId20" w:history="1">
+        <w:hyperlink r:id="rId18" w:history="1">
           <w:r>
             <w:rPr>
               <w:rStyle w:val="Hyperlink"/>

--- a/EXPORTS/DOCX/published/niveau3/Dutch/MNusantara.docx
+++ b/EXPORTS/DOCX/published/niveau3/Dutch/MNusantara.docx
@@ -3122,7 +3122,7 @@
           <w:sz w:val="24"/>
           <w:u w:val="single"/>
         </w:rPr>
-        <w:hyperlink r:id="rId19" w:history="1">
+        <w:hyperlink r:id="rId18" w:history="1">
           <w:r>
             <w:rPr>
               <w:rStyle w:val="Hyperlink"/>
@@ -3140,7 +3140,7 @@
           <w:sz w:val="24"/>
           <w:u w:val="single"/>
         </w:rPr>
-        <w:hyperlink r:id="rId19" w:history="1">
+        <w:hyperlink r:id="rId18" w:history="1">
           <w:r>
             <w:rPr>
               <w:rStyle w:val="Hyperlink"/>
@@ -3157,7 +3157,14 @@
           <w:color w:val="000000"/>
           <w:sz w:val="24"/>
         </w:rPr>
-        <w:t xml:space="preserve">, </w:t>
+        <w:hyperlink r:id="rId18" w:history="1">
+          <w:r>
+            <w:rPr>
+              <w:rStyle w:val="Hyperlink"/>
+            </w:rPr>
+            <w:t xml:space="preserve">, </w:t>
+          </w:r>
+        </w:hyperlink>
       </w:r>
       <w:r>
         <w:rPr>
@@ -3168,7 +3175,7 @@
           <w:sz w:val="24"/>
           <w:u w:val="single"/>
         </w:rPr>
-        <w:hyperlink r:id="rId20" w:history="1">
+        <w:hyperlink r:id="rId18" w:history="1">
           <w:r>
             <w:rPr>
               <w:rStyle w:val="Hyperlink"/>
@@ -3215,7 +3222,7 @@
           <w:sz w:val="24"/>
           <w:u w:val="single"/>
         </w:rPr>
-        <w:hyperlink r:id="rId18" w:history="1">
+        <w:hyperlink r:id="rId20" w:history="1">
           <w:r>
             <w:rPr>
               <w:rStyle w:val="Hyperlink"/>
@@ -3436,7 +3443,7 @@
           <w:sz w:val="24"/>
           <w:u w:val="single"/>
         </w:rPr>
-        <w:hyperlink r:id="rId22" w:history="1">
+        <w:hyperlink r:id="rId21" w:history="1">
           <w:r>
             <w:rPr>
               <w:rStyle w:val="Hyperlink"/>
@@ -3454,7 +3461,7 @@
           <w:sz w:val="24"/>
           <w:u w:val="single"/>
         </w:rPr>
-        <w:hyperlink r:id="rId22" w:history="1">
+        <w:hyperlink r:id="rId21" w:history="1">
           <w:r>
             <w:rPr>
               <w:rStyle w:val="Hyperlink"/>
@@ -3471,7 +3478,14 @@
           <w:color w:val="000000"/>
           <w:sz w:val="24"/>
         </w:rPr>
-        <w:t xml:space="preserve">, </w:t>
+        <w:hyperlink r:id="rId21" w:history="1">
+          <w:r>
+            <w:rPr>
+              <w:rStyle w:val="Hyperlink"/>
+            </w:rPr>
+            <w:t xml:space="preserve">, </w:t>
+          </w:r>
+        </w:hyperlink>
       </w:r>
       <w:r>
         <w:rPr>
@@ -3482,7 +3496,7 @@
           <w:sz w:val="24"/>
           <w:u w:val="single"/>
         </w:rPr>
-        <w:hyperlink r:id="rId23" w:history="1">
+        <w:hyperlink r:id="rId21" w:history="1">
           <w:r>
             <w:rPr>
               <w:rStyle w:val="Hyperlink"/>
@@ -3511,7 +3525,7 @@
           <w:sz w:val="24"/>
           <w:u w:val="single"/>
         </w:rPr>
-        <w:hyperlink r:id="rId23" w:history="1">
+        <w:hyperlink r:id="rId21" w:history="1">
           <w:r>
             <w:rPr>
               <w:rStyle w:val="Hyperlink"/>

--- a/EXPORTS/DOCX/published/niveau3/Dutch/MNusantara.docx
+++ b/EXPORTS/DOCX/published/niveau3/Dutch/MNusantara.docx
@@ -2873,9 +2873,15 @@
           <w:i w:val="0"/>
           <w:color w:val="0000FF"/>
           <w:sz w:val="24"/>
-          <w:u w:val="single"/>
         </w:rPr>
-        <w:t>2</w:t>
+        <w:hyperlink r:id="rId14" w:history="1">
+          <w:r>
+            <w:rPr>
+              <w:rStyle w:val="Hyperlink"/>
+            </w:rPr>
+            <w:t>2</w:t>
+          </w:r>
+        </w:hyperlink>
       </w:r>
       <w:r>
         <w:rPr>
@@ -3204,7 +3210,7 @@
           <w:sz w:val="24"/>
           <w:u w:val="single"/>
         </w:rPr>
-        <w:hyperlink r:id="rId20" w:history="1">
+        <w:hyperlink r:id="rId18" w:history="1">
           <w:r>
             <w:rPr>
               <w:rStyle w:val="Hyperlink"/>
@@ -3222,7 +3228,7 @@
           <w:sz w:val="24"/>
           <w:u w:val="single"/>
         </w:rPr>
-        <w:hyperlink r:id="rId20" w:history="1">
+        <w:hyperlink r:id="rId18" w:history="1">
           <w:r>
             <w:rPr>
               <w:rStyle w:val="Hyperlink"/>
@@ -3343,7 +3349,7 @@
           <w:sz w:val="24"/>
           <w:u w:val="single"/>
         </w:rPr>
-        <w:hyperlink r:id="rId21" w:history="1">
+        <w:hyperlink r:id="rId20" w:history="1">
           <w:r>
             <w:rPr>
               <w:rStyle w:val="Hyperlink"/>
@@ -3361,7 +3367,7 @@
           <w:sz w:val="24"/>
           <w:u w:val="single"/>
         </w:rPr>
-        <w:hyperlink r:id="rId21" w:history="1">
+        <w:hyperlink r:id="rId20" w:history="1">
           <w:r>
             <w:rPr>
               <w:rStyle w:val="Hyperlink"/>
@@ -3379,7 +3385,7 @@
           <w:sz w:val="24"/>
           <w:u w:val="single"/>
         </w:rPr>
-        <w:hyperlink r:id="rId21" w:history="1">
+        <w:hyperlink r:id="rId20" w:history="1">
           <w:r>
             <w:rPr>
               <w:rStyle w:val="Hyperlink"/>
@@ -3397,7 +3403,7 @@
           <w:sz w:val="24"/>
           <w:u w:val="single"/>
         </w:rPr>
-        <w:hyperlink r:id="rId21" w:history="1">
+        <w:hyperlink r:id="rId20" w:history="1">
           <w:r>
             <w:rPr>
               <w:rStyle w:val="Hyperlink"/>
@@ -3425,7 +3431,7 @@
           <w:sz w:val="24"/>
           <w:u w:val="single"/>
         </w:rPr>
-        <w:hyperlink r:id="rId22" w:history="1">
+        <w:hyperlink r:id="rId21" w:history="1">
           <w:r>
             <w:rPr>
               <w:rStyle w:val="Hyperlink"/>
@@ -3443,7 +3449,7 @@
           <w:sz w:val="24"/>
           <w:u w:val="single"/>
         </w:rPr>
-        <w:hyperlink r:id="rId21" w:history="1">
+        <w:hyperlink r:id="rId20" w:history="1">
           <w:r>
             <w:rPr>
               <w:rStyle w:val="Hyperlink"/>
@@ -3461,7 +3467,7 @@
           <w:sz w:val="24"/>
           <w:u w:val="single"/>
         </w:rPr>
-        <w:hyperlink r:id="rId21" w:history="1">
+        <w:hyperlink r:id="rId20" w:history="1">
           <w:r>
             <w:rPr>
               <w:rStyle w:val="Hyperlink"/>
@@ -3478,7 +3484,7 @@
           <w:color w:val="000000"/>
           <w:sz w:val="24"/>
         </w:rPr>
-        <w:hyperlink r:id="rId21" w:history="1">
+        <w:hyperlink r:id="rId20" w:history="1">
           <w:r>
             <w:rPr>
               <w:rStyle w:val="Hyperlink"/>
@@ -3496,7 +3502,7 @@
           <w:sz w:val="24"/>
           <w:u w:val="single"/>
         </w:rPr>
-        <w:hyperlink r:id="rId21" w:history="1">
+        <w:hyperlink r:id="rId20" w:history="1">
           <w:r>
             <w:rPr>
               <w:rStyle w:val="Hyperlink"/>
@@ -3525,7 +3531,7 @@
           <w:sz w:val="24"/>
           <w:u w:val="single"/>
         </w:rPr>
-        <w:hyperlink r:id="rId21" w:history="1">
+        <w:hyperlink r:id="rId20" w:history="1">
           <w:r>
             <w:rPr>
               <w:rStyle w:val="Hyperlink"/>
@@ -3543,7 +3549,7 @@
           <w:sz w:val="24"/>
           <w:u w:val="single"/>
         </w:rPr>
-        <w:hyperlink r:id="rId21" w:history="1">
+        <w:hyperlink r:id="rId20" w:history="1">
           <w:r>
             <w:rPr>
               <w:rStyle w:val="Hyperlink"/>

--- a/EXPORTS/DOCX/published/niveau3/Dutch/MNusantara.docx
+++ b/EXPORTS/DOCX/published/niveau3/Dutch/MNusantara.docx
@@ -3128,7 +3128,7 @@
           <w:sz w:val="24"/>
           <w:u w:val="single"/>
         </w:rPr>
-        <w:hyperlink r:id="rId18" w:history="1">
+        <w:hyperlink r:id="rId19" w:history="1">
           <w:r>
             <w:rPr>
               <w:rStyle w:val="Hyperlink"/>
@@ -3146,7 +3146,7 @@
           <w:sz w:val="24"/>
           <w:u w:val="single"/>
         </w:rPr>
-        <w:hyperlink r:id="rId18" w:history="1">
+        <w:hyperlink r:id="rId19" w:history="1">
           <w:r>
             <w:rPr>
               <w:rStyle w:val="Hyperlink"/>
@@ -3163,14 +3163,7 @@
           <w:color w:val="000000"/>
           <w:sz w:val="24"/>
         </w:rPr>
-        <w:hyperlink r:id="rId18" w:history="1">
-          <w:r>
-            <w:rPr>
-              <w:rStyle w:val="Hyperlink"/>
-            </w:rPr>
-            <w:t xml:space="preserve">, </w:t>
-          </w:r>
-        </w:hyperlink>
+        <w:t xml:space="preserve">, </w:t>
       </w:r>
       <w:r>
         <w:rPr>
@@ -3181,7 +3174,7 @@
           <w:sz w:val="24"/>
           <w:u w:val="single"/>
         </w:rPr>
-        <w:hyperlink r:id="rId18" w:history="1">
+        <w:hyperlink r:id="rId20" w:history="1">
           <w:r>
             <w:rPr>
               <w:rStyle w:val="Hyperlink"/>
@@ -3210,7 +3203,7 @@
           <w:sz w:val="24"/>
           <w:u w:val="single"/>
         </w:rPr>
-        <w:hyperlink r:id="rId18" w:history="1">
+        <w:hyperlink r:id="rId20" w:history="1">
           <w:r>
             <w:rPr>
               <w:rStyle w:val="Hyperlink"/>
@@ -3349,7 +3342,7 @@
           <w:sz w:val="24"/>
           <w:u w:val="single"/>
         </w:rPr>
-        <w:hyperlink r:id="rId20" w:history="1">
+        <w:hyperlink r:id="rId21" w:history="1">
           <w:r>
             <w:rPr>
               <w:rStyle w:val="Hyperlink"/>
@@ -3367,7 +3360,7 @@
           <w:sz w:val="24"/>
           <w:u w:val="single"/>
         </w:rPr>
-        <w:hyperlink r:id="rId20" w:history="1">
+        <w:hyperlink r:id="rId21" w:history="1">
           <w:r>
             <w:rPr>
               <w:rStyle w:val="Hyperlink"/>
@@ -3385,7 +3378,7 @@
           <w:sz w:val="24"/>
           <w:u w:val="single"/>
         </w:rPr>
-        <w:hyperlink r:id="rId20" w:history="1">
+        <w:hyperlink r:id="rId21" w:history="1">
           <w:r>
             <w:rPr>
               <w:rStyle w:val="Hyperlink"/>
@@ -3403,7 +3396,7 @@
           <w:sz w:val="24"/>
           <w:u w:val="single"/>
         </w:rPr>
-        <w:hyperlink r:id="rId20" w:history="1">
+        <w:hyperlink r:id="rId21" w:history="1">
           <w:r>
             <w:rPr>
               <w:rStyle w:val="Hyperlink"/>
@@ -3431,7 +3424,7 @@
           <w:sz w:val="24"/>
           <w:u w:val="single"/>
         </w:rPr>
-        <w:hyperlink r:id="rId21" w:history="1">
+        <w:hyperlink r:id="rId22" w:history="1">
           <w:r>
             <w:rPr>
               <w:rStyle w:val="Hyperlink"/>
@@ -3449,7 +3442,7 @@
           <w:sz w:val="24"/>
           <w:u w:val="single"/>
         </w:rPr>
-        <w:hyperlink r:id="rId20" w:history="1">
+        <w:hyperlink r:id="rId22" w:history="1">
           <w:r>
             <w:rPr>
               <w:rStyle w:val="Hyperlink"/>
@@ -3467,7 +3460,7 @@
           <w:sz w:val="24"/>
           <w:u w:val="single"/>
         </w:rPr>
-        <w:hyperlink r:id="rId20" w:history="1">
+        <w:hyperlink r:id="rId22" w:history="1">
           <w:r>
             <w:rPr>
               <w:rStyle w:val="Hyperlink"/>
@@ -3484,14 +3477,7 @@
           <w:color w:val="000000"/>
           <w:sz w:val="24"/>
         </w:rPr>
-        <w:hyperlink r:id="rId20" w:history="1">
-          <w:r>
-            <w:rPr>
-              <w:rStyle w:val="Hyperlink"/>
-            </w:rPr>
-            <w:t xml:space="preserve">, </w:t>
-          </w:r>
-        </w:hyperlink>
+        <w:t xml:space="preserve">, </w:t>
       </w:r>
       <w:r>
         <w:rPr>
@@ -3502,7 +3488,7 @@
           <w:sz w:val="24"/>
           <w:u w:val="single"/>
         </w:rPr>
-        <w:hyperlink r:id="rId20" w:history="1">
+        <w:hyperlink r:id="rId23" w:history="1">
           <w:r>
             <w:rPr>
               <w:rStyle w:val="Hyperlink"/>
@@ -3531,7 +3517,7 @@
           <w:sz w:val="24"/>
           <w:u w:val="single"/>
         </w:rPr>
-        <w:hyperlink r:id="rId20" w:history="1">
+        <w:hyperlink r:id="rId23" w:history="1">
           <w:r>
             <w:rPr>
               <w:rStyle w:val="Hyperlink"/>
@@ -3549,7 +3535,7 @@
           <w:sz w:val="24"/>
           <w:u w:val="single"/>
         </w:rPr>
-        <w:hyperlink r:id="rId20" w:history="1">
+        <w:hyperlink r:id="rId21" w:history="1">
           <w:r>
             <w:rPr>
               <w:rStyle w:val="Hyperlink"/>

--- a/EXPORTS/DOCX/published/niveau3/Dutch/MNusantara.docx
+++ b/EXPORTS/DOCX/published/niveau3/Dutch/MNusantara.docx
@@ -3157,13 +3157,21 @@
       </w:r>
       <w:r>
         <w:rPr>
+          <w:u w:val="single" w:color="0000ff"/>
           <w:rFonts w:ascii="Charis SIL Regular" w:hAnsi="Charis SIL Regular" w:eastAsia="Charis SIL Regular"/>
           <w:b w:val="0"/>
           <w:i w:val="0"/>
           <w:color w:val="000000"/>
           <w:sz w:val="24"/>
         </w:rPr>
-        <w:t xml:space="preserve">, </w:t>
+        <w:hyperlink r:id="rId18" w:history="1">
+          <w:r>
+            <w:rPr>
+              <w:rStyle w:val="Hyperlink"/>
+            </w:rPr>
+            <w:t xml:space="preserve">, </w:t>
+          </w:r>
+        </w:hyperlink>
       </w:r>
       <w:r>
         <w:rPr>
@@ -3221,7 +3229,7 @@
           <w:sz w:val="24"/>
           <w:u w:val="single"/>
         </w:rPr>
-        <w:hyperlink r:id="rId18" w:history="1">
+        <w:hyperlink r:id="rId20" w:history="1">
           <w:r>
             <w:rPr>
               <w:rStyle w:val="Hyperlink"/>
@@ -3442,7 +3450,7 @@
           <w:sz w:val="24"/>
           <w:u w:val="single"/>
         </w:rPr>
-        <w:hyperlink r:id="rId22" w:history="1">
+        <w:hyperlink r:id="rId21" w:history="1">
           <w:r>
             <w:rPr>
               <w:rStyle w:val="Hyperlink"/>
@@ -3471,13 +3479,21 @@
       </w:r>
       <w:r>
         <w:rPr>
+          <w:u w:val="single" w:color="0000ff"/>
           <w:rFonts w:ascii="Charis SIL Regular" w:hAnsi="Charis SIL Regular" w:eastAsia="Charis SIL Regular"/>
           <w:b w:val="0"/>
           <w:i w:val="0"/>
           <w:color w:val="000000"/>
           <w:sz w:val="24"/>
         </w:rPr>
-        <w:t xml:space="preserve">, </w:t>
+        <w:hyperlink r:id="rId21" w:history="1">
+          <w:r>
+            <w:rPr>
+              <w:rStyle w:val="Hyperlink"/>
+            </w:rPr>
+            <w:t xml:space="preserve">, </w:t>
+          </w:r>
+        </w:hyperlink>
       </w:r>
       <w:r>
         <w:rPr>
@@ -3535,7 +3551,7 @@
           <w:sz w:val="24"/>
           <w:u w:val="single"/>
         </w:rPr>
-        <w:hyperlink r:id="rId21" w:history="1">
+        <w:hyperlink r:id="rId23" w:history="1">
           <w:r>
             <w:rPr>
               <w:rStyle w:val="Hyperlink"/>

--- a/EXPORTS/DOCX/published/niveau3/Dutch/MNusantara.docx
+++ b/EXPORTS/DOCX/published/niveau3/Dutch/MNusantara.docx
@@ -3128,7 +3128,7 @@
           <w:sz w:val="24"/>
           <w:u w:val="single"/>
         </w:rPr>
-        <w:hyperlink r:id="rId19" w:history="1">
+        <w:hyperlink r:id="rId18" w:history="1">
           <w:r>
             <w:rPr>
               <w:rStyle w:val="Hyperlink"/>
@@ -3146,7 +3146,7 @@
           <w:sz w:val="24"/>
           <w:u w:val="single"/>
         </w:rPr>
-        <w:hyperlink r:id="rId19" w:history="1">
+        <w:hyperlink r:id="rId18" w:history="1">
           <w:r>
             <w:rPr>
               <w:rStyle w:val="Hyperlink"/>
@@ -3157,7 +3157,6 @@
       </w:r>
       <w:r>
         <w:rPr>
-          <w:u w:val="single" w:color="0000ff"/>
           <w:rFonts w:ascii="Charis SIL Regular" w:hAnsi="Charis SIL Regular" w:eastAsia="Charis SIL Regular"/>
           <w:b w:val="0"/>
           <w:i w:val="0"/>
@@ -3182,7 +3181,7 @@
           <w:sz w:val="24"/>
           <w:u w:val="single"/>
         </w:rPr>
-        <w:hyperlink r:id="rId20" w:history="1">
+        <w:hyperlink r:id="rId18" w:history="1">
           <w:r>
             <w:rPr>
               <w:rStyle w:val="Hyperlink"/>
@@ -3211,7 +3210,7 @@
           <w:sz w:val="24"/>
           <w:u w:val="single"/>
         </w:rPr>
-        <w:hyperlink r:id="rId20" w:history="1">
+        <w:hyperlink r:id="rId18" w:history="1">
           <w:r>
             <w:rPr>
               <w:rStyle w:val="Hyperlink"/>
@@ -3229,7 +3228,7 @@
           <w:sz w:val="24"/>
           <w:u w:val="single"/>
         </w:rPr>
-        <w:hyperlink r:id="rId20" w:history="1">
+        <w:hyperlink r:id="rId18" w:history="1">
           <w:r>
             <w:rPr>
               <w:rStyle w:val="Hyperlink"/>
@@ -3350,7 +3349,7 @@
           <w:sz w:val="24"/>
           <w:u w:val="single"/>
         </w:rPr>
-        <w:hyperlink r:id="rId21" w:history="1">
+        <w:hyperlink r:id="rId20" w:history="1">
           <w:r>
             <w:rPr>
               <w:rStyle w:val="Hyperlink"/>
@@ -3368,7 +3367,7 @@
           <w:sz w:val="24"/>
           <w:u w:val="single"/>
         </w:rPr>
-        <w:hyperlink r:id="rId21" w:history="1">
+        <w:hyperlink r:id="rId20" w:history="1">
           <w:r>
             <w:rPr>
               <w:rStyle w:val="Hyperlink"/>
@@ -3386,7 +3385,7 @@
           <w:sz w:val="24"/>
           <w:u w:val="single"/>
         </w:rPr>
-        <w:hyperlink r:id="rId21" w:history="1">
+        <w:hyperlink r:id="rId20" w:history="1">
           <w:r>
             <w:rPr>
               <w:rStyle w:val="Hyperlink"/>
@@ -3404,7 +3403,7 @@
           <w:sz w:val="24"/>
           <w:u w:val="single"/>
         </w:rPr>
-        <w:hyperlink r:id="rId21" w:history="1">
+        <w:hyperlink r:id="rId20" w:history="1">
           <w:r>
             <w:rPr>
               <w:rStyle w:val="Hyperlink"/>
@@ -3432,7 +3431,7 @@
           <w:sz w:val="24"/>
           <w:u w:val="single"/>
         </w:rPr>
-        <w:hyperlink r:id="rId22" w:history="1">
+        <w:hyperlink r:id="rId21" w:history="1">
           <w:r>
             <w:rPr>
               <w:rStyle w:val="Hyperlink"/>
@@ -3450,7 +3449,7 @@
           <w:sz w:val="24"/>
           <w:u w:val="single"/>
         </w:rPr>
-        <w:hyperlink r:id="rId21" w:history="1">
+        <w:hyperlink r:id="rId20" w:history="1">
           <w:r>
             <w:rPr>
               <w:rStyle w:val="Hyperlink"/>
@@ -3468,7 +3467,7 @@
           <w:sz w:val="24"/>
           <w:u w:val="single"/>
         </w:rPr>
-        <w:hyperlink r:id="rId22" w:history="1">
+        <w:hyperlink r:id="rId20" w:history="1">
           <w:r>
             <w:rPr>
               <w:rStyle w:val="Hyperlink"/>
@@ -3479,14 +3478,13 @@
       </w:r>
       <w:r>
         <w:rPr>
-          <w:u w:val="single" w:color="0000ff"/>
           <w:rFonts w:ascii="Charis SIL Regular" w:hAnsi="Charis SIL Regular" w:eastAsia="Charis SIL Regular"/>
           <w:b w:val="0"/>
           <w:i w:val="0"/>
           <w:color w:val="000000"/>
           <w:sz w:val="24"/>
         </w:rPr>
-        <w:hyperlink r:id="rId21" w:history="1">
+        <w:hyperlink r:id="rId20" w:history="1">
           <w:r>
             <w:rPr>
               <w:rStyle w:val="Hyperlink"/>
@@ -3504,7 +3502,7 @@
           <w:sz w:val="24"/>
           <w:u w:val="single"/>
         </w:rPr>
-        <w:hyperlink r:id="rId23" w:history="1">
+        <w:hyperlink r:id="rId20" w:history="1">
           <w:r>
             <w:rPr>
               <w:rStyle w:val="Hyperlink"/>
@@ -3533,7 +3531,7 @@
           <w:sz w:val="24"/>
           <w:u w:val="single"/>
         </w:rPr>
-        <w:hyperlink r:id="rId23" w:history="1">
+        <w:hyperlink r:id="rId20" w:history="1">
           <w:r>
             <w:rPr>
               <w:rStyle w:val="Hyperlink"/>
@@ -3551,7 +3549,7 @@
           <w:sz w:val="24"/>
           <w:u w:val="single"/>
         </w:rPr>
-        <w:hyperlink r:id="rId23" w:history="1">
+        <w:hyperlink r:id="rId20" w:history="1">
           <w:r>
             <w:rPr>
               <w:rStyle w:val="Hyperlink"/>

--- a/EXPORTS/DOCX/published/niveau3/Dutch/MNusantara.docx
+++ b/EXPORTS/DOCX/published/niveau3/Dutch/MNusantara.docx
@@ -3128,7 +3128,7 @@
           <w:sz w:val="24"/>
           <w:u w:val="single"/>
         </w:rPr>
-        <w:hyperlink r:id="rId18" w:history="1">
+        <w:hyperlink r:id="rId19" w:history="1">
           <w:r>
             <w:rPr>
               <w:rStyle w:val="Hyperlink"/>
@@ -3146,7 +3146,7 @@
           <w:sz w:val="24"/>
           <w:u w:val="single"/>
         </w:rPr>
-        <w:hyperlink r:id="rId18" w:history="1">
+        <w:hyperlink r:id="rId19" w:history="1">
           <w:r>
             <w:rPr>
               <w:rStyle w:val="Hyperlink"/>
@@ -3157,6 +3157,7 @@
       </w:r>
       <w:r>
         <w:rPr>
+          <w:u w:val="single" w:color="0000ff"/>
           <w:rFonts w:ascii="Charis SIL Regular" w:hAnsi="Charis SIL Regular" w:eastAsia="Charis SIL Regular"/>
           <w:b w:val="0"/>
           <w:i w:val="0"/>
@@ -3181,7 +3182,7 @@
           <w:sz w:val="24"/>
           <w:u w:val="single"/>
         </w:rPr>
-        <w:hyperlink r:id="rId18" w:history="1">
+        <w:hyperlink r:id="rId20" w:history="1">
           <w:r>
             <w:rPr>
               <w:rStyle w:val="Hyperlink"/>
@@ -3210,7 +3211,7 @@
           <w:sz w:val="24"/>
           <w:u w:val="single"/>
         </w:rPr>
-        <w:hyperlink r:id="rId18" w:history="1">
+        <w:hyperlink r:id="rId20" w:history="1">
           <w:r>
             <w:rPr>
               <w:rStyle w:val="Hyperlink"/>
@@ -3228,7 +3229,7 @@
           <w:sz w:val="24"/>
           <w:u w:val="single"/>
         </w:rPr>
-        <w:hyperlink r:id="rId18" w:history="1">
+        <w:hyperlink r:id="rId20" w:history="1">
           <w:r>
             <w:rPr>
               <w:rStyle w:val="Hyperlink"/>
@@ -3349,7 +3350,7 @@
           <w:sz w:val="24"/>
           <w:u w:val="single"/>
         </w:rPr>
-        <w:hyperlink r:id="rId20" w:history="1">
+        <w:hyperlink r:id="rId21" w:history="1">
           <w:r>
             <w:rPr>
               <w:rStyle w:val="Hyperlink"/>
@@ -3367,7 +3368,7 @@
           <w:sz w:val="24"/>
           <w:u w:val="single"/>
         </w:rPr>
-        <w:hyperlink r:id="rId20" w:history="1">
+        <w:hyperlink r:id="rId21" w:history="1">
           <w:r>
             <w:rPr>
               <w:rStyle w:val="Hyperlink"/>
@@ -3385,7 +3386,7 @@
           <w:sz w:val="24"/>
           <w:u w:val="single"/>
         </w:rPr>
-        <w:hyperlink r:id="rId20" w:history="1">
+        <w:hyperlink r:id="rId21" w:history="1">
           <w:r>
             <w:rPr>
               <w:rStyle w:val="Hyperlink"/>
@@ -3403,7 +3404,7 @@
           <w:sz w:val="24"/>
           <w:u w:val="single"/>
         </w:rPr>
-        <w:hyperlink r:id="rId20" w:history="1">
+        <w:hyperlink r:id="rId21" w:history="1">
           <w:r>
             <w:rPr>
               <w:rStyle w:val="Hyperlink"/>
@@ -3431,7 +3432,7 @@
           <w:sz w:val="24"/>
           <w:u w:val="single"/>
         </w:rPr>
-        <w:hyperlink r:id="rId21" w:history="1">
+        <w:hyperlink r:id="rId22" w:history="1">
           <w:r>
             <w:rPr>
               <w:rStyle w:val="Hyperlink"/>
@@ -3449,7 +3450,7 @@
           <w:sz w:val="24"/>
           <w:u w:val="single"/>
         </w:rPr>
-        <w:hyperlink r:id="rId20" w:history="1">
+        <w:hyperlink r:id="rId22" w:history="1">
           <w:r>
             <w:rPr>
               <w:rStyle w:val="Hyperlink"/>
@@ -3467,7 +3468,7 @@
           <w:sz w:val="24"/>
           <w:u w:val="single"/>
         </w:rPr>
-        <w:hyperlink r:id="rId20" w:history="1">
+        <w:hyperlink r:id="rId22" w:history="1">
           <w:r>
             <w:rPr>
               <w:rStyle w:val="Hyperlink"/>
@@ -3478,13 +3479,14 @@
       </w:r>
       <w:r>
         <w:rPr>
+          <w:u w:val="single" w:color="0000ff"/>
           <w:rFonts w:ascii="Charis SIL Regular" w:hAnsi="Charis SIL Regular" w:eastAsia="Charis SIL Regular"/>
           <w:b w:val="0"/>
           <w:i w:val="0"/>
           <w:color w:val="000000"/>
           <w:sz w:val="24"/>
         </w:rPr>
-        <w:hyperlink r:id="rId20" w:history="1">
+        <w:hyperlink r:id="rId21" w:history="1">
           <w:r>
             <w:rPr>
               <w:rStyle w:val="Hyperlink"/>
@@ -3502,7 +3504,7 @@
           <w:sz w:val="24"/>
           <w:u w:val="single"/>
         </w:rPr>
-        <w:hyperlink r:id="rId20" w:history="1">
+        <w:hyperlink r:id="rId23" w:history="1">
           <w:r>
             <w:rPr>
               <w:rStyle w:val="Hyperlink"/>
@@ -3531,7 +3533,7 @@
           <w:sz w:val="24"/>
           <w:u w:val="single"/>
         </w:rPr>
-        <w:hyperlink r:id="rId20" w:history="1">
+        <w:hyperlink r:id="rId23" w:history="1">
           <w:r>
             <w:rPr>
               <w:rStyle w:val="Hyperlink"/>
@@ -3549,7 +3551,7 @@
           <w:sz w:val="24"/>
           <w:u w:val="single"/>
         </w:rPr>
-        <w:hyperlink r:id="rId20" w:history="1">
+        <w:hyperlink r:id="rId23" w:history="1">
           <w:r>
             <w:rPr>
               <w:rStyle w:val="Hyperlink"/>

--- a/EXPORTS/DOCX/published/niveau3/Dutch/MNusantara.docx
+++ b/EXPORTS/DOCX/published/niveau3/Dutch/MNusantara.docx
@@ -3128,7 +3128,7 @@
           <w:sz w:val="24"/>
           <w:u w:val="single"/>
         </w:rPr>
-        <w:hyperlink r:id="rId19" w:history="1">
+        <w:hyperlink r:id="rId18" w:history="1">
           <w:r>
             <w:rPr>
               <w:rStyle w:val="Hyperlink"/>
@@ -3146,7 +3146,7 @@
           <w:sz w:val="24"/>
           <w:u w:val="single"/>
         </w:rPr>
-        <w:hyperlink r:id="rId19" w:history="1">
+        <w:hyperlink r:id="rId18" w:history="1">
           <w:r>
             <w:rPr>
               <w:rStyle w:val="Hyperlink"/>
@@ -3157,21 +3157,13 @@
       </w:r>
       <w:r>
         <w:rPr>
-          <w:u w:val="single" w:color="0000ff"/>
           <w:rFonts w:ascii="Charis SIL Regular" w:hAnsi="Charis SIL Regular" w:eastAsia="Charis SIL Regular"/>
           <w:b w:val="0"/>
           <w:i w:val="0"/>
           <w:color w:val="000000"/>
           <w:sz w:val="24"/>
         </w:rPr>
-        <w:hyperlink r:id="rId18" w:history="1">
-          <w:r>
-            <w:rPr>
-              <w:rStyle w:val="Hyperlink"/>
-            </w:rPr>
-            <w:t xml:space="preserve">, </w:t>
-          </w:r>
-        </w:hyperlink>
+        <w:t xml:space="preserve">, </w:t>
       </w:r>
       <w:r>
         <w:rPr>
@@ -3182,7 +3174,7 @@
           <w:sz w:val="24"/>
           <w:u w:val="single"/>
         </w:rPr>
-        <w:hyperlink r:id="rId20" w:history="1">
+        <w:hyperlink r:id="rId18" w:history="1">
           <w:r>
             <w:rPr>
               <w:rStyle w:val="Hyperlink"/>
@@ -3229,7 +3221,7 @@
           <w:sz w:val="24"/>
           <w:u w:val="single"/>
         </w:rPr>
-        <w:hyperlink r:id="rId20" w:history="1">
+        <w:hyperlink r:id="rId18" w:history="1">
           <w:r>
             <w:rPr>
               <w:rStyle w:val="Hyperlink"/>
@@ -3479,21 +3471,13 @@
       </w:r>
       <w:r>
         <w:rPr>
-          <w:u w:val="single" w:color="0000ff"/>
           <w:rFonts w:ascii="Charis SIL Regular" w:hAnsi="Charis SIL Regular" w:eastAsia="Charis SIL Regular"/>
           <w:b w:val="0"/>
           <w:i w:val="0"/>
           <w:color w:val="000000"/>
           <w:sz w:val="24"/>
         </w:rPr>
-        <w:hyperlink r:id="rId21" w:history="1">
-          <w:r>
-            <w:rPr>
-              <w:rStyle w:val="Hyperlink"/>
-            </w:rPr>
-            <w:t xml:space="preserve">, </w:t>
-          </w:r>
-        </w:hyperlink>
+        <w:t xml:space="preserve">, </w:t>
       </w:r>
       <w:r>
         <w:rPr>

--- a/EXPORTS/DOCX/published/niveau3/Dutch/MNusantara.docx
+++ b/EXPORTS/DOCX/published/niveau3/Dutch/MNusantara.docx
@@ -435,58 +435,7 @@
           <w:color w:val="000000"/>
           <w:sz w:val="24"/>
         </w:rPr>
-        <w:t xml:space="preserve"> gevestigd in </w:t>
-      </w:r>
-      <w:r>
-        <w:rPr>
-          <w:rFonts w:ascii="Charis SIL Regular" w:hAnsi="Charis SIL Regular" w:eastAsia="Charis SIL Regular"/>
-          <w:b w:val="0"/>
-          <w:i w:val="0"/>
-          <w:color w:val="000000"/>
-          <w:sz w:val="24"/>
-        </w:rPr>
-        <w:hyperlink r:id="rId10" w:history="1">
-          <w:r>
-            <w:rPr>
-              <w:rStyle w:val="Hyperlink"/>
-            </w:rPr>
-            <w:t>De</w:t>
-          </w:r>
-        </w:hyperlink>
-      </w:r>
-      <w:r>
-        <w:rPr>
-          <w:rFonts w:ascii="Charis SIL Regular" w:hAnsi="Charis SIL Regular" w:eastAsia="Charis SIL Regular"/>
-          <w:b w:val="0"/>
-          <w:i w:val="0"/>
-          <w:color w:val="000000"/>
-          <w:sz w:val="24"/>
-        </w:rPr>
-        <w:hyperlink r:id="rId10" w:history="1">
-          <w:r>
-            <w:rPr>
-              <w:rStyle w:val="Hyperlink"/>
-            </w:rPr>
-            <w:t>l</w:t>
-          </w:r>
-        </w:hyperlink>
-      </w:r>
-      <w:r>
-        <w:rPr>
-          <w:rFonts w:ascii="Charis SIL Regular" w:hAnsi="Charis SIL Regular" w:eastAsia="Charis SIL Regular"/>
-          <w:b w:val="0"/>
-          <w:i w:val="0"/>
-          <w:color w:val="000000"/>
-          <w:sz w:val="24"/>
-        </w:rPr>
-        <w:hyperlink r:id="rId10" w:history="1">
-          <w:r>
-            <w:rPr>
-              <w:rStyle w:val="Hyperlink"/>
-            </w:rPr>
-            <w:t xml:space="preserve">ft, waar </w:t>
-          </w:r>
-        </w:hyperlink>
+        <w:t xml:space="preserve"> gevestigd in Delft, waar </w:t>
       </w:r>
       <w:r>
         <w:rPr>
@@ -2873,15 +2822,9 @@
           <w:i w:val="0"/>
           <w:color w:val="0000FF"/>
           <w:sz w:val="24"/>
+          <w:u w:val="single"/>
         </w:rPr>
-        <w:hyperlink r:id="rId14" w:history="1">
-          <w:r>
-            <w:rPr>
-              <w:rStyle w:val="Hyperlink"/>
-            </w:rPr>
-            <w:t>2</w:t>
-          </w:r>
-        </w:hyperlink>
+        <w:t>2</w:t>
       </w:r>
       <w:r>
         <w:rPr>
@@ -3128,7 +3071,7 @@
           <w:sz w:val="24"/>
           <w:u w:val="single"/>
         </w:rPr>
-        <w:hyperlink r:id="rId18" w:history="1">
+        <w:hyperlink r:id="rId19" w:history="1">
           <w:r>
             <w:rPr>
               <w:rStyle w:val="Hyperlink"/>
@@ -3163,7 +3106,14 @@
           <w:color w:val="000000"/>
           <w:sz w:val="24"/>
         </w:rPr>
-        <w:t xml:space="preserve">, </w:t>
+        <w:hyperlink r:id="rId18" w:history="1">
+          <w:r>
+            <w:rPr>
+              <w:rStyle w:val="Hyperlink"/>
+            </w:rPr>
+            <w:t xml:space="preserve">, </w:t>
+          </w:r>
+        </w:hyperlink>
       </w:r>
       <w:r>
         <w:rPr>
@@ -3203,7 +3153,7 @@
           <w:sz w:val="24"/>
           <w:u w:val="single"/>
         </w:rPr>
-        <w:hyperlink r:id="rId20" w:history="1">
+        <w:hyperlink r:id="rId18" w:history="1">
           <w:r>
             <w:rPr>
               <w:rStyle w:val="Hyperlink"/>
@@ -3342,7 +3292,7 @@
           <w:sz w:val="24"/>
           <w:u w:val="single"/>
         </w:rPr>
-        <w:hyperlink r:id="rId21" w:history="1">
+        <w:hyperlink r:id="rId20" w:history="1">
           <w:r>
             <w:rPr>
               <w:rStyle w:val="Hyperlink"/>
@@ -3360,7 +3310,7 @@
           <w:sz w:val="24"/>
           <w:u w:val="single"/>
         </w:rPr>
-        <w:hyperlink r:id="rId21" w:history="1">
+        <w:hyperlink r:id="rId20" w:history="1">
           <w:r>
             <w:rPr>
               <w:rStyle w:val="Hyperlink"/>
@@ -3378,7 +3328,7 @@
           <w:sz w:val="24"/>
           <w:u w:val="single"/>
         </w:rPr>
-        <w:hyperlink r:id="rId21" w:history="1">
+        <w:hyperlink r:id="rId20" w:history="1">
           <w:r>
             <w:rPr>
               <w:rStyle w:val="Hyperlink"/>
@@ -3396,7 +3346,7 @@
           <w:sz w:val="24"/>
           <w:u w:val="single"/>
         </w:rPr>
-        <w:hyperlink r:id="rId21" w:history="1">
+        <w:hyperlink r:id="rId20" w:history="1">
           <w:r>
             <w:rPr>
               <w:rStyle w:val="Hyperlink"/>
@@ -3424,7 +3374,7 @@
           <w:sz w:val="24"/>
           <w:u w:val="single"/>
         </w:rPr>
-        <w:hyperlink r:id="rId22" w:history="1">
+        <w:hyperlink r:id="rId21" w:history="1">
           <w:r>
             <w:rPr>
               <w:rStyle w:val="Hyperlink"/>
@@ -3442,7 +3392,7 @@
           <w:sz w:val="24"/>
           <w:u w:val="single"/>
         </w:rPr>
-        <w:hyperlink r:id="rId22" w:history="1">
+        <w:hyperlink r:id="rId21" w:history="1">
           <w:r>
             <w:rPr>
               <w:rStyle w:val="Hyperlink"/>
@@ -3460,7 +3410,7 @@
           <w:sz w:val="24"/>
           <w:u w:val="single"/>
         </w:rPr>
-        <w:hyperlink r:id="rId22" w:history="1">
+        <w:hyperlink r:id="rId21" w:history="1">
           <w:r>
             <w:rPr>
               <w:rStyle w:val="Hyperlink"/>
@@ -3488,7 +3438,7 @@
           <w:sz w:val="24"/>
           <w:u w:val="single"/>
         </w:rPr>
-        <w:hyperlink r:id="rId23" w:history="1">
+        <w:hyperlink r:id="rId22" w:history="1">
           <w:r>
             <w:rPr>
               <w:rStyle w:val="Hyperlink"/>
@@ -3517,7 +3467,7 @@
           <w:sz w:val="24"/>
           <w:u w:val="single"/>
         </w:rPr>
-        <w:hyperlink r:id="rId23" w:history="1">
+        <w:hyperlink r:id="rId22" w:history="1">
           <w:r>
             <w:rPr>
               <w:rStyle w:val="Hyperlink"/>
@@ -3535,7 +3485,7 @@
           <w:sz w:val="24"/>
           <w:u w:val="single"/>
         </w:rPr>
-        <w:hyperlink r:id="rId23" w:history="1">
+        <w:hyperlink r:id="rId20" w:history="1">
           <w:r>
             <w:rPr>
               <w:rStyle w:val="Hyperlink"/>

--- a/EXPORTS/DOCX/published/niveau3/Dutch/MNusantara.docx
+++ b/EXPORTS/DOCX/published/niveau3/Dutch/MNusantara.docx
@@ -435,7 +435,58 @@
           <w:color w:val="000000"/>
           <w:sz w:val="24"/>
         </w:rPr>
-        <w:t xml:space="preserve"> gevestigd in Delft, waar </w:t>
+        <w:t xml:space="preserve"> gevestigd in </w:t>
+      </w:r>
+      <w:r>
+        <w:rPr>
+          <w:rFonts w:ascii="Charis SIL Regular" w:hAnsi="Charis SIL Regular" w:eastAsia="Charis SIL Regular"/>
+          <w:b w:val="0"/>
+          <w:i w:val="0"/>
+          <w:color w:val="000000"/>
+          <w:sz w:val="24"/>
+        </w:rPr>
+        <w:hyperlink r:id="rId10" w:history="1">
+          <w:r>
+            <w:rPr>
+              <w:rStyle w:val="Hyperlink"/>
+            </w:rPr>
+            <w:t>De</w:t>
+          </w:r>
+        </w:hyperlink>
+      </w:r>
+      <w:r>
+        <w:rPr>
+          <w:rFonts w:ascii="Charis SIL Regular" w:hAnsi="Charis SIL Regular" w:eastAsia="Charis SIL Regular"/>
+          <w:b w:val="0"/>
+          <w:i w:val="0"/>
+          <w:color w:val="000000"/>
+          <w:sz w:val="24"/>
+        </w:rPr>
+        <w:hyperlink r:id="rId10" w:history="1">
+          <w:r>
+            <w:rPr>
+              <w:rStyle w:val="Hyperlink"/>
+            </w:rPr>
+            <w:t>l</w:t>
+          </w:r>
+        </w:hyperlink>
+      </w:r>
+      <w:r>
+        <w:rPr>
+          <w:rFonts w:ascii="Charis SIL Regular" w:hAnsi="Charis SIL Regular" w:eastAsia="Charis SIL Regular"/>
+          <w:b w:val="0"/>
+          <w:i w:val="0"/>
+          <w:color w:val="000000"/>
+          <w:sz w:val="24"/>
+        </w:rPr>
+        <w:hyperlink r:id="rId10" w:history="1">
+          <w:r>
+            <w:rPr>
+              <w:rStyle w:val="Hyperlink"/>
+            </w:rPr>
+            <w:t xml:space="preserve">ft, waar </w:t>
+          </w:r>
+        </w:hyperlink>
       </w:r>
       <w:r>
         <w:rPr>
@@ -2822,9 +2873,15 @@
           <w:i w:val="0"/>
           <w:color w:val="0000FF"/>
           <w:sz w:val="24"/>
-          <w:u w:val="single"/>
         </w:rPr>
-        <w:t>2</w:t>
+        <w:hyperlink r:id="rId14" w:history="1">
+          <w:r>
+            <w:rPr>
+              <w:rStyle w:val="Hyperlink"/>
+            </w:rPr>
+            <w:t>2</w:t>
+          </w:r>
+        </w:hyperlink>
       </w:r>
       <w:r>
         <w:rPr>
@@ -3089,7 +3146,7 @@
           <w:sz w:val="24"/>
           <w:u w:val="single"/>
         </w:rPr>
-        <w:hyperlink r:id="rId18" w:history="1">
+        <w:hyperlink r:id="rId19" w:history="1">
           <w:r>
             <w:rPr>
               <w:rStyle w:val="Hyperlink"/>
@@ -3100,6 +3157,7 @@
       </w:r>
       <w:r>
         <w:rPr>
+          <w:u w:val="single" w:color="0000ff"/>
           <w:rFonts w:ascii="Charis SIL Regular" w:hAnsi="Charis SIL Regular" w:eastAsia="Charis SIL Regular"/>
           <w:b w:val="0"/>
           <w:i w:val="0"/>
@@ -3124,7 +3182,7 @@
           <w:sz w:val="24"/>
           <w:u w:val="single"/>
         </w:rPr>
-        <w:hyperlink r:id="rId18" w:history="1">
+        <w:hyperlink r:id="rId20" w:history="1">
           <w:r>
             <w:rPr>
               <w:rStyle w:val="Hyperlink"/>
@@ -3153,7 +3211,7 @@
           <w:sz w:val="24"/>
           <w:u w:val="single"/>
         </w:rPr>
-        <w:hyperlink r:id="rId18" w:history="1">
+        <w:hyperlink r:id="rId20" w:history="1">
           <w:r>
             <w:rPr>
               <w:rStyle w:val="Hyperlink"/>
@@ -3171,7 +3229,7 @@
           <w:sz w:val="24"/>
           <w:u w:val="single"/>
         </w:rPr>
-        <w:hyperlink r:id="rId18" w:history="1">
+        <w:hyperlink r:id="rId20" w:history="1">
           <w:r>
             <w:rPr>
               <w:rStyle w:val="Hyperlink"/>
@@ -3292,7 +3350,7 @@
           <w:sz w:val="24"/>
           <w:u w:val="single"/>
         </w:rPr>
-        <w:hyperlink r:id="rId20" w:history="1">
+        <w:hyperlink r:id="rId21" w:history="1">
           <w:r>
             <w:rPr>
               <w:rStyle w:val="Hyperlink"/>
@@ -3310,7 +3368,7 @@
           <w:sz w:val="24"/>
           <w:u w:val="single"/>
         </w:rPr>
-        <w:hyperlink r:id="rId20" w:history="1">
+        <w:hyperlink r:id="rId21" w:history="1">
           <w:r>
             <w:rPr>
               <w:rStyle w:val="Hyperlink"/>
@@ -3328,7 +3386,7 @@
           <w:sz w:val="24"/>
           <w:u w:val="single"/>
         </w:rPr>
-        <w:hyperlink r:id="rId20" w:history="1">
+        <w:hyperlink r:id="rId21" w:history="1">
           <w:r>
             <w:rPr>
               <w:rStyle w:val="Hyperlink"/>
@@ -3346,7 +3404,7 @@
           <w:sz w:val="24"/>
           <w:u w:val="single"/>
         </w:rPr>
-        <w:hyperlink r:id="rId20" w:history="1">
+        <w:hyperlink r:id="rId21" w:history="1">
           <w:r>
             <w:rPr>
               <w:rStyle w:val="Hyperlink"/>
@@ -3374,7 +3432,7 @@
           <w:sz w:val="24"/>
           <w:u w:val="single"/>
         </w:rPr>
-        <w:hyperlink r:id="rId21" w:history="1">
+        <w:hyperlink r:id="rId22" w:history="1">
           <w:r>
             <w:rPr>
               <w:rStyle w:val="Hyperlink"/>
@@ -3392,7 +3450,7 @@
           <w:sz w:val="24"/>
           <w:u w:val="single"/>
         </w:rPr>
-        <w:hyperlink r:id="rId21" w:history="1">
+        <w:hyperlink r:id="rId22" w:history="1">
           <w:r>
             <w:rPr>
               <w:rStyle w:val="Hyperlink"/>
@@ -3410,7 +3468,7 @@
           <w:sz w:val="24"/>
           <w:u w:val="single"/>
         </w:rPr>
-        <w:hyperlink r:id="rId21" w:history="1">
+        <w:hyperlink r:id="rId22" w:history="1">
           <w:r>
             <w:rPr>
               <w:rStyle w:val="Hyperlink"/>
@@ -3427,7 +3485,14 @@
           <w:color w:val="000000"/>
           <w:sz w:val="24"/>
         </w:rPr>
-        <w:t xml:space="preserve">, </w:t>
+        <w:hyperlink r:id="rId21" w:history="1">
+          <w:r>
+            <w:rPr>
+              <w:rStyle w:val="Hyperlink"/>
+            </w:rPr>
+            <w:t xml:space="preserve">, </w:t>
+          </w:r>
+        </w:hyperlink>
       </w:r>
       <w:r>
         <w:rPr>
@@ -3438,7 +3503,7 @@
           <w:sz w:val="24"/>
           <w:u w:val="single"/>
         </w:rPr>
-        <w:hyperlink r:id="rId22" w:history="1">
+        <w:hyperlink r:id="rId23" w:history="1">
           <w:r>
             <w:rPr>
               <w:rStyle w:val="Hyperlink"/>
@@ -3467,7 +3532,7 @@
           <w:sz w:val="24"/>
           <w:u w:val="single"/>
         </w:rPr>
-        <w:hyperlink r:id="rId22" w:history="1">
+        <w:hyperlink r:id="rId23" w:history="1">
           <w:r>
             <w:rPr>
               <w:rStyle w:val="Hyperlink"/>
@@ -3485,7 +3550,7 @@
           <w:sz w:val="24"/>
           <w:u w:val="single"/>
         </w:rPr>
-        <w:hyperlink r:id="rId20" w:history="1">
+        <w:hyperlink r:id="rId23" w:history="1">
           <w:r>
             <w:rPr>
               <w:rStyle w:val="Hyperlink"/>

--- a/EXPORTS/DOCX/published/niveau3/Dutch/MNusantara.docx
+++ b/EXPORTS/DOCX/published/niveau3/Dutch/MNusantara.docx
@@ -3164,14 +3164,7 @@
           <w:color w:val="000000"/>
           <w:sz w:val="24"/>
         </w:rPr>
-        <w:hyperlink r:id="rId18" w:history="1">
-          <w:r>
-            <w:rPr>
-              <w:rStyle w:val="Hyperlink"/>
-            </w:rPr>
-            <w:t xml:space="preserve">, </w:t>
-          </w:r>
-        </w:hyperlink>
+        <w:t xml:space="preserve">, </w:t>
       </w:r>
       <w:r>
         <w:rPr>
@@ -3229,7 +3222,7 @@
           <w:sz w:val="24"/>
           <w:u w:val="single"/>
         </w:rPr>
-        <w:hyperlink r:id="rId18" w:history="1">
+        <w:hyperlink r:id="rId20" w:history="1">
           <w:r>
             <w:rPr>
               <w:rStyle w:val="Hyperlink"/>
@@ -3479,21 +3472,13 @@
       </w:r>
       <w:r>
         <w:rPr>
-          <w:u w:val="single" w:color="0000ff"/>
           <w:rFonts w:ascii="Charis SIL Regular" w:hAnsi="Charis SIL Regular" w:eastAsia="Charis SIL Regular"/>
           <w:b w:val="0"/>
           <w:i w:val="0"/>
           <w:color w:val="000000"/>
           <w:sz w:val="24"/>
         </w:rPr>
-        <w:hyperlink r:id="rId21" w:history="1">
-          <w:r>
-            <w:rPr>
-              <w:rStyle w:val="Hyperlink"/>
-            </w:rPr>
-            <w:t xml:space="preserve">, </w:t>
-          </w:r>
-        </w:hyperlink>
+        <w:t xml:space="preserve">, </w:t>
       </w:r>
       <w:r>
         <w:rPr>

--- a/EXPORTS/DOCX/published/niveau3/Dutch/MNusantara.docx
+++ b/EXPORTS/DOCX/published/niveau3/Dutch/MNusantara.docx
@@ -3128,7 +3128,7 @@
           <w:sz w:val="24"/>
           <w:u w:val="single"/>
         </w:rPr>
-        <w:hyperlink r:id="rId19" w:history="1">
+        <w:hyperlink r:id="rId18" w:history="1">
           <w:r>
             <w:rPr>
               <w:rStyle w:val="Hyperlink"/>
@@ -3146,7 +3146,7 @@
           <w:sz w:val="24"/>
           <w:u w:val="single"/>
         </w:rPr>
-        <w:hyperlink r:id="rId19" w:history="1">
+        <w:hyperlink r:id="rId18" w:history="1">
           <w:r>
             <w:rPr>
               <w:rStyle w:val="Hyperlink"/>
@@ -3157,14 +3157,20 @@
       </w:r>
       <w:r>
         <w:rPr>
-          <w:u w:val="single" w:color="0000ff"/>
           <w:rFonts w:ascii="Charis SIL Regular" w:hAnsi="Charis SIL Regular" w:eastAsia="Charis SIL Regular"/>
           <w:b w:val="0"/>
           <w:i w:val="0"/>
           <w:color w:val="000000"/>
           <w:sz w:val="24"/>
         </w:rPr>
-        <w:t xml:space="preserve">, </w:t>
+        <w:hyperlink r:id="rId18" w:history="1">
+          <w:r>
+            <w:rPr>
+              <w:rStyle w:val="Hyperlink"/>
+            </w:rPr>
+            <w:t xml:space="preserve">, </w:t>
+          </w:r>
+        </w:hyperlink>
       </w:r>
       <w:r>
         <w:rPr>
@@ -3175,7 +3181,7 @@
           <w:sz w:val="24"/>
           <w:u w:val="single"/>
         </w:rPr>
-        <w:hyperlink r:id="rId20" w:history="1">
+        <w:hyperlink r:id="rId18" w:history="1">
           <w:r>
             <w:rPr>
               <w:rStyle w:val="Hyperlink"/>
@@ -3204,7 +3210,7 @@
           <w:sz w:val="24"/>
           <w:u w:val="single"/>
         </w:rPr>
-        <w:hyperlink r:id="rId20" w:history="1">
+        <w:hyperlink r:id="rId18" w:history="1">
           <w:r>
             <w:rPr>
               <w:rStyle w:val="Hyperlink"/>
@@ -3222,7 +3228,7 @@
           <w:sz w:val="24"/>
           <w:u w:val="single"/>
         </w:rPr>
-        <w:hyperlink r:id="rId20" w:history="1">
+        <w:hyperlink r:id="rId18" w:history="1">
           <w:r>
             <w:rPr>
               <w:rStyle w:val="Hyperlink"/>
@@ -3343,7 +3349,7 @@
           <w:sz w:val="24"/>
           <w:u w:val="single"/>
         </w:rPr>
-        <w:hyperlink r:id="rId21" w:history="1">
+        <w:hyperlink r:id="rId20" w:history="1">
           <w:r>
             <w:rPr>
               <w:rStyle w:val="Hyperlink"/>
@@ -3361,7 +3367,7 @@
           <w:sz w:val="24"/>
           <w:u w:val="single"/>
         </w:rPr>
-        <w:hyperlink r:id="rId21" w:history="1">
+        <w:hyperlink r:id="rId20" w:history="1">
           <w:r>
             <w:rPr>
               <w:rStyle w:val="Hyperlink"/>
@@ -3379,7 +3385,7 @@
           <w:sz w:val="24"/>
           <w:u w:val="single"/>
         </w:rPr>
-        <w:hyperlink r:id="rId21" w:history="1">
+        <w:hyperlink r:id="rId20" w:history="1">
           <w:r>
             <w:rPr>
               <w:rStyle w:val="Hyperlink"/>
@@ -3397,7 +3403,7 @@
           <w:sz w:val="24"/>
           <w:u w:val="single"/>
         </w:rPr>
-        <w:hyperlink r:id="rId21" w:history="1">
+        <w:hyperlink r:id="rId20" w:history="1">
           <w:r>
             <w:rPr>
               <w:rStyle w:val="Hyperlink"/>
@@ -3425,7 +3431,7 @@
           <w:sz w:val="24"/>
           <w:u w:val="single"/>
         </w:rPr>
-        <w:hyperlink r:id="rId22" w:history="1">
+        <w:hyperlink r:id="rId21" w:history="1">
           <w:r>
             <w:rPr>
               <w:rStyle w:val="Hyperlink"/>
@@ -3443,7 +3449,7 @@
           <w:sz w:val="24"/>
           <w:u w:val="single"/>
         </w:rPr>
-        <w:hyperlink r:id="rId22" w:history="1">
+        <w:hyperlink r:id="rId21" w:history="1">
           <w:r>
             <w:rPr>
               <w:rStyle w:val="Hyperlink"/>
@@ -3461,7 +3467,7 @@
           <w:sz w:val="24"/>
           <w:u w:val="single"/>
         </w:rPr>
-        <w:hyperlink r:id="rId22" w:history="1">
+        <w:hyperlink r:id="rId20" w:history="1">
           <w:r>
             <w:rPr>
               <w:rStyle w:val="Hyperlink"/>
@@ -3478,7 +3484,14 @@
           <w:color w:val="000000"/>
           <w:sz w:val="24"/>
         </w:rPr>
-        <w:t xml:space="preserve">, </w:t>
+        <w:hyperlink r:id="rId20" w:history="1">
+          <w:r>
+            <w:rPr>
+              <w:rStyle w:val="Hyperlink"/>
+            </w:rPr>
+            <w:t xml:space="preserve">, </w:t>
+          </w:r>
+        </w:hyperlink>
       </w:r>
       <w:r>
         <w:rPr>
@@ -3489,7 +3502,7 @@
           <w:sz w:val="24"/>
           <w:u w:val="single"/>
         </w:rPr>
-        <w:hyperlink r:id="rId23" w:history="1">
+        <w:hyperlink r:id="rId20" w:history="1">
           <w:r>
             <w:rPr>
               <w:rStyle w:val="Hyperlink"/>
@@ -3518,7 +3531,7 @@
           <w:sz w:val="24"/>
           <w:u w:val="single"/>
         </w:rPr>
-        <w:hyperlink r:id="rId23" w:history="1">
+        <w:hyperlink r:id="rId20" w:history="1">
           <w:r>
             <w:rPr>
               <w:rStyle w:val="Hyperlink"/>
@@ -3536,7 +3549,7 @@
           <w:sz w:val="24"/>
           <w:u w:val="single"/>
         </w:rPr>
-        <w:hyperlink r:id="rId23" w:history="1">
+        <w:hyperlink r:id="rId20" w:history="1">
           <w:r>
             <w:rPr>
               <w:rStyle w:val="Hyperlink"/>

--- a/EXPORTS/DOCX/published/niveau3/Dutch/MNusantara.docx
+++ b/EXPORTS/DOCX/published/niveau3/Dutch/MNusantara.docx
@@ -3128,7 +3128,7 @@
           <w:sz w:val="24"/>
           <w:u w:val="single"/>
         </w:rPr>
-        <w:hyperlink r:id="rId18" w:history="1">
+        <w:hyperlink r:id="rId19" w:history="1">
           <w:r>
             <w:rPr>
               <w:rStyle w:val="Hyperlink"/>
@@ -3146,7 +3146,7 @@
           <w:sz w:val="24"/>
           <w:u w:val="single"/>
         </w:rPr>
-        <w:hyperlink r:id="rId18" w:history="1">
+        <w:hyperlink r:id="rId19" w:history="1">
           <w:r>
             <w:rPr>
               <w:rStyle w:val="Hyperlink"/>
@@ -3163,14 +3163,7 @@
           <w:color w:val="000000"/>
           <w:sz w:val="24"/>
         </w:rPr>
-        <w:hyperlink r:id="rId18" w:history="1">
-          <w:r>
-            <w:rPr>
-              <w:rStyle w:val="Hyperlink"/>
-            </w:rPr>
-            <w:t xml:space="preserve">, </w:t>
-          </w:r>
-        </w:hyperlink>
+        <w:t xml:space="preserve">, </w:t>
       </w:r>
       <w:r>
         <w:rPr>
@@ -3181,7 +3174,7 @@
           <w:sz w:val="24"/>
           <w:u w:val="single"/>
         </w:rPr>
-        <w:hyperlink r:id="rId18" w:history="1">
+        <w:hyperlink r:id="rId20" w:history="1">
           <w:r>
             <w:rPr>
               <w:rStyle w:val="Hyperlink"/>
@@ -3210,7 +3203,7 @@
           <w:sz w:val="24"/>
           <w:u w:val="single"/>
         </w:rPr>
-        <w:hyperlink r:id="rId18" w:history="1">
+        <w:hyperlink r:id="rId20" w:history="1">
           <w:r>
             <w:rPr>
               <w:rStyle w:val="Hyperlink"/>
@@ -3228,7 +3221,7 @@
           <w:sz w:val="24"/>
           <w:u w:val="single"/>
         </w:rPr>
-        <w:hyperlink r:id="rId18" w:history="1">
+        <w:hyperlink r:id="rId20" w:history="1">
           <w:r>
             <w:rPr>
               <w:rStyle w:val="Hyperlink"/>
@@ -3349,7 +3342,7 @@
           <w:sz w:val="24"/>
           <w:u w:val="single"/>
         </w:rPr>
-        <w:hyperlink r:id="rId20" w:history="1">
+        <w:hyperlink r:id="rId21" w:history="1">
           <w:r>
             <w:rPr>
               <w:rStyle w:val="Hyperlink"/>
@@ -3367,7 +3360,7 @@
           <w:sz w:val="24"/>
           <w:u w:val="single"/>
         </w:rPr>
-        <w:hyperlink r:id="rId20" w:history="1">
+        <w:hyperlink r:id="rId21" w:history="1">
           <w:r>
             <w:rPr>
               <w:rStyle w:val="Hyperlink"/>
@@ -3385,7 +3378,7 @@
           <w:sz w:val="24"/>
           <w:u w:val="single"/>
         </w:rPr>
-        <w:hyperlink r:id="rId20" w:history="1">
+        <w:hyperlink r:id="rId21" w:history="1">
           <w:r>
             <w:rPr>
               <w:rStyle w:val="Hyperlink"/>
@@ -3403,7 +3396,7 @@
           <w:sz w:val="24"/>
           <w:u w:val="single"/>
         </w:rPr>
-        <w:hyperlink r:id="rId20" w:history="1">
+        <w:hyperlink r:id="rId21" w:history="1">
           <w:r>
             <w:rPr>
               <w:rStyle w:val="Hyperlink"/>
@@ -3431,7 +3424,7 @@
           <w:sz w:val="24"/>
           <w:u w:val="single"/>
         </w:rPr>
-        <w:hyperlink r:id="rId21" w:history="1">
+        <w:hyperlink r:id="rId22" w:history="1">
           <w:r>
             <w:rPr>
               <w:rStyle w:val="Hyperlink"/>
@@ -3449,7 +3442,7 @@
           <w:sz w:val="24"/>
           <w:u w:val="single"/>
         </w:rPr>
-        <w:hyperlink r:id="rId21" w:history="1">
+        <w:hyperlink r:id="rId22" w:history="1">
           <w:r>
             <w:rPr>
               <w:rStyle w:val="Hyperlink"/>
@@ -3467,7 +3460,7 @@
           <w:sz w:val="24"/>
           <w:u w:val="single"/>
         </w:rPr>
-        <w:hyperlink r:id="rId20" w:history="1">
+        <w:hyperlink r:id="rId22" w:history="1">
           <w:r>
             <w:rPr>
               <w:rStyle w:val="Hyperlink"/>
@@ -3478,13 +3471,14 @@
       </w:r>
       <w:r>
         <w:rPr>
+          <w:u w:val="single" w:color="0000ff"/>
           <w:rFonts w:ascii="Charis SIL Regular" w:hAnsi="Charis SIL Regular" w:eastAsia="Charis SIL Regular"/>
           <w:b w:val="0"/>
           <w:i w:val="0"/>
           <w:color w:val="000000"/>
           <w:sz w:val="24"/>
         </w:rPr>
-        <w:hyperlink r:id="rId20" w:history="1">
+        <w:hyperlink r:id="rId21" w:history="1">
           <w:r>
             <w:rPr>
               <w:rStyle w:val="Hyperlink"/>
@@ -3502,7 +3496,7 @@
           <w:sz w:val="24"/>
           <w:u w:val="single"/>
         </w:rPr>
-        <w:hyperlink r:id="rId20" w:history="1">
+        <w:hyperlink r:id="rId21" w:history="1">
           <w:r>
             <w:rPr>
               <w:rStyle w:val="Hyperlink"/>
@@ -3531,7 +3525,7 @@
           <w:sz w:val="24"/>
           <w:u w:val="single"/>
         </w:rPr>
-        <w:hyperlink r:id="rId20" w:history="1">
+        <w:hyperlink r:id="rId23" w:history="1">
           <w:r>
             <w:rPr>
               <w:rStyle w:val="Hyperlink"/>
@@ -3549,7 +3543,7 @@
           <w:sz w:val="24"/>
           <w:u w:val="single"/>
         </w:rPr>
-        <w:hyperlink r:id="rId20" w:history="1">
+        <w:hyperlink r:id="rId23" w:history="1">
           <w:r>
             <w:rPr>
               <w:rStyle w:val="Hyperlink"/>

--- a/EXPORTS/DOCX/published/niveau3/Dutch/MNusantara.docx
+++ b/EXPORTS/DOCX/published/niveau3/Dutch/MNusantara.docx
@@ -3157,13 +3157,21 @@
       </w:r>
       <w:r>
         <w:rPr>
+          <w:u w:val="single" w:color="0000ff"/>
           <w:rFonts w:ascii="Charis SIL Regular" w:hAnsi="Charis SIL Regular" w:eastAsia="Charis SIL Regular"/>
           <w:b w:val="0"/>
           <w:i w:val="0"/>
           <w:color w:val="000000"/>
           <w:sz w:val="24"/>
         </w:rPr>
-        <w:t xml:space="preserve">, </w:t>
+        <w:hyperlink r:id="rId18" w:history="1">
+          <w:r>
+            <w:rPr>
+              <w:rStyle w:val="Hyperlink"/>
+            </w:rPr>
+            <w:t xml:space="preserve">, </w:t>
+          </w:r>
+        </w:hyperlink>
       </w:r>
       <w:r>
         <w:rPr>
@@ -3471,7 +3479,6 @@
       </w:r>
       <w:r>
         <w:rPr>
-          <w:u w:val="single" w:color="0000ff"/>
           <w:rFonts w:ascii="Charis SIL Regular" w:hAnsi="Charis SIL Regular" w:eastAsia="Charis SIL Regular"/>
           <w:b w:val="0"/>
           <w:i w:val="0"/>
@@ -3496,7 +3503,7 @@
           <w:sz w:val="24"/>
           <w:u w:val="single"/>
         </w:rPr>
-        <w:hyperlink r:id="rId21" w:history="1">
+        <w:hyperlink r:id="rId23" w:history="1">
           <w:r>
             <w:rPr>
               <w:rStyle w:val="Hyperlink"/>

--- a/EXPORTS/DOCX/published/niveau3/Dutch/MNusantara.docx
+++ b/EXPORTS/DOCX/published/niveau3/Dutch/MNusantara.docx
@@ -3128,7 +3128,7 @@
           <w:sz w:val="24"/>
           <w:u w:val="single"/>
         </w:rPr>
-        <w:hyperlink r:id="rId19" w:history="1">
+        <w:hyperlink r:id="rId18" w:history="1">
           <w:r>
             <w:rPr>
               <w:rStyle w:val="Hyperlink"/>
@@ -3146,7 +3146,7 @@
           <w:sz w:val="24"/>
           <w:u w:val="single"/>
         </w:rPr>
-        <w:hyperlink r:id="rId19" w:history="1">
+        <w:hyperlink r:id="rId18" w:history="1">
           <w:r>
             <w:rPr>
               <w:rStyle w:val="Hyperlink"/>
@@ -3157,7 +3157,6 @@
       </w:r>
       <w:r>
         <w:rPr>
-          <w:u w:val="single" w:color="0000ff"/>
           <w:rFonts w:ascii="Charis SIL Regular" w:hAnsi="Charis SIL Regular" w:eastAsia="Charis SIL Regular"/>
           <w:b w:val="0"/>
           <w:i w:val="0"/>
@@ -3182,7 +3181,7 @@
           <w:sz w:val="24"/>
           <w:u w:val="single"/>
         </w:rPr>
-        <w:hyperlink r:id="rId20" w:history="1">
+        <w:hyperlink r:id="rId18" w:history="1">
           <w:r>
             <w:rPr>
               <w:rStyle w:val="Hyperlink"/>
@@ -3211,7 +3210,7 @@
           <w:sz w:val="24"/>
           <w:u w:val="single"/>
         </w:rPr>
-        <w:hyperlink r:id="rId20" w:history="1">
+        <w:hyperlink r:id="rId18" w:history="1">
           <w:r>
             <w:rPr>
               <w:rStyle w:val="Hyperlink"/>
@@ -3229,7 +3228,7 @@
           <w:sz w:val="24"/>
           <w:u w:val="single"/>
         </w:rPr>
-        <w:hyperlink r:id="rId20" w:history="1">
+        <w:hyperlink r:id="rId18" w:history="1">
           <w:r>
             <w:rPr>
               <w:rStyle w:val="Hyperlink"/>
@@ -3350,7 +3349,7 @@
           <w:sz w:val="24"/>
           <w:u w:val="single"/>
         </w:rPr>
-        <w:hyperlink r:id="rId21" w:history="1">
+        <w:hyperlink r:id="rId20" w:history="1">
           <w:r>
             <w:rPr>
               <w:rStyle w:val="Hyperlink"/>
@@ -3368,7 +3367,7 @@
           <w:sz w:val="24"/>
           <w:u w:val="single"/>
         </w:rPr>
-        <w:hyperlink r:id="rId21" w:history="1">
+        <w:hyperlink r:id="rId20" w:history="1">
           <w:r>
             <w:rPr>
               <w:rStyle w:val="Hyperlink"/>
@@ -3386,7 +3385,7 @@
           <w:sz w:val="24"/>
           <w:u w:val="single"/>
         </w:rPr>
-        <w:hyperlink r:id="rId21" w:history="1">
+        <w:hyperlink r:id="rId20" w:history="1">
           <w:r>
             <w:rPr>
               <w:rStyle w:val="Hyperlink"/>
@@ -3404,7 +3403,7 @@
           <w:sz w:val="24"/>
           <w:u w:val="single"/>
         </w:rPr>
-        <w:hyperlink r:id="rId21" w:history="1">
+        <w:hyperlink r:id="rId20" w:history="1">
           <w:r>
             <w:rPr>
               <w:rStyle w:val="Hyperlink"/>
@@ -3432,7 +3431,7 @@
           <w:sz w:val="24"/>
           <w:u w:val="single"/>
         </w:rPr>
-        <w:hyperlink r:id="rId22" w:history="1">
+        <w:hyperlink r:id="rId21" w:history="1">
           <w:r>
             <w:rPr>
               <w:rStyle w:val="Hyperlink"/>
@@ -3450,7 +3449,7 @@
           <w:sz w:val="24"/>
           <w:u w:val="single"/>
         </w:rPr>
-        <w:hyperlink r:id="rId22" w:history="1">
+        <w:hyperlink r:id="rId20" w:history="1">
           <w:r>
             <w:rPr>
               <w:rStyle w:val="Hyperlink"/>
@@ -3468,7 +3467,7 @@
           <w:sz w:val="24"/>
           <w:u w:val="single"/>
         </w:rPr>
-        <w:hyperlink r:id="rId22" w:history="1">
+        <w:hyperlink r:id="rId20" w:history="1">
           <w:r>
             <w:rPr>
               <w:rStyle w:val="Hyperlink"/>
@@ -3485,7 +3484,7 @@
           <w:color w:val="000000"/>
           <w:sz w:val="24"/>
         </w:rPr>
-        <w:hyperlink r:id="rId21" w:history="1">
+        <w:hyperlink r:id="rId20" w:history="1">
           <w:r>
             <w:rPr>
               <w:rStyle w:val="Hyperlink"/>
@@ -3503,7 +3502,7 @@
           <w:sz w:val="24"/>
           <w:u w:val="single"/>
         </w:rPr>
-        <w:hyperlink r:id="rId23" w:history="1">
+        <w:hyperlink r:id="rId20" w:history="1">
           <w:r>
             <w:rPr>
               <w:rStyle w:val="Hyperlink"/>
@@ -3532,7 +3531,7 @@
           <w:sz w:val="24"/>
           <w:u w:val="single"/>
         </w:rPr>
-        <w:hyperlink r:id="rId23" w:history="1">
+        <w:hyperlink r:id="rId20" w:history="1">
           <w:r>
             <w:rPr>
               <w:rStyle w:val="Hyperlink"/>
@@ -3550,7 +3549,7 @@
           <w:sz w:val="24"/>
           <w:u w:val="single"/>
         </w:rPr>
-        <w:hyperlink r:id="rId23" w:history="1">
+        <w:hyperlink r:id="rId20" w:history="1">
           <w:r>
             <w:rPr>
               <w:rStyle w:val="Hyperlink"/>

--- a/EXPORTS/DOCX/published/niveau3/Dutch/MNusantara.docx
+++ b/EXPORTS/DOCX/published/niveau3/Dutch/MNusantara.docx
@@ -3210,7 +3210,7 @@
           <w:sz w:val="24"/>
           <w:u w:val="single"/>
         </w:rPr>
-        <w:hyperlink r:id="rId18" w:history="1">
+        <w:hyperlink r:id="rId20" w:history="1">
           <w:r>
             <w:rPr>
               <w:rStyle w:val="Hyperlink"/>
@@ -3228,7 +3228,7 @@
           <w:sz w:val="24"/>
           <w:u w:val="single"/>
         </w:rPr>
-        <w:hyperlink r:id="rId18" w:history="1">
+        <w:hyperlink r:id="rId20" w:history="1">
           <w:r>
             <w:rPr>
               <w:rStyle w:val="Hyperlink"/>
@@ -3349,7 +3349,7 @@
           <w:sz w:val="24"/>
           <w:u w:val="single"/>
         </w:rPr>
-        <w:hyperlink r:id="rId20" w:history="1">
+        <w:hyperlink r:id="rId21" w:history="1">
           <w:r>
             <w:rPr>
               <w:rStyle w:val="Hyperlink"/>
@@ -3367,7 +3367,7 @@
           <w:sz w:val="24"/>
           <w:u w:val="single"/>
         </w:rPr>
-        <w:hyperlink r:id="rId20" w:history="1">
+        <w:hyperlink r:id="rId21" w:history="1">
           <w:r>
             <w:rPr>
               <w:rStyle w:val="Hyperlink"/>
@@ -3385,7 +3385,7 @@
           <w:sz w:val="24"/>
           <w:u w:val="single"/>
         </w:rPr>
-        <w:hyperlink r:id="rId20" w:history="1">
+        <w:hyperlink r:id="rId21" w:history="1">
           <w:r>
             <w:rPr>
               <w:rStyle w:val="Hyperlink"/>
@@ -3403,7 +3403,7 @@
           <w:sz w:val="24"/>
           <w:u w:val="single"/>
         </w:rPr>
-        <w:hyperlink r:id="rId20" w:history="1">
+        <w:hyperlink r:id="rId21" w:history="1">
           <w:r>
             <w:rPr>
               <w:rStyle w:val="Hyperlink"/>
@@ -3431,7 +3431,7 @@
           <w:sz w:val="24"/>
           <w:u w:val="single"/>
         </w:rPr>
-        <w:hyperlink r:id="rId21" w:history="1">
+        <w:hyperlink r:id="rId22" w:history="1">
           <w:r>
             <w:rPr>
               <w:rStyle w:val="Hyperlink"/>
@@ -3449,7 +3449,7 @@
           <w:sz w:val="24"/>
           <w:u w:val="single"/>
         </w:rPr>
-        <w:hyperlink r:id="rId20" w:history="1">
+        <w:hyperlink r:id="rId21" w:history="1">
           <w:r>
             <w:rPr>
               <w:rStyle w:val="Hyperlink"/>
@@ -3467,7 +3467,7 @@
           <w:sz w:val="24"/>
           <w:u w:val="single"/>
         </w:rPr>
-        <w:hyperlink r:id="rId20" w:history="1">
+        <w:hyperlink r:id="rId21" w:history="1">
           <w:r>
             <w:rPr>
               <w:rStyle w:val="Hyperlink"/>
@@ -3484,7 +3484,7 @@
           <w:color w:val="000000"/>
           <w:sz w:val="24"/>
         </w:rPr>
-        <w:hyperlink r:id="rId20" w:history="1">
+        <w:hyperlink r:id="rId21" w:history="1">
           <w:r>
             <w:rPr>
               <w:rStyle w:val="Hyperlink"/>
@@ -3502,7 +3502,7 @@
           <w:sz w:val="24"/>
           <w:u w:val="single"/>
         </w:rPr>
-        <w:hyperlink r:id="rId20" w:history="1">
+        <w:hyperlink r:id="rId21" w:history="1">
           <w:r>
             <w:rPr>
               <w:rStyle w:val="Hyperlink"/>
@@ -3531,7 +3531,7 @@
           <w:sz w:val="24"/>
           <w:u w:val="single"/>
         </w:rPr>
-        <w:hyperlink r:id="rId20" w:history="1">
+        <w:hyperlink r:id="rId23" w:history="1">
           <w:r>
             <w:rPr>
               <w:rStyle w:val="Hyperlink"/>
@@ -3549,7 +3549,7 @@
           <w:sz w:val="24"/>
           <w:u w:val="single"/>
         </w:rPr>
-        <w:hyperlink r:id="rId20" w:history="1">
+        <w:hyperlink r:id="rId23" w:history="1">
           <w:r>
             <w:rPr>
               <w:rStyle w:val="Hyperlink"/>

--- a/EXPORTS/DOCX/published/niveau3/Dutch/MNusantara.docx
+++ b/EXPORTS/DOCX/published/niveau3/Dutch/MNusantara.docx
@@ -3128,7 +3128,7 @@
           <w:sz w:val="24"/>
           <w:u w:val="single"/>
         </w:rPr>
-        <w:hyperlink r:id="rId18" w:history="1">
+        <w:hyperlink r:id="rId19" w:history="1">
           <w:r>
             <w:rPr>
               <w:rStyle w:val="Hyperlink"/>
@@ -3146,7 +3146,7 @@
           <w:sz w:val="24"/>
           <w:u w:val="single"/>
         </w:rPr>
-        <w:hyperlink r:id="rId18" w:history="1">
+        <w:hyperlink r:id="rId19" w:history="1">
           <w:r>
             <w:rPr>
               <w:rStyle w:val="Hyperlink"/>
@@ -3157,6 +3157,7 @@
       </w:r>
       <w:r>
         <w:rPr>
+          <w:u w:val="single" w:color="0000ff"/>
           <w:rFonts w:ascii="Charis SIL Regular" w:hAnsi="Charis SIL Regular" w:eastAsia="Charis SIL Regular"/>
           <w:b w:val="0"/>
           <w:i w:val="0"/>
@@ -3181,7 +3182,7 @@
           <w:sz w:val="24"/>
           <w:u w:val="single"/>
         </w:rPr>
-        <w:hyperlink r:id="rId18" w:history="1">
+        <w:hyperlink r:id="rId20" w:history="1">
           <w:r>
             <w:rPr>
               <w:rStyle w:val="Hyperlink"/>
@@ -3449,7 +3450,7 @@
           <w:sz w:val="24"/>
           <w:u w:val="single"/>
         </w:rPr>
-        <w:hyperlink r:id="rId21" w:history="1">
+        <w:hyperlink r:id="rId22" w:history="1">
           <w:r>
             <w:rPr>
               <w:rStyle w:val="Hyperlink"/>
@@ -3467,7 +3468,7 @@
           <w:sz w:val="24"/>
           <w:u w:val="single"/>
         </w:rPr>
-        <w:hyperlink r:id="rId21" w:history="1">
+        <w:hyperlink r:id="rId22" w:history="1">
           <w:r>
             <w:rPr>
               <w:rStyle w:val="Hyperlink"/>
@@ -3478,6 +3479,7 @@
       </w:r>
       <w:r>
         <w:rPr>
+          <w:u w:val="single" w:color="0000ff"/>
           <w:rFonts w:ascii="Charis SIL Regular" w:hAnsi="Charis SIL Regular" w:eastAsia="Charis SIL Regular"/>
           <w:b w:val="0"/>
           <w:i w:val="0"/>
@@ -3502,7 +3504,7 @@
           <w:sz w:val="24"/>
           <w:u w:val="single"/>
         </w:rPr>
-        <w:hyperlink r:id="rId21" w:history="1">
+        <w:hyperlink r:id="rId23" w:history="1">
           <w:r>
             <w:rPr>
               <w:rStyle w:val="Hyperlink"/>

--- a/EXPORTS/DOCX/published/niveau3/Dutch/MNusantara.docx
+++ b/EXPORTS/DOCX/published/niveau3/Dutch/MNusantara.docx
@@ -3128,7 +3128,7 @@
           <w:sz w:val="24"/>
           <w:u w:val="single"/>
         </w:rPr>
-        <w:hyperlink r:id="rId19" w:history="1">
+        <w:hyperlink r:id="rId18" w:history="1">
           <w:r>
             <w:rPr>
               <w:rStyle w:val="Hyperlink"/>
@@ -3146,7 +3146,7 @@
           <w:sz w:val="24"/>
           <w:u w:val="single"/>
         </w:rPr>
-        <w:hyperlink r:id="rId19" w:history="1">
+        <w:hyperlink r:id="rId18" w:history="1">
           <w:r>
             <w:rPr>
               <w:rStyle w:val="Hyperlink"/>
@@ -3157,7 +3157,6 @@
       </w:r>
       <w:r>
         <w:rPr>
-          <w:u w:val="single" w:color="0000ff"/>
           <w:rFonts w:ascii="Charis SIL Regular" w:hAnsi="Charis SIL Regular" w:eastAsia="Charis SIL Regular"/>
           <w:b w:val="0"/>
           <w:i w:val="0"/>
@@ -3182,7 +3181,7 @@
           <w:sz w:val="24"/>
           <w:u w:val="single"/>
         </w:rPr>
-        <w:hyperlink r:id="rId20" w:history="1">
+        <w:hyperlink r:id="rId18" w:history="1">
           <w:r>
             <w:rPr>
               <w:rStyle w:val="Hyperlink"/>
@@ -3211,7 +3210,7 @@
           <w:sz w:val="24"/>
           <w:u w:val="single"/>
         </w:rPr>
-        <w:hyperlink r:id="rId20" w:history="1">
+        <w:hyperlink r:id="rId18" w:history="1">
           <w:r>
             <w:rPr>
               <w:rStyle w:val="Hyperlink"/>
@@ -3229,7 +3228,7 @@
           <w:sz w:val="24"/>
           <w:u w:val="single"/>
         </w:rPr>
-        <w:hyperlink r:id="rId20" w:history="1">
+        <w:hyperlink r:id="rId18" w:history="1">
           <w:r>
             <w:rPr>
               <w:rStyle w:val="Hyperlink"/>
@@ -3350,7 +3349,7 @@
           <w:sz w:val="24"/>
           <w:u w:val="single"/>
         </w:rPr>
-        <w:hyperlink r:id="rId21" w:history="1">
+        <w:hyperlink r:id="rId20" w:history="1">
           <w:r>
             <w:rPr>
               <w:rStyle w:val="Hyperlink"/>
@@ -3368,7 +3367,7 @@
           <w:sz w:val="24"/>
           <w:u w:val="single"/>
         </w:rPr>
-        <w:hyperlink r:id="rId21" w:history="1">
+        <w:hyperlink r:id="rId20" w:history="1">
           <w:r>
             <w:rPr>
               <w:rStyle w:val="Hyperlink"/>
@@ -3386,7 +3385,7 @@
           <w:sz w:val="24"/>
           <w:u w:val="single"/>
         </w:rPr>
-        <w:hyperlink r:id="rId21" w:history="1">
+        <w:hyperlink r:id="rId20" w:history="1">
           <w:r>
             <w:rPr>
               <w:rStyle w:val="Hyperlink"/>
@@ -3404,7 +3403,7 @@
           <w:sz w:val="24"/>
           <w:u w:val="single"/>
         </w:rPr>
-        <w:hyperlink r:id="rId21" w:history="1">
+        <w:hyperlink r:id="rId20" w:history="1">
           <w:r>
             <w:rPr>
               <w:rStyle w:val="Hyperlink"/>
@@ -3432,7 +3431,7 @@
           <w:sz w:val="24"/>
           <w:u w:val="single"/>
         </w:rPr>
-        <w:hyperlink r:id="rId22" w:history="1">
+        <w:hyperlink r:id="rId21" w:history="1">
           <w:r>
             <w:rPr>
               <w:rStyle w:val="Hyperlink"/>
@@ -3450,7 +3449,7 @@
           <w:sz w:val="24"/>
           <w:u w:val="single"/>
         </w:rPr>
-        <w:hyperlink r:id="rId22" w:history="1">
+        <w:hyperlink r:id="rId20" w:history="1">
           <w:r>
             <w:rPr>
               <w:rStyle w:val="Hyperlink"/>
@@ -3468,7 +3467,7 @@
           <w:sz w:val="24"/>
           <w:u w:val="single"/>
         </w:rPr>
-        <w:hyperlink r:id="rId22" w:history="1">
+        <w:hyperlink r:id="rId20" w:history="1">
           <w:r>
             <w:rPr>
               <w:rStyle w:val="Hyperlink"/>
@@ -3479,14 +3478,13 @@
       </w:r>
       <w:r>
         <w:rPr>
-          <w:u w:val="single" w:color="0000ff"/>
           <w:rFonts w:ascii="Charis SIL Regular" w:hAnsi="Charis SIL Regular" w:eastAsia="Charis SIL Regular"/>
           <w:b w:val="0"/>
           <w:i w:val="0"/>
           <w:color w:val="000000"/>
           <w:sz w:val="24"/>
         </w:rPr>
-        <w:hyperlink r:id="rId21" w:history="1">
+        <w:hyperlink r:id="rId20" w:history="1">
           <w:r>
             <w:rPr>
               <w:rStyle w:val="Hyperlink"/>
@@ -3504,7 +3502,7 @@
           <w:sz w:val="24"/>
           <w:u w:val="single"/>
         </w:rPr>
-        <w:hyperlink r:id="rId23" w:history="1">
+        <w:hyperlink r:id="rId20" w:history="1">
           <w:r>
             <w:rPr>
               <w:rStyle w:val="Hyperlink"/>
@@ -3533,7 +3531,7 @@
           <w:sz w:val="24"/>
           <w:u w:val="single"/>
         </w:rPr>
-        <w:hyperlink r:id="rId23" w:history="1">
+        <w:hyperlink r:id="rId20" w:history="1">
           <w:r>
             <w:rPr>
               <w:rStyle w:val="Hyperlink"/>
@@ -3551,7 +3549,7 @@
           <w:sz w:val="24"/>
           <w:u w:val="single"/>
         </w:rPr>
-        <w:hyperlink r:id="rId23" w:history="1">
+        <w:hyperlink r:id="rId22" w:history="1">
           <w:r>
             <w:rPr>
               <w:rStyle w:val="Hyperlink"/>

--- a/EXPORTS/DOCX/published/niveau3/Dutch/MNusantara.docx
+++ b/EXPORTS/DOCX/published/niveau3/Dutch/MNusantara.docx
@@ -2873,15 +2873,9 @@
           <w:i w:val="0"/>
           <w:color w:val="0000FF"/>
           <w:sz w:val="24"/>
+          <w:u w:val="single"/>
         </w:rPr>
-        <w:hyperlink r:id="rId14" w:history="1">
-          <w:r>
-            <w:rPr>
-              <w:rStyle w:val="Hyperlink"/>
-            </w:rPr>
-            <w:t>2</w:t>
-          </w:r>
-        </w:hyperlink>
+        <w:t>2</w:t>
       </w:r>
       <w:r>
         <w:rPr>
@@ -3128,7 +3122,7 @@
           <w:sz w:val="24"/>
           <w:u w:val="single"/>
         </w:rPr>
-        <w:hyperlink r:id="rId18" w:history="1">
+        <w:hyperlink r:id="rId19" w:history="1">
           <w:r>
             <w:rPr>
               <w:rStyle w:val="Hyperlink"/>
@@ -3146,7 +3140,7 @@
           <w:sz w:val="24"/>
           <w:u w:val="single"/>
         </w:rPr>
-        <w:hyperlink r:id="rId18" w:history="1">
+        <w:hyperlink r:id="rId19" w:history="1">
           <w:r>
             <w:rPr>
               <w:rStyle w:val="Hyperlink"/>
@@ -3157,20 +3151,14 @@
       </w:r>
       <w:r>
         <w:rPr>
+          <w:u w:val="single" w:color="0000ff"/>
           <w:rFonts w:ascii="Charis SIL Regular" w:hAnsi="Charis SIL Regular" w:eastAsia="Charis SIL Regular"/>
           <w:b w:val="0"/>
           <w:i w:val="0"/>
           <w:color w:val="000000"/>
           <w:sz w:val="24"/>
         </w:rPr>
-        <w:hyperlink r:id="rId18" w:history="1">
-          <w:r>
-            <w:rPr>
-              <w:rStyle w:val="Hyperlink"/>
-            </w:rPr>
-            <w:t xml:space="preserve">, </w:t>
-          </w:r>
-        </w:hyperlink>
+        <w:t xml:space="preserve">, </w:t>
       </w:r>
       <w:r>
         <w:rPr>
@@ -3181,7 +3169,7 @@
           <w:sz w:val="24"/>
           <w:u w:val="single"/>
         </w:rPr>
-        <w:hyperlink r:id="rId18" w:history="1">
+        <w:hyperlink r:id="rId20" w:history="1">
           <w:r>
             <w:rPr>
               <w:rStyle w:val="Hyperlink"/>
@@ -3210,7 +3198,7 @@
           <w:sz w:val="24"/>
           <w:u w:val="single"/>
         </w:rPr>
-        <w:hyperlink r:id="rId18" w:history="1">
+        <w:hyperlink r:id="rId20" w:history="1">
           <w:r>
             <w:rPr>
               <w:rStyle w:val="Hyperlink"/>
@@ -3228,7 +3216,7 @@
           <w:sz w:val="24"/>
           <w:u w:val="single"/>
         </w:rPr>
-        <w:hyperlink r:id="rId18" w:history="1">
+        <w:hyperlink r:id="rId20" w:history="1">
           <w:r>
             <w:rPr>
               <w:rStyle w:val="Hyperlink"/>
@@ -3349,7 +3337,7 @@
           <w:sz w:val="24"/>
           <w:u w:val="single"/>
         </w:rPr>
-        <w:hyperlink r:id="rId20" w:history="1">
+        <w:hyperlink r:id="rId21" w:history="1">
           <w:r>
             <w:rPr>
               <w:rStyle w:val="Hyperlink"/>
@@ -3367,7 +3355,7 @@
           <w:sz w:val="24"/>
           <w:u w:val="single"/>
         </w:rPr>
-        <w:hyperlink r:id="rId20" w:history="1">
+        <w:hyperlink r:id="rId21" w:history="1">
           <w:r>
             <w:rPr>
               <w:rStyle w:val="Hyperlink"/>
@@ -3385,7 +3373,7 @@
           <w:sz w:val="24"/>
           <w:u w:val="single"/>
         </w:rPr>
-        <w:hyperlink r:id="rId20" w:history="1">
+        <w:hyperlink r:id="rId21" w:history="1">
           <w:r>
             <w:rPr>
               <w:rStyle w:val="Hyperlink"/>
@@ -3403,7 +3391,7 @@
           <w:sz w:val="24"/>
           <w:u w:val="single"/>
         </w:rPr>
-        <w:hyperlink r:id="rId20" w:history="1">
+        <w:hyperlink r:id="rId21" w:history="1">
           <w:r>
             <w:rPr>
               <w:rStyle w:val="Hyperlink"/>
@@ -3431,7 +3419,7 @@
           <w:sz w:val="24"/>
           <w:u w:val="single"/>
         </w:rPr>
-        <w:hyperlink r:id="rId21" w:history="1">
+        <w:hyperlink r:id="rId22" w:history="1">
           <w:r>
             <w:rPr>
               <w:rStyle w:val="Hyperlink"/>
@@ -3449,7 +3437,7 @@
           <w:sz w:val="24"/>
           <w:u w:val="single"/>
         </w:rPr>
-        <w:hyperlink r:id="rId20" w:history="1">
+        <w:hyperlink r:id="rId22" w:history="1">
           <w:r>
             <w:rPr>
               <w:rStyle w:val="Hyperlink"/>
@@ -3467,7 +3455,7 @@
           <w:sz w:val="24"/>
           <w:u w:val="single"/>
         </w:rPr>
-        <w:hyperlink r:id="rId20" w:history="1">
+        <w:hyperlink r:id="rId22" w:history="1">
           <w:r>
             <w:rPr>
               <w:rStyle w:val="Hyperlink"/>
@@ -3478,20 +3466,14 @@
       </w:r>
       <w:r>
         <w:rPr>
+          <w:u w:val="single" w:color="0000ff"/>
           <w:rFonts w:ascii="Charis SIL Regular" w:hAnsi="Charis SIL Regular" w:eastAsia="Charis SIL Regular"/>
           <w:b w:val="0"/>
           <w:i w:val="0"/>
           <w:color w:val="000000"/>
           <w:sz w:val="24"/>
         </w:rPr>
-        <w:hyperlink r:id="rId20" w:history="1">
-          <w:r>
-            <w:rPr>
-              <w:rStyle w:val="Hyperlink"/>
-            </w:rPr>
-            <w:t xml:space="preserve">, </w:t>
-          </w:r>
-        </w:hyperlink>
+        <w:t xml:space="preserve">, </w:t>
       </w:r>
       <w:r>
         <w:rPr>
@@ -3502,7 +3484,7 @@
           <w:sz w:val="24"/>
           <w:u w:val="single"/>
         </w:rPr>
-        <w:hyperlink r:id="rId20" w:history="1">
+        <w:hyperlink r:id="rId23" w:history="1">
           <w:r>
             <w:rPr>
               <w:rStyle w:val="Hyperlink"/>
@@ -3531,7 +3513,7 @@
           <w:sz w:val="24"/>
           <w:u w:val="single"/>
         </w:rPr>
-        <w:hyperlink r:id="rId20" w:history="1">
+        <w:hyperlink r:id="rId23" w:history="1">
           <w:r>
             <w:rPr>
               <w:rStyle w:val="Hyperlink"/>
@@ -3549,7 +3531,7 @@
           <w:sz w:val="24"/>
           <w:u w:val="single"/>
         </w:rPr>
-        <w:hyperlink r:id="rId22" w:history="1">
+        <w:hyperlink r:id="rId23" w:history="1">
           <w:r>
             <w:rPr>
               <w:rStyle w:val="Hyperlink"/>

--- a/EXPORTS/DOCX/published/niveau3/Dutch/MNusantara.docx
+++ b/EXPORTS/DOCX/published/niveau3/Dutch/MNusantara.docx
@@ -516,25 +516,7 @@
           <w:color w:val="000000"/>
           <w:sz w:val="24"/>
         </w:rPr>
-        <w:t>burgerlijke ingenieurs als kol</w:t>
-      </w:r>
-      <w:r>
-        <w:rPr>
-          <w:u w:val="single" w:color="0000ff"/>
-          <w:rFonts w:ascii="Charis SIL Regular" w:hAnsi="Charis SIL Regular" w:eastAsia="Charis SIL Regular"/>
-          <w:b w:val="0"/>
-          <w:i w:val="0"/>
-          <w:color w:val="000000"/>
-          <w:sz w:val="24"/>
-        </w:rPr>
-        <w:hyperlink r:id="rId11" w:history="1">
-          <w:r>
-            <w:rPr>
-              <w:rStyle w:val="Hyperlink"/>
-            </w:rPr>
-            <w:t>oniale bestu</w:t>
-          </w:r>
-        </w:hyperlink>
+        <w:t>burgerlijke ingenieurs als koloniale bestu</w:t>
       </w:r>
       <w:r>
         <w:rPr>
@@ -3122,7 +3104,7 @@
           <w:sz w:val="24"/>
           <w:u w:val="single"/>
         </w:rPr>
-        <w:hyperlink r:id="rId19" w:history="1">
+        <w:hyperlink r:id="rId18" w:history="1">
           <w:r>
             <w:rPr>
               <w:rStyle w:val="Hyperlink"/>
@@ -3140,7 +3122,7 @@
           <w:sz w:val="24"/>
           <w:u w:val="single"/>
         </w:rPr>
-        <w:hyperlink r:id="rId19" w:history="1">
+        <w:hyperlink r:id="rId18" w:history="1">
           <w:r>
             <w:rPr>
               <w:rStyle w:val="Hyperlink"/>
@@ -3158,7 +3140,14 @@
           <w:color w:val="000000"/>
           <w:sz w:val="24"/>
         </w:rPr>
-        <w:t xml:space="preserve">, </w:t>
+        <w:hyperlink r:id="rId18" w:history="1">
+          <w:r>
+            <w:rPr>
+              <w:rStyle w:val="Hyperlink"/>
+            </w:rPr>
+            <w:t xml:space="preserve">, </w:t>
+          </w:r>
+        </w:hyperlink>
       </w:r>
       <w:r>
         <w:rPr>
@@ -3169,7 +3158,7 @@
           <w:sz w:val="24"/>
           <w:u w:val="single"/>
         </w:rPr>
-        <w:hyperlink r:id="rId20" w:history="1">
+        <w:hyperlink r:id="rId18" w:history="1">
           <w:r>
             <w:rPr>
               <w:rStyle w:val="Hyperlink"/>
@@ -3437,7 +3426,7 @@
           <w:sz w:val="24"/>
           <w:u w:val="single"/>
         </w:rPr>
-        <w:hyperlink r:id="rId22" w:history="1">
+        <w:hyperlink r:id="rId21" w:history="1">
           <w:r>
             <w:rPr>
               <w:rStyle w:val="Hyperlink"/>
@@ -3455,7 +3444,7 @@
           <w:sz w:val="24"/>
           <w:u w:val="single"/>
         </w:rPr>
-        <w:hyperlink r:id="rId22" w:history="1">
+        <w:hyperlink r:id="rId21" w:history="1">
           <w:r>
             <w:rPr>
               <w:rStyle w:val="Hyperlink"/>
@@ -3466,14 +3455,20 @@
       </w:r>
       <w:r>
         <w:rPr>
-          <w:u w:val="single" w:color="0000ff"/>
           <w:rFonts w:ascii="Charis SIL Regular" w:hAnsi="Charis SIL Regular" w:eastAsia="Charis SIL Regular"/>
           <w:b w:val="0"/>
           <w:i w:val="0"/>
           <w:color w:val="000000"/>
           <w:sz w:val="24"/>
         </w:rPr>
-        <w:t xml:space="preserve">, </w:t>
+        <w:hyperlink r:id="rId21" w:history="1">
+          <w:r>
+            <w:rPr>
+              <w:rStyle w:val="Hyperlink"/>
+            </w:rPr>
+            <w:t xml:space="preserve">, </w:t>
+          </w:r>
+        </w:hyperlink>
       </w:r>
       <w:r>
         <w:rPr>
@@ -3484,7 +3479,7 @@
           <w:sz w:val="24"/>
           <w:u w:val="single"/>
         </w:rPr>
-        <w:hyperlink r:id="rId23" w:history="1">
+        <w:hyperlink r:id="rId21" w:history="1">
           <w:r>
             <w:rPr>
               <w:rStyle w:val="Hyperlink"/>

--- a/EXPORTS/DOCX/published/niveau3/Dutch/MNusantara.docx
+++ b/EXPORTS/DOCX/published/niveau3/Dutch/MNusantara.docx
@@ -435,58 +435,7 @@
           <w:color w:val="000000"/>
           <w:sz w:val="24"/>
         </w:rPr>
-        <w:t xml:space="preserve"> gevestigd in </w:t>
-      </w:r>
-      <w:r>
-        <w:rPr>
-          <w:rFonts w:ascii="Charis SIL Regular" w:hAnsi="Charis SIL Regular" w:eastAsia="Charis SIL Regular"/>
-          <w:b w:val="0"/>
-          <w:i w:val="0"/>
-          <w:color w:val="000000"/>
-          <w:sz w:val="24"/>
-        </w:rPr>
-        <w:hyperlink r:id="rId10" w:history="1">
-          <w:r>
-            <w:rPr>
-              <w:rStyle w:val="Hyperlink"/>
-            </w:rPr>
-            <w:t>De</w:t>
-          </w:r>
-        </w:hyperlink>
-      </w:r>
-      <w:r>
-        <w:rPr>
-          <w:rFonts w:ascii="Charis SIL Regular" w:hAnsi="Charis SIL Regular" w:eastAsia="Charis SIL Regular"/>
-          <w:b w:val="0"/>
-          <w:i w:val="0"/>
-          <w:color w:val="000000"/>
-          <w:sz w:val="24"/>
-        </w:rPr>
-        <w:hyperlink r:id="rId10" w:history="1">
-          <w:r>
-            <w:rPr>
-              <w:rStyle w:val="Hyperlink"/>
-            </w:rPr>
-            <w:t>l</w:t>
-          </w:r>
-        </w:hyperlink>
-      </w:r>
-      <w:r>
-        <w:rPr>
-          <w:rFonts w:ascii="Charis SIL Regular" w:hAnsi="Charis SIL Regular" w:eastAsia="Charis SIL Regular"/>
-          <w:b w:val="0"/>
-          <w:i w:val="0"/>
-          <w:color w:val="000000"/>
-          <w:sz w:val="24"/>
-        </w:rPr>
-        <w:hyperlink r:id="rId10" w:history="1">
-          <w:r>
-            <w:rPr>
-              <w:rStyle w:val="Hyperlink"/>
-            </w:rPr>
-            <w:t xml:space="preserve">ft, waar </w:t>
-          </w:r>
-        </w:hyperlink>
+        <w:t xml:space="preserve"> gevestigd in Delft, waar </w:t>
       </w:r>
       <w:r>
         <w:rPr>
@@ -516,7 +465,18 @@
           <w:color w:val="000000"/>
           <w:sz w:val="24"/>
         </w:rPr>
-        <w:t>burgerlijke ingenieurs als koloniale bestu</w:t>
+        <w:t>burgerlijke ingenieurs als kol</w:t>
+      </w:r>
+      <w:r>
+        <w:rPr>
+          <w:u w:val="single" w:color="0000ff"/>
+          <w:rFonts w:ascii="Charis SIL Regular" w:hAnsi="Charis SIL Regular" w:eastAsia="Charis SIL Regular"/>
+          <w:b w:val="0"/>
+          <w:i w:val="0"/>
+          <w:color w:val="000000"/>
+          <w:sz w:val="24"/>
+        </w:rPr>
+        <w:t>oniale bestu</w:t>
       </w:r>
       <w:r>
         <w:rPr>
@@ -2855,9 +2815,15 @@
           <w:i w:val="0"/>
           <w:color w:val="0000FF"/>
           <w:sz w:val="24"/>
-          <w:u w:val="single"/>
         </w:rPr>
-        <w:t>2</w:t>
+        <w:hyperlink r:id="rId14" w:history="1">
+          <w:r>
+            <w:rPr>
+              <w:rStyle w:val="Hyperlink"/>
+            </w:rPr>
+            <w:t>2</w:t>
+          </w:r>
+        </w:hyperlink>
       </w:r>
       <w:r>
         <w:rPr>

--- a/EXPORTS/DOCX/published/niveau3/Dutch/MNusantara.docx
+++ b/EXPORTS/DOCX/published/niveau3/Dutch/MNusantara.docx
@@ -435,7 +435,58 @@
           <w:color w:val="000000"/>
           <w:sz w:val="24"/>
         </w:rPr>
-        <w:t xml:space="preserve"> gevestigd in Delft, waar </w:t>
+        <w:t xml:space="preserve"> gevestigd in </w:t>
+      </w:r>
+      <w:r>
+        <w:rPr>
+          <w:rFonts w:ascii="Charis SIL Regular" w:hAnsi="Charis SIL Regular" w:eastAsia="Charis SIL Regular"/>
+          <w:b w:val="0"/>
+          <w:i w:val="0"/>
+          <w:color w:val="000000"/>
+          <w:sz w:val="24"/>
+        </w:rPr>
+        <w:hyperlink r:id="rId10" w:history="1">
+          <w:r>
+            <w:rPr>
+              <w:rStyle w:val="Hyperlink"/>
+            </w:rPr>
+            <w:t>De</w:t>
+          </w:r>
+        </w:hyperlink>
+      </w:r>
+      <w:r>
+        <w:rPr>
+          <w:rFonts w:ascii="Charis SIL Regular" w:hAnsi="Charis SIL Regular" w:eastAsia="Charis SIL Regular"/>
+          <w:b w:val="0"/>
+          <w:i w:val="0"/>
+          <w:color w:val="000000"/>
+          <w:sz w:val="24"/>
+        </w:rPr>
+        <w:hyperlink r:id="rId10" w:history="1">
+          <w:r>
+            <w:rPr>
+              <w:rStyle w:val="Hyperlink"/>
+            </w:rPr>
+            <w:t>l</w:t>
+          </w:r>
+        </w:hyperlink>
+      </w:r>
+      <w:r>
+        <w:rPr>
+          <w:rFonts w:ascii="Charis SIL Regular" w:hAnsi="Charis SIL Regular" w:eastAsia="Charis SIL Regular"/>
+          <w:b w:val="0"/>
+          <w:i w:val="0"/>
+          <w:color w:val="000000"/>
+          <w:sz w:val="24"/>
+        </w:rPr>
+        <w:hyperlink r:id="rId10" w:history="1">
+          <w:r>
+            <w:rPr>
+              <w:rStyle w:val="Hyperlink"/>
+            </w:rPr>
+            <w:t xml:space="preserve">ft, waar </w:t>
+          </w:r>
+        </w:hyperlink>
       </w:r>
       <w:r>
         <w:rPr>
@@ -476,7 +527,14 @@
           <w:color w:val="000000"/>
           <w:sz w:val="24"/>
         </w:rPr>
-        <w:t>oniale bestu</w:t>
+        <w:hyperlink r:id="rId11" w:history="1">
+          <w:r>
+            <w:rPr>
+              <w:rStyle w:val="Hyperlink"/>
+            </w:rPr>
+            <w:t>oniale bestu</w:t>
+          </w:r>
+        </w:hyperlink>
       </w:r>
       <w:r>
         <w:rPr>
@@ -2815,15 +2873,9 @@
           <w:i w:val="0"/>
           <w:color w:val="0000FF"/>
           <w:sz w:val="24"/>
+          <w:u w:val="single"/>
         </w:rPr>
-        <w:hyperlink r:id="rId14" w:history="1">
-          <w:r>
-            <w:rPr>
-              <w:rStyle w:val="Hyperlink"/>
-            </w:rPr>
-            <w:t>2</w:t>
-          </w:r>
-        </w:hyperlink>
+        <w:t>2</w:t>
       </w:r>
       <w:r>
         <w:rPr>
@@ -3070,7 +3122,7 @@
           <w:sz w:val="24"/>
           <w:u w:val="single"/>
         </w:rPr>
-        <w:hyperlink r:id="rId18" w:history="1">
+        <w:hyperlink r:id="rId19" w:history="1">
           <w:r>
             <w:rPr>
               <w:rStyle w:val="Hyperlink"/>
@@ -3088,7 +3140,7 @@
           <w:sz w:val="24"/>
           <w:u w:val="single"/>
         </w:rPr>
-        <w:hyperlink r:id="rId18" w:history="1">
+        <w:hyperlink r:id="rId19" w:history="1">
           <w:r>
             <w:rPr>
               <w:rStyle w:val="Hyperlink"/>
@@ -3099,21 +3151,13 @@
       </w:r>
       <w:r>
         <w:rPr>
-          <w:u w:val="single" w:color="0000ff"/>
           <w:rFonts w:ascii="Charis SIL Regular" w:hAnsi="Charis SIL Regular" w:eastAsia="Charis SIL Regular"/>
           <w:b w:val="0"/>
           <w:i w:val="0"/>
           <w:color w:val="000000"/>
           <w:sz w:val="24"/>
         </w:rPr>
-        <w:hyperlink r:id="rId18" w:history="1">
-          <w:r>
-            <w:rPr>
-              <w:rStyle w:val="Hyperlink"/>
-            </w:rPr>
-            <w:t xml:space="preserve">, </w:t>
-          </w:r>
-        </w:hyperlink>
+        <w:t xml:space="preserve">, </w:t>
       </w:r>
       <w:r>
         <w:rPr>
@@ -3124,7 +3168,7 @@
           <w:sz w:val="24"/>
           <w:u w:val="single"/>
         </w:rPr>
-        <w:hyperlink r:id="rId18" w:history="1">
+        <w:hyperlink r:id="rId20" w:history="1">
           <w:r>
             <w:rPr>
               <w:rStyle w:val="Hyperlink"/>
@@ -3171,7 +3215,7 @@
           <w:sz w:val="24"/>
           <w:u w:val="single"/>
         </w:rPr>
-        <w:hyperlink r:id="rId20" w:history="1">
+        <w:hyperlink r:id="rId18" w:history="1">
           <w:r>
             <w:rPr>
               <w:rStyle w:val="Hyperlink"/>
@@ -3392,7 +3436,7 @@
           <w:sz w:val="24"/>
           <w:u w:val="single"/>
         </w:rPr>
-        <w:hyperlink r:id="rId21" w:history="1">
+        <w:hyperlink r:id="rId22" w:history="1">
           <w:r>
             <w:rPr>
               <w:rStyle w:val="Hyperlink"/>
@@ -3410,7 +3454,7 @@
           <w:sz w:val="24"/>
           <w:u w:val="single"/>
         </w:rPr>
-        <w:hyperlink r:id="rId21" w:history="1">
+        <w:hyperlink r:id="rId22" w:history="1">
           <w:r>
             <w:rPr>
               <w:rStyle w:val="Hyperlink"/>
@@ -3427,14 +3471,7 @@
           <w:color w:val="000000"/>
           <w:sz w:val="24"/>
         </w:rPr>
-        <w:hyperlink r:id="rId21" w:history="1">
-          <w:r>
-            <w:rPr>
-              <w:rStyle w:val="Hyperlink"/>
-            </w:rPr>
-            <w:t xml:space="preserve">, </w:t>
-          </w:r>
-        </w:hyperlink>
+        <w:t xml:space="preserve">, </w:t>
       </w:r>
       <w:r>
         <w:rPr>
@@ -3445,7 +3482,7 @@
           <w:sz w:val="24"/>
           <w:u w:val="single"/>
         </w:rPr>
-        <w:hyperlink r:id="rId21" w:history="1">
+        <w:hyperlink r:id="rId23" w:history="1">
           <w:r>
             <w:rPr>
               <w:rStyle w:val="Hyperlink"/>
@@ -3492,7 +3529,7 @@
           <w:sz w:val="24"/>
           <w:u w:val="single"/>
         </w:rPr>
-        <w:hyperlink r:id="rId23" w:history="1">
+        <w:hyperlink r:id="rId21" w:history="1">
           <w:r>
             <w:rPr>
               <w:rStyle w:val="Hyperlink"/>

--- a/EXPORTS/DOCX/published/niveau3/Dutch/MNusantara.docx
+++ b/EXPORTS/DOCX/published/niveau3/Dutch/MNusantara.docx
@@ -2873,9 +2873,15 @@
           <w:i w:val="0"/>
           <w:color w:val="0000FF"/>
           <w:sz w:val="24"/>
-          <w:u w:val="single"/>
         </w:rPr>
-        <w:t>2</w:t>
+        <w:hyperlink r:id="rId14" w:history="1">
+          <w:r>
+            <w:rPr>
+              <w:rStyle w:val="Hyperlink"/>
+            </w:rPr>
+            <w:t>2</w:t>
+          </w:r>
+        </w:hyperlink>
       </w:r>
       <w:r>
         <w:rPr>
@@ -3122,7 +3128,7 @@
           <w:sz w:val="24"/>
           <w:u w:val="single"/>
         </w:rPr>
-        <w:hyperlink r:id="rId19" w:history="1">
+        <w:hyperlink r:id="rId18" w:history="1">
           <w:r>
             <w:rPr>
               <w:rStyle w:val="Hyperlink"/>
@@ -3140,7 +3146,7 @@
           <w:sz w:val="24"/>
           <w:u w:val="single"/>
         </w:rPr>
-        <w:hyperlink r:id="rId19" w:history="1">
+        <w:hyperlink r:id="rId18" w:history="1">
           <w:r>
             <w:rPr>
               <w:rStyle w:val="Hyperlink"/>
@@ -3157,7 +3163,14 @@
           <w:color w:val="000000"/>
           <w:sz w:val="24"/>
         </w:rPr>
-        <w:t xml:space="preserve">, </w:t>
+        <w:hyperlink r:id="rId18" w:history="1">
+          <w:r>
+            <w:rPr>
+              <w:rStyle w:val="Hyperlink"/>
+            </w:rPr>
+            <w:t xml:space="preserve">, </w:t>
+          </w:r>
+        </w:hyperlink>
       </w:r>
       <w:r>
         <w:rPr>
@@ -3215,7 +3228,7 @@
           <w:sz w:val="24"/>
           <w:u w:val="single"/>
         </w:rPr>
-        <w:hyperlink r:id="rId18" w:history="1">
+        <w:hyperlink r:id="rId20" w:history="1">
           <w:r>
             <w:rPr>
               <w:rStyle w:val="Hyperlink"/>
@@ -3465,6 +3478,7 @@
       </w:r>
       <w:r>
         <w:rPr>
+          <w:u w:val="single" w:color="0000ff"/>
           <w:rFonts w:ascii="Charis SIL Regular" w:hAnsi="Charis SIL Regular" w:eastAsia="Charis SIL Regular"/>
           <w:b w:val="0"/>
           <w:i w:val="0"/>
@@ -3529,7 +3543,7 @@
           <w:sz w:val="24"/>
           <w:u w:val="single"/>
         </w:rPr>
-        <w:hyperlink r:id="rId21" w:history="1">
+        <w:hyperlink r:id="rId23" w:history="1">
           <w:r>
             <w:rPr>
               <w:rStyle w:val="Hyperlink"/>

--- a/EXPORTS/DOCX/published/niveau3/Dutch/MNusantara.docx
+++ b/EXPORTS/DOCX/published/niveau3/Dutch/MNusantara.docx
@@ -435,58 +435,7 @@
           <w:color w:val="000000"/>
           <w:sz w:val="24"/>
         </w:rPr>
-        <w:t xml:space="preserve"> gevestigd in </w:t>
-      </w:r>
-      <w:r>
-        <w:rPr>
-          <w:rFonts w:ascii="Charis SIL Regular" w:hAnsi="Charis SIL Regular" w:eastAsia="Charis SIL Regular"/>
-          <w:b w:val="0"/>
-          <w:i w:val="0"/>
-          <w:color w:val="000000"/>
-          <w:sz w:val="24"/>
-        </w:rPr>
-        <w:hyperlink r:id="rId10" w:history="1">
-          <w:r>
-            <w:rPr>
-              <w:rStyle w:val="Hyperlink"/>
-            </w:rPr>
-            <w:t>De</w:t>
-          </w:r>
-        </w:hyperlink>
-      </w:r>
-      <w:r>
-        <w:rPr>
-          <w:rFonts w:ascii="Charis SIL Regular" w:hAnsi="Charis SIL Regular" w:eastAsia="Charis SIL Regular"/>
-          <w:b w:val="0"/>
-          <w:i w:val="0"/>
-          <w:color w:val="000000"/>
-          <w:sz w:val="24"/>
-        </w:rPr>
-        <w:hyperlink r:id="rId10" w:history="1">
-          <w:r>
-            <w:rPr>
-              <w:rStyle w:val="Hyperlink"/>
-            </w:rPr>
-            <w:t>l</w:t>
-          </w:r>
-        </w:hyperlink>
-      </w:r>
-      <w:r>
-        <w:rPr>
-          <w:rFonts w:ascii="Charis SIL Regular" w:hAnsi="Charis SIL Regular" w:eastAsia="Charis SIL Regular"/>
-          <w:b w:val="0"/>
-          <w:i w:val="0"/>
-          <w:color w:val="000000"/>
-          <w:sz w:val="24"/>
-        </w:rPr>
-        <w:hyperlink r:id="rId10" w:history="1">
-          <w:r>
-            <w:rPr>
-              <w:rStyle w:val="Hyperlink"/>
-            </w:rPr>
-            <w:t xml:space="preserve">ft, waar </w:t>
-          </w:r>
-        </w:hyperlink>
+        <w:t xml:space="preserve"> gevestigd in Delft, waar </w:t>
       </w:r>
       <w:r>
         <w:rPr>
@@ -2873,15 +2822,9 @@
           <w:i w:val="0"/>
           <w:color w:val="0000FF"/>
           <w:sz w:val="24"/>
+          <w:u w:val="single"/>
         </w:rPr>
-        <w:hyperlink r:id="rId14" w:history="1">
-          <w:r>
-            <w:rPr>
-              <w:rStyle w:val="Hyperlink"/>
-            </w:rPr>
-            <w:t>2</w:t>
-          </w:r>
-        </w:hyperlink>
+        <w:t>2</w:t>
       </w:r>
       <w:r>
         <w:rPr>
@@ -3128,7 +3071,7 @@
           <w:sz w:val="24"/>
           <w:u w:val="single"/>
         </w:rPr>
-        <w:hyperlink r:id="rId18" w:history="1">
+        <w:hyperlink r:id="rId19" w:history="1">
           <w:r>
             <w:rPr>
               <w:rStyle w:val="Hyperlink"/>
@@ -3146,7 +3089,7 @@
           <w:sz w:val="24"/>
           <w:u w:val="single"/>
         </w:rPr>
-        <w:hyperlink r:id="rId18" w:history="1">
+        <w:hyperlink r:id="rId19" w:history="1">
           <w:r>
             <w:rPr>
               <w:rStyle w:val="Hyperlink"/>
@@ -3157,20 +3100,14 @@
       </w:r>
       <w:r>
         <w:rPr>
+          <w:u w:val="single" w:color="0000ff"/>
           <w:rFonts w:ascii="Charis SIL Regular" w:hAnsi="Charis SIL Regular" w:eastAsia="Charis SIL Regular"/>
           <w:b w:val="0"/>
           <w:i w:val="0"/>
           <w:color w:val="000000"/>
           <w:sz w:val="24"/>
         </w:rPr>
-        <w:hyperlink r:id="rId18" w:history="1">
-          <w:r>
-            <w:rPr>
-              <w:rStyle w:val="Hyperlink"/>
-            </w:rPr>
-            <w:t xml:space="preserve">, </w:t>
-          </w:r>
-        </w:hyperlink>
+        <w:t xml:space="preserve">, </w:t>
       </w:r>
       <w:r>
         <w:rPr>

--- a/EXPORTS/DOCX/published/niveau3/Dutch/MNusantara.docx
+++ b/EXPORTS/DOCX/published/niveau3/Dutch/MNusantara.docx
@@ -435,7 +435,58 @@
           <w:color w:val="000000"/>
           <w:sz w:val="24"/>
         </w:rPr>
-        <w:t xml:space="preserve"> gevestigd in Delft, waar </w:t>
+        <w:t xml:space="preserve"> gevestigd in </w:t>
+      </w:r>
+      <w:r>
+        <w:rPr>
+          <w:rFonts w:ascii="Charis SIL Regular" w:hAnsi="Charis SIL Regular" w:eastAsia="Charis SIL Regular"/>
+          <w:b w:val="0"/>
+          <w:i w:val="0"/>
+          <w:color w:val="000000"/>
+          <w:sz w:val="24"/>
+        </w:rPr>
+        <w:hyperlink r:id="rId10" w:history="1">
+          <w:r>
+            <w:rPr>
+              <w:rStyle w:val="Hyperlink"/>
+            </w:rPr>
+            <w:t>De</w:t>
+          </w:r>
+        </w:hyperlink>
+      </w:r>
+      <w:r>
+        <w:rPr>
+          <w:rFonts w:ascii="Charis SIL Regular" w:hAnsi="Charis SIL Regular" w:eastAsia="Charis SIL Regular"/>
+          <w:b w:val="0"/>
+          <w:i w:val="0"/>
+          <w:color w:val="000000"/>
+          <w:sz w:val="24"/>
+        </w:rPr>
+        <w:hyperlink r:id="rId10" w:history="1">
+          <w:r>
+            <w:rPr>
+              <w:rStyle w:val="Hyperlink"/>
+            </w:rPr>
+            <w:t>l</w:t>
+          </w:r>
+        </w:hyperlink>
+      </w:r>
+      <w:r>
+        <w:rPr>
+          <w:rFonts w:ascii="Charis SIL Regular" w:hAnsi="Charis SIL Regular" w:eastAsia="Charis SIL Regular"/>
+          <w:b w:val="0"/>
+          <w:i w:val="0"/>
+          <w:color w:val="000000"/>
+          <w:sz w:val="24"/>
+        </w:rPr>
+        <w:hyperlink r:id="rId10" w:history="1">
+          <w:r>
+            <w:rPr>
+              <w:rStyle w:val="Hyperlink"/>
+            </w:rPr>
+            <w:t xml:space="preserve">ft, waar </w:t>
+          </w:r>
+        </w:hyperlink>
       </w:r>
       <w:r>
         <w:rPr>
@@ -2822,9 +2873,15 @@
           <w:i w:val="0"/>
           <w:color w:val="0000FF"/>
           <w:sz w:val="24"/>
-          <w:u w:val="single"/>
         </w:rPr>
-        <w:t>2</w:t>
+        <w:hyperlink r:id="rId14" w:history="1">
+          <w:r>
+            <w:rPr>
+              <w:rStyle w:val="Hyperlink"/>
+            </w:rPr>
+            <w:t>2</w:t>
+          </w:r>
+        </w:hyperlink>
       </w:r>
       <w:r>
         <w:rPr>
@@ -3089,7 +3146,7 @@
           <w:sz w:val="24"/>
           <w:u w:val="single"/>
         </w:rPr>
-        <w:hyperlink r:id="rId19" w:history="1">
+        <w:hyperlink r:id="rId18" w:history="1">
           <w:r>
             <w:rPr>
               <w:rStyle w:val="Hyperlink"/>
@@ -3100,14 +3157,20 @@
       </w:r>
       <w:r>
         <w:rPr>
-          <w:u w:val="single" w:color="0000ff"/>
           <w:rFonts w:ascii="Charis SIL Regular" w:hAnsi="Charis SIL Regular" w:eastAsia="Charis SIL Regular"/>
           <w:b w:val="0"/>
           <w:i w:val="0"/>
           <w:color w:val="000000"/>
           <w:sz w:val="24"/>
         </w:rPr>
-        <w:t xml:space="preserve">, </w:t>
+        <w:hyperlink r:id="rId18" w:history="1">
+          <w:r>
+            <w:rPr>
+              <w:rStyle w:val="Hyperlink"/>
+            </w:rPr>
+            <w:t xml:space="preserve">, </w:t>
+          </w:r>
+        </w:hyperlink>
       </w:r>
       <w:r>
         <w:rPr>
@@ -3118,7 +3181,7 @@
           <w:sz w:val="24"/>
           <w:u w:val="single"/>
         </w:rPr>
-        <w:hyperlink r:id="rId20" w:history="1">
+        <w:hyperlink r:id="rId18" w:history="1">
           <w:r>
             <w:rPr>
               <w:rStyle w:val="Hyperlink"/>
@@ -3147,7 +3210,7 @@
           <w:sz w:val="24"/>
           <w:u w:val="single"/>
         </w:rPr>
-        <w:hyperlink r:id="rId20" w:history="1">
+        <w:hyperlink r:id="rId18" w:history="1">
           <w:r>
             <w:rPr>
               <w:rStyle w:val="Hyperlink"/>
@@ -3165,7 +3228,7 @@
           <w:sz w:val="24"/>
           <w:u w:val="single"/>
         </w:rPr>
-        <w:hyperlink r:id="rId20" w:history="1">
+        <w:hyperlink r:id="rId18" w:history="1">
           <w:r>
             <w:rPr>
               <w:rStyle w:val="Hyperlink"/>
@@ -3286,7 +3349,7 @@
           <w:sz w:val="24"/>
           <w:u w:val="single"/>
         </w:rPr>
-        <w:hyperlink r:id="rId21" w:history="1">
+        <w:hyperlink r:id="rId20" w:history="1">
           <w:r>
             <w:rPr>
               <w:rStyle w:val="Hyperlink"/>
@@ -3304,7 +3367,7 @@
           <w:sz w:val="24"/>
           <w:u w:val="single"/>
         </w:rPr>
-        <w:hyperlink r:id="rId21" w:history="1">
+        <w:hyperlink r:id="rId20" w:history="1">
           <w:r>
             <w:rPr>
               <w:rStyle w:val="Hyperlink"/>
@@ -3322,7 +3385,7 @@
           <w:sz w:val="24"/>
           <w:u w:val="single"/>
         </w:rPr>
-        <w:hyperlink r:id="rId21" w:history="1">
+        <w:hyperlink r:id="rId20" w:history="1">
           <w:r>
             <w:rPr>
               <w:rStyle w:val="Hyperlink"/>
@@ -3340,7 +3403,7 @@
           <w:sz w:val="24"/>
           <w:u w:val="single"/>
         </w:rPr>
-        <w:hyperlink r:id="rId21" w:history="1">
+        <w:hyperlink r:id="rId20" w:history="1">
           <w:r>
             <w:rPr>
               <w:rStyle w:val="Hyperlink"/>
@@ -3368,7 +3431,7 @@
           <w:sz w:val="24"/>
           <w:u w:val="single"/>
         </w:rPr>
-        <w:hyperlink r:id="rId22" w:history="1">
+        <w:hyperlink r:id="rId21" w:history="1">
           <w:r>
             <w:rPr>
               <w:rStyle w:val="Hyperlink"/>
@@ -3386,7 +3449,7 @@
           <w:sz w:val="24"/>
           <w:u w:val="single"/>
         </w:rPr>
-        <w:hyperlink r:id="rId22" w:history="1">
+        <w:hyperlink r:id="rId21" w:history="1">
           <w:r>
             <w:rPr>
               <w:rStyle w:val="Hyperlink"/>
@@ -3404,7 +3467,7 @@
           <w:sz w:val="24"/>
           <w:u w:val="single"/>
         </w:rPr>
-        <w:hyperlink r:id="rId22" w:history="1">
+        <w:hyperlink r:id="rId20" w:history="1">
           <w:r>
             <w:rPr>
               <w:rStyle w:val="Hyperlink"/>
@@ -3415,14 +3478,20 @@
       </w:r>
       <w:r>
         <w:rPr>
-          <w:u w:val="single" w:color="0000ff"/>
           <w:rFonts w:ascii="Charis SIL Regular" w:hAnsi="Charis SIL Regular" w:eastAsia="Charis SIL Regular"/>
           <w:b w:val="0"/>
           <w:i w:val="0"/>
           <w:color w:val="000000"/>
           <w:sz w:val="24"/>
         </w:rPr>
-        <w:t xml:space="preserve">, </w:t>
+        <w:hyperlink r:id="rId20" w:history="1">
+          <w:r>
+            <w:rPr>
+              <w:rStyle w:val="Hyperlink"/>
+            </w:rPr>
+            <w:t xml:space="preserve">, </w:t>
+          </w:r>
+        </w:hyperlink>
       </w:r>
       <w:r>
         <w:rPr>
@@ -3433,7 +3502,7 @@
           <w:sz w:val="24"/>
           <w:u w:val="single"/>
         </w:rPr>
-        <w:hyperlink r:id="rId23" w:history="1">
+        <w:hyperlink r:id="rId20" w:history="1">
           <w:r>
             <w:rPr>
               <w:rStyle w:val="Hyperlink"/>
@@ -3462,7 +3531,7 @@
           <w:sz w:val="24"/>
           <w:u w:val="single"/>
         </w:rPr>
-        <w:hyperlink r:id="rId23" w:history="1">
+        <w:hyperlink r:id="rId20" w:history="1">
           <w:r>
             <w:rPr>
               <w:rStyle w:val="Hyperlink"/>
@@ -3480,7 +3549,7 @@
           <w:sz w:val="24"/>
           <w:u w:val="single"/>
         </w:rPr>
-        <w:hyperlink r:id="rId23" w:history="1">
+        <w:hyperlink r:id="rId20" w:history="1">
           <w:r>
             <w:rPr>
               <w:rStyle w:val="Hyperlink"/>

--- a/EXPORTS/DOCX/published/niveau3/Dutch/MNusantara.docx
+++ b/EXPORTS/DOCX/published/niveau3/Dutch/MNusantara.docx
@@ -2873,15 +2873,9 @@
           <w:i w:val="0"/>
           <w:color w:val="0000FF"/>
           <w:sz w:val="24"/>
+          <w:u w:val="single"/>
         </w:rPr>
-        <w:hyperlink r:id="rId14" w:history="1">
-          <w:r>
-            <w:rPr>
-              <w:rStyle w:val="Hyperlink"/>
-            </w:rPr>
-            <w:t>2</w:t>
-          </w:r>
-        </w:hyperlink>
+        <w:t>2</w:t>
       </w:r>
       <w:r>
         <w:rPr>
@@ -3128,7 +3122,7 @@
           <w:sz w:val="24"/>
           <w:u w:val="single"/>
         </w:rPr>
-        <w:hyperlink r:id="rId19" w:history="1">
+        <w:hyperlink r:id="rId18" w:history="1">
           <w:r>
             <w:rPr>
               <w:rStyle w:val="Hyperlink"/>
@@ -3163,14 +3157,7 @@
           <w:color w:val="000000"/>
           <w:sz w:val="24"/>
         </w:rPr>
-        <w:hyperlink r:id="rId18" w:history="1">
-          <w:r>
-            <w:rPr>
-              <w:rStyle w:val="Hyperlink"/>
-            </w:rPr>
-            <w:t xml:space="preserve">, </w:t>
-          </w:r>
-        </w:hyperlink>
+        <w:t xml:space="preserve">, </w:t>
       </w:r>
       <w:r>
         <w:rPr>
@@ -3181,7 +3168,7 @@
           <w:sz w:val="24"/>
           <w:u w:val="single"/>
         </w:rPr>
-        <w:hyperlink r:id="rId18" w:history="1">
+        <w:hyperlink r:id="rId20" w:history="1">
           <w:r>
             <w:rPr>
               <w:rStyle w:val="Hyperlink"/>
@@ -3349,7 +3336,7 @@
           <w:sz w:val="24"/>
           <w:u w:val="single"/>
         </w:rPr>
-        <w:hyperlink r:id="rId20" w:history="1">
+        <w:hyperlink r:id="rId21" w:history="1">
           <w:r>
             <w:rPr>
               <w:rStyle w:val="Hyperlink"/>
@@ -3367,7 +3354,7 @@
           <w:sz w:val="24"/>
           <w:u w:val="single"/>
         </w:rPr>
-        <w:hyperlink r:id="rId20" w:history="1">
+        <w:hyperlink r:id="rId21" w:history="1">
           <w:r>
             <w:rPr>
               <w:rStyle w:val="Hyperlink"/>
@@ -3385,7 +3372,7 @@
           <w:sz w:val="24"/>
           <w:u w:val="single"/>
         </w:rPr>
-        <w:hyperlink r:id="rId20" w:history="1">
+        <w:hyperlink r:id="rId21" w:history="1">
           <w:r>
             <w:rPr>
               <w:rStyle w:val="Hyperlink"/>
@@ -3403,7 +3390,7 @@
           <w:sz w:val="24"/>
           <w:u w:val="single"/>
         </w:rPr>
-        <w:hyperlink r:id="rId20" w:history="1">
+        <w:hyperlink r:id="rId21" w:history="1">
           <w:r>
             <w:rPr>
               <w:rStyle w:val="Hyperlink"/>
@@ -3431,7 +3418,7 @@
           <w:sz w:val="24"/>
           <w:u w:val="single"/>
         </w:rPr>
-        <w:hyperlink r:id="rId21" w:history="1">
+        <w:hyperlink r:id="rId22" w:history="1">
           <w:r>
             <w:rPr>
               <w:rStyle w:val="Hyperlink"/>
@@ -3467,7 +3454,7 @@
           <w:sz w:val="24"/>
           <w:u w:val="single"/>
         </w:rPr>
-        <w:hyperlink r:id="rId20" w:history="1">
+        <w:hyperlink r:id="rId21" w:history="1">
           <w:r>
             <w:rPr>
               <w:rStyle w:val="Hyperlink"/>
@@ -3478,13 +3465,14 @@
       </w:r>
       <w:r>
         <w:rPr>
+          <w:u w:val="single" w:color="0000ff"/>
           <w:rFonts w:ascii="Charis SIL Regular" w:hAnsi="Charis SIL Regular" w:eastAsia="Charis SIL Regular"/>
           <w:b w:val="0"/>
           <w:i w:val="0"/>
           <w:color w:val="000000"/>
           <w:sz w:val="24"/>
         </w:rPr>
-        <w:hyperlink r:id="rId20" w:history="1">
+        <w:hyperlink r:id="rId21" w:history="1">
           <w:r>
             <w:rPr>
               <w:rStyle w:val="Hyperlink"/>
@@ -3502,7 +3490,7 @@
           <w:sz w:val="24"/>
           <w:u w:val="single"/>
         </w:rPr>
-        <w:hyperlink r:id="rId20" w:history="1">
+        <w:hyperlink r:id="rId23" w:history="1">
           <w:r>
             <w:rPr>
               <w:rStyle w:val="Hyperlink"/>
@@ -3531,7 +3519,7 @@
           <w:sz w:val="24"/>
           <w:u w:val="single"/>
         </w:rPr>
-        <w:hyperlink r:id="rId20" w:history="1">
+        <w:hyperlink r:id="rId23" w:history="1">
           <w:r>
             <w:rPr>
               <w:rStyle w:val="Hyperlink"/>
@@ -3549,7 +3537,7 @@
           <w:sz w:val="24"/>
           <w:u w:val="single"/>
         </w:rPr>
-        <w:hyperlink r:id="rId20" w:history="1">
+        <w:hyperlink r:id="rId23" w:history="1">
           <w:r>
             <w:rPr>
               <w:rStyle w:val="Hyperlink"/>

--- a/EXPORTS/DOCX/published/niveau3/Dutch/MNusantara.docx
+++ b/EXPORTS/DOCX/published/niveau3/Dutch/MNusantara.docx
@@ -3151,13 +3151,21 @@
       </w:r>
       <w:r>
         <w:rPr>
+          <w:u w:val="single" w:color="0000ff"/>
           <w:rFonts w:ascii="Charis SIL Regular" w:hAnsi="Charis SIL Regular" w:eastAsia="Charis SIL Regular"/>
           <w:b w:val="0"/>
           <w:i w:val="0"/>
           <w:color w:val="000000"/>
           <w:sz w:val="24"/>
         </w:rPr>
-        <w:t xml:space="preserve">, </w:t>
+        <w:hyperlink r:id="rId18" w:history="1">
+          <w:r>
+            <w:rPr>
+              <w:rStyle w:val="Hyperlink"/>
+            </w:rPr>
+            <w:t xml:space="preserve">, </w:t>
+          </w:r>
+        </w:hyperlink>
       </w:r>
       <w:r>
         <w:rPr>
@@ -3197,7 +3205,7 @@
           <w:sz w:val="24"/>
           <w:u w:val="single"/>
         </w:rPr>
-        <w:hyperlink r:id="rId18" w:history="1">
+        <w:hyperlink r:id="rId20" w:history="1">
           <w:r>
             <w:rPr>
               <w:rStyle w:val="Hyperlink"/>
@@ -3215,7 +3223,7 @@
           <w:sz w:val="24"/>
           <w:u w:val="single"/>
         </w:rPr>
-        <w:hyperlink r:id="rId18" w:history="1">
+        <w:hyperlink r:id="rId20" w:history="1">
           <w:r>
             <w:rPr>
               <w:rStyle w:val="Hyperlink"/>
@@ -3465,7 +3473,6 @@
       </w:r>
       <w:r>
         <w:rPr>
-          <w:u w:val="single" w:color="0000ff"/>
           <w:rFonts w:ascii="Charis SIL Regular" w:hAnsi="Charis SIL Regular" w:eastAsia="Charis SIL Regular"/>
           <w:b w:val="0"/>
           <w:i w:val="0"/>

--- a/EXPORTS/DOCX/published/niveau3/Dutch/MNusantara.docx
+++ b/EXPORTS/DOCX/published/niveau3/Dutch/MNusantara.docx
@@ -2873,9 +2873,15 @@
           <w:i w:val="0"/>
           <w:color w:val="0000FF"/>
           <w:sz w:val="24"/>
-          <w:u w:val="single"/>
         </w:rPr>
-        <w:t>2</w:t>
+        <w:hyperlink r:id="rId14" w:history="1">
+          <w:r>
+            <w:rPr>
+              <w:rStyle w:val="Hyperlink"/>
+            </w:rPr>
+            <w:t>2</w:t>
+          </w:r>
+        </w:hyperlink>
       </w:r>
       <w:r>
         <w:rPr>
@@ -3122,7 +3128,7 @@
           <w:sz w:val="24"/>
           <w:u w:val="single"/>
         </w:rPr>
-        <w:hyperlink r:id="rId18" w:history="1">
+        <w:hyperlink r:id="rId19" w:history="1">
           <w:r>
             <w:rPr>
               <w:rStyle w:val="Hyperlink"/>
@@ -3151,7 +3157,6 @@
       </w:r>
       <w:r>
         <w:rPr>
-          <w:u w:val="single" w:color="0000ff"/>
           <w:rFonts w:ascii="Charis SIL Regular" w:hAnsi="Charis SIL Regular" w:eastAsia="Charis SIL Regular"/>
           <w:b w:val="0"/>
           <w:i w:val="0"/>
@@ -3176,7 +3181,7 @@
           <w:sz w:val="24"/>
           <w:u w:val="single"/>
         </w:rPr>
-        <w:hyperlink r:id="rId20" w:history="1">
+        <w:hyperlink r:id="rId18" w:history="1">
           <w:r>
             <w:rPr>
               <w:rStyle w:val="Hyperlink"/>
@@ -3205,7 +3210,7 @@
           <w:sz w:val="24"/>
           <w:u w:val="single"/>
         </w:rPr>
-        <w:hyperlink r:id="rId20" w:history="1">
+        <w:hyperlink r:id="rId18" w:history="1">
           <w:r>
             <w:rPr>
               <w:rStyle w:val="Hyperlink"/>
@@ -3223,7 +3228,7 @@
           <w:sz w:val="24"/>
           <w:u w:val="single"/>
         </w:rPr>
-        <w:hyperlink r:id="rId20" w:history="1">
+        <w:hyperlink r:id="rId18" w:history="1">
           <w:r>
             <w:rPr>
               <w:rStyle w:val="Hyperlink"/>
@@ -3344,7 +3349,7 @@
           <w:sz w:val="24"/>
           <w:u w:val="single"/>
         </w:rPr>
-        <w:hyperlink r:id="rId21" w:history="1">
+        <w:hyperlink r:id="rId20" w:history="1">
           <w:r>
             <w:rPr>
               <w:rStyle w:val="Hyperlink"/>
@@ -3362,7 +3367,7 @@
           <w:sz w:val="24"/>
           <w:u w:val="single"/>
         </w:rPr>
-        <w:hyperlink r:id="rId21" w:history="1">
+        <w:hyperlink r:id="rId20" w:history="1">
           <w:r>
             <w:rPr>
               <w:rStyle w:val="Hyperlink"/>
@@ -3380,7 +3385,7 @@
           <w:sz w:val="24"/>
           <w:u w:val="single"/>
         </w:rPr>
-        <w:hyperlink r:id="rId21" w:history="1">
+        <w:hyperlink r:id="rId20" w:history="1">
           <w:r>
             <w:rPr>
               <w:rStyle w:val="Hyperlink"/>
@@ -3398,7 +3403,7 @@
           <w:sz w:val="24"/>
           <w:u w:val="single"/>
         </w:rPr>
-        <w:hyperlink r:id="rId21" w:history="1">
+        <w:hyperlink r:id="rId20" w:history="1">
           <w:r>
             <w:rPr>
               <w:rStyle w:val="Hyperlink"/>
@@ -3426,7 +3431,7 @@
           <w:sz w:val="24"/>
           <w:u w:val="single"/>
         </w:rPr>
-        <w:hyperlink r:id="rId22" w:history="1">
+        <w:hyperlink r:id="rId21" w:history="1">
           <w:r>
             <w:rPr>
               <w:rStyle w:val="Hyperlink"/>
@@ -3462,7 +3467,7 @@
           <w:sz w:val="24"/>
           <w:u w:val="single"/>
         </w:rPr>
-        <w:hyperlink r:id="rId21" w:history="1">
+        <w:hyperlink r:id="rId20" w:history="1">
           <w:r>
             <w:rPr>
               <w:rStyle w:val="Hyperlink"/>
@@ -3479,7 +3484,7 @@
           <w:color w:val="000000"/>
           <w:sz w:val="24"/>
         </w:rPr>
-        <w:hyperlink r:id="rId21" w:history="1">
+        <w:hyperlink r:id="rId20" w:history="1">
           <w:r>
             <w:rPr>
               <w:rStyle w:val="Hyperlink"/>
@@ -3497,7 +3502,7 @@
           <w:sz w:val="24"/>
           <w:u w:val="single"/>
         </w:rPr>
-        <w:hyperlink r:id="rId23" w:history="1">
+        <w:hyperlink r:id="rId20" w:history="1">
           <w:r>
             <w:rPr>
               <w:rStyle w:val="Hyperlink"/>
@@ -3526,7 +3531,7 @@
           <w:sz w:val="24"/>
           <w:u w:val="single"/>
         </w:rPr>
-        <w:hyperlink r:id="rId23" w:history="1">
+        <w:hyperlink r:id="rId20" w:history="1">
           <w:r>
             <w:rPr>
               <w:rStyle w:val="Hyperlink"/>
@@ -3544,7 +3549,7 @@
           <w:sz w:val="24"/>
           <w:u w:val="single"/>
         </w:rPr>
-        <w:hyperlink r:id="rId23" w:history="1">
+        <w:hyperlink r:id="rId20" w:history="1">
           <w:r>
             <w:rPr>
               <w:rStyle w:val="Hyperlink"/>

--- a/EXPORTS/DOCX/published/niveau3/Dutch/MNusantara.docx
+++ b/EXPORTS/DOCX/published/niveau3/Dutch/MNusantara.docx
@@ -3146,7 +3146,7 @@
           <w:sz w:val="24"/>
           <w:u w:val="single"/>
         </w:rPr>
-        <w:hyperlink r:id="rId18" w:history="1">
+        <w:hyperlink r:id="rId19" w:history="1">
           <w:r>
             <w:rPr>
               <w:rStyle w:val="Hyperlink"/>
@@ -3163,14 +3163,7 @@
           <w:color w:val="000000"/>
           <w:sz w:val="24"/>
         </w:rPr>
-        <w:hyperlink r:id="rId18" w:history="1">
-          <w:r>
-            <w:rPr>
-              <w:rStyle w:val="Hyperlink"/>
-            </w:rPr>
-            <w:t xml:space="preserve">, </w:t>
-          </w:r>
-        </w:hyperlink>
+        <w:t xml:space="preserve">, </w:t>
       </w:r>
       <w:r>
         <w:rPr>
@@ -3181,7 +3174,7 @@
           <w:sz w:val="24"/>
           <w:u w:val="single"/>
         </w:rPr>
-        <w:hyperlink r:id="rId18" w:history="1">
+        <w:hyperlink r:id="rId20" w:history="1">
           <w:r>
             <w:rPr>
               <w:rStyle w:val="Hyperlink"/>
@@ -3210,7 +3203,7 @@
           <w:sz w:val="24"/>
           <w:u w:val="single"/>
         </w:rPr>
-        <w:hyperlink r:id="rId18" w:history="1">
+        <w:hyperlink r:id="rId20" w:history="1">
           <w:r>
             <w:rPr>
               <w:rStyle w:val="Hyperlink"/>
@@ -3349,7 +3342,7 @@
           <w:sz w:val="24"/>
           <w:u w:val="single"/>
         </w:rPr>
-        <w:hyperlink r:id="rId20" w:history="1">
+        <w:hyperlink r:id="rId21" w:history="1">
           <w:r>
             <w:rPr>
               <w:rStyle w:val="Hyperlink"/>
@@ -3367,7 +3360,7 @@
           <w:sz w:val="24"/>
           <w:u w:val="single"/>
         </w:rPr>
-        <w:hyperlink r:id="rId20" w:history="1">
+        <w:hyperlink r:id="rId21" w:history="1">
           <w:r>
             <w:rPr>
               <w:rStyle w:val="Hyperlink"/>
@@ -3385,7 +3378,7 @@
           <w:sz w:val="24"/>
           <w:u w:val="single"/>
         </w:rPr>
-        <w:hyperlink r:id="rId20" w:history="1">
+        <w:hyperlink r:id="rId21" w:history="1">
           <w:r>
             <w:rPr>
               <w:rStyle w:val="Hyperlink"/>
@@ -3403,7 +3396,7 @@
           <w:sz w:val="24"/>
           <w:u w:val="single"/>
         </w:rPr>
-        <w:hyperlink r:id="rId20" w:history="1">
+        <w:hyperlink r:id="rId21" w:history="1">
           <w:r>
             <w:rPr>
               <w:rStyle w:val="Hyperlink"/>
@@ -3431,7 +3424,7 @@
           <w:sz w:val="24"/>
           <w:u w:val="single"/>
         </w:rPr>
-        <w:hyperlink r:id="rId21" w:history="1">
+        <w:hyperlink r:id="rId22" w:history="1">
           <w:r>
             <w:rPr>
               <w:rStyle w:val="Hyperlink"/>
@@ -3449,7 +3442,7 @@
           <w:sz w:val="24"/>
           <w:u w:val="single"/>
         </w:rPr>
-        <w:hyperlink r:id="rId21" w:history="1">
+        <w:hyperlink r:id="rId22" w:history="1">
           <w:r>
             <w:rPr>
               <w:rStyle w:val="Hyperlink"/>
@@ -3467,7 +3460,7 @@
           <w:sz w:val="24"/>
           <w:u w:val="single"/>
         </w:rPr>
-        <w:hyperlink r:id="rId20" w:history="1">
+        <w:hyperlink r:id="rId22" w:history="1">
           <w:r>
             <w:rPr>
               <w:rStyle w:val="Hyperlink"/>
@@ -3484,14 +3477,7 @@
           <w:color w:val="000000"/>
           <w:sz w:val="24"/>
         </w:rPr>
-        <w:hyperlink r:id="rId20" w:history="1">
-          <w:r>
-            <w:rPr>
-              <w:rStyle w:val="Hyperlink"/>
-            </w:rPr>
-            <w:t xml:space="preserve">, </w:t>
-          </w:r>
-        </w:hyperlink>
+        <w:t xml:space="preserve">, </w:t>
       </w:r>
       <w:r>
         <w:rPr>
@@ -3502,7 +3488,7 @@
           <w:sz w:val="24"/>
           <w:u w:val="single"/>
         </w:rPr>
-        <w:hyperlink r:id="rId20" w:history="1">
+        <w:hyperlink r:id="rId23" w:history="1">
           <w:r>
             <w:rPr>
               <w:rStyle w:val="Hyperlink"/>
@@ -3531,7 +3517,7 @@
           <w:sz w:val="24"/>
           <w:u w:val="single"/>
         </w:rPr>
-        <w:hyperlink r:id="rId20" w:history="1">
+        <w:hyperlink r:id="rId23" w:history="1">
           <w:r>
             <w:rPr>
               <w:rStyle w:val="Hyperlink"/>
@@ -3549,7 +3535,7 @@
           <w:sz w:val="24"/>
           <w:u w:val="single"/>
         </w:rPr>
-        <w:hyperlink r:id="rId20" w:history="1">
+        <w:hyperlink r:id="rId21" w:history="1">
           <w:r>
             <w:rPr>
               <w:rStyle w:val="Hyperlink"/>

--- a/EXPORTS/DOCX/published/niveau3/Dutch/MNusantara.docx
+++ b/EXPORTS/DOCX/published/niveau3/Dutch/MNusantara.docx
@@ -1203,133 +1203,7 @@
           <w:color w:val="000000"/>
           <w:sz w:val="24"/>
         </w:rPr>
-        <w:t>gemaakt</w:t>
-      </w:r>
-      <w:r>
-        <w:rPr>
-          <w:u w:val="single" w:color="0000ff"/>
-          <w:rFonts w:ascii="Charis SIL Regular" w:hAnsi="Charis SIL Regular" w:eastAsia="Charis SIL Regular"/>
-          <w:b w:val="0"/>
-          <w:i w:val="0"/>
-          <w:color w:val="000000"/>
-          <w:sz w:val="24"/>
-        </w:rPr>
-        <w:hyperlink r:id="rId14" w:history="1">
-          <w:r>
-            <w:rPr>
-              <w:rStyle w:val="Hyperlink"/>
-            </w:rPr>
-            <w:t xml:space="preserve"> van de i</w:t>
-          </w:r>
-        </w:hyperlink>
-      </w:r>
-      <w:r>
-        <w:rPr>
-          <w:u w:val="single" w:color="0000ff"/>
-          <w:rFonts w:ascii="Charis SIL Regular" w:hAnsi="Charis SIL Regular" w:eastAsia="Charis SIL Regular"/>
-          <w:b w:val="0"/>
-          <w:i w:val="0"/>
-          <w:color w:val="000000"/>
-          <w:sz w:val="24"/>
-        </w:rPr>
-        <w:hyperlink r:id="rId14" w:history="1">
-          <w:r>
-            <w:rPr>
-              <w:rStyle w:val="Hyperlink"/>
-            </w:rPr>
-            <w:t>n</w:t>
-          </w:r>
-        </w:hyperlink>
-      </w:r>
-      <w:r>
-        <w:rPr>
-          <w:u w:val="single" w:color="0000ff"/>
-          <w:rFonts w:ascii="Charis SIL Regular" w:hAnsi="Charis SIL Regular" w:eastAsia="Charis SIL Regular"/>
-          <w:b w:val="0"/>
-          <w:i w:val="0"/>
-          <w:color w:val="000000"/>
-          <w:sz w:val="24"/>
-        </w:rPr>
-        <w:hyperlink r:id="rId14" w:history="1">
-          <w:r>
-            <w:rPr>
-              <w:rStyle w:val="Hyperlink"/>
-            </w:rPr>
-            <w:t>stel</w:t>
-          </w:r>
-        </w:hyperlink>
-      </w:r>
-      <w:r>
-        <w:rPr>
-          <w:u w:val="single" w:color="0000ff"/>
-          <w:rFonts w:ascii="Charis SIL Regular" w:hAnsi="Charis SIL Regular" w:eastAsia="Charis SIL Regular"/>
-          <w:b w:val="0"/>
-          <w:i w:val="0"/>
-          <w:color w:val="000000"/>
-          <w:sz w:val="24"/>
-        </w:rPr>
-        <w:hyperlink r:id="rId14" w:history="1">
-          <w:r>
-            <w:rPr>
-              <w:rStyle w:val="Hyperlink"/>
-            </w:rPr>
-            <w:t>l</w:t>
-          </w:r>
-        </w:hyperlink>
-      </w:r>
-      <w:r>
-        <w:rPr>
-          <w:u w:val="single" w:color="0000ff"/>
-          <w:rFonts w:ascii="Charis SIL Regular" w:hAnsi="Charis SIL Regular" w:eastAsia="Charis SIL Regular"/>
-          <w:b w:val="0"/>
-          <w:i w:val="0"/>
-          <w:color w:val="000000"/>
-          <w:sz w:val="24"/>
-        </w:rPr>
-        <w:hyperlink r:id="rId14" w:history="1">
-          <w:r>
-            <w:rPr>
-              <w:rStyle w:val="Hyperlink"/>
-            </w:rPr>
-            <w:t>ing</w:t>
-          </w:r>
-        </w:hyperlink>
-      </w:r>
-      <w:r>
-        <w:rPr>
-          <w:u w:val="single" w:color="0000ff"/>
-          <w:rFonts w:ascii="Charis SIL Regular" w:hAnsi="Charis SIL Regular" w:eastAsia="Charis SIL Regular"/>
-          <w:b w:val="0"/>
-          <w:i w:val="0"/>
-          <w:color w:val="000000"/>
-          <w:sz w:val="24"/>
-        </w:rPr>
-        <w:hyperlink r:id="rId14" w:history="1">
-          <w:r>
-            <w:rPr>
-              <w:rStyle w:val="Hyperlink"/>
-            </w:rPr>
-            <w:t>e</w:t>
-          </w:r>
-        </w:hyperlink>
-      </w:r>
-      <w:r>
-        <w:rPr>
-          <w:u w:val="single" w:color="0000ff"/>
-          <w:rFonts w:ascii="Charis SIL Regular" w:hAnsi="Charis SIL Regular" w:eastAsia="Charis SIL Regular"/>
-          <w:b w:val="0"/>
-          <w:i w:val="0"/>
-          <w:color w:val="000000"/>
-          <w:sz w:val="24"/>
-        </w:rPr>
-        <w:hyperlink r:id="rId14" w:history="1">
-          <w:r>
-            <w:rPr>
-              <w:rStyle w:val="Hyperlink"/>
-            </w:rPr>
-            <w:t>n w</w:t>
-          </w:r>
-        </w:hyperlink>
+        <w:t>gemaakt van de instellingen w</w:t>
       </w:r>
       <w:r>
         <w:rPr>
@@ -3128,7 +3002,7 @@
           <w:sz w:val="24"/>
           <w:u w:val="single"/>
         </w:rPr>
-        <w:hyperlink r:id="rId19" w:history="1">
+        <w:hyperlink r:id="rId18" w:history="1">
           <w:r>
             <w:rPr>
               <w:rStyle w:val="Hyperlink"/>
@@ -3146,7 +3020,7 @@
           <w:sz w:val="24"/>
           <w:u w:val="single"/>
         </w:rPr>
-        <w:hyperlink r:id="rId19" w:history="1">
+        <w:hyperlink r:id="rId18" w:history="1">
           <w:r>
             <w:rPr>
               <w:rStyle w:val="Hyperlink"/>
@@ -3163,7 +3037,14 @@
           <w:color w:val="000000"/>
           <w:sz w:val="24"/>
         </w:rPr>
-        <w:t xml:space="preserve">, </w:t>
+        <w:hyperlink r:id="rId18" w:history="1">
+          <w:r>
+            <w:rPr>
+              <w:rStyle w:val="Hyperlink"/>
+            </w:rPr>
+            <w:t xml:space="preserve">, </w:t>
+          </w:r>
+        </w:hyperlink>
       </w:r>
       <w:r>
         <w:rPr>
@@ -3174,7 +3055,7 @@
           <w:sz w:val="24"/>
           <w:u w:val="single"/>
         </w:rPr>
-        <w:hyperlink r:id="rId20" w:history="1">
+        <w:hyperlink r:id="rId18" w:history="1">
           <w:r>
             <w:rPr>
               <w:rStyle w:val="Hyperlink"/>
@@ -3203,7 +3084,7 @@
           <w:sz w:val="24"/>
           <w:u w:val="single"/>
         </w:rPr>
-        <w:hyperlink r:id="rId20" w:history="1">
+        <w:hyperlink r:id="rId18" w:history="1">
           <w:r>
             <w:rPr>
               <w:rStyle w:val="Hyperlink"/>
@@ -3342,7 +3223,7 @@
           <w:sz w:val="24"/>
           <w:u w:val="single"/>
         </w:rPr>
-        <w:hyperlink r:id="rId21" w:history="1">
+        <w:hyperlink r:id="rId20" w:history="1">
           <w:r>
             <w:rPr>
               <w:rStyle w:val="Hyperlink"/>
@@ -3360,7 +3241,7 @@
           <w:sz w:val="24"/>
           <w:u w:val="single"/>
         </w:rPr>
-        <w:hyperlink r:id="rId21" w:history="1">
+        <w:hyperlink r:id="rId20" w:history="1">
           <w:r>
             <w:rPr>
               <w:rStyle w:val="Hyperlink"/>
@@ -3378,7 +3259,7 @@
           <w:sz w:val="24"/>
           <w:u w:val="single"/>
         </w:rPr>
-        <w:hyperlink r:id="rId21" w:history="1">
+        <w:hyperlink r:id="rId20" w:history="1">
           <w:r>
             <w:rPr>
               <w:rStyle w:val="Hyperlink"/>
@@ -3396,7 +3277,7 @@
           <w:sz w:val="24"/>
           <w:u w:val="single"/>
         </w:rPr>
-        <w:hyperlink r:id="rId21" w:history="1">
+        <w:hyperlink r:id="rId20" w:history="1">
           <w:r>
             <w:rPr>
               <w:rStyle w:val="Hyperlink"/>
@@ -3424,7 +3305,7 @@
           <w:sz w:val="24"/>
           <w:u w:val="single"/>
         </w:rPr>
-        <w:hyperlink r:id="rId22" w:history="1">
+        <w:hyperlink r:id="rId21" w:history="1">
           <w:r>
             <w:rPr>
               <w:rStyle w:val="Hyperlink"/>
@@ -3442,7 +3323,7 @@
           <w:sz w:val="24"/>
           <w:u w:val="single"/>
         </w:rPr>
-        <w:hyperlink r:id="rId22" w:history="1">
+        <w:hyperlink r:id="rId21" w:history="1">
           <w:r>
             <w:rPr>
               <w:rStyle w:val="Hyperlink"/>
@@ -3460,7 +3341,7 @@
           <w:sz w:val="24"/>
           <w:u w:val="single"/>
         </w:rPr>
-        <w:hyperlink r:id="rId22" w:history="1">
+        <w:hyperlink r:id="rId20" w:history="1">
           <w:r>
             <w:rPr>
               <w:rStyle w:val="Hyperlink"/>
@@ -3477,7 +3358,14 @@
           <w:color w:val="000000"/>
           <w:sz w:val="24"/>
         </w:rPr>
-        <w:t xml:space="preserve">, </w:t>
+        <w:hyperlink r:id="rId20" w:history="1">
+          <w:r>
+            <w:rPr>
+              <w:rStyle w:val="Hyperlink"/>
+            </w:rPr>
+            <w:t xml:space="preserve">, </w:t>
+          </w:r>
+        </w:hyperlink>
       </w:r>
       <w:r>
         <w:rPr>
@@ -3488,7 +3376,7 @@
           <w:sz w:val="24"/>
           <w:u w:val="single"/>
         </w:rPr>
-        <w:hyperlink r:id="rId23" w:history="1">
+        <w:hyperlink r:id="rId20" w:history="1">
           <w:r>
             <w:rPr>
               <w:rStyle w:val="Hyperlink"/>
@@ -3517,7 +3405,7 @@
           <w:sz w:val="24"/>
           <w:u w:val="single"/>
         </w:rPr>
-        <w:hyperlink r:id="rId23" w:history="1">
+        <w:hyperlink r:id="rId20" w:history="1">
           <w:r>
             <w:rPr>
               <w:rStyle w:val="Hyperlink"/>
@@ -3535,7 +3423,7 @@
           <w:sz w:val="24"/>
           <w:u w:val="single"/>
         </w:rPr>
-        <w:hyperlink r:id="rId21" w:history="1">
+        <w:hyperlink r:id="rId20" w:history="1">
           <w:r>
             <w:rPr>
               <w:rStyle w:val="Hyperlink"/>

--- a/EXPORTS/DOCX/published/niveau3/Dutch/MNusantara.docx
+++ b/EXPORTS/DOCX/published/niveau3/Dutch/MNusantara.docx
@@ -1203,7 +1203,133 @@
           <w:color w:val="000000"/>
           <w:sz w:val="24"/>
         </w:rPr>
-        <w:t>gemaakt van de instellingen w</w:t>
+        <w:t>gemaakt</w:t>
+      </w:r>
+      <w:r>
+        <w:rPr>
+          <w:u w:val="single" w:color="0000ff"/>
+          <w:rFonts w:ascii="Charis SIL Regular" w:hAnsi="Charis SIL Regular" w:eastAsia="Charis SIL Regular"/>
+          <w:b w:val="0"/>
+          <w:i w:val="0"/>
+          <w:color w:val="000000"/>
+          <w:sz w:val="24"/>
+        </w:rPr>
+        <w:hyperlink r:id="rId14" w:history="1">
+          <w:r>
+            <w:rPr>
+              <w:rStyle w:val="Hyperlink"/>
+            </w:rPr>
+            <w:t xml:space="preserve"> van de i</w:t>
+          </w:r>
+        </w:hyperlink>
+      </w:r>
+      <w:r>
+        <w:rPr>
+          <w:u w:val="single" w:color="0000ff"/>
+          <w:rFonts w:ascii="Charis SIL Regular" w:hAnsi="Charis SIL Regular" w:eastAsia="Charis SIL Regular"/>
+          <w:b w:val="0"/>
+          <w:i w:val="0"/>
+          <w:color w:val="000000"/>
+          <w:sz w:val="24"/>
+        </w:rPr>
+        <w:hyperlink r:id="rId14" w:history="1">
+          <w:r>
+            <w:rPr>
+              <w:rStyle w:val="Hyperlink"/>
+            </w:rPr>
+            <w:t>n</w:t>
+          </w:r>
+        </w:hyperlink>
+      </w:r>
+      <w:r>
+        <w:rPr>
+          <w:u w:val="single" w:color="0000ff"/>
+          <w:rFonts w:ascii="Charis SIL Regular" w:hAnsi="Charis SIL Regular" w:eastAsia="Charis SIL Regular"/>
+          <w:b w:val="0"/>
+          <w:i w:val="0"/>
+          <w:color w:val="000000"/>
+          <w:sz w:val="24"/>
+        </w:rPr>
+        <w:hyperlink r:id="rId14" w:history="1">
+          <w:r>
+            <w:rPr>
+              <w:rStyle w:val="Hyperlink"/>
+            </w:rPr>
+            <w:t>stel</w:t>
+          </w:r>
+        </w:hyperlink>
+      </w:r>
+      <w:r>
+        <w:rPr>
+          <w:u w:val="single" w:color="0000ff"/>
+          <w:rFonts w:ascii="Charis SIL Regular" w:hAnsi="Charis SIL Regular" w:eastAsia="Charis SIL Regular"/>
+          <w:b w:val="0"/>
+          <w:i w:val="0"/>
+          <w:color w:val="000000"/>
+          <w:sz w:val="24"/>
+        </w:rPr>
+        <w:hyperlink r:id="rId14" w:history="1">
+          <w:r>
+            <w:rPr>
+              <w:rStyle w:val="Hyperlink"/>
+            </w:rPr>
+            <w:t>l</w:t>
+          </w:r>
+        </w:hyperlink>
+      </w:r>
+      <w:r>
+        <w:rPr>
+          <w:u w:val="single" w:color="0000ff"/>
+          <w:rFonts w:ascii="Charis SIL Regular" w:hAnsi="Charis SIL Regular" w:eastAsia="Charis SIL Regular"/>
+          <w:b w:val="0"/>
+          <w:i w:val="0"/>
+          <w:color w:val="000000"/>
+          <w:sz w:val="24"/>
+        </w:rPr>
+        <w:hyperlink r:id="rId14" w:history="1">
+          <w:r>
+            <w:rPr>
+              <w:rStyle w:val="Hyperlink"/>
+            </w:rPr>
+            <w:t>ing</w:t>
+          </w:r>
+        </w:hyperlink>
+      </w:r>
+      <w:r>
+        <w:rPr>
+          <w:u w:val="single" w:color="0000ff"/>
+          <w:rFonts w:ascii="Charis SIL Regular" w:hAnsi="Charis SIL Regular" w:eastAsia="Charis SIL Regular"/>
+          <w:b w:val="0"/>
+          <w:i w:val="0"/>
+          <w:color w:val="000000"/>
+          <w:sz w:val="24"/>
+        </w:rPr>
+        <w:hyperlink r:id="rId14" w:history="1">
+          <w:r>
+            <w:rPr>
+              <w:rStyle w:val="Hyperlink"/>
+            </w:rPr>
+            <w:t>e</w:t>
+          </w:r>
+        </w:hyperlink>
+      </w:r>
+      <w:r>
+        <w:rPr>
+          <w:u w:val="single" w:color="0000ff"/>
+          <w:rFonts w:ascii="Charis SIL Regular" w:hAnsi="Charis SIL Regular" w:eastAsia="Charis SIL Regular"/>
+          <w:b w:val="0"/>
+          <w:i w:val="0"/>
+          <w:color w:val="000000"/>
+          <w:sz w:val="24"/>
+        </w:rPr>
+        <w:hyperlink r:id="rId14" w:history="1">
+          <w:r>
+            <w:rPr>
+              <w:rStyle w:val="Hyperlink"/>
+            </w:rPr>
+            <w:t>n w</w:t>
+          </w:r>
+        </w:hyperlink>
       </w:r>
       <w:r>
         <w:rPr>
@@ -3002,7 +3128,7 @@
           <w:sz w:val="24"/>
           <w:u w:val="single"/>
         </w:rPr>
-        <w:hyperlink r:id="rId18" w:history="1">
+        <w:hyperlink r:id="rId19" w:history="1">
           <w:r>
             <w:rPr>
               <w:rStyle w:val="Hyperlink"/>

--- a/EXPORTS/DOCX/published/niveau3/Dutch/MNusantara.docx
+++ b/EXPORTS/DOCX/published/niveau3/Dutch/MNusantara.docx
@@ -2873,15 +2873,9 @@
           <w:i w:val="0"/>
           <w:color w:val="0000FF"/>
           <w:sz w:val="24"/>
+          <w:u w:val="single"/>
         </w:rPr>
-        <w:hyperlink r:id="rId14" w:history="1">
-          <w:r>
-            <w:rPr>
-              <w:rStyle w:val="Hyperlink"/>
-            </w:rPr>
-            <w:t>2</w:t>
-          </w:r>
-        </w:hyperlink>
+        <w:t>2</w:t>
       </w:r>
       <w:r>
         <w:rPr>
@@ -3128,7 +3122,7 @@
           <w:sz w:val="24"/>
           <w:u w:val="single"/>
         </w:rPr>
-        <w:hyperlink r:id="rId19" w:history="1">
+        <w:hyperlink r:id="rId18" w:history="1">
           <w:r>
             <w:rPr>
               <w:rStyle w:val="Hyperlink"/>
@@ -3210,7 +3204,7 @@
           <w:sz w:val="24"/>
           <w:u w:val="single"/>
         </w:rPr>
-        <w:hyperlink r:id="rId18" w:history="1">
+        <w:hyperlink r:id="rId20" w:history="1">
           <w:r>
             <w:rPr>
               <w:rStyle w:val="Hyperlink"/>
@@ -3228,7 +3222,7 @@
           <w:sz w:val="24"/>
           <w:u w:val="single"/>
         </w:rPr>
-        <w:hyperlink r:id="rId18" w:history="1">
+        <w:hyperlink r:id="rId20" w:history="1">
           <w:r>
             <w:rPr>
               <w:rStyle w:val="Hyperlink"/>
@@ -3349,7 +3343,7 @@
           <w:sz w:val="24"/>
           <w:u w:val="single"/>
         </w:rPr>
-        <w:hyperlink r:id="rId20" w:history="1">
+        <w:hyperlink r:id="rId21" w:history="1">
           <w:r>
             <w:rPr>
               <w:rStyle w:val="Hyperlink"/>
@@ -3367,7 +3361,7 @@
           <w:sz w:val="24"/>
           <w:u w:val="single"/>
         </w:rPr>
-        <w:hyperlink r:id="rId20" w:history="1">
+        <w:hyperlink r:id="rId21" w:history="1">
           <w:r>
             <w:rPr>
               <w:rStyle w:val="Hyperlink"/>
@@ -3385,7 +3379,7 @@
           <w:sz w:val="24"/>
           <w:u w:val="single"/>
         </w:rPr>
-        <w:hyperlink r:id="rId20" w:history="1">
+        <w:hyperlink r:id="rId21" w:history="1">
           <w:r>
             <w:rPr>
               <w:rStyle w:val="Hyperlink"/>
@@ -3403,7 +3397,7 @@
           <w:sz w:val="24"/>
           <w:u w:val="single"/>
         </w:rPr>
-        <w:hyperlink r:id="rId20" w:history="1">
+        <w:hyperlink r:id="rId21" w:history="1">
           <w:r>
             <w:rPr>
               <w:rStyle w:val="Hyperlink"/>
@@ -3431,7 +3425,7 @@
           <w:sz w:val="24"/>
           <w:u w:val="single"/>
         </w:rPr>
-        <w:hyperlink r:id="rId21" w:history="1">
+        <w:hyperlink r:id="rId22" w:history="1">
           <w:r>
             <w:rPr>
               <w:rStyle w:val="Hyperlink"/>
@@ -3467,7 +3461,7 @@
           <w:sz w:val="24"/>
           <w:u w:val="single"/>
         </w:rPr>
-        <w:hyperlink r:id="rId20" w:history="1">
+        <w:hyperlink r:id="rId21" w:history="1">
           <w:r>
             <w:rPr>
               <w:rStyle w:val="Hyperlink"/>
@@ -3478,13 +3472,14 @@
       </w:r>
       <w:r>
         <w:rPr>
+          <w:u w:val="single" w:color="0000ff"/>
           <w:rFonts w:ascii="Charis SIL Regular" w:hAnsi="Charis SIL Regular" w:eastAsia="Charis SIL Regular"/>
           <w:b w:val="0"/>
           <w:i w:val="0"/>
           <w:color w:val="000000"/>
           <w:sz w:val="24"/>
         </w:rPr>
-        <w:hyperlink r:id="rId20" w:history="1">
+        <w:hyperlink r:id="rId21" w:history="1">
           <w:r>
             <w:rPr>
               <w:rStyle w:val="Hyperlink"/>
@@ -3502,7 +3497,7 @@
           <w:sz w:val="24"/>
           <w:u w:val="single"/>
         </w:rPr>
-        <w:hyperlink r:id="rId20" w:history="1">
+        <w:hyperlink r:id="rId21" w:history="1">
           <w:r>
             <w:rPr>
               <w:rStyle w:val="Hyperlink"/>
@@ -3531,7 +3526,7 @@
           <w:sz w:val="24"/>
           <w:u w:val="single"/>
         </w:rPr>
-        <w:hyperlink r:id="rId20" w:history="1">
+        <w:hyperlink r:id="rId23" w:history="1">
           <w:r>
             <w:rPr>
               <w:rStyle w:val="Hyperlink"/>
@@ -3549,7 +3544,7 @@
           <w:sz w:val="24"/>
           <w:u w:val="single"/>
         </w:rPr>
-        <w:hyperlink r:id="rId20" w:history="1">
+        <w:hyperlink r:id="rId23" w:history="1">
           <w:r>
             <w:rPr>
               <w:rStyle w:val="Hyperlink"/>

--- a/EXPORTS/DOCX/published/niveau3/Dutch/MNusantara.docx
+++ b/EXPORTS/DOCX/published/niveau3/Dutch/MNusantara.docx
@@ -2873,9 +2873,15 @@
           <w:i w:val="0"/>
           <w:color w:val="0000FF"/>
           <w:sz w:val="24"/>
-          <w:u w:val="single"/>
         </w:rPr>
-        <w:t>2</w:t>
+        <w:hyperlink r:id="rId14" w:history="1">
+          <w:r>
+            <w:rPr>
+              <w:rStyle w:val="Hyperlink"/>
+            </w:rPr>
+            <w:t>2</w:t>
+          </w:r>
+        </w:hyperlink>
       </w:r>
       <w:r>
         <w:rPr>
@@ -3157,14 +3163,7 @@
           <w:color w:val="000000"/>
           <w:sz w:val="24"/>
         </w:rPr>
-        <w:hyperlink r:id="rId18" w:history="1">
-          <w:r>
-            <w:rPr>
-              <w:rStyle w:val="Hyperlink"/>
-            </w:rPr>
-            <w:t xml:space="preserve">, </w:t>
-          </w:r>
-        </w:hyperlink>
+        <w:t xml:space="preserve">, </w:t>
       </w:r>
       <w:r>
         <w:rPr>
@@ -3175,7 +3174,7 @@
           <w:sz w:val="24"/>
           <w:u w:val="single"/>
         </w:rPr>
-        <w:hyperlink r:id="rId18" w:history="1">
+        <w:hyperlink r:id="rId20" w:history="1">
           <w:r>
             <w:rPr>
               <w:rStyle w:val="Hyperlink"/>
@@ -3443,7 +3442,7 @@
           <w:sz w:val="24"/>
           <w:u w:val="single"/>
         </w:rPr>
-        <w:hyperlink r:id="rId21" w:history="1">
+        <w:hyperlink r:id="rId22" w:history="1">
           <w:r>
             <w:rPr>
               <w:rStyle w:val="Hyperlink"/>
@@ -3461,7 +3460,7 @@
           <w:sz w:val="24"/>
           <w:u w:val="single"/>
         </w:rPr>
-        <w:hyperlink r:id="rId21" w:history="1">
+        <w:hyperlink r:id="rId22" w:history="1">
           <w:r>
             <w:rPr>
               <w:rStyle w:val="Hyperlink"/>
@@ -3472,7 +3471,6 @@
       </w:r>
       <w:r>
         <w:rPr>
-          <w:u w:val="single" w:color="0000ff"/>
           <w:rFonts w:ascii="Charis SIL Regular" w:hAnsi="Charis SIL Regular" w:eastAsia="Charis SIL Regular"/>
           <w:b w:val="0"/>
           <w:i w:val="0"/>
@@ -3497,7 +3495,7 @@
           <w:sz w:val="24"/>
           <w:u w:val="single"/>
         </w:rPr>
-        <w:hyperlink r:id="rId21" w:history="1">
+        <w:hyperlink r:id="rId23" w:history="1">
           <w:r>
             <w:rPr>
               <w:rStyle w:val="Hyperlink"/>

--- a/EXPORTS/DOCX/published/niveau3/Dutch/MNusantara.docx
+++ b/EXPORTS/DOCX/published/niveau3/Dutch/MNusantara.docx
@@ -516,25 +516,7 @@
           <w:color w:val="000000"/>
           <w:sz w:val="24"/>
         </w:rPr>
-        <w:t>burgerlijke ingenieurs als kol</w:t>
-      </w:r>
-      <w:r>
-        <w:rPr>
-          <w:u w:val="single" w:color="0000ff"/>
-          <w:rFonts w:ascii="Charis SIL Regular" w:hAnsi="Charis SIL Regular" w:eastAsia="Charis SIL Regular"/>
-          <w:b w:val="0"/>
-          <w:i w:val="0"/>
-          <w:color w:val="000000"/>
-          <w:sz w:val="24"/>
-        </w:rPr>
-        <w:hyperlink r:id="rId11" w:history="1">
-          <w:r>
-            <w:rPr>
-              <w:rStyle w:val="Hyperlink"/>
-            </w:rPr>
-            <w:t>oniale bestu</w:t>
-          </w:r>
-        </w:hyperlink>
+        <w:t>burgerlijke ingenieurs als koloniale bestu</w:t>
       </w:r>
       <w:r>
         <w:rPr>
@@ -2873,15 +2855,9 @@
           <w:i w:val="0"/>
           <w:color w:val="0000FF"/>
           <w:sz w:val="24"/>
+          <w:u w:val="single"/>
         </w:rPr>
-        <w:hyperlink r:id="rId14" w:history="1">
-          <w:r>
-            <w:rPr>
-              <w:rStyle w:val="Hyperlink"/>
-            </w:rPr>
-            <w:t>2</w:t>
-          </w:r>
-        </w:hyperlink>
+        <w:t>2</w:t>
       </w:r>
       <w:r>
         <w:rPr>
@@ -3163,7 +3139,14 @@
           <w:color w:val="000000"/>
           <w:sz w:val="24"/>
         </w:rPr>
-        <w:t xml:space="preserve">, </w:t>
+        <w:hyperlink r:id="rId18" w:history="1">
+          <w:r>
+            <w:rPr>
+              <w:rStyle w:val="Hyperlink"/>
+            </w:rPr>
+            <w:t xml:space="preserve">, </w:t>
+          </w:r>
+        </w:hyperlink>
       </w:r>
       <w:r>
         <w:rPr>
@@ -3174,7 +3157,7 @@
           <w:sz w:val="24"/>
           <w:u w:val="single"/>
         </w:rPr>
-        <w:hyperlink r:id="rId20" w:history="1">
+        <w:hyperlink r:id="rId18" w:history="1">
           <w:r>
             <w:rPr>
               <w:rStyle w:val="Hyperlink"/>
@@ -3442,7 +3425,7 @@
           <w:sz w:val="24"/>
           <w:u w:val="single"/>
         </w:rPr>
-        <w:hyperlink r:id="rId22" w:history="1">
+        <w:hyperlink r:id="rId21" w:history="1">
           <w:r>
             <w:rPr>
               <w:rStyle w:val="Hyperlink"/>
@@ -3460,7 +3443,7 @@
           <w:sz w:val="24"/>
           <w:u w:val="single"/>
         </w:rPr>
-        <w:hyperlink r:id="rId22" w:history="1">
+        <w:hyperlink r:id="rId21" w:history="1">
           <w:r>
             <w:rPr>
               <w:rStyle w:val="Hyperlink"/>
@@ -3495,7 +3478,7 @@
           <w:sz w:val="24"/>
           <w:u w:val="single"/>
         </w:rPr>
-        <w:hyperlink r:id="rId23" w:history="1">
+        <w:hyperlink r:id="rId21" w:history="1">
           <w:r>
             <w:rPr>
               <w:rStyle w:val="Hyperlink"/>
@@ -3524,7 +3507,7 @@
           <w:sz w:val="24"/>
           <w:u w:val="single"/>
         </w:rPr>
-        <w:hyperlink r:id="rId23" w:history="1">
+        <w:hyperlink r:id="rId21" w:history="1">
           <w:r>
             <w:rPr>
               <w:rStyle w:val="Hyperlink"/>
@@ -3542,7 +3525,7 @@
           <w:sz w:val="24"/>
           <w:u w:val="single"/>
         </w:rPr>
-        <w:hyperlink r:id="rId23" w:history="1">
+        <w:hyperlink r:id="rId21" w:history="1">
           <w:r>
             <w:rPr>
               <w:rStyle w:val="Hyperlink"/>

--- a/EXPORTS/DOCX/published/niveau3/Dutch/MNusantara.docx
+++ b/EXPORTS/DOCX/published/niveau3/Dutch/MNusantara.docx
@@ -516,7 +516,25 @@
           <w:color w:val="000000"/>
           <w:sz w:val="24"/>
         </w:rPr>
-        <w:t>burgerlijke ingenieurs als koloniale bestu</w:t>
+        <w:t>burgerlijke ingenieurs als kol</w:t>
+      </w:r>
+      <w:r>
+        <w:rPr>
+          <w:u w:val="single" w:color="0000ff"/>
+          <w:rFonts w:ascii="Charis SIL Regular" w:hAnsi="Charis SIL Regular" w:eastAsia="Charis SIL Regular"/>
+          <w:b w:val="0"/>
+          <w:i w:val="0"/>
+          <w:color w:val="000000"/>
+          <w:sz w:val="24"/>
+        </w:rPr>
+        <w:hyperlink r:id="rId11" w:history="1">
+          <w:r>
+            <w:rPr>
+              <w:rStyle w:val="Hyperlink"/>
+            </w:rPr>
+            <w:t>oniale bestu</w:t>
+          </w:r>
+        </w:hyperlink>
       </w:r>
       <w:r>
         <w:rPr>
@@ -2855,9 +2873,15 @@
           <w:i w:val="0"/>
           <w:color w:val="0000FF"/>
           <w:sz w:val="24"/>
-          <w:u w:val="single"/>
         </w:rPr>
-        <w:t>2</w:t>
+        <w:hyperlink r:id="rId14" w:history="1">
+          <w:r>
+            <w:rPr>
+              <w:rStyle w:val="Hyperlink"/>
+            </w:rPr>
+            <w:t>2</w:t>
+          </w:r>
+        </w:hyperlink>
       </w:r>
       <w:r>
         <w:rPr>
@@ -3104,7 +3128,7 @@
           <w:sz w:val="24"/>
           <w:u w:val="single"/>
         </w:rPr>
-        <w:hyperlink r:id="rId18" w:history="1">
+        <w:hyperlink r:id="rId19" w:history="1">
           <w:r>
             <w:rPr>
               <w:rStyle w:val="Hyperlink"/>
@@ -3122,7 +3146,7 @@
           <w:sz w:val="24"/>
           <w:u w:val="single"/>
         </w:rPr>
-        <w:hyperlink r:id="rId18" w:history="1">
+        <w:hyperlink r:id="rId19" w:history="1">
           <w:r>
             <w:rPr>
               <w:rStyle w:val="Hyperlink"/>
@@ -3133,6 +3157,7 @@
       </w:r>
       <w:r>
         <w:rPr>
+          <w:u w:val="single" w:color="0000ff"/>
           <w:rFonts w:ascii="Charis SIL Regular" w:hAnsi="Charis SIL Regular" w:eastAsia="Charis SIL Regular"/>
           <w:b w:val="0"/>
           <w:i w:val="0"/>
@@ -3157,7 +3182,7 @@
           <w:sz w:val="24"/>
           <w:u w:val="single"/>
         </w:rPr>
-        <w:hyperlink r:id="rId18" w:history="1">
+        <w:hyperlink r:id="rId20" w:history="1">
           <w:r>
             <w:rPr>
               <w:rStyle w:val="Hyperlink"/>
@@ -3425,7 +3450,7 @@
           <w:sz w:val="24"/>
           <w:u w:val="single"/>
         </w:rPr>
-        <w:hyperlink r:id="rId21" w:history="1">
+        <w:hyperlink r:id="rId22" w:history="1">
           <w:r>
             <w:rPr>
               <w:rStyle w:val="Hyperlink"/>
@@ -3443,7 +3468,7 @@
           <w:sz w:val="24"/>
           <w:u w:val="single"/>
         </w:rPr>
-        <w:hyperlink r:id="rId21" w:history="1">
+        <w:hyperlink r:id="rId22" w:history="1">
           <w:r>
             <w:rPr>
               <w:rStyle w:val="Hyperlink"/>
@@ -3454,6 +3479,7 @@
       </w:r>
       <w:r>
         <w:rPr>
+          <w:u w:val="single" w:color="0000ff"/>
           <w:rFonts w:ascii="Charis SIL Regular" w:hAnsi="Charis SIL Regular" w:eastAsia="Charis SIL Regular"/>
           <w:b w:val="0"/>
           <w:i w:val="0"/>
@@ -3478,7 +3504,7 @@
           <w:sz w:val="24"/>
           <w:u w:val="single"/>
         </w:rPr>
-        <w:hyperlink r:id="rId21" w:history="1">
+        <w:hyperlink r:id="rId23" w:history="1">
           <w:r>
             <w:rPr>
               <w:rStyle w:val="Hyperlink"/>
@@ -3507,7 +3533,7 @@
           <w:sz w:val="24"/>
           <w:u w:val="single"/>
         </w:rPr>
-        <w:hyperlink r:id="rId21" w:history="1">
+        <w:hyperlink r:id="rId23" w:history="1">
           <w:r>
             <w:rPr>
               <w:rStyle w:val="Hyperlink"/>
@@ -3525,7 +3551,7 @@
           <w:sz w:val="24"/>
           <w:u w:val="single"/>
         </w:rPr>
-        <w:hyperlink r:id="rId21" w:history="1">
+        <w:hyperlink r:id="rId23" w:history="1">
           <w:r>
             <w:rPr>
               <w:rStyle w:val="Hyperlink"/>

--- a/EXPORTS/DOCX/published/niveau3/Dutch/MNusantara.docx
+++ b/EXPORTS/DOCX/published/niveau3/Dutch/MNusantara.docx
@@ -516,25 +516,7 @@
           <w:color w:val="000000"/>
           <w:sz w:val="24"/>
         </w:rPr>
-        <w:t>burgerlijke ingenieurs als kol</w:t>
-      </w:r>
-      <w:r>
-        <w:rPr>
-          <w:u w:val="single" w:color="0000ff"/>
-          <w:rFonts w:ascii="Charis SIL Regular" w:hAnsi="Charis SIL Regular" w:eastAsia="Charis SIL Regular"/>
-          <w:b w:val="0"/>
-          <w:i w:val="0"/>
-          <w:color w:val="000000"/>
-          <w:sz w:val="24"/>
-        </w:rPr>
-        <w:hyperlink r:id="rId11" w:history="1">
-          <w:r>
-            <w:rPr>
-              <w:rStyle w:val="Hyperlink"/>
-            </w:rPr>
-            <w:t>oniale bestu</w:t>
-          </w:r>
-        </w:hyperlink>
+        <w:t>burgerlijke ingenieurs als koloniale bestu</w:t>
       </w:r>
       <w:r>
         <w:rPr>
@@ -3128,7 +3110,7 @@
           <w:sz w:val="24"/>
           <w:u w:val="single"/>
         </w:rPr>
-        <w:hyperlink r:id="rId19" w:history="1">
+        <w:hyperlink r:id="rId18" w:history="1">
           <w:r>
             <w:rPr>
               <w:rStyle w:val="Hyperlink"/>
@@ -3164,14 +3146,7 @@
           <w:color w:val="000000"/>
           <w:sz w:val="24"/>
         </w:rPr>
-        <w:hyperlink r:id="rId18" w:history="1">
-          <w:r>
-            <w:rPr>
-              <w:rStyle w:val="Hyperlink"/>
-            </w:rPr>
-            <w:t xml:space="preserve">, </w:t>
-          </w:r>
-        </w:hyperlink>
+        <w:t xml:space="preserve">, </w:t>
       </w:r>
       <w:r>
         <w:rPr>
@@ -3450,7 +3425,7 @@
           <w:sz w:val="24"/>
           <w:u w:val="single"/>
         </w:rPr>
-        <w:hyperlink r:id="rId22" w:history="1">
+        <w:hyperlink r:id="rId21" w:history="1">
           <w:r>
             <w:rPr>
               <w:rStyle w:val="Hyperlink"/>
@@ -3468,7 +3443,7 @@
           <w:sz w:val="24"/>
           <w:u w:val="single"/>
         </w:rPr>
-        <w:hyperlink r:id="rId22" w:history="1">
+        <w:hyperlink r:id="rId21" w:history="1">
           <w:r>
             <w:rPr>
               <w:rStyle w:val="Hyperlink"/>
@@ -3479,7 +3454,6 @@
       </w:r>
       <w:r>
         <w:rPr>
-          <w:u w:val="single" w:color="0000ff"/>
           <w:rFonts w:ascii="Charis SIL Regular" w:hAnsi="Charis SIL Regular" w:eastAsia="Charis SIL Regular"/>
           <w:b w:val="0"/>
           <w:i w:val="0"/>
@@ -3504,7 +3478,7 @@
           <w:sz w:val="24"/>
           <w:u w:val="single"/>
         </w:rPr>
-        <w:hyperlink r:id="rId23" w:history="1">
+        <w:hyperlink r:id="rId21" w:history="1">
           <w:r>
             <w:rPr>
               <w:rStyle w:val="Hyperlink"/>

--- a/EXPORTS/DOCX/published/niveau3/Dutch/MNusantara.docx
+++ b/EXPORTS/DOCX/published/niveau3/Dutch/MNusantara.docx
@@ -516,7 +516,25 @@
           <w:color w:val="000000"/>
           <w:sz w:val="24"/>
         </w:rPr>
-        <w:t>burgerlijke ingenieurs als koloniale bestu</w:t>
+        <w:t>burgerlijke ingenieurs als kol</w:t>
+      </w:r>
+      <w:r>
+        <w:rPr>
+          <w:u w:val="single" w:color="0000ff"/>
+          <w:rFonts w:ascii="Charis SIL Regular" w:hAnsi="Charis SIL Regular" w:eastAsia="Charis SIL Regular"/>
+          <w:b w:val="0"/>
+          <w:i w:val="0"/>
+          <w:color w:val="000000"/>
+          <w:sz w:val="24"/>
+        </w:rPr>
+        <w:hyperlink r:id="rId11" w:history="1">
+          <w:r>
+            <w:rPr>
+              <w:rStyle w:val="Hyperlink"/>
+            </w:rPr>
+            <w:t>oniale bestu</w:t>
+          </w:r>
+        </w:hyperlink>
       </w:r>
       <w:r>
         <w:rPr>
@@ -3110,7 +3128,7 @@
           <w:sz w:val="24"/>
           <w:u w:val="single"/>
         </w:rPr>
-        <w:hyperlink r:id="rId18" w:history="1">
+        <w:hyperlink r:id="rId19" w:history="1">
           <w:r>
             <w:rPr>
               <w:rStyle w:val="Hyperlink"/>
@@ -3128,7 +3146,7 @@
           <w:sz w:val="24"/>
           <w:u w:val="single"/>
         </w:rPr>
-        <w:hyperlink r:id="rId19" w:history="1">
+        <w:hyperlink r:id="rId18" w:history="1">
           <w:r>
             <w:rPr>
               <w:rStyle w:val="Hyperlink"/>
@@ -3139,14 +3157,20 @@
       </w:r>
       <w:r>
         <w:rPr>
-          <w:u w:val="single" w:color="0000ff"/>
           <w:rFonts w:ascii="Charis SIL Regular" w:hAnsi="Charis SIL Regular" w:eastAsia="Charis SIL Regular"/>
           <w:b w:val="0"/>
           <w:i w:val="0"/>
           <w:color w:val="000000"/>
           <w:sz w:val="24"/>
         </w:rPr>
-        <w:t xml:space="preserve">, </w:t>
+        <w:hyperlink r:id="rId18" w:history="1">
+          <w:r>
+            <w:rPr>
+              <w:rStyle w:val="Hyperlink"/>
+            </w:rPr>
+            <w:t xml:space="preserve">, </w:t>
+          </w:r>
+        </w:hyperlink>
       </w:r>
       <w:r>
         <w:rPr>
@@ -3157,7 +3181,7 @@
           <w:sz w:val="24"/>
           <w:u w:val="single"/>
         </w:rPr>
-        <w:hyperlink r:id="rId20" w:history="1">
+        <w:hyperlink r:id="rId18" w:history="1">
           <w:r>
             <w:rPr>
               <w:rStyle w:val="Hyperlink"/>
@@ -3186,7 +3210,7 @@
           <w:sz w:val="24"/>
           <w:u w:val="single"/>
         </w:rPr>
-        <w:hyperlink r:id="rId20" w:history="1">
+        <w:hyperlink r:id="rId18" w:history="1">
           <w:r>
             <w:rPr>
               <w:rStyle w:val="Hyperlink"/>
@@ -3204,7 +3228,7 @@
           <w:sz w:val="24"/>
           <w:u w:val="single"/>
         </w:rPr>
-        <w:hyperlink r:id="rId20" w:history="1">
+        <w:hyperlink r:id="rId18" w:history="1">
           <w:r>
             <w:rPr>
               <w:rStyle w:val="Hyperlink"/>
@@ -3325,7 +3349,7 @@
           <w:sz w:val="24"/>
           <w:u w:val="single"/>
         </w:rPr>
-        <w:hyperlink r:id="rId21" w:history="1">
+        <w:hyperlink r:id="rId20" w:history="1">
           <w:r>
             <w:rPr>
               <w:rStyle w:val="Hyperlink"/>
@@ -3343,7 +3367,7 @@
           <w:sz w:val="24"/>
           <w:u w:val="single"/>
         </w:rPr>
-        <w:hyperlink r:id="rId21" w:history="1">
+        <w:hyperlink r:id="rId20" w:history="1">
           <w:r>
             <w:rPr>
               <w:rStyle w:val="Hyperlink"/>
@@ -3361,7 +3385,7 @@
           <w:sz w:val="24"/>
           <w:u w:val="single"/>
         </w:rPr>
-        <w:hyperlink r:id="rId21" w:history="1">
+        <w:hyperlink r:id="rId20" w:history="1">
           <w:r>
             <w:rPr>
               <w:rStyle w:val="Hyperlink"/>
@@ -3379,7 +3403,7 @@
           <w:sz w:val="24"/>
           <w:u w:val="single"/>
         </w:rPr>
-        <w:hyperlink r:id="rId21" w:history="1">
+        <w:hyperlink r:id="rId20" w:history="1">
           <w:r>
             <w:rPr>
               <w:rStyle w:val="Hyperlink"/>
@@ -3407,7 +3431,7 @@
           <w:sz w:val="24"/>
           <w:u w:val="single"/>
         </w:rPr>
-        <w:hyperlink r:id="rId22" w:history="1">
+        <w:hyperlink r:id="rId21" w:history="1">
           <w:r>
             <w:rPr>
               <w:rStyle w:val="Hyperlink"/>
@@ -3460,14 +3484,7 @@
           <w:color w:val="000000"/>
           <w:sz w:val="24"/>
         </w:rPr>
-        <w:hyperlink r:id="rId21" w:history="1">
-          <w:r>
-            <w:rPr>
-              <w:rStyle w:val="Hyperlink"/>
-            </w:rPr>
-            <w:t xml:space="preserve">, </w:t>
-          </w:r>
-        </w:hyperlink>
+        <w:t xml:space="preserve">, </w:t>
       </w:r>
       <w:r>
         <w:rPr>
@@ -3478,7 +3495,7 @@
           <w:sz w:val="24"/>
           <w:u w:val="single"/>
         </w:rPr>
-        <w:hyperlink r:id="rId21" w:history="1">
+        <w:hyperlink r:id="rId22" w:history="1">
           <w:r>
             <w:rPr>
               <w:rStyle w:val="Hyperlink"/>
@@ -3507,7 +3524,7 @@
           <w:sz w:val="24"/>
           <w:u w:val="single"/>
         </w:rPr>
-        <w:hyperlink r:id="rId23" w:history="1">
+        <w:hyperlink r:id="rId22" w:history="1">
           <w:r>
             <w:rPr>
               <w:rStyle w:val="Hyperlink"/>
@@ -3525,7 +3542,7 @@
           <w:sz w:val="24"/>
           <w:u w:val="single"/>
         </w:rPr>
-        <w:hyperlink r:id="rId23" w:history="1">
+        <w:hyperlink r:id="rId20" w:history="1">
           <w:r>
             <w:rPr>
               <w:rStyle w:val="Hyperlink"/>

--- a/EXPORTS/DOCX/published/niveau3/Dutch/MNusantara.docx
+++ b/EXPORTS/DOCX/published/niveau3/Dutch/MNusantara.docx
@@ -3146,7 +3146,7 @@
           <w:sz w:val="24"/>
           <w:u w:val="single"/>
         </w:rPr>
-        <w:hyperlink r:id="rId18" w:history="1">
+        <w:hyperlink r:id="rId19" w:history="1">
           <w:r>
             <w:rPr>
               <w:rStyle w:val="Hyperlink"/>
@@ -3163,14 +3163,7 @@
           <w:color w:val="000000"/>
           <w:sz w:val="24"/>
         </w:rPr>
-        <w:hyperlink r:id="rId18" w:history="1">
-          <w:r>
-            <w:rPr>
-              <w:rStyle w:val="Hyperlink"/>
-            </w:rPr>
-            <w:t xml:space="preserve">, </w:t>
-          </w:r>
-        </w:hyperlink>
+        <w:t xml:space="preserve">, </w:t>
       </w:r>
       <w:r>
         <w:rPr>
@@ -3181,7 +3174,7 @@
           <w:sz w:val="24"/>
           <w:u w:val="single"/>
         </w:rPr>
-        <w:hyperlink r:id="rId18" w:history="1">
+        <w:hyperlink r:id="rId20" w:history="1">
           <w:r>
             <w:rPr>
               <w:rStyle w:val="Hyperlink"/>
@@ -3210,7 +3203,7 @@
           <w:sz w:val="24"/>
           <w:u w:val="single"/>
         </w:rPr>
-        <w:hyperlink r:id="rId18" w:history="1">
+        <w:hyperlink r:id="rId20" w:history="1">
           <w:r>
             <w:rPr>
               <w:rStyle w:val="Hyperlink"/>
@@ -3349,7 +3342,7 @@
           <w:sz w:val="24"/>
           <w:u w:val="single"/>
         </w:rPr>
-        <w:hyperlink r:id="rId20" w:history="1">
+        <w:hyperlink r:id="rId21" w:history="1">
           <w:r>
             <w:rPr>
               <w:rStyle w:val="Hyperlink"/>
@@ -3367,7 +3360,7 @@
           <w:sz w:val="24"/>
           <w:u w:val="single"/>
         </w:rPr>
-        <w:hyperlink r:id="rId20" w:history="1">
+        <w:hyperlink r:id="rId21" w:history="1">
           <w:r>
             <w:rPr>
               <w:rStyle w:val="Hyperlink"/>
@@ -3385,7 +3378,7 @@
           <w:sz w:val="24"/>
           <w:u w:val="single"/>
         </w:rPr>
-        <w:hyperlink r:id="rId20" w:history="1">
+        <w:hyperlink r:id="rId21" w:history="1">
           <w:r>
             <w:rPr>
               <w:rStyle w:val="Hyperlink"/>
@@ -3403,7 +3396,7 @@
           <w:sz w:val="24"/>
           <w:u w:val="single"/>
         </w:rPr>
-        <w:hyperlink r:id="rId20" w:history="1">
+        <w:hyperlink r:id="rId21" w:history="1">
           <w:r>
             <w:rPr>
               <w:rStyle w:val="Hyperlink"/>
@@ -3431,7 +3424,7 @@
           <w:sz w:val="24"/>
           <w:u w:val="single"/>
         </w:rPr>
-        <w:hyperlink r:id="rId21" w:history="1">
+        <w:hyperlink r:id="rId22" w:history="1">
           <w:r>
             <w:rPr>
               <w:rStyle w:val="Hyperlink"/>
@@ -3484,7 +3477,14 @@
           <w:color w:val="000000"/>
           <w:sz w:val="24"/>
         </w:rPr>
-        <w:t xml:space="preserve">, </w:t>
+        <w:hyperlink r:id="rId21" w:history="1">
+          <w:r>
+            <w:rPr>
+              <w:rStyle w:val="Hyperlink"/>
+            </w:rPr>
+            <w:t xml:space="preserve">, </w:t>
+          </w:r>
+        </w:hyperlink>
       </w:r>
       <w:r>
         <w:rPr>
@@ -3495,7 +3495,7 @@
           <w:sz w:val="24"/>
           <w:u w:val="single"/>
         </w:rPr>
-        <w:hyperlink r:id="rId22" w:history="1">
+        <w:hyperlink r:id="rId21" w:history="1">
           <w:r>
             <w:rPr>
               <w:rStyle w:val="Hyperlink"/>
@@ -3524,7 +3524,7 @@
           <w:sz w:val="24"/>
           <w:u w:val="single"/>
         </w:rPr>
-        <w:hyperlink r:id="rId22" w:history="1">
+        <w:hyperlink r:id="rId23" w:history="1">
           <w:r>
             <w:rPr>
               <w:rStyle w:val="Hyperlink"/>
@@ -3542,7 +3542,7 @@
           <w:sz w:val="24"/>
           <w:u w:val="single"/>
         </w:rPr>
-        <w:hyperlink r:id="rId20" w:history="1">
+        <w:hyperlink r:id="rId23" w:history="1">
           <w:r>
             <w:rPr>
               <w:rStyle w:val="Hyperlink"/>

--- a/EXPORTS/DOCX/published/niveau3/Dutch/MNusantara.docx
+++ b/EXPORTS/DOCX/published/niveau3/Dutch/MNusantara.docx
@@ -3442,7 +3442,7 @@
           <w:sz w:val="24"/>
           <w:u w:val="single"/>
         </w:rPr>
-        <w:hyperlink r:id="rId21" w:history="1">
+        <w:hyperlink r:id="rId22" w:history="1">
           <w:r>
             <w:rPr>
               <w:rStyle w:val="Hyperlink"/>
@@ -3460,7 +3460,7 @@
           <w:sz w:val="24"/>
           <w:u w:val="single"/>
         </w:rPr>
-        <w:hyperlink r:id="rId21" w:history="1">
+        <w:hyperlink r:id="rId22" w:history="1">
           <w:r>
             <w:rPr>
               <w:rStyle w:val="Hyperlink"/>
@@ -3471,7 +3471,6 @@
       </w:r>
       <w:r>
         <w:rPr>
-          <w:u w:val="single" w:color="0000ff"/>
           <w:rFonts w:ascii="Charis SIL Regular" w:hAnsi="Charis SIL Regular" w:eastAsia="Charis SIL Regular"/>
           <w:b w:val="0"/>
           <w:i w:val="0"/>
@@ -3496,7 +3495,7 @@
           <w:sz w:val="24"/>
           <w:u w:val="single"/>
         </w:rPr>
-        <w:hyperlink r:id="rId21" w:history="1">
+        <w:hyperlink r:id="rId23" w:history="1">
           <w:r>
             <w:rPr>
               <w:rStyle w:val="Hyperlink"/>
@@ -3525,7 +3524,7 @@
           <w:sz w:val="24"/>
           <w:u w:val="single"/>
         </w:rPr>
-        <w:hyperlink r:id="rId23" w:history="1">
+        <w:hyperlink r:id="rId21" w:history="1">
           <w:r>
             <w:rPr>
               <w:rStyle w:val="Hyperlink"/>

--- a/EXPORTS/DOCX/published/niveau3/Dutch/MNusantara.docx
+++ b/EXPORTS/DOCX/published/niveau3/Dutch/MNusantara.docx
@@ -899,7 +899,25 @@
           <w:color w:val="000000"/>
           <w:sz w:val="24"/>
         </w:rPr>
-        <w:t>onder de naa</w:t>
+        <w:t>ond</w:t>
+      </w:r>
+      <w:r>
+        <w:rPr>
+          <w:u w:val="single" w:color="0000ff"/>
+          <w:rFonts w:ascii="Charis SIL Regular" w:hAnsi="Charis SIL Regular" w:eastAsia="Charis SIL Regular"/>
+          <w:b w:val="0"/>
+          <w:i w:val="0"/>
+          <w:color w:val="000000"/>
+          <w:sz w:val="24"/>
+        </w:rPr>
+        <w:hyperlink r:id="rId13" w:history="1">
+          <w:r>
+            <w:rPr>
+              <w:rStyle w:val="Hyperlink"/>
+            </w:rPr>
+            <w:t>er de naa</w:t>
+          </w:r>
+        </w:hyperlink>
       </w:r>
       <w:r>
         <w:rPr>
@@ -2855,15 +2873,9 @@
           <w:i w:val="0"/>
           <w:color w:val="0000FF"/>
           <w:sz w:val="24"/>
+          <w:u w:val="single"/>
         </w:rPr>
-        <w:hyperlink r:id="rId14" w:history="1">
-          <w:r>
-            <w:rPr>
-              <w:rStyle w:val="Hyperlink"/>
-            </w:rPr>
-            <w:t>2</w:t>
-          </w:r>
-        </w:hyperlink>
+        <w:t>2</w:t>
       </w:r>
       <w:r>
         <w:rPr>
@@ -3110,7 +3122,7 @@
           <w:sz w:val="24"/>
           <w:u w:val="single"/>
         </w:rPr>
-        <w:hyperlink r:id="rId19" w:history="1">
+        <w:hyperlink r:id="rId18" w:history="1">
           <w:r>
             <w:rPr>
               <w:rStyle w:val="Hyperlink"/>
@@ -3128,7 +3140,7 @@
           <w:sz w:val="24"/>
           <w:u w:val="single"/>
         </w:rPr>
-        <w:hyperlink r:id="rId19" w:history="1">
+        <w:hyperlink r:id="rId18" w:history="1">
           <w:r>
             <w:rPr>
               <w:rStyle w:val="Hyperlink"/>
@@ -3139,7 +3151,6 @@
       </w:r>
       <w:r>
         <w:rPr>
-          <w:u w:val="single" w:color="0000ff"/>
           <w:rFonts w:ascii="Charis SIL Regular" w:hAnsi="Charis SIL Regular" w:eastAsia="Charis SIL Regular"/>
           <w:b w:val="0"/>
           <w:i w:val="0"/>
@@ -3164,7 +3175,7 @@
           <w:sz w:val="24"/>
           <w:u w:val="single"/>
         </w:rPr>
-        <w:hyperlink r:id="rId20" w:history="1">
+        <w:hyperlink r:id="rId18" w:history="1">
           <w:r>
             <w:rPr>
               <w:rStyle w:val="Hyperlink"/>
@@ -3193,7 +3204,7 @@
           <w:sz w:val="24"/>
           <w:u w:val="single"/>
         </w:rPr>
-        <w:hyperlink r:id="rId20" w:history="1">
+        <w:hyperlink r:id="rId18" w:history="1">
           <w:r>
             <w:rPr>
               <w:rStyle w:val="Hyperlink"/>
@@ -3211,7 +3222,7 @@
           <w:sz w:val="24"/>
           <w:u w:val="single"/>
         </w:rPr>
-        <w:hyperlink r:id="rId20" w:history="1">
+        <w:hyperlink r:id="rId18" w:history="1">
           <w:r>
             <w:rPr>
               <w:rStyle w:val="Hyperlink"/>
@@ -3332,7 +3343,7 @@
           <w:sz w:val="24"/>
           <w:u w:val="single"/>
         </w:rPr>
-        <w:hyperlink r:id="rId21" w:history="1">
+        <w:hyperlink r:id="rId20" w:history="1">
           <w:r>
             <w:rPr>
               <w:rStyle w:val="Hyperlink"/>
@@ -3350,7 +3361,7 @@
           <w:sz w:val="24"/>
           <w:u w:val="single"/>
         </w:rPr>
-        <w:hyperlink r:id="rId21" w:history="1">
+        <w:hyperlink r:id="rId20" w:history="1">
           <w:r>
             <w:rPr>
               <w:rStyle w:val="Hyperlink"/>
@@ -3368,7 +3379,7 @@
           <w:sz w:val="24"/>
           <w:u w:val="single"/>
         </w:rPr>
-        <w:hyperlink r:id="rId21" w:history="1">
+        <w:hyperlink r:id="rId20" w:history="1">
           <w:r>
             <w:rPr>
               <w:rStyle w:val="Hyperlink"/>
@@ -3386,7 +3397,7 @@
           <w:sz w:val="24"/>
           <w:u w:val="single"/>
         </w:rPr>
-        <w:hyperlink r:id="rId21" w:history="1">
+        <w:hyperlink r:id="rId20" w:history="1">
           <w:r>
             <w:rPr>
               <w:rStyle w:val="Hyperlink"/>
@@ -3414,7 +3425,7 @@
           <w:sz w:val="24"/>
           <w:u w:val="single"/>
         </w:rPr>
-        <w:hyperlink r:id="rId22" w:history="1">
+        <w:hyperlink r:id="rId21" w:history="1">
           <w:r>
             <w:rPr>
               <w:rStyle w:val="Hyperlink"/>
@@ -3432,7 +3443,7 @@
           <w:sz w:val="24"/>
           <w:u w:val="single"/>
         </w:rPr>
-        <w:hyperlink r:id="rId21" w:history="1">
+        <w:hyperlink r:id="rId20" w:history="1">
           <w:r>
             <w:rPr>
               <w:rStyle w:val="Hyperlink"/>
@@ -3467,14 +3478,7 @@
           <w:color w:val="000000"/>
           <w:sz w:val="24"/>
         </w:rPr>
-        <w:hyperlink r:id="rId21" w:history="1">
-          <w:r>
-            <w:rPr>
-              <w:rStyle w:val="Hyperlink"/>
-            </w:rPr>
-            <w:t xml:space="preserve">, </w:t>
-          </w:r>
-        </w:hyperlink>
+        <w:t xml:space="preserve">, </w:t>
       </w:r>
       <w:r>
         <w:rPr>
@@ -3485,7 +3489,7 @@
           <w:sz w:val="24"/>
           <w:u w:val="single"/>
         </w:rPr>
-        <w:hyperlink r:id="rId23" w:history="1">
+        <w:hyperlink r:id="rId22" w:history="1">
           <w:r>
             <w:rPr>
               <w:rStyle w:val="Hyperlink"/>
@@ -3514,7 +3518,7 @@
           <w:sz w:val="24"/>
           <w:u w:val="single"/>
         </w:rPr>
-        <w:hyperlink r:id="rId23" w:history="1">
+        <w:hyperlink r:id="rId22" w:history="1">
           <w:r>
             <w:rPr>
               <w:rStyle w:val="Hyperlink"/>
@@ -3532,7 +3536,7 @@
           <w:sz w:val="24"/>
           <w:u w:val="single"/>
         </w:rPr>
-        <w:hyperlink r:id="rId23" w:history="1">
+        <w:hyperlink r:id="rId22" w:history="1">
           <w:r>
             <w:rPr>
               <w:rStyle w:val="Hyperlink"/>

--- a/EXPORTS/DOCX/published/niveau3/Dutch/MNusantara.docx
+++ b/EXPORTS/DOCX/published/niveau3/Dutch/MNusantara.docx
@@ -2873,9 +2873,15 @@
           <w:i w:val="0"/>
           <w:color w:val="0000FF"/>
           <w:sz w:val="24"/>
-          <w:u w:val="single"/>
         </w:rPr>
-        <w:t>2</w:t>
+        <w:hyperlink r:id="rId14" w:history="1">
+          <w:r>
+            <w:rPr>
+              <w:rStyle w:val="Hyperlink"/>
+            </w:rPr>
+            <w:t>2</w:t>
+          </w:r>
+        </w:hyperlink>
       </w:r>
       <w:r>
         <w:rPr>
@@ -3151,6 +3157,7 @@
       </w:r>
       <w:r>
         <w:rPr>
+          <w:u w:val="single" w:color="0000ff"/>
           <w:rFonts w:ascii="Charis SIL Regular" w:hAnsi="Charis SIL Regular" w:eastAsia="Charis SIL Regular"/>
           <w:b w:val="0"/>
           <w:i w:val="0"/>
@@ -3204,7 +3211,7 @@
           <w:sz w:val="24"/>
           <w:u w:val="single"/>
         </w:rPr>
-        <w:hyperlink r:id="rId18" w:history="1">
+        <w:hyperlink r:id="rId20" w:history="1">
           <w:r>
             <w:rPr>
               <w:rStyle w:val="Hyperlink"/>
@@ -3222,7 +3229,7 @@
           <w:sz w:val="24"/>
           <w:u w:val="single"/>
         </w:rPr>
-        <w:hyperlink r:id="rId18" w:history="1">
+        <w:hyperlink r:id="rId20" w:history="1">
           <w:r>
             <w:rPr>
               <w:rStyle w:val="Hyperlink"/>
@@ -3343,7 +3350,7 @@
           <w:sz w:val="24"/>
           <w:u w:val="single"/>
         </w:rPr>
-        <w:hyperlink r:id="rId20" w:history="1">
+        <w:hyperlink r:id="rId21" w:history="1">
           <w:r>
             <w:rPr>
               <w:rStyle w:val="Hyperlink"/>
@@ -3361,7 +3368,7 @@
           <w:sz w:val="24"/>
           <w:u w:val="single"/>
         </w:rPr>
-        <w:hyperlink r:id="rId20" w:history="1">
+        <w:hyperlink r:id="rId21" w:history="1">
           <w:r>
             <w:rPr>
               <w:rStyle w:val="Hyperlink"/>
@@ -3379,7 +3386,7 @@
           <w:sz w:val="24"/>
           <w:u w:val="single"/>
         </w:rPr>
-        <w:hyperlink r:id="rId20" w:history="1">
+        <w:hyperlink r:id="rId21" w:history="1">
           <w:r>
             <w:rPr>
               <w:rStyle w:val="Hyperlink"/>
@@ -3397,7 +3404,7 @@
           <w:sz w:val="24"/>
           <w:u w:val="single"/>
         </w:rPr>
-        <w:hyperlink r:id="rId20" w:history="1">
+        <w:hyperlink r:id="rId21" w:history="1">
           <w:r>
             <w:rPr>
               <w:rStyle w:val="Hyperlink"/>
@@ -3425,7 +3432,7 @@
           <w:sz w:val="24"/>
           <w:u w:val="single"/>
         </w:rPr>
-        <w:hyperlink r:id="rId21" w:history="1">
+        <w:hyperlink r:id="rId22" w:history="1">
           <w:r>
             <w:rPr>
               <w:rStyle w:val="Hyperlink"/>
@@ -3443,7 +3450,7 @@
           <w:sz w:val="24"/>
           <w:u w:val="single"/>
         </w:rPr>
-        <w:hyperlink r:id="rId20" w:history="1">
+        <w:hyperlink r:id="rId21" w:history="1">
           <w:r>
             <w:rPr>
               <w:rStyle w:val="Hyperlink"/>
@@ -3472,6 +3479,7 @@
       </w:r>
       <w:r>
         <w:rPr>
+          <w:u w:val="single" w:color="0000ff"/>
           <w:rFonts w:ascii="Charis SIL Regular" w:hAnsi="Charis SIL Regular" w:eastAsia="Charis SIL Regular"/>
           <w:b w:val="0"/>
           <w:i w:val="0"/>
@@ -3489,7 +3497,7 @@
           <w:sz w:val="24"/>
           <w:u w:val="single"/>
         </w:rPr>
-        <w:hyperlink r:id="rId22" w:history="1">
+        <w:hyperlink r:id="rId23" w:history="1">
           <w:r>
             <w:rPr>
               <w:rStyle w:val="Hyperlink"/>
@@ -3518,7 +3526,7 @@
           <w:sz w:val="24"/>
           <w:u w:val="single"/>
         </w:rPr>
-        <w:hyperlink r:id="rId22" w:history="1">
+        <w:hyperlink r:id="rId23" w:history="1">
           <w:r>
             <w:rPr>
               <w:rStyle w:val="Hyperlink"/>
@@ -3536,7 +3544,7 @@
           <w:sz w:val="24"/>
           <w:u w:val="single"/>
         </w:rPr>
-        <w:hyperlink r:id="rId22" w:history="1">
+        <w:hyperlink r:id="rId23" w:history="1">
           <w:r>
             <w:rPr>
               <w:rStyle w:val="Hyperlink"/>
@@ -3551,7 +3559,7 @@
         <w:autoSpaceDN w:val="0"/>
         <w:autoSpaceDE w:val="0"/>
         <w:widowControl/>
-        <w:spacing w:line="538" w:lineRule="exact" w:before="478" w:after="0"/>
+        <w:spacing w:line="538" w:lineRule="exact" w:before="458" w:after="0"/>
         <w:ind w:left="0" w:right="0" w:firstLine="0"/>
         <w:jc w:val="left"/>
       </w:pPr>

--- a/EXPORTS/DOCX/published/niveau3/Dutch/MNusantara.docx
+++ b/EXPORTS/DOCX/published/niveau3/Dutch/MNusantara.docx
@@ -3128,7 +3128,7 @@
           <w:sz w:val="24"/>
           <w:u w:val="single"/>
         </w:rPr>
-        <w:hyperlink r:id="rId18" w:history="1">
+        <w:hyperlink r:id="rId19" w:history="1">
           <w:r>
             <w:rPr>
               <w:rStyle w:val="Hyperlink"/>
@@ -3146,7 +3146,7 @@
           <w:sz w:val="24"/>
           <w:u w:val="single"/>
         </w:rPr>
-        <w:hyperlink r:id="rId18" w:history="1">
+        <w:hyperlink r:id="rId19" w:history="1">
           <w:r>
             <w:rPr>
               <w:rStyle w:val="Hyperlink"/>
@@ -3182,7 +3182,7 @@
           <w:sz w:val="24"/>
           <w:u w:val="single"/>
         </w:rPr>
-        <w:hyperlink r:id="rId18" w:history="1">
+        <w:hyperlink r:id="rId20" w:history="1">
           <w:r>
             <w:rPr>
               <w:rStyle w:val="Hyperlink"/>
@@ -3486,7 +3486,14 @@
           <w:color w:val="000000"/>
           <w:sz w:val="24"/>
         </w:rPr>
-        <w:t xml:space="preserve">, </w:t>
+        <w:hyperlink r:id="rId21" w:history="1">
+          <w:r>
+            <w:rPr>
+              <w:rStyle w:val="Hyperlink"/>
+            </w:rPr>
+            <w:t xml:space="preserve">, </w:t>
+          </w:r>
+        </w:hyperlink>
       </w:r>
       <w:r>
         <w:rPr>

--- a/EXPORTS/DOCX/published/niveau3/Dutch/MNusantara.docx
+++ b/EXPORTS/DOCX/published/niveau3/Dutch/MNusantara.docx
@@ -2873,15 +2873,9 @@
           <w:i w:val="0"/>
           <w:color w:val="0000FF"/>
           <w:sz w:val="24"/>
+          <w:u w:val="single"/>
         </w:rPr>
-        <w:hyperlink r:id="rId14" w:history="1">
-          <w:r>
-            <w:rPr>
-              <w:rStyle w:val="Hyperlink"/>
-            </w:rPr>
-            <w:t>2</w:t>
-          </w:r>
-        </w:hyperlink>
+        <w:t>2</w:t>
       </w:r>
       <w:r>
         <w:rPr>
@@ -3128,7 +3122,7 @@
           <w:sz w:val="24"/>
           <w:u w:val="single"/>
         </w:rPr>
-        <w:hyperlink r:id="rId19" w:history="1">
+        <w:hyperlink r:id="rId18" w:history="1">
           <w:r>
             <w:rPr>
               <w:rStyle w:val="Hyperlink"/>
@@ -3146,7 +3140,7 @@
           <w:sz w:val="24"/>
           <w:u w:val="single"/>
         </w:rPr>
-        <w:hyperlink r:id="rId19" w:history="1">
+        <w:hyperlink r:id="rId18" w:history="1">
           <w:r>
             <w:rPr>
               <w:rStyle w:val="Hyperlink"/>
@@ -3182,7 +3176,7 @@
           <w:sz w:val="24"/>
           <w:u w:val="single"/>
         </w:rPr>
-        <w:hyperlink r:id="rId20" w:history="1">
+        <w:hyperlink r:id="rId18" w:history="1">
           <w:r>
             <w:rPr>
               <w:rStyle w:val="Hyperlink"/>
@@ -3211,7 +3205,7 @@
           <w:sz w:val="24"/>
           <w:u w:val="single"/>
         </w:rPr>
-        <w:hyperlink r:id="rId20" w:history="1">
+        <w:hyperlink r:id="rId18" w:history="1">
           <w:r>
             <w:rPr>
               <w:rStyle w:val="Hyperlink"/>
@@ -3229,7 +3223,7 @@
           <w:sz w:val="24"/>
           <w:u w:val="single"/>
         </w:rPr>
-        <w:hyperlink r:id="rId20" w:history="1">
+        <w:hyperlink r:id="rId18" w:history="1">
           <w:r>
             <w:rPr>
               <w:rStyle w:val="Hyperlink"/>
@@ -3350,7 +3344,7 @@
           <w:sz w:val="24"/>
           <w:u w:val="single"/>
         </w:rPr>
-        <w:hyperlink r:id="rId21" w:history="1">
+        <w:hyperlink r:id="rId20" w:history="1">
           <w:r>
             <w:rPr>
               <w:rStyle w:val="Hyperlink"/>
@@ -3368,7 +3362,7 @@
           <w:sz w:val="24"/>
           <w:u w:val="single"/>
         </w:rPr>
-        <w:hyperlink r:id="rId21" w:history="1">
+        <w:hyperlink r:id="rId20" w:history="1">
           <w:r>
             <w:rPr>
               <w:rStyle w:val="Hyperlink"/>
@@ -3386,7 +3380,7 @@
           <w:sz w:val="24"/>
           <w:u w:val="single"/>
         </w:rPr>
-        <w:hyperlink r:id="rId21" w:history="1">
+        <w:hyperlink r:id="rId20" w:history="1">
           <w:r>
             <w:rPr>
               <w:rStyle w:val="Hyperlink"/>
@@ -3404,7 +3398,7 @@
           <w:sz w:val="24"/>
           <w:u w:val="single"/>
         </w:rPr>
-        <w:hyperlink r:id="rId21" w:history="1">
+        <w:hyperlink r:id="rId20" w:history="1">
           <w:r>
             <w:rPr>
               <w:rStyle w:val="Hyperlink"/>
@@ -3432,7 +3426,7 @@
           <w:sz w:val="24"/>
           <w:u w:val="single"/>
         </w:rPr>
-        <w:hyperlink r:id="rId22" w:history="1">
+        <w:hyperlink r:id="rId21" w:history="1">
           <w:r>
             <w:rPr>
               <w:rStyle w:val="Hyperlink"/>
@@ -3468,7 +3462,7 @@
           <w:sz w:val="24"/>
           <w:u w:val="single"/>
         </w:rPr>
-        <w:hyperlink r:id="rId21" w:history="1">
+        <w:hyperlink r:id="rId20" w:history="1">
           <w:r>
             <w:rPr>
               <w:rStyle w:val="Hyperlink"/>
@@ -3479,14 +3473,13 @@
       </w:r>
       <w:r>
         <w:rPr>
-          <w:u w:val="single" w:color="0000ff"/>
           <w:rFonts w:ascii="Charis SIL Regular" w:hAnsi="Charis SIL Regular" w:eastAsia="Charis SIL Regular"/>
           <w:b w:val="0"/>
           <w:i w:val="0"/>
           <w:color w:val="000000"/>
           <w:sz w:val="24"/>
         </w:rPr>
-        <w:hyperlink r:id="rId21" w:history="1">
+        <w:hyperlink r:id="rId20" w:history="1">
           <w:r>
             <w:rPr>
               <w:rStyle w:val="Hyperlink"/>
@@ -3504,7 +3497,7 @@
           <w:sz w:val="24"/>
           <w:u w:val="single"/>
         </w:rPr>
-        <w:hyperlink r:id="rId23" w:history="1">
+        <w:hyperlink r:id="rId20" w:history="1">
           <w:r>
             <w:rPr>
               <w:rStyle w:val="Hyperlink"/>
@@ -3533,7 +3526,7 @@
           <w:sz w:val="24"/>
           <w:u w:val="single"/>
         </w:rPr>
-        <w:hyperlink r:id="rId23" w:history="1">
+        <w:hyperlink r:id="rId20" w:history="1">
           <w:r>
             <w:rPr>
               <w:rStyle w:val="Hyperlink"/>
@@ -3551,7 +3544,7 @@
           <w:sz w:val="24"/>
           <w:u w:val="single"/>
         </w:rPr>
-        <w:hyperlink r:id="rId23" w:history="1">
+        <w:hyperlink r:id="rId20" w:history="1">
           <w:r>
             <w:rPr>
               <w:rStyle w:val="Hyperlink"/>

--- a/EXPORTS/DOCX/published/niveau3/Dutch/MNusantara.docx
+++ b/EXPORTS/DOCX/published/niveau3/Dutch/MNusantara.docx
@@ -899,25 +899,7 @@
           <w:color w:val="000000"/>
           <w:sz w:val="24"/>
         </w:rPr>
-        <w:t>ond</w:t>
-      </w:r>
-      <w:r>
-        <w:rPr>
-          <w:u w:val="single" w:color="0000ff"/>
-          <w:rFonts w:ascii="Charis SIL Regular" w:hAnsi="Charis SIL Regular" w:eastAsia="Charis SIL Regular"/>
-          <w:b w:val="0"/>
-          <w:i w:val="0"/>
-          <w:color w:val="000000"/>
-          <w:sz w:val="24"/>
-        </w:rPr>
-        <w:hyperlink r:id="rId13" w:history="1">
-          <w:r>
-            <w:rPr>
-              <w:rStyle w:val="Hyperlink"/>
-            </w:rPr>
-            <w:t>er de naa</w:t>
-          </w:r>
-        </w:hyperlink>
+        <w:t>onder de naa</w:t>
       </w:r>
       <w:r>
         <w:rPr>
@@ -2873,9 +2855,15 @@
           <w:i w:val="0"/>
           <w:color w:val="0000FF"/>
           <w:sz w:val="24"/>
-          <w:u w:val="single"/>
         </w:rPr>
-        <w:t>2</w:t>
+        <w:hyperlink r:id="rId14" w:history="1">
+          <w:r>
+            <w:rPr>
+              <w:rStyle w:val="Hyperlink"/>
+            </w:rPr>
+            <w:t>2</w:t>
+          </w:r>
+        </w:hyperlink>
       </w:r>
       <w:r>
         <w:rPr>
@@ -3122,7 +3110,7 @@
           <w:sz w:val="24"/>
           <w:u w:val="single"/>
         </w:rPr>
-        <w:hyperlink r:id="rId18" w:history="1">
+        <w:hyperlink r:id="rId19" w:history="1">
           <w:r>
             <w:rPr>
               <w:rStyle w:val="Hyperlink"/>
@@ -3151,7 +3139,6 @@
       </w:r>
       <w:r>
         <w:rPr>
-          <w:u w:val="single" w:color="0000ff"/>
           <w:rFonts w:ascii="Charis SIL Regular" w:hAnsi="Charis SIL Regular" w:eastAsia="Charis SIL Regular"/>
           <w:b w:val="0"/>
           <w:i w:val="0"/>
@@ -3462,7 +3449,7 @@
           <w:sz w:val="24"/>
           <w:u w:val="single"/>
         </w:rPr>
-        <w:hyperlink r:id="rId20" w:history="1">
+        <w:hyperlink r:id="rId21" w:history="1">
           <w:r>
             <w:rPr>
               <w:rStyle w:val="Hyperlink"/>
@@ -3479,14 +3466,7 @@
           <w:color w:val="000000"/>
           <w:sz w:val="24"/>
         </w:rPr>
-        <w:hyperlink r:id="rId20" w:history="1">
-          <w:r>
-            <w:rPr>
-              <w:rStyle w:val="Hyperlink"/>
-            </w:rPr>
-            <w:t xml:space="preserve">, </w:t>
-          </w:r>
-        </w:hyperlink>
+        <w:t xml:space="preserve">, </w:t>
       </w:r>
       <w:r>
         <w:rPr>
@@ -3497,7 +3477,7 @@
           <w:sz w:val="24"/>
           <w:u w:val="single"/>
         </w:rPr>
-        <w:hyperlink r:id="rId20" w:history="1">
+        <w:hyperlink r:id="rId22" w:history="1">
           <w:r>
             <w:rPr>
               <w:rStyle w:val="Hyperlink"/>
@@ -3526,7 +3506,7 @@
           <w:sz w:val="24"/>
           <w:u w:val="single"/>
         </w:rPr>
-        <w:hyperlink r:id="rId20" w:history="1">
+        <w:hyperlink r:id="rId22" w:history="1">
           <w:r>
             <w:rPr>
               <w:rStyle w:val="Hyperlink"/>

--- a/EXPORTS/DOCX/published/niveau3/Dutch/MNusantara.docx
+++ b/EXPORTS/DOCX/published/niveau3/Dutch/MNusantara.docx
@@ -899,7 +899,25 @@
           <w:color w:val="000000"/>
           <w:sz w:val="24"/>
         </w:rPr>
-        <w:t>onder de naa</w:t>
+        <w:t>ond</w:t>
+      </w:r>
+      <w:r>
+        <w:rPr>
+          <w:u w:val="single" w:color="0000ff"/>
+          <w:rFonts w:ascii="Charis SIL Regular" w:hAnsi="Charis SIL Regular" w:eastAsia="Charis SIL Regular"/>
+          <w:b w:val="0"/>
+          <w:i w:val="0"/>
+          <w:color w:val="000000"/>
+          <w:sz w:val="24"/>
+        </w:rPr>
+        <w:hyperlink r:id="rId13" w:history="1">
+          <w:r>
+            <w:rPr>
+              <w:rStyle w:val="Hyperlink"/>
+            </w:rPr>
+            <w:t>er de naa</w:t>
+          </w:r>
+        </w:hyperlink>
       </w:r>
       <w:r>
         <w:rPr>
@@ -3128,7 +3146,7 @@
           <w:sz w:val="24"/>
           <w:u w:val="single"/>
         </w:rPr>
-        <w:hyperlink r:id="rId18" w:history="1">
+        <w:hyperlink r:id="rId19" w:history="1">
           <w:r>
             <w:rPr>
               <w:rStyle w:val="Hyperlink"/>
@@ -3145,14 +3163,7 @@
           <w:color w:val="000000"/>
           <w:sz w:val="24"/>
         </w:rPr>
-        <w:hyperlink r:id="rId18" w:history="1">
-          <w:r>
-            <w:rPr>
-              <w:rStyle w:val="Hyperlink"/>
-            </w:rPr>
-            <w:t xml:space="preserve">, </w:t>
-          </w:r>
-        </w:hyperlink>
+        <w:t xml:space="preserve">, </w:t>
       </w:r>
       <w:r>
         <w:rPr>
@@ -3163,7 +3174,7 @@
           <w:sz w:val="24"/>
           <w:u w:val="single"/>
         </w:rPr>
-        <w:hyperlink r:id="rId18" w:history="1">
+        <w:hyperlink r:id="rId20" w:history="1">
           <w:r>
             <w:rPr>
               <w:rStyle w:val="Hyperlink"/>
@@ -3192,7 +3203,7 @@
           <w:sz w:val="24"/>
           <w:u w:val="single"/>
         </w:rPr>
-        <w:hyperlink r:id="rId18" w:history="1">
+        <w:hyperlink r:id="rId20" w:history="1">
           <w:r>
             <w:rPr>
               <w:rStyle w:val="Hyperlink"/>
@@ -3210,7 +3221,7 @@
           <w:sz w:val="24"/>
           <w:u w:val="single"/>
         </w:rPr>
-        <w:hyperlink r:id="rId18" w:history="1">
+        <w:hyperlink r:id="rId20" w:history="1">
           <w:r>
             <w:rPr>
               <w:rStyle w:val="Hyperlink"/>
@@ -3331,7 +3342,7 @@
           <w:sz w:val="24"/>
           <w:u w:val="single"/>
         </w:rPr>
-        <w:hyperlink r:id="rId20" w:history="1">
+        <w:hyperlink r:id="rId21" w:history="1">
           <w:r>
             <w:rPr>
               <w:rStyle w:val="Hyperlink"/>
@@ -3349,7 +3360,7 @@
           <w:sz w:val="24"/>
           <w:u w:val="single"/>
         </w:rPr>
-        <w:hyperlink r:id="rId20" w:history="1">
+        <w:hyperlink r:id="rId21" w:history="1">
           <w:r>
             <w:rPr>
               <w:rStyle w:val="Hyperlink"/>
@@ -3367,7 +3378,7 @@
           <w:sz w:val="24"/>
           <w:u w:val="single"/>
         </w:rPr>
-        <w:hyperlink r:id="rId20" w:history="1">
+        <w:hyperlink r:id="rId21" w:history="1">
           <w:r>
             <w:rPr>
               <w:rStyle w:val="Hyperlink"/>
@@ -3385,7 +3396,7 @@
           <w:sz w:val="24"/>
           <w:u w:val="single"/>
         </w:rPr>
-        <w:hyperlink r:id="rId20" w:history="1">
+        <w:hyperlink r:id="rId21" w:history="1">
           <w:r>
             <w:rPr>
               <w:rStyle w:val="Hyperlink"/>
@@ -3413,7 +3424,7 @@
           <w:sz w:val="24"/>
           <w:u w:val="single"/>
         </w:rPr>
-        <w:hyperlink r:id="rId21" w:history="1">
+        <w:hyperlink r:id="rId22" w:history="1">
           <w:r>
             <w:rPr>
               <w:rStyle w:val="Hyperlink"/>
@@ -3431,7 +3442,7 @@
           <w:sz w:val="24"/>
           <w:u w:val="single"/>
         </w:rPr>
-        <w:hyperlink r:id="rId21" w:history="1">
+        <w:hyperlink r:id="rId22" w:history="1">
           <w:r>
             <w:rPr>
               <w:rStyle w:val="Hyperlink"/>
@@ -3449,7 +3460,7 @@
           <w:sz w:val="24"/>
           <w:u w:val="single"/>
         </w:rPr>
-        <w:hyperlink r:id="rId21" w:history="1">
+        <w:hyperlink r:id="rId22" w:history="1">
           <w:r>
             <w:rPr>
               <w:rStyle w:val="Hyperlink"/>
@@ -3477,7 +3488,7 @@
           <w:sz w:val="24"/>
           <w:u w:val="single"/>
         </w:rPr>
-        <w:hyperlink r:id="rId22" w:history="1">
+        <w:hyperlink r:id="rId23" w:history="1">
           <w:r>
             <w:rPr>
               <w:rStyle w:val="Hyperlink"/>
@@ -3506,7 +3517,7 @@
           <w:sz w:val="24"/>
           <w:u w:val="single"/>
         </w:rPr>
-        <w:hyperlink r:id="rId22" w:history="1">
+        <w:hyperlink r:id="rId23" w:history="1">
           <w:r>
             <w:rPr>
               <w:rStyle w:val="Hyperlink"/>
@@ -3524,7 +3535,7 @@
           <w:sz w:val="24"/>
           <w:u w:val="single"/>
         </w:rPr>
-        <w:hyperlink r:id="rId20" w:history="1">
+        <w:hyperlink r:id="rId23" w:history="1">
           <w:r>
             <w:rPr>
               <w:rStyle w:val="Hyperlink"/>

--- a/EXPORTS/DOCX/published/niveau3/Dutch/MNusantara.docx
+++ b/EXPORTS/DOCX/published/niveau3/Dutch/MNusantara.docx
@@ -2873,15 +2873,9 @@
           <w:i w:val="0"/>
           <w:color w:val="0000FF"/>
           <w:sz w:val="24"/>
+          <w:u w:val="single"/>
         </w:rPr>
-        <w:hyperlink r:id="rId14" w:history="1">
-          <w:r>
-            <w:rPr>
-              <w:rStyle w:val="Hyperlink"/>
-            </w:rPr>
-            <w:t>2</w:t>
-          </w:r>
-        </w:hyperlink>
+        <w:t>2</w:t>
       </w:r>
       <w:r>
         <w:rPr>
@@ -3128,7 +3122,7 @@
           <w:sz w:val="24"/>
           <w:u w:val="single"/>
         </w:rPr>
-        <w:hyperlink r:id="rId19" w:history="1">
+        <w:hyperlink r:id="rId18" w:history="1">
           <w:r>
             <w:rPr>
               <w:rStyle w:val="Hyperlink"/>
@@ -3146,7 +3140,7 @@
           <w:sz w:val="24"/>
           <w:u w:val="single"/>
         </w:rPr>
-        <w:hyperlink r:id="rId19" w:history="1">
+        <w:hyperlink r:id="rId18" w:history="1">
           <w:r>
             <w:rPr>
               <w:rStyle w:val="Hyperlink"/>
@@ -3157,13 +3151,21 @@
       </w:r>
       <w:r>
         <w:rPr>
+          <w:u w:val="single" w:color="0000ff"/>
           <w:rFonts w:ascii="Charis SIL Regular" w:hAnsi="Charis SIL Regular" w:eastAsia="Charis SIL Regular"/>
           <w:b w:val="0"/>
           <w:i w:val="0"/>
           <w:color w:val="000000"/>
           <w:sz w:val="24"/>
         </w:rPr>
-        <w:t xml:space="preserve">, </w:t>
+        <w:hyperlink r:id="rId18" w:history="1">
+          <w:r>
+            <w:rPr>
+              <w:rStyle w:val="Hyperlink"/>
+            </w:rPr>
+            <w:t xml:space="preserve">, </w:t>
+          </w:r>
+        </w:hyperlink>
       </w:r>
       <w:r>
         <w:rPr>
@@ -3174,7 +3176,7 @@
           <w:sz w:val="24"/>
           <w:u w:val="single"/>
         </w:rPr>
-        <w:hyperlink r:id="rId20" w:history="1">
+        <w:hyperlink r:id="rId18" w:history="1">
           <w:r>
             <w:rPr>
               <w:rStyle w:val="Hyperlink"/>
@@ -3442,7 +3444,7 @@
           <w:sz w:val="24"/>
           <w:u w:val="single"/>
         </w:rPr>
-        <w:hyperlink r:id="rId22" w:history="1">
+        <w:hyperlink r:id="rId21" w:history="1">
           <w:r>
             <w:rPr>
               <w:rStyle w:val="Hyperlink"/>
@@ -3460,7 +3462,7 @@
           <w:sz w:val="24"/>
           <w:u w:val="single"/>
         </w:rPr>
-        <w:hyperlink r:id="rId22" w:history="1">
+        <w:hyperlink r:id="rId21" w:history="1">
           <w:r>
             <w:rPr>
               <w:rStyle w:val="Hyperlink"/>
@@ -3477,7 +3479,14 @@
           <w:color w:val="000000"/>
           <w:sz w:val="24"/>
         </w:rPr>
-        <w:t xml:space="preserve">, </w:t>
+        <w:hyperlink r:id="rId21" w:history="1">
+          <w:r>
+            <w:rPr>
+              <w:rStyle w:val="Hyperlink"/>
+            </w:rPr>
+            <w:t xml:space="preserve">, </w:t>
+          </w:r>
+        </w:hyperlink>
       </w:r>
       <w:r>
         <w:rPr>
@@ -3488,7 +3497,7 @@
           <w:sz w:val="24"/>
           <w:u w:val="single"/>
         </w:rPr>
-        <w:hyperlink r:id="rId23" w:history="1">
+        <w:hyperlink r:id="rId21" w:history="1">
           <w:r>
             <w:rPr>
               <w:rStyle w:val="Hyperlink"/>
@@ -3517,7 +3526,7 @@
           <w:sz w:val="24"/>
           <w:u w:val="single"/>
         </w:rPr>
-        <w:hyperlink r:id="rId23" w:history="1">
+        <w:hyperlink r:id="rId21" w:history="1">
           <w:r>
             <w:rPr>
               <w:rStyle w:val="Hyperlink"/>
@@ -3535,7 +3544,7 @@
           <w:sz w:val="24"/>
           <w:u w:val="single"/>
         </w:rPr>
-        <w:hyperlink r:id="rId23" w:history="1">
+        <w:hyperlink r:id="rId21" w:history="1">
           <w:r>
             <w:rPr>
               <w:rStyle w:val="Hyperlink"/>

--- a/EXPORTS/DOCX/published/niveau3/Dutch/MNusantara.docx
+++ b/EXPORTS/DOCX/published/niveau3/Dutch/MNusantara.docx
@@ -2873,9 +2873,15 @@
           <w:i w:val="0"/>
           <w:color w:val="0000FF"/>
           <w:sz w:val="24"/>
-          <w:u w:val="single"/>
         </w:rPr>
-        <w:t>2</w:t>
+        <w:hyperlink r:id="rId14" w:history="1">
+          <w:r>
+            <w:rPr>
+              <w:rStyle w:val="Hyperlink"/>
+            </w:rPr>
+            <w:t>2</w:t>
+          </w:r>
+        </w:hyperlink>
       </w:r>
       <w:r>
         <w:rPr>
@@ -3122,7 +3128,7 @@
           <w:sz w:val="24"/>
           <w:u w:val="single"/>
         </w:rPr>
-        <w:hyperlink r:id="rId18" w:history="1">
+        <w:hyperlink r:id="rId19" w:history="1">
           <w:r>
             <w:rPr>
               <w:rStyle w:val="Hyperlink"/>
@@ -3140,7 +3146,7 @@
           <w:sz w:val="24"/>
           <w:u w:val="single"/>
         </w:rPr>
-        <w:hyperlink r:id="rId18" w:history="1">
+        <w:hyperlink r:id="rId19" w:history="1">
           <w:r>
             <w:rPr>
               <w:rStyle w:val="Hyperlink"/>
@@ -3151,7 +3157,6 @@
       </w:r>
       <w:r>
         <w:rPr>
-          <w:u w:val="single" w:color="0000ff"/>
           <w:rFonts w:ascii="Charis SIL Regular" w:hAnsi="Charis SIL Regular" w:eastAsia="Charis SIL Regular"/>
           <w:b w:val="0"/>
           <w:i w:val="0"/>
@@ -3176,7 +3181,7 @@
           <w:sz w:val="24"/>
           <w:u w:val="single"/>
         </w:rPr>
-        <w:hyperlink r:id="rId18" w:history="1">
+        <w:hyperlink r:id="rId20" w:history="1">
           <w:r>
             <w:rPr>
               <w:rStyle w:val="Hyperlink"/>
@@ -3473,6 +3478,7 @@
       </w:r>
       <w:r>
         <w:rPr>
+          <w:u w:val="single" w:color="0000ff"/>
           <w:rFonts w:ascii="Charis SIL Regular" w:hAnsi="Charis SIL Regular" w:eastAsia="Charis SIL Regular"/>
           <w:b w:val="0"/>
           <w:i w:val="0"/>
@@ -3526,7 +3532,7 @@
           <w:sz w:val="24"/>
           <w:u w:val="single"/>
         </w:rPr>
-        <w:hyperlink r:id="rId21" w:history="1">
+        <w:hyperlink r:id="rId23" w:history="1">
           <w:r>
             <w:rPr>
               <w:rStyle w:val="Hyperlink"/>
@@ -3544,7 +3550,7 @@
           <w:sz w:val="24"/>
           <w:u w:val="single"/>
         </w:rPr>
-        <w:hyperlink r:id="rId21" w:history="1">
+        <w:hyperlink r:id="rId23" w:history="1">
           <w:r>
             <w:rPr>
               <w:rStyle w:val="Hyperlink"/>

--- a/EXPORTS/DOCX/published/niveau3/Dutch/MNusantara.docx
+++ b/EXPORTS/DOCX/published/niveau3/Dutch/MNusantara.docx
@@ -435,58 +435,7 @@
           <w:color w:val="000000"/>
           <w:sz w:val="24"/>
         </w:rPr>
-        <w:t xml:space="preserve"> gevestigd in </w:t>
-      </w:r>
-      <w:r>
-        <w:rPr>
-          <w:rFonts w:ascii="Charis SIL Regular" w:hAnsi="Charis SIL Regular" w:eastAsia="Charis SIL Regular"/>
-          <w:b w:val="0"/>
-          <w:i w:val="0"/>
-          <w:color w:val="000000"/>
-          <w:sz w:val="24"/>
-        </w:rPr>
-        <w:hyperlink r:id="rId10" w:history="1">
-          <w:r>
-            <w:rPr>
-              <w:rStyle w:val="Hyperlink"/>
-            </w:rPr>
-            <w:t>De</w:t>
-          </w:r>
-        </w:hyperlink>
-      </w:r>
-      <w:r>
-        <w:rPr>
-          <w:rFonts w:ascii="Charis SIL Regular" w:hAnsi="Charis SIL Regular" w:eastAsia="Charis SIL Regular"/>
-          <w:b w:val="0"/>
-          <w:i w:val="0"/>
-          <w:color w:val="000000"/>
-          <w:sz w:val="24"/>
-        </w:rPr>
-        <w:hyperlink r:id="rId10" w:history="1">
-          <w:r>
-            <w:rPr>
-              <w:rStyle w:val="Hyperlink"/>
-            </w:rPr>
-            <w:t>l</w:t>
-          </w:r>
-        </w:hyperlink>
-      </w:r>
-      <w:r>
-        <w:rPr>
-          <w:rFonts w:ascii="Charis SIL Regular" w:hAnsi="Charis SIL Regular" w:eastAsia="Charis SIL Regular"/>
-          <w:b w:val="0"/>
-          <w:i w:val="0"/>
-          <w:color w:val="000000"/>
-          <w:sz w:val="24"/>
-        </w:rPr>
-        <w:hyperlink r:id="rId10" w:history="1">
-          <w:r>
-            <w:rPr>
-              <w:rStyle w:val="Hyperlink"/>
-            </w:rPr>
-            <w:t xml:space="preserve">ft, waar </w:t>
-          </w:r>
-        </w:hyperlink>
+        <w:t xml:space="preserve"> gevestigd in Delft, waar </w:t>
       </w:r>
       <w:r>
         <w:rPr>
@@ -3157,6 +3106,7 @@
       </w:r>
       <w:r>
         <w:rPr>
+          <w:u w:val="single" w:color="0000ff"/>
           <w:rFonts w:ascii="Charis SIL Regular" w:hAnsi="Charis SIL Regular" w:eastAsia="Charis SIL Regular"/>
           <w:b w:val="0"/>
           <w:i w:val="0"/>

--- a/EXPORTS/DOCX/published/niveau3/Dutch/MNusantara.docx
+++ b/EXPORTS/DOCX/published/niveau3/Dutch/MNusantara.docx
@@ -435,7 +435,58 @@
           <w:color w:val="000000"/>
           <w:sz w:val="24"/>
         </w:rPr>
-        <w:t xml:space="preserve"> gevestigd in Delft, waar </w:t>
+        <w:t xml:space="preserve"> gevestigd in </w:t>
+      </w:r>
+      <w:r>
+        <w:rPr>
+          <w:rFonts w:ascii="Charis SIL Regular" w:hAnsi="Charis SIL Regular" w:eastAsia="Charis SIL Regular"/>
+          <w:b w:val="0"/>
+          <w:i w:val="0"/>
+          <w:color w:val="000000"/>
+          <w:sz w:val="24"/>
+        </w:rPr>
+        <w:hyperlink r:id="rId10" w:history="1">
+          <w:r>
+            <w:rPr>
+              <w:rStyle w:val="Hyperlink"/>
+            </w:rPr>
+            <w:t>De</w:t>
+          </w:r>
+        </w:hyperlink>
+      </w:r>
+      <w:r>
+        <w:rPr>
+          <w:rFonts w:ascii="Charis SIL Regular" w:hAnsi="Charis SIL Regular" w:eastAsia="Charis SIL Regular"/>
+          <w:b w:val="0"/>
+          <w:i w:val="0"/>
+          <w:color w:val="000000"/>
+          <w:sz w:val="24"/>
+        </w:rPr>
+        <w:hyperlink r:id="rId10" w:history="1">
+          <w:r>
+            <w:rPr>
+              <w:rStyle w:val="Hyperlink"/>
+            </w:rPr>
+            <w:t>l</w:t>
+          </w:r>
+        </w:hyperlink>
+      </w:r>
+      <w:r>
+        <w:rPr>
+          <w:rFonts w:ascii="Charis SIL Regular" w:hAnsi="Charis SIL Regular" w:eastAsia="Charis SIL Regular"/>
+          <w:b w:val="0"/>
+          <w:i w:val="0"/>
+          <w:color w:val="000000"/>
+          <w:sz w:val="24"/>
+        </w:rPr>
+        <w:hyperlink r:id="rId10" w:history="1">
+          <w:r>
+            <w:rPr>
+              <w:rStyle w:val="Hyperlink"/>
+            </w:rPr>
+            <w:t xml:space="preserve">ft, waar </w:t>
+          </w:r>
+        </w:hyperlink>
       </w:r>
       <w:r>
         <w:rPr>
@@ -1152,133 +1203,7 @@
           <w:color w:val="000000"/>
           <w:sz w:val="24"/>
         </w:rPr>
-        <w:t>gemaakt</w:t>
-      </w:r>
-      <w:r>
-        <w:rPr>
-          <w:u w:val="single" w:color="0000ff"/>
-          <w:rFonts w:ascii="Charis SIL Regular" w:hAnsi="Charis SIL Regular" w:eastAsia="Charis SIL Regular"/>
-          <w:b w:val="0"/>
-          <w:i w:val="0"/>
-          <w:color w:val="000000"/>
-          <w:sz w:val="24"/>
-        </w:rPr>
-        <w:hyperlink r:id="rId14" w:history="1">
-          <w:r>
-            <w:rPr>
-              <w:rStyle w:val="Hyperlink"/>
-            </w:rPr>
-            <w:t xml:space="preserve"> van de i</w:t>
-          </w:r>
-        </w:hyperlink>
-      </w:r>
-      <w:r>
-        <w:rPr>
-          <w:u w:val="single" w:color="0000ff"/>
-          <w:rFonts w:ascii="Charis SIL Regular" w:hAnsi="Charis SIL Regular" w:eastAsia="Charis SIL Regular"/>
-          <w:b w:val="0"/>
-          <w:i w:val="0"/>
-          <w:color w:val="000000"/>
-          <w:sz w:val="24"/>
-        </w:rPr>
-        <w:hyperlink r:id="rId14" w:history="1">
-          <w:r>
-            <w:rPr>
-              <w:rStyle w:val="Hyperlink"/>
-            </w:rPr>
-            <w:t>n</w:t>
-          </w:r>
-        </w:hyperlink>
-      </w:r>
-      <w:r>
-        <w:rPr>
-          <w:u w:val="single" w:color="0000ff"/>
-          <w:rFonts w:ascii="Charis SIL Regular" w:hAnsi="Charis SIL Regular" w:eastAsia="Charis SIL Regular"/>
-          <w:b w:val="0"/>
-          <w:i w:val="0"/>
-          <w:color w:val="000000"/>
-          <w:sz w:val="24"/>
-        </w:rPr>
-        <w:hyperlink r:id="rId14" w:history="1">
-          <w:r>
-            <w:rPr>
-              <w:rStyle w:val="Hyperlink"/>
-            </w:rPr>
-            <w:t>stel</w:t>
-          </w:r>
-        </w:hyperlink>
-      </w:r>
-      <w:r>
-        <w:rPr>
-          <w:u w:val="single" w:color="0000ff"/>
-          <w:rFonts w:ascii="Charis SIL Regular" w:hAnsi="Charis SIL Regular" w:eastAsia="Charis SIL Regular"/>
-          <w:b w:val="0"/>
-          <w:i w:val="0"/>
-          <w:color w:val="000000"/>
-          <w:sz w:val="24"/>
-        </w:rPr>
-        <w:hyperlink r:id="rId14" w:history="1">
-          <w:r>
-            <w:rPr>
-              <w:rStyle w:val="Hyperlink"/>
-            </w:rPr>
-            <w:t>l</w:t>
-          </w:r>
-        </w:hyperlink>
-      </w:r>
-      <w:r>
-        <w:rPr>
-          <w:u w:val="single" w:color="0000ff"/>
-          <w:rFonts w:ascii="Charis SIL Regular" w:hAnsi="Charis SIL Regular" w:eastAsia="Charis SIL Regular"/>
-          <w:b w:val="0"/>
-          <w:i w:val="0"/>
-          <w:color w:val="000000"/>
-          <w:sz w:val="24"/>
-        </w:rPr>
-        <w:hyperlink r:id="rId14" w:history="1">
-          <w:r>
-            <w:rPr>
-              <w:rStyle w:val="Hyperlink"/>
-            </w:rPr>
-            <w:t>ing</w:t>
-          </w:r>
-        </w:hyperlink>
-      </w:r>
-      <w:r>
-        <w:rPr>
-          <w:u w:val="single" w:color="0000ff"/>
-          <w:rFonts w:ascii="Charis SIL Regular" w:hAnsi="Charis SIL Regular" w:eastAsia="Charis SIL Regular"/>
-          <w:b w:val="0"/>
-          <w:i w:val="0"/>
-          <w:color w:val="000000"/>
-          <w:sz w:val="24"/>
-        </w:rPr>
-        <w:hyperlink r:id="rId14" w:history="1">
-          <w:r>
-            <w:rPr>
-              <w:rStyle w:val="Hyperlink"/>
-            </w:rPr>
-            <w:t>e</w:t>
-          </w:r>
-        </w:hyperlink>
-      </w:r>
-      <w:r>
-        <w:rPr>
-          <w:u w:val="single" w:color="0000ff"/>
-          <w:rFonts w:ascii="Charis SIL Regular" w:hAnsi="Charis SIL Regular" w:eastAsia="Charis SIL Regular"/>
-          <w:b w:val="0"/>
-          <w:i w:val="0"/>
-          <w:color w:val="000000"/>
-          <w:sz w:val="24"/>
-        </w:rPr>
-        <w:hyperlink r:id="rId14" w:history="1">
-          <w:r>
-            <w:rPr>
-              <w:rStyle w:val="Hyperlink"/>
-            </w:rPr>
-            <w:t>n w</w:t>
-          </w:r>
-        </w:hyperlink>
+        <w:t>gemaakt van de instellingen w</w:t>
       </w:r>
       <w:r>
         <w:rPr>
@@ -3077,7 +3002,7 @@
           <w:sz w:val="24"/>
           <w:u w:val="single"/>
         </w:rPr>
-        <w:hyperlink r:id="rId19" w:history="1">
+        <w:hyperlink r:id="rId18" w:history="1">
           <w:r>
             <w:rPr>
               <w:rStyle w:val="Hyperlink"/>
@@ -3095,7 +3020,7 @@
           <w:sz w:val="24"/>
           <w:u w:val="single"/>
         </w:rPr>
-        <w:hyperlink r:id="rId19" w:history="1">
+        <w:hyperlink r:id="rId18" w:history="1">
           <w:r>
             <w:rPr>
               <w:rStyle w:val="Hyperlink"/>
@@ -3131,7 +3056,7 @@
           <w:sz w:val="24"/>
           <w:u w:val="single"/>
         </w:rPr>
-        <w:hyperlink r:id="rId20" w:history="1">
+        <w:hyperlink r:id="rId18" w:history="1">
           <w:r>
             <w:rPr>
               <w:rStyle w:val="Hyperlink"/>
@@ -3160,7 +3085,7 @@
           <w:sz w:val="24"/>
           <w:u w:val="single"/>
         </w:rPr>
-        <w:hyperlink r:id="rId20" w:history="1">
+        <w:hyperlink r:id="rId18" w:history="1">
           <w:r>
             <w:rPr>
               <w:rStyle w:val="Hyperlink"/>

--- a/EXPORTS/DOCX/published/niveau3/Dutch/MNusantara.docx
+++ b/EXPORTS/DOCX/published/niveau3/Dutch/MNusantara.docx
@@ -1203,7 +1203,133 @@
           <w:color w:val="000000"/>
           <w:sz w:val="24"/>
         </w:rPr>
-        <w:t>gemaakt van de instellingen w</w:t>
+        <w:t>gemaakt</w:t>
+      </w:r>
+      <w:r>
+        <w:rPr>
+          <w:u w:val="single" w:color="0000ff"/>
+          <w:rFonts w:ascii="Charis SIL Regular" w:hAnsi="Charis SIL Regular" w:eastAsia="Charis SIL Regular"/>
+          <w:b w:val="0"/>
+          <w:i w:val="0"/>
+          <w:color w:val="000000"/>
+          <w:sz w:val="24"/>
+        </w:rPr>
+        <w:hyperlink r:id="rId14" w:history="1">
+          <w:r>
+            <w:rPr>
+              <w:rStyle w:val="Hyperlink"/>
+            </w:rPr>
+            <w:t xml:space="preserve"> van de i</w:t>
+          </w:r>
+        </w:hyperlink>
+      </w:r>
+      <w:r>
+        <w:rPr>
+          <w:u w:val="single" w:color="0000ff"/>
+          <w:rFonts w:ascii="Charis SIL Regular" w:hAnsi="Charis SIL Regular" w:eastAsia="Charis SIL Regular"/>
+          <w:b w:val="0"/>
+          <w:i w:val="0"/>
+          <w:color w:val="000000"/>
+          <w:sz w:val="24"/>
+        </w:rPr>
+        <w:hyperlink r:id="rId14" w:history="1">
+          <w:r>
+            <w:rPr>
+              <w:rStyle w:val="Hyperlink"/>
+            </w:rPr>
+            <w:t>n</w:t>
+          </w:r>
+        </w:hyperlink>
+      </w:r>
+      <w:r>
+        <w:rPr>
+          <w:u w:val="single" w:color="0000ff"/>
+          <w:rFonts w:ascii="Charis SIL Regular" w:hAnsi="Charis SIL Regular" w:eastAsia="Charis SIL Regular"/>
+          <w:b w:val="0"/>
+          <w:i w:val="0"/>
+          <w:color w:val="000000"/>
+          <w:sz w:val="24"/>
+        </w:rPr>
+        <w:hyperlink r:id="rId14" w:history="1">
+          <w:r>
+            <w:rPr>
+              <w:rStyle w:val="Hyperlink"/>
+            </w:rPr>
+            <w:t>stel</w:t>
+          </w:r>
+        </w:hyperlink>
+      </w:r>
+      <w:r>
+        <w:rPr>
+          <w:u w:val="single" w:color="0000ff"/>
+          <w:rFonts w:ascii="Charis SIL Regular" w:hAnsi="Charis SIL Regular" w:eastAsia="Charis SIL Regular"/>
+          <w:b w:val="0"/>
+          <w:i w:val="0"/>
+          <w:color w:val="000000"/>
+          <w:sz w:val="24"/>
+        </w:rPr>
+        <w:hyperlink r:id="rId14" w:history="1">
+          <w:r>
+            <w:rPr>
+              <w:rStyle w:val="Hyperlink"/>
+            </w:rPr>
+            <w:t>l</w:t>
+          </w:r>
+        </w:hyperlink>
+      </w:r>
+      <w:r>
+        <w:rPr>
+          <w:u w:val="single" w:color="0000ff"/>
+          <w:rFonts w:ascii="Charis SIL Regular" w:hAnsi="Charis SIL Regular" w:eastAsia="Charis SIL Regular"/>
+          <w:b w:val="0"/>
+          <w:i w:val="0"/>
+          <w:color w:val="000000"/>
+          <w:sz w:val="24"/>
+        </w:rPr>
+        <w:hyperlink r:id="rId14" w:history="1">
+          <w:r>
+            <w:rPr>
+              <w:rStyle w:val="Hyperlink"/>
+            </w:rPr>
+            <w:t>ing</w:t>
+          </w:r>
+        </w:hyperlink>
+      </w:r>
+      <w:r>
+        <w:rPr>
+          <w:u w:val="single" w:color="0000ff"/>
+          <w:rFonts w:ascii="Charis SIL Regular" w:hAnsi="Charis SIL Regular" w:eastAsia="Charis SIL Regular"/>
+          <w:b w:val="0"/>
+          <w:i w:val="0"/>
+          <w:color w:val="000000"/>
+          <w:sz w:val="24"/>
+        </w:rPr>
+        <w:hyperlink r:id="rId14" w:history="1">
+          <w:r>
+            <w:rPr>
+              <w:rStyle w:val="Hyperlink"/>
+            </w:rPr>
+            <w:t>e</w:t>
+          </w:r>
+        </w:hyperlink>
+      </w:r>
+      <w:r>
+        <w:rPr>
+          <w:u w:val="single" w:color="0000ff"/>
+          <w:rFonts w:ascii="Charis SIL Regular" w:hAnsi="Charis SIL Regular" w:eastAsia="Charis SIL Regular"/>
+          <w:b w:val="0"/>
+          <w:i w:val="0"/>
+          <w:color w:val="000000"/>
+          <w:sz w:val="24"/>
+        </w:rPr>
+        <w:hyperlink r:id="rId14" w:history="1">
+          <w:r>
+            <w:rPr>
+              <w:rStyle w:val="Hyperlink"/>
+            </w:rPr>
+            <w:t>n w</w:t>
+          </w:r>
+        </w:hyperlink>
       </w:r>
       <w:r>
         <w:rPr>
@@ -2747,15 +2873,9 @@
           <w:i w:val="0"/>
           <w:color w:val="0000FF"/>
           <w:sz w:val="24"/>
+          <w:u w:val="single"/>
         </w:rPr>
-        <w:hyperlink r:id="rId14" w:history="1">
-          <w:r>
-            <w:rPr>
-              <w:rStyle w:val="Hyperlink"/>
-            </w:rPr>
-            <w:t>2</w:t>
-          </w:r>
-        </w:hyperlink>
+        <w:t>2</w:t>
       </w:r>
       <w:r>
         <w:rPr>
@@ -3002,7 +3122,7 @@
           <w:sz w:val="24"/>
           <w:u w:val="single"/>
         </w:rPr>
-        <w:hyperlink r:id="rId18" w:history="1">
+        <w:hyperlink r:id="rId19" w:history="1">
           <w:r>
             <w:rPr>
               <w:rStyle w:val="Hyperlink"/>
@@ -3031,7 +3151,6 @@
       </w:r>
       <w:r>
         <w:rPr>
-          <w:u w:val="single" w:color="0000ff"/>
           <w:rFonts w:ascii="Charis SIL Regular" w:hAnsi="Charis SIL Regular" w:eastAsia="Charis SIL Regular"/>
           <w:b w:val="0"/>
           <w:i w:val="0"/>
@@ -3103,7 +3222,7 @@
           <w:sz w:val="24"/>
           <w:u w:val="single"/>
         </w:rPr>
-        <w:hyperlink r:id="rId20" w:history="1">
+        <w:hyperlink r:id="rId18" w:history="1">
           <w:r>
             <w:rPr>
               <w:rStyle w:val="Hyperlink"/>
@@ -3224,7 +3343,7 @@
           <w:sz w:val="24"/>
           <w:u w:val="single"/>
         </w:rPr>
-        <w:hyperlink r:id="rId21" w:history="1">
+        <w:hyperlink r:id="rId20" w:history="1">
           <w:r>
             <w:rPr>
               <w:rStyle w:val="Hyperlink"/>
@@ -3242,7 +3361,7 @@
           <w:sz w:val="24"/>
           <w:u w:val="single"/>
         </w:rPr>
-        <w:hyperlink r:id="rId21" w:history="1">
+        <w:hyperlink r:id="rId20" w:history="1">
           <w:r>
             <w:rPr>
               <w:rStyle w:val="Hyperlink"/>
@@ -3260,7 +3379,7 @@
           <w:sz w:val="24"/>
           <w:u w:val="single"/>
         </w:rPr>
-        <w:hyperlink r:id="rId21" w:history="1">
+        <w:hyperlink r:id="rId20" w:history="1">
           <w:r>
             <w:rPr>
               <w:rStyle w:val="Hyperlink"/>
@@ -3278,7 +3397,7 @@
           <w:sz w:val="24"/>
           <w:u w:val="single"/>
         </w:rPr>
-        <w:hyperlink r:id="rId21" w:history="1">
+        <w:hyperlink r:id="rId20" w:history="1">
           <w:r>
             <w:rPr>
               <w:rStyle w:val="Hyperlink"/>
@@ -3306,7 +3425,7 @@
           <w:sz w:val="24"/>
           <w:u w:val="single"/>
         </w:rPr>
-        <w:hyperlink r:id="rId22" w:history="1">
+        <w:hyperlink r:id="rId21" w:history="1">
           <w:r>
             <w:rPr>
               <w:rStyle w:val="Hyperlink"/>
@@ -3342,7 +3461,7 @@
           <w:sz w:val="24"/>
           <w:u w:val="single"/>
         </w:rPr>
-        <w:hyperlink r:id="rId21" w:history="1">
+        <w:hyperlink r:id="rId20" w:history="1">
           <w:r>
             <w:rPr>
               <w:rStyle w:val="Hyperlink"/>
@@ -3353,14 +3472,13 @@
       </w:r>
       <w:r>
         <w:rPr>
-          <w:u w:val="single" w:color="0000ff"/>
           <w:rFonts w:ascii="Charis SIL Regular" w:hAnsi="Charis SIL Regular" w:eastAsia="Charis SIL Regular"/>
           <w:b w:val="0"/>
           <w:i w:val="0"/>
           <w:color w:val="000000"/>
           <w:sz w:val="24"/>
         </w:rPr>
-        <w:hyperlink r:id="rId21" w:history="1">
+        <w:hyperlink r:id="rId20" w:history="1">
           <w:r>
             <w:rPr>
               <w:rStyle w:val="Hyperlink"/>
@@ -3378,7 +3496,7 @@
           <w:sz w:val="24"/>
           <w:u w:val="single"/>
         </w:rPr>
-        <w:hyperlink r:id="rId21" w:history="1">
+        <w:hyperlink r:id="rId20" w:history="1">
           <w:r>
             <w:rPr>
               <w:rStyle w:val="Hyperlink"/>
@@ -3407,7 +3525,7 @@
           <w:sz w:val="24"/>
           <w:u w:val="single"/>
         </w:rPr>
-        <w:hyperlink r:id="rId23" w:history="1">
+        <w:hyperlink r:id="rId20" w:history="1">
           <w:r>
             <w:rPr>
               <w:rStyle w:val="Hyperlink"/>
@@ -3425,7 +3543,7 @@
           <w:sz w:val="24"/>
           <w:u w:val="single"/>
         </w:rPr>
-        <w:hyperlink r:id="rId23" w:history="1">
+        <w:hyperlink r:id="rId20" w:history="1">
           <w:r>
             <w:rPr>
               <w:rStyle w:val="Hyperlink"/>

--- a/EXPORTS/DOCX/published/niveau3/Dutch/MNusantara.docx
+++ b/EXPORTS/DOCX/published/niveau3/Dutch/MNusantara.docx
@@ -2873,9 +2873,15 @@
           <w:i w:val="0"/>
           <w:color w:val="0000FF"/>
           <w:sz w:val="24"/>
-          <w:u w:val="single"/>
         </w:rPr>
-        <w:t>2</w:t>
+        <w:hyperlink r:id="rId14" w:history="1">
+          <w:r>
+            <w:rPr>
+              <w:rStyle w:val="Hyperlink"/>
+            </w:rPr>
+            <w:t>2</w:t>
+          </w:r>
+        </w:hyperlink>
       </w:r>
       <w:r>
         <w:rPr>
@@ -3122,7 +3128,7 @@
           <w:sz w:val="24"/>
           <w:u w:val="single"/>
         </w:rPr>
-        <w:hyperlink r:id="rId19" w:history="1">
+        <w:hyperlink r:id="rId18" w:history="1">
           <w:r>
             <w:rPr>
               <w:rStyle w:val="Hyperlink"/>
@@ -3140,7 +3146,7 @@
           <w:sz w:val="24"/>
           <w:u w:val="single"/>
         </w:rPr>
-        <w:hyperlink r:id="rId18" w:history="1">
+        <w:hyperlink r:id="rId19" w:history="1">
           <w:r>
             <w:rPr>
               <w:rStyle w:val="Hyperlink"/>
@@ -3157,14 +3163,7 @@
           <w:color w:val="000000"/>
           <w:sz w:val="24"/>
         </w:rPr>
-        <w:hyperlink r:id="rId18" w:history="1">
-          <w:r>
-            <w:rPr>
-              <w:rStyle w:val="Hyperlink"/>
-            </w:rPr>
-            <w:t xml:space="preserve">, </w:t>
-          </w:r>
-        </w:hyperlink>
+        <w:t xml:space="preserve">, </w:t>
       </w:r>
       <w:r>
         <w:rPr>
@@ -3175,7 +3174,7 @@
           <w:sz w:val="24"/>
           <w:u w:val="single"/>
         </w:rPr>
-        <w:hyperlink r:id="rId18" w:history="1">
+        <w:hyperlink r:id="rId20" w:history="1">
           <w:r>
             <w:rPr>
               <w:rStyle w:val="Hyperlink"/>
@@ -3204,7 +3203,7 @@
           <w:sz w:val="24"/>
           <w:u w:val="single"/>
         </w:rPr>
-        <w:hyperlink r:id="rId18" w:history="1">
+        <w:hyperlink r:id="rId20" w:history="1">
           <w:r>
             <w:rPr>
               <w:rStyle w:val="Hyperlink"/>
@@ -3222,7 +3221,7 @@
           <w:sz w:val="24"/>
           <w:u w:val="single"/>
         </w:rPr>
-        <w:hyperlink r:id="rId18" w:history="1">
+        <w:hyperlink r:id="rId20" w:history="1">
           <w:r>
             <w:rPr>
               <w:rStyle w:val="Hyperlink"/>
@@ -3343,7 +3342,7 @@
           <w:sz w:val="24"/>
           <w:u w:val="single"/>
         </w:rPr>
-        <w:hyperlink r:id="rId20" w:history="1">
+        <w:hyperlink r:id="rId21" w:history="1">
           <w:r>
             <w:rPr>
               <w:rStyle w:val="Hyperlink"/>
@@ -3361,7 +3360,7 @@
           <w:sz w:val="24"/>
           <w:u w:val="single"/>
         </w:rPr>
-        <w:hyperlink r:id="rId20" w:history="1">
+        <w:hyperlink r:id="rId21" w:history="1">
           <w:r>
             <w:rPr>
               <w:rStyle w:val="Hyperlink"/>
@@ -3379,7 +3378,7 @@
           <w:sz w:val="24"/>
           <w:u w:val="single"/>
         </w:rPr>
-        <w:hyperlink r:id="rId20" w:history="1">
+        <w:hyperlink r:id="rId21" w:history="1">
           <w:r>
             <w:rPr>
               <w:rStyle w:val="Hyperlink"/>
@@ -3397,7 +3396,7 @@
           <w:sz w:val="24"/>
           <w:u w:val="single"/>
         </w:rPr>
-        <w:hyperlink r:id="rId20" w:history="1">
+        <w:hyperlink r:id="rId21" w:history="1">
           <w:r>
             <w:rPr>
               <w:rStyle w:val="Hyperlink"/>
@@ -3425,7 +3424,7 @@
           <w:sz w:val="24"/>
           <w:u w:val="single"/>
         </w:rPr>
-        <w:hyperlink r:id="rId21" w:history="1">
+        <w:hyperlink r:id="rId22" w:history="1">
           <w:r>
             <w:rPr>
               <w:rStyle w:val="Hyperlink"/>
@@ -3461,7 +3460,7 @@
           <w:sz w:val="24"/>
           <w:u w:val="single"/>
         </w:rPr>
-        <w:hyperlink r:id="rId20" w:history="1">
+        <w:hyperlink r:id="rId21" w:history="1">
           <w:r>
             <w:rPr>
               <w:rStyle w:val="Hyperlink"/>
@@ -3472,20 +3471,14 @@
       </w:r>
       <w:r>
         <w:rPr>
+          <w:u w:val="single" w:color="0000ff"/>
           <w:rFonts w:ascii="Charis SIL Regular" w:hAnsi="Charis SIL Regular" w:eastAsia="Charis SIL Regular"/>
           <w:b w:val="0"/>
           <w:i w:val="0"/>
           <w:color w:val="000000"/>
           <w:sz w:val="24"/>
         </w:rPr>
-        <w:hyperlink r:id="rId20" w:history="1">
-          <w:r>
-            <w:rPr>
-              <w:rStyle w:val="Hyperlink"/>
-            </w:rPr>
-            <w:t xml:space="preserve">, </w:t>
-          </w:r>
-        </w:hyperlink>
+        <w:t xml:space="preserve">, </w:t>
       </w:r>
       <w:r>
         <w:rPr>
@@ -3496,7 +3489,7 @@
           <w:sz w:val="24"/>
           <w:u w:val="single"/>
         </w:rPr>
-        <w:hyperlink r:id="rId20" w:history="1">
+        <w:hyperlink r:id="rId21" w:history="1">
           <w:r>
             <w:rPr>
               <w:rStyle w:val="Hyperlink"/>
@@ -3525,7 +3518,7 @@
           <w:sz w:val="24"/>
           <w:u w:val="single"/>
         </w:rPr>
-        <w:hyperlink r:id="rId20" w:history="1">
+        <w:hyperlink r:id="rId23" w:history="1">
           <w:r>
             <w:rPr>
               <w:rStyle w:val="Hyperlink"/>
@@ -3543,7 +3536,7 @@
           <w:sz w:val="24"/>
           <w:u w:val="single"/>
         </w:rPr>
-        <w:hyperlink r:id="rId20" w:history="1">
+        <w:hyperlink r:id="rId21" w:history="1">
           <w:r>
             <w:rPr>
               <w:rStyle w:val="Hyperlink"/>

--- a/EXPORTS/DOCX/published/niveau3/Dutch/MNusantara.docx
+++ b/EXPORTS/DOCX/published/niveau3/Dutch/MNusantara.docx
@@ -899,25 +899,7 @@
           <w:color w:val="000000"/>
           <w:sz w:val="24"/>
         </w:rPr>
-        <w:t>ond</w:t>
-      </w:r>
-      <w:r>
-        <w:rPr>
-          <w:u w:val="single" w:color="0000ff"/>
-          <w:rFonts w:ascii="Charis SIL Regular" w:hAnsi="Charis SIL Regular" w:eastAsia="Charis SIL Regular"/>
-          <w:b w:val="0"/>
-          <w:i w:val="0"/>
-          <w:color w:val="000000"/>
-          <w:sz w:val="24"/>
-        </w:rPr>
-        <w:hyperlink r:id="rId13" w:history="1">
-          <w:r>
-            <w:rPr>
-              <w:rStyle w:val="Hyperlink"/>
-            </w:rPr>
-            <w:t>er de naa</w:t>
-          </w:r>
-        </w:hyperlink>
+        <w:t>onder de naa</w:t>
       </w:r>
       <w:r>
         <w:rPr>
@@ -3146,7 +3128,7 @@
           <w:sz w:val="24"/>
           <w:u w:val="single"/>
         </w:rPr>
-        <w:hyperlink r:id="rId19" w:history="1">
+        <w:hyperlink r:id="rId18" w:history="1">
           <w:r>
             <w:rPr>
               <w:rStyle w:val="Hyperlink"/>
@@ -3157,13 +3139,21 @@
       </w:r>
       <w:r>
         <w:rPr>
+          <w:u w:val="single" w:color="0000ff"/>
           <w:rFonts w:ascii="Charis SIL Regular" w:hAnsi="Charis SIL Regular" w:eastAsia="Charis SIL Regular"/>
           <w:b w:val="0"/>
           <w:i w:val="0"/>
           <w:color w:val="000000"/>
           <w:sz w:val="24"/>
         </w:rPr>
-        <w:t xml:space="preserve">, </w:t>
+        <w:hyperlink r:id="rId18" w:history="1">
+          <w:r>
+            <w:rPr>
+              <w:rStyle w:val="Hyperlink"/>
+            </w:rPr>
+            <w:t xml:space="preserve">, </w:t>
+          </w:r>
+        </w:hyperlink>
       </w:r>
       <w:r>
         <w:rPr>
@@ -3478,7 +3468,14 @@
           <w:color w:val="000000"/>
           <w:sz w:val="24"/>
         </w:rPr>
-        <w:t xml:space="preserve">, </w:t>
+        <w:hyperlink r:id="rId21" w:history="1">
+          <w:r>
+            <w:rPr>
+              <w:rStyle w:val="Hyperlink"/>
+            </w:rPr>
+            <w:t xml:space="preserve">, </w:t>
+          </w:r>
+        </w:hyperlink>
       </w:r>
       <w:r>
         <w:rPr>
@@ -3536,7 +3533,7 @@
           <w:sz w:val="24"/>
           <w:u w:val="single"/>
         </w:rPr>
-        <w:hyperlink r:id="rId21" w:history="1">
+        <w:hyperlink r:id="rId23" w:history="1">
           <w:r>
             <w:rPr>
               <w:rStyle w:val="Hyperlink"/>

--- a/EXPORTS/DOCX/published/niveau3/Dutch/MNusantara.docx
+++ b/EXPORTS/DOCX/published/niveau3/Dutch/MNusantara.docx
@@ -899,7 +899,25 @@
           <w:color w:val="000000"/>
           <w:sz w:val="24"/>
         </w:rPr>
-        <w:t>onder de naa</w:t>
+        <w:t>ond</w:t>
+      </w:r>
+      <w:r>
+        <w:rPr>
+          <w:u w:val="single" w:color="0000ff"/>
+          <w:rFonts w:ascii="Charis SIL Regular" w:hAnsi="Charis SIL Regular" w:eastAsia="Charis SIL Regular"/>
+          <w:b w:val="0"/>
+          <w:i w:val="0"/>
+          <w:color w:val="000000"/>
+          <w:sz w:val="24"/>
+        </w:rPr>
+        <w:hyperlink r:id="rId13" w:history="1">
+          <w:r>
+            <w:rPr>
+              <w:rStyle w:val="Hyperlink"/>
+            </w:rPr>
+            <w:t>er de naa</w:t>
+          </w:r>
+        </w:hyperlink>
       </w:r>
       <w:r>
         <w:rPr>
@@ -2855,15 +2873,9 @@
           <w:i w:val="0"/>
           <w:color w:val="0000FF"/>
           <w:sz w:val="24"/>
+          <w:u w:val="single"/>
         </w:rPr>
-        <w:hyperlink r:id="rId14" w:history="1">
-          <w:r>
-            <w:rPr>
-              <w:rStyle w:val="Hyperlink"/>
-            </w:rPr>
-            <w:t>2</w:t>
-          </w:r>
-        </w:hyperlink>
+        <w:t>2</w:t>
       </w:r>
       <w:r>
         <w:rPr>
@@ -3110,7 +3122,7 @@
           <w:sz w:val="24"/>
           <w:u w:val="single"/>
         </w:rPr>
-        <w:hyperlink r:id="rId18" w:history="1">
+        <w:hyperlink r:id="rId19" w:history="1">
           <w:r>
             <w:rPr>
               <w:rStyle w:val="Hyperlink"/>
@@ -3128,7 +3140,7 @@
           <w:sz w:val="24"/>
           <w:u w:val="single"/>
         </w:rPr>
-        <w:hyperlink r:id="rId18" w:history="1">
+        <w:hyperlink r:id="rId19" w:history="1">
           <w:r>
             <w:rPr>
               <w:rStyle w:val="Hyperlink"/>
@@ -3139,21 +3151,13 @@
       </w:r>
       <w:r>
         <w:rPr>
-          <w:u w:val="single" w:color="0000ff"/>
           <w:rFonts w:ascii="Charis SIL Regular" w:hAnsi="Charis SIL Regular" w:eastAsia="Charis SIL Regular"/>
           <w:b w:val="0"/>
           <w:i w:val="0"/>
           <w:color w:val="000000"/>
           <w:sz w:val="24"/>
         </w:rPr>
-        <w:hyperlink r:id="rId18" w:history="1">
-          <w:r>
-            <w:rPr>
-              <w:rStyle w:val="Hyperlink"/>
-            </w:rPr>
-            <w:t xml:space="preserve">, </w:t>
-          </w:r>
-        </w:hyperlink>
+        <w:t xml:space="preserve">, </w:t>
       </w:r>
       <w:r>
         <w:rPr>
@@ -3450,7 +3454,7 @@
           <w:sz w:val="24"/>
           <w:u w:val="single"/>
         </w:rPr>
-        <w:hyperlink r:id="rId21" w:history="1">
+        <w:hyperlink r:id="rId22" w:history="1">
           <w:r>
             <w:rPr>
               <w:rStyle w:val="Hyperlink"/>
@@ -3461,7 +3465,6 @@
       </w:r>
       <w:r>
         <w:rPr>
-          <w:u w:val="single" w:color="0000ff"/>
           <w:rFonts w:ascii="Charis SIL Regular" w:hAnsi="Charis SIL Regular" w:eastAsia="Charis SIL Regular"/>
           <w:b w:val="0"/>
           <w:i w:val="0"/>
@@ -3515,7 +3518,7 @@
           <w:sz w:val="24"/>
           <w:u w:val="single"/>
         </w:rPr>
-        <w:hyperlink r:id="rId23" w:history="1">
+        <w:hyperlink r:id="rId21" w:history="1">
           <w:r>
             <w:rPr>
               <w:rStyle w:val="Hyperlink"/>
@@ -3533,7 +3536,7 @@
           <w:sz w:val="24"/>
           <w:u w:val="single"/>
         </w:rPr>
-        <w:hyperlink r:id="rId23" w:history="1">
+        <w:hyperlink r:id="rId21" w:history="1">
           <w:r>
             <w:rPr>
               <w:rStyle w:val="Hyperlink"/>

--- a/EXPORTS/DOCX/published/niveau3/Dutch/MNusantara.docx
+++ b/EXPORTS/DOCX/published/niveau3/Dutch/MNusantara.docx
@@ -2873,9 +2873,15 @@
           <w:i w:val="0"/>
           <w:color w:val="0000FF"/>
           <w:sz w:val="24"/>
-          <w:u w:val="single"/>
         </w:rPr>
-        <w:t>2</w:t>
+        <w:hyperlink r:id="rId14" w:history="1">
+          <w:r>
+            <w:rPr>
+              <w:rStyle w:val="Hyperlink"/>
+            </w:rPr>
+            <w:t>2</w:t>
+          </w:r>
+        </w:hyperlink>
       </w:r>
       <w:r>
         <w:rPr>
@@ -3151,13 +3157,21 @@
       </w:r>
       <w:r>
         <w:rPr>
+          <w:u w:val="single" w:color="0000ff"/>
           <w:rFonts w:ascii="Charis SIL Regular" w:hAnsi="Charis SIL Regular" w:eastAsia="Charis SIL Regular"/>
           <w:b w:val="0"/>
           <w:i w:val="0"/>
           <w:color w:val="000000"/>
           <w:sz w:val="24"/>
         </w:rPr>
-        <w:t xml:space="preserve">, </w:t>
+        <w:hyperlink r:id="rId18" w:history="1">
+          <w:r>
+            <w:rPr>
+              <w:rStyle w:val="Hyperlink"/>
+            </w:rPr>
+            <w:t xml:space="preserve">, </w:t>
+          </w:r>
+        </w:hyperlink>
       </w:r>
       <w:r>
         <w:rPr>
@@ -3436,7 +3450,7 @@
           <w:sz w:val="24"/>
           <w:u w:val="single"/>
         </w:rPr>
-        <w:hyperlink r:id="rId21" w:history="1">
+        <w:hyperlink r:id="rId22" w:history="1">
           <w:r>
             <w:rPr>
               <w:rStyle w:val="Hyperlink"/>
@@ -3465,6 +3479,7 @@
       </w:r>
       <w:r>
         <w:rPr>
+          <w:u w:val="single" w:color="0000ff"/>
           <w:rFonts w:ascii="Charis SIL Regular" w:hAnsi="Charis SIL Regular" w:eastAsia="Charis SIL Regular"/>
           <w:b w:val="0"/>
           <w:i w:val="0"/>
@@ -3489,7 +3504,7 @@
           <w:sz w:val="24"/>
           <w:u w:val="single"/>
         </w:rPr>
-        <w:hyperlink r:id="rId21" w:history="1">
+        <w:hyperlink r:id="rId23" w:history="1">
           <w:r>
             <w:rPr>
               <w:rStyle w:val="Hyperlink"/>
@@ -3518,7 +3533,7 @@
           <w:sz w:val="24"/>
           <w:u w:val="single"/>
         </w:rPr>
-        <w:hyperlink r:id="rId21" w:history="1">
+        <w:hyperlink r:id="rId23" w:history="1">
           <w:r>
             <w:rPr>
               <w:rStyle w:val="Hyperlink"/>
@@ -3536,7 +3551,7 @@
           <w:sz w:val="24"/>
           <w:u w:val="single"/>
         </w:rPr>
-        <w:hyperlink r:id="rId21" w:history="1">
+        <w:hyperlink r:id="rId23" w:history="1">
           <w:r>
             <w:rPr>
               <w:rStyle w:val="Hyperlink"/>

--- a/EXPORTS/DOCX/published/niveau3/Dutch/MNusantara.docx
+++ b/EXPORTS/DOCX/published/niveau3/Dutch/MNusantara.docx
@@ -3146,7 +3146,7 @@
           <w:sz w:val="24"/>
           <w:u w:val="single"/>
         </w:rPr>
-        <w:hyperlink r:id="rId19" w:history="1">
+        <w:hyperlink r:id="rId18" w:history="1">
           <w:r>
             <w:rPr>
               <w:rStyle w:val="Hyperlink"/>
@@ -3157,7 +3157,6 @@
       </w:r>
       <w:r>
         <w:rPr>
-          <w:u w:val="single" w:color="0000ff"/>
           <w:rFonts w:ascii="Charis SIL Regular" w:hAnsi="Charis SIL Regular" w:eastAsia="Charis SIL Regular"/>
           <w:b w:val="0"/>
           <w:i w:val="0"/>
@@ -3182,7 +3181,7 @@
           <w:sz w:val="24"/>
           <w:u w:val="single"/>
         </w:rPr>
-        <w:hyperlink r:id="rId20" w:history="1">
+        <w:hyperlink r:id="rId18" w:history="1">
           <w:r>
             <w:rPr>
               <w:rStyle w:val="Hyperlink"/>
@@ -3211,7 +3210,7 @@
           <w:sz w:val="24"/>
           <w:u w:val="single"/>
         </w:rPr>
-        <w:hyperlink r:id="rId20" w:history="1">
+        <w:hyperlink r:id="rId18" w:history="1">
           <w:r>
             <w:rPr>
               <w:rStyle w:val="Hyperlink"/>
@@ -3229,7 +3228,7 @@
           <w:sz w:val="24"/>
           <w:u w:val="single"/>
         </w:rPr>
-        <w:hyperlink r:id="rId20" w:history="1">
+        <w:hyperlink r:id="rId18" w:history="1">
           <w:r>
             <w:rPr>
               <w:rStyle w:val="Hyperlink"/>
@@ -3350,7 +3349,7 @@
           <w:sz w:val="24"/>
           <w:u w:val="single"/>
         </w:rPr>
-        <w:hyperlink r:id="rId21" w:history="1">
+        <w:hyperlink r:id="rId20" w:history="1">
           <w:r>
             <w:rPr>
               <w:rStyle w:val="Hyperlink"/>
@@ -3368,7 +3367,7 @@
           <w:sz w:val="24"/>
           <w:u w:val="single"/>
         </w:rPr>
-        <w:hyperlink r:id="rId21" w:history="1">
+        <w:hyperlink r:id="rId20" w:history="1">
           <w:r>
             <w:rPr>
               <w:rStyle w:val="Hyperlink"/>
@@ -3386,7 +3385,7 @@
           <w:sz w:val="24"/>
           <w:u w:val="single"/>
         </w:rPr>
-        <w:hyperlink r:id="rId21" w:history="1">
+        <w:hyperlink r:id="rId20" w:history="1">
           <w:r>
             <w:rPr>
               <w:rStyle w:val="Hyperlink"/>
@@ -3404,7 +3403,7 @@
           <w:sz w:val="24"/>
           <w:u w:val="single"/>
         </w:rPr>
-        <w:hyperlink r:id="rId21" w:history="1">
+        <w:hyperlink r:id="rId20" w:history="1">
           <w:r>
             <w:rPr>
               <w:rStyle w:val="Hyperlink"/>
@@ -3432,7 +3431,7 @@
           <w:sz w:val="24"/>
           <w:u w:val="single"/>
         </w:rPr>
-        <w:hyperlink r:id="rId22" w:history="1">
+        <w:hyperlink r:id="rId21" w:history="1">
           <w:r>
             <w:rPr>
               <w:rStyle w:val="Hyperlink"/>
@@ -3450,7 +3449,7 @@
           <w:sz w:val="24"/>
           <w:u w:val="single"/>
         </w:rPr>
-        <w:hyperlink r:id="rId22" w:history="1">
+        <w:hyperlink r:id="rId21" w:history="1">
           <w:r>
             <w:rPr>
               <w:rStyle w:val="Hyperlink"/>
@@ -3468,7 +3467,7 @@
           <w:sz w:val="24"/>
           <w:u w:val="single"/>
         </w:rPr>
-        <w:hyperlink r:id="rId22" w:history="1">
+        <w:hyperlink r:id="rId21" w:history="1">
           <w:r>
             <w:rPr>
               <w:rStyle w:val="Hyperlink"/>
@@ -3479,21 +3478,13 @@
       </w:r>
       <w:r>
         <w:rPr>
-          <w:u w:val="single" w:color="0000ff"/>
           <w:rFonts w:ascii="Charis SIL Regular" w:hAnsi="Charis SIL Regular" w:eastAsia="Charis SIL Regular"/>
           <w:b w:val="0"/>
           <w:i w:val="0"/>
           <w:color w:val="000000"/>
           <w:sz w:val="24"/>
         </w:rPr>
-        <w:hyperlink r:id="rId21" w:history="1">
-          <w:r>
-            <w:rPr>
-              <w:rStyle w:val="Hyperlink"/>
-            </w:rPr>
-            <w:t xml:space="preserve">, </w:t>
-          </w:r>
-        </w:hyperlink>
+        <w:t xml:space="preserve">, </w:t>
       </w:r>
       <w:r>
         <w:rPr>
@@ -3504,7 +3495,7 @@
           <w:sz w:val="24"/>
           <w:u w:val="single"/>
         </w:rPr>
-        <w:hyperlink r:id="rId23" w:history="1">
+        <w:hyperlink r:id="rId22" w:history="1">
           <w:r>
             <w:rPr>
               <w:rStyle w:val="Hyperlink"/>
@@ -3533,7 +3524,7 @@
           <w:sz w:val="24"/>
           <w:u w:val="single"/>
         </w:rPr>
-        <w:hyperlink r:id="rId23" w:history="1">
+        <w:hyperlink r:id="rId22" w:history="1">
           <w:r>
             <w:rPr>
               <w:rStyle w:val="Hyperlink"/>
@@ -3551,7 +3542,7 @@
           <w:sz w:val="24"/>
           <w:u w:val="single"/>
         </w:rPr>
-        <w:hyperlink r:id="rId23" w:history="1">
+        <w:hyperlink r:id="rId20" w:history="1">
           <w:r>
             <w:rPr>
               <w:rStyle w:val="Hyperlink"/>

--- a/EXPORTS/DOCX/published/niveau3/Dutch/MNusantara.docx
+++ b/EXPORTS/DOCX/published/niveau3/Dutch/MNusantara.docx
@@ -3146,7 +3146,7 @@
           <w:sz w:val="24"/>
           <w:u w:val="single"/>
         </w:rPr>
-        <w:hyperlink r:id="rId18" w:history="1">
+        <w:hyperlink r:id="rId19" w:history="1">
           <w:r>
             <w:rPr>
               <w:rStyle w:val="Hyperlink"/>
@@ -3163,14 +3163,7 @@
           <w:color w:val="000000"/>
           <w:sz w:val="24"/>
         </w:rPr>
-        <w:hyperlink r:id="rId18" w:history="1">
-          <w:r>
-            <w:rPr>
-              <w:rStyle w:val="Hyperlink"/>
-            </w:rPr>
-            <w:t xml:space="preserve">, </w:t>
-          </w:r>
-        </w:hyperlink>
+        <w:t xml:space="preserve">, </w:t>
       </w:r>
       <w:r>
         <w:rPr>
@@ -3181,7 +3174,7 @@
           <w:sz w:val="24"/>
           <w:u w:val="single"/>
         </w:rPr>
-        <w:hyperlink r:id="rId18" w:history="1">
+        <w:hyperlink r:id="rId20" w:history="1">
           <w:r>
             <w:rPr>
               <w:rStyle w:val="Hyperlink"/>
@@ -3210,7 +3203,7 @@
           <w:sz w:val="24"/>
           <w:u w:val="single"/>
         </w:rPr>
-        <w:hyperlink r:id="rId18" w:history="1">
+        <w:hyperlink r:id="rId20" w:history="1">
           <w:r>
             <w:rPr>
               <w:rStyle w:val="Hyperlink"/>
@@ -3228,7 +3221,7 @@
           <w:sz w:val="24"/>
           <w:u w:val="single"/>
         </w:rPr>
-        <w:hyperlink r:id="rId18" w:history="1">
+        <w:hyperlink r:id="rId20" w:history="1">
           <w:r>
             <w:rPr>
               <w:rStyle w:val="Hyperlink"/>
@@ -3349,7 +3342,7 @@
           <w:sz w:val="24"/>
           <w:u w:val="single"/>
         </w:rPr>
-        <w:hyperlink r:id="rId20" w:history="1">
+        <w:hyperlink r:id="rId21" w:history="1">
           <w:r>
             <w:rPr>
               <w:rStyle w:val="Hyperlink"/>
@@ -3367,7 +3360,7 @@
           <w:sz w:val="24"/>
           <w:u w:val="single"/>
         </w:rPr>
-        <w:hyperlink r:id="rId20" w:history="1">
+        <w:hyperlink r:id="rId21" w:history="1">
           <w:r>
             <w:rPr>
               <w:rStyle w:val="Hyperlink"/>
@@ -3385,7 +3378,7 @@
           <w:sz w:val="24"/>
           <w:u w:val="single"/>
         </w:rPr>
-        <w:hyperlink r:id="rId20" w:history="1">
+        <w:hyperlink r:id="rId21" w:history="1">
           <w:r>
             <w:rPr>
               <w:rStyle w:val="Hyperlink"/>
@@ -3403,7 +3396,7 @@
           <w:sz w:val="24"/>
           <w:u w:val="single"/>
         </w:rPr>
-        <w:hyperlink r:id="rId20" w:history="1">
+        <w:hyperlink r:id="rId21" w:history="1">
           <w:r>
             <w:rPr>
               <w:rStyle w:val="Hyperlink"/>
@@ -3431,7 +3424,7 @@
           <w:sz w:val="24"/>
           <w:u w:val="single"/>
         </w:rPr>
-        <w:hyperlink r:id="rId21" w:history="1">
+        <w:hyperlink r:id="rId22" w:history="1">
           <w:r>
             <w:rPr>
               <w:rStyle w:val="Hyperlink"/>
@@ -3449,7 +3442,7 @@
           <w:sz w:val="24"/>
           <w:u w:val="single"/>
         </w:rPr>
-        <w:hyperlink r:id="rId21" w:history="1">
+        <w:hyperlink r:id="rId22" w:history="1">
           <w:r>
             <w:rPr>
               <w:rStyle w:val="Hyperlink"/>
@@ -3467,7 +3460,7 @@
           <w:sz w:val="24"/>
           <w:u w:val="single"/>
         </w:rPr>
-        <w:hyperlink r:id="rId21" w:history="1">
+        <w:hyperlink r:id="rId22" w:history="1">
           <w:r>
             <w:rPr>
               <w:rStyle w:val="Hyperlink"/>
@@ -3478,13 +3471,21 @@
       </w:r>
       <w:r>
         <w:rPr>
+          <w:u w:val="single" w:color="0000ff"/>
           <w:rFonts w:ascii="Charis SIL Regular" w:hAnsi="Charis SIL Regular" w:eastAsia="Charis SIL Regular"/>
           <w:b w:val="0"/>
           <w:i w:val="0"/>
           <w:color w:val="000000"/>
           <w:sz w:val="24"/>
         </w:rPr>
-        <w:t xml:space="preserve">, </w:t>
+        <w:hyperlink r:id="rId21" w:history="1">
+          <w:r>
+            <w:rPr>
+              <w:rStyle w:val="Hyperlink"/>
+            </w:rPr>
+            <w:t xml:space="preserve">, </w:t>
+          </w:r>
+        </w:hyperlink>
       </w:r>
       <w:r>
         <w:rPr>
@@ -3495,7 +3496,7 @@
           <w:sz w:val="24"/>
           <w:u w:val="single"/>
         </w:rPr>
-        <w:hyperlink r:id="rId22" w:history="1">
+        <w:hyperlink r:id="rId23" w:history="1">
           <w:r>
             <w:rPr>
               <w:rStyle w:val="Hyperlink"/>
@@ -3524,7 +3525,7 @@
           <w:sz w:val="24"/>
           <w:u w:val="single"/>
         </w:rPr>
-        <w:hyperlink r:id="rId22" w:history="1">
+        <w:hyperlink r:id="rId23" w:history="1">
           <w:r>
             <w:rPr>
               <w:rStyle w:val="Hyperlink"/>
@@ -3542,7 +3543,7 @@
           <w:sz w:val="24"/>
           <w:u w:val="single"/>
         </w:rPr>
-        <w:hyperlink r:id="rId20" w:history="1">
+        <w:hyperlink r:id="rId23" w:history="1">
           <w:r>
             <w:rPr>
               <w:rStyle w:val="Hyperlink"/>

--- a/EXPORTS/DOCX/published/niveau3/Dutch/MNusantara.docx
+++ b/EXPORTS/DOCX/published/niveau3/Dutch/MNusantara.docx
@@ -2873,15 +2873,9 @@
           <w:i w:val="0"/>
           <w:color w:val="0000FF"/>
           <w:sz w:val="24"/>
+          <w:u w:val="single"/>
         </w:rPr>
-        <w:hyperlink r:id="rId14" w:history="1">
-          <w:r>
-            <w:rPr>
-              <w:rStyle w:val="Hyperlink"/>
-            </w:rPr>
-            <w:t>2</w:t>
-          </w:r>
-        </w:hyperlink>
+        <w:t>2</w:t>
       </w:r>
       <w:r>
         <w:rPr>
@@ -3128,7 +3122,7 @@
           <w:sz w:val="24"/>
           <w:u w:val="single"/>
         </w:rPr>
-        <w:hyperlink r:id="rId19" w:history="1">
+        <w:hyperlink r:id="rId18" w:history="1">
           <w:r>
             <w:rPr>
               <w:rStyle w:val="Hyperlink"/>
@@ -3146,7 +3140,7 @@
           <w:sz w:val="24"/>
           <w:u w:val="single"/>
         </w:rPr>
-        <w:hyperlink r:id="rId19" w:history="1">
+        <w:hyperlink r:id="rId18" w:history="1">
           <w:r>
             <w:rPr>
               <w:rStyle w:val="Hyperlink"/>
@@ -3157,13 +3151,21 @@
       </w:r>
       <w:r>
         <w:rPr>
+          <w:u w:val="single" w:color="0000ff"/>
           <w:rFonts w:ascii="Charis SIL Regular" w:hAnsi="Charis SIL Regular" w:eastAsia="Charis SIL Regular"/>
           <w:b w:val="0"/>
           <w:i w:val="0"/>
           <w:color w:val="000000"/>
           <w:sz w:val="24"/>
         </w:rPr>
-        <w:t xml:space="preserve">, </w:t>
+        <w:hyperlink r:id="rId18" w:history="1">
+          <w:r>
+            <w:rPr>
+              <w:rStyle w:val="Hyperlink"/>
+            </w:rPr>
+            <w:t xml:space="preserve">, </w:t>
+          </w:r>
+        </w:hyperlink>
       </w:r>
       <w:r>
         <w:rPr>
@@ -3174,7 +3176,7 @@
           <w:sz w:val="24"/>
           <w:u w:val="single"/>
         </w:rPr>
-        <w:hyperlink r:id="rId20" w:history="1">
+        <w:hyperlink r:id="rId18" w:history="1">
           <w:r>
             <w:rPr>
               <w:rStyle w:val="Hyperlink"/>
@@ -3525,7 +3527,7 @@
           <w:sz w:val="24"/>
           <w:u w:val="single"/>
         </w:rPr>
-        <w:hyperlink r:id="rId23" w:history="1">
+        <w:hyperlink r:id="rId21" w:history="1">
           <w:r>
             <w:rPr>
               <w:rStyle w:val="Hyperlink"/>
@@ -3543,7 +3545,7 @@
           <w:sz w:val="24"/>
           <w:u w:val="single"/>
         </w:rPr>
-        <w:hyperlink r:id="rId23" w:history="1">
+        <w:hyperlink r:id="rId21" w:history="1">
           <w:r>
             <w:rPr>
               <w:rStyle w:val="Hyperlink"/>

--- a/EXPORTS/DOCX/published/niveau3/Dutch/MNusantara.docx
+++ b/EXPORTS/DOCX/published/niveau3/Dutch/MNusantara.docx
@@ -435,58 +435,7 @@
           <w:color w:val="000000"/>
           <w:sz w:val="24"/>
         </w:rPr>
-        <w:t xml:space="preserve"> gevestigd in </w:t>
-      </w:r>
-      <w:r>
-        <w:rPr>
-          <w:rFonts w:ascii="Charis SIL Regular" w:hAnsi="Charis SIL Regular" w:eastAsia="Charis SIL Regular"/>
-          <w:b w:val="0"/>
-          <w:i w:val="0"/>
-          <w:color w:val="000000"/>
-          <w:sz w:val="24"/>
-        </w:rPr>
-        <w:hyperlink r:id="rId10" w:history="1">
-          <w:r>
-            <w:rPr>
-              <w:rStyle w:val="Hyperlink"/>
-            </w:rPr>
-            <w:t>De</w:t>
-          </w:r>
-        </w:hyperlink>
-      </w:r>
-      <w:r>
-        <w:rPr>
-          <w:rFonts w:ascii="Charis SIL Regular" w:hAnsi="Charis SIL Regular" w:eastAsia="Charis SIL Regular"/>
-          <w:b w:val="0"/>
-          <w:i w:val="0"/>
-          <w:color w:val="000000"/>
-          <w:sz w:val="24"/>
-        </w:rPr>
-        <w:hyperlink r:id="rId10" w:history="1">
-          <w:r>
-            <w:rPr>
-              <w:rStyle w:val="Hyperlink"/>
-            </w:rPr>
-            <w:t>l</w:t>
-          </w:r>
-        </w:hyperlink>
-      </w:r>
-      <w:r>
-        <w:rPr>
-          <w:rFonts w:ascii="Charis SIL Regular" w:hAnsi="Charis SIL Regular" w:eastAsia="Charis SIL Regular"/>
-          <w:b w:val="0"/>
-          <w:i w:val="0"/>
-          <w:color w:val="000000"/>
-          <w:sz w:val="24"/>
-        </w:rPr>
-        <w:hyperlink r:id="rId10" w:history="1">
-          <w:r>
-            <w:rPr>
-              <w:rStyle w:val="Hyperlink"/>
-            </w:rPr>
-            <w:t xml:space="preserve">ft, waar </w:t>
-          </w:r>
-        </w:hyperlink>
+        <w:t xml:space="preserve"> gevestigd in Delft, waar </w:t>
       </w:r>
       <w:r>
         <w:rPr>
@@ -2873,9 +2822,15 @@
           <w:i w:val="0"/>
           <w:color w:val="0000FF"/>
           <w:sz w:val="24"/>
-          <w:u w:val="single"/>
         </w:rPr>
-        <w:t>2</w:t>
+        <w:hyperlink r:id="rId14" w:history="1">
+          <w:r>
+            <w:rPr>
+              <w:rStyle w:val="Hyperlink"/>
+            </w:rPr>
+            <w:t>2</w:t>
+          </w:r>
+        </w:hyperlink>
       </w:r>
       <w:r>
         <w:rPr>
@@ -3151,7 +3106,6 @@
       </w:r>
       <w:r>
         <w:rPr>
-          <w:u w:val="single" w:color="0000ff"/>
           <w:rFonts w:ascii="Charis SIL Regular" w:hAnsi="Charis SIL Regular" w:eastAsia="Charis SIL Regular"/>
           <w:b w:val="0"/>
           <w:i w:val="0"/>
@@ -3205,7 +3159,7 @@
           <w:sz w:val="24"/>
           <w:u w:val="single"/>
         </w:rPr>
-        <w:hyperlink r:id="rId20" w:history="1">
+        <w:hyperlink r:id="rId18" w:history="1">
           <w:r>
             <w:rPr>
               <w:rStyle w:val="Hyperlink"/>
@@ -3223,7 +3177,7 @@
           <w:sz w:val="24"/>
           <w:u w:val="single"/>
         </w:rPr>
-        <w:hyperlink r:id="rId20" w:history="1">
+        <w:hyperlink r:id="rId18" w:history="1">
           <w:r>
             <w:rPr>
               <w:rStyle w:val="Hyperlink"/>
@@ -3344,7 +3298,7 @@
           <w:sz w:val="24"/>
           <w:u w:val="single"/>
         </w:rPr>
-        <w:hyperlink r:id="rId21" w:history="1">
+        <w:hyperlink r:id="rId20" w:history="1">
           <w:r>
             <w:rPr>
               <w:rStyle w:val="Hyperlink"/>
@@ -3362,7 +3316,7 @@
           <w:sz w:val="24"/>
           <w:u w:val="single"/>
         </w:rPr>
-        <w:hyperlink r:id="rId21" w:history="1">
+        <w:hyperlink r:id="rId20" w:history="1">
           <w:r>
             <w:rPr>
               <w:rStyle w:val="Hyperlink"/>
@@ -3380,7 +3334,7 @@
           <w:sz w:val="24"/>
           <w:u w:val="single"/>
         </w:rPr>
-        <w:hyperlink r:id="rId21" w:history="1">
+        <w:hyperlink r:id="rId20" w:history="1">
           <w:r>
             <w:rPr>
               <w:rStyle w:val="Hyperlink"/>
@@ -3398,7 +3352,7 @@
           <w:sz w:val="24"/>
           <w:u w:val="single"/>
         </w:rPr>
-        <w:hyperlink r:id="rId21" w:history="1">
+        <w:hyperlink r:id="rId20" w:history="1">
           <w:r>
             <w:rPr>
               <w:rStyle w:val="Hyperlink"/>
@@ -3426,7 +3380,7 @@
           <w:sz w:val="24"/>
           <w:u w:val="single"/>
         </w:rPr>
-        <w:hyperlink r:id="rId22" w:history="1">
+        <w:hyperlink r:id="rId21" w:history="1">
           <w:r>
             <w:rPr>
               <w:rStyle w:val="Hyperlink"/>
@@ -3444,7 +3398,7 @@
           <w:sz w:val="24"/>
           <w:u w:val="single"/>
         </w:rPr>
-        <w:hyperlink r:id="rId22" w:history="1">
+        <w:hyperlink r:id="rId21" w:history="1">
           <w:r>
             <w:rPr>
               <w:rStyle w:val="Hyperlink"/>
@@ -3462,7 +3416,7 @@
           <w:sz w:val="24"/>
           <w:u w:val="single"/>
         </w:rPr>
-        <w:hyperlink r:id="rId22" w:history="1">
+        <w:hyperlink r:id="rId20" w:history="1">
           <w:r>
             <w:rPr>
               <w:rStyle w:val="Hyperlink"/>
@@ -3473,14 +3427,13 @@
       </w:r>
       <w:r>
         <w:rPr>
-          <w:u w:val="single" w:color="0000ff"/>
           <w:rFonts w:ascii="Charis SIL Regular" w:hAnsi="Charis SIL Regular" w:eastAsia="Charis SIL Regular"/>
           <w:b w:val="0"/>
           <w:i w:val="0"/>
           <w:color w:val="000000"/>
           <w:sz w:val="24"/>
         </w:rPr>
-        <w:hyperlink r:id="rId21" w:history="1">
+        <w:hyperlink r:id="rId20" w:history="1">
           <w:r>
             <w:rPr>
               <w:rStyle w:val="Hyperlink"/>
@@ -3498,7 +3451,7 @@
           <w:sz w:val="24"/>
           <w:u w:val="single"/>
         </w:rPr>
-        <w:hyperlink r:id="rId23" w:history="1">
+        <w:hyperlink r:id="rId20" w:history="1">
           <w:r>
             <w:rPr>
               <w:rStyle w:val="Hyperlink"/>
@@ -3527,7 +3480,7 @@
           <w:sz w:val="24"/>
           <w:u w:val="single"/>
         </w:rPr>
-        <w:hyperlink r:id="rId21" w:history="1">
+        <w:hyperlink r:id="rId20" w:history="1">
           <w:r>
             <w:rPr>
               <w:rStyle w:val="Hyperlink"/>
@@ -3545,7 +3498,7 @@
           <w:sz w:val="24"/>
           <w:u w:val="single"/>
         </w:rPr>
-        <w:hyperlink r:id="rId21" w:history="1">
+        <w:hyperlink r:id="rId20" w:history="1">
           <w:r>
             <w:rPr>
               <w:rStyle w:val="Hyperlink"/>

--- a/EXPORTS/DOCX/published/niveau3/Dutch/MNusantara.docx
+++ b/EXPORTS/DOCX/published/niveau3/Dutch/MNusantara.docx
@@ -435,7 +435,51 @@
           <w:color w:val="000000"/>
           <w:sz w:val="24"/>
         </w:rPr>
-        <w:t xml:space="preserve"> gevestigd in Delft, waar </w:t>
+        <w:t xml:space="preserve"> gevestigd in </w:t>
+      </w:r>
+      <w:r>
+        <w:rPr>
+          <w:rFonts w:ascii="Charis SIL Regular" w:hAnsi="Charis SIL Regular" w:eastAsia="Charis SIL Regular"/>
+          <w:b w:val="0"/>
+          <w:i w:val="0"/>
+          <w:color w:val="000000"/>
+          <w:sz w:val="24"/>
+        </w:rPr>
+        <w:hyperlink r:id="rId10" w:history="1">
+          <w:r>
+            <w:rPr>
+              <w:rStyle w:val="Hyperlink"/>
+            </w:rPr>
+            <w:t>De</w:t>
+          </w:r>
+        </w:hyperlink>
+      </w:r>
+      <w:r>
+        <w:rPr>
+          <w:rFonts w:ascii="Charis SIL Regular" w:hAnsi="Charis SIL Regular" w:eastAsia="Charis SIL Regular"/>
+          <w:b w:val="0"/>
+          <w:i w:val="0"/>
+          <w:color w:val="000000"/>
+          <w:sz w:val="24"/>
+        </w:rPr>
+        <w:hyperlink r:id="rId10" w:history="1">
+          <w:r>
+            <w:rPr>
+              <w:rStyle w:val="Hyperlink"/>
+            </w:rPr>
+            <w:t>l</w:t>
+          </w:r>
+        </w:hyperlink>
+      </w:r>
+      <w:r>
+        <w:rPr>
+          <w:rFonts w:ascii="Charis SIL Regular" w:hAnsi="Charis SIL Regular" w:eastAsia="Charis SIL Regular"/>
+          <w:b w:val="0"/>
+          <w:i w:val="0"/>
+          <w:color w:val="000000"/>
+          <w:sz w:val="24"/>
+        </w:rPr>
+        <w:t xml:space="preserve">ft, waar </w:t>
       </w:r>
       <w:r>
         <w:rPr>
@@ -465,25 +509,7 @@
           <w:color w:val="000000"/>
           <w:sz w:val="24"/>
         </w:rPr>
-        <w:t>burgerlijke ingenieurs als kol</w:t>
-      </w:r>
-      <w:r>
-        <w:rPr>
-          <w:u w:val="single" w:color="0000ff"/>
-          <w:rFonts w:ascii="Charis SIL Regular" w:hAnsi="Charis SIL Regular" w:eastAsia="Charis SIL Regular"/>
-          <w:b w:val="0"/>
-          <w:i w:val="0"/>
-          <w:color w:val="000000"/>
-          <w:sz w:val="24"/>
-        </w:rPr>
-        <w:hyperlink r:id="rId11" w:history="1">
-          <w:r>
-            <w:rPr>
-              <w:rStyle w:val="Hyperlink"/>
-            </w:rPr>
-            <w:t>oniale bestu</w:t>
-          </w:r>
-        </w:hyperlink>
+        <w:t>burgerlijke ingenieurs als koloniale bestu</w:t>
       </w:r>
       <w:r>
         <w:rPr>
@@ -859,14 +885,7 @@
           <w:color w:val="000000"/>
           <w:sz w:val="24"/>
         </w:rPr>
-        <w:hyperlink r:id="rId13" w:history="1">
-          <w:r>
-            <w:rPr>
-              <w:rStyle w:val="Hyperlink"/>
-            </w:rPr>
-            <w:t>er de naa</w:t>
-          </w:r>
-        </w:hyperlink>
+        <w:t>er de naa</w:t>
       </w:r>
       <w:r>
         <w:rPr>
@@ -1152,133 +1171,7 @@
           <w:color w:val="000000"/>
           <w:sz w:val="24"/>
         </w:rPr>
-        <w:t>gemaakt</w:t>
-      </w:r>
-      <w:r>
-        <w:rPr>
-          <w:u w:val="single" w:color="0000ff"/>
-          <w:rFonts w:ascii="Charis SIL Regular" w:hAnsi="Charis SIL Regular" w:eastAsia="Charis SIL Regular"/>
-          <w:b w:val="0"/>
-          <w:i w:val="0"/>
-          <w:color w:val="000000"/>
-          <w:sz w:val="24"/>
-        </w:rPr>
-        <w:hyperlink r:id="rId14" w:history="1">
-          <w:r>
-            <w:rPr>
-              <w:rStyle w:val="Hyperlink"/>
-            </w:rPr>
-            <w:t xml:space="preserve"> van de i</w:t>
-          </w:r>
-        </w:hyperlink>
-      </w:r>
-      <w:r>
-        <w:rPr>
-          <w:u w:val="single" w:color="0000ff"/>
-          <w:rFonts w:ascii="Charis SIL Regular" w:hAnsi="Charis SIL Regular" w:eastAsia="Charis SIL Regular"/>
-          <w:b w:val="0"/>
-          <w:i w:val="0"/>
-          <w:color w:val="000000"/>
-          <w:sz w:val="24"/>
-        </w:rPr>
-        <w:hyperlink r:id="rId14" w:history="1">
-          <w:r>
-            <w:rPr>
-              <w:rStyle w:val="Hyperlink"/>
-            </w:rPr>
-            <w:t>n</w:t>
-          </w:r>
-        </w:hyperlink>
-      </w:r>
-      <w:r>
-        <w:rPr>
-          <w:u w:val="single" w:color="0000ff"/>
-          <w:rFonts w:ascii="Charis SIL Regular" w:hAnsi="Charis SIL Regular" w:eastAsia="Charis SIL Regular"/>
-          <w:b w:val="0"/>
-          <w:i w:val="0"/>
-          <w:color w:val="000000"/>
-          <w:sz w:val="24"/>
-        </w:rPr>
-        <w:hyperlink r:id="rId14" w:history="1">
-          <w:r>
-            <w:rPr>
-              <w:rStyle w:val="Hyperlink"/>
-            </w:rPr>
-            <w:t>stel</w:t>
-          </w:r>
-        </w:hyperlink>
-      </w:r>
-      <w:r>
-        <w:rPr>
-          <w:u w:val="single" w:color="0000ff"/>
-          <w:rFonts w:ascii="Charis SIL Regular" w:hAnsi="Charis SIL Regular" w:eastAsia="Charis SIL Regular"/>
-          <w:b w:val="0"/>
-          <w:i w:val="0"/>
-          <w:color w:val="000000"/>
-          <w:sz w:val="24"/>
-        </w:rPr>
-        <w:hyperlink r:id="rId14" w:history="1">
-          <w:r>
-            <w:rPr>
-              <w:rStyle w:val="Hyperlink"/>
-            </w:rPr>
-            <w:t>l</w:t>
-          </w:r>
-        </w:hyperlink>
-      </w:r>
-      <w:r>
-        <w:rPr>
-          <w:u w:val="single" w:color="0000ff"/>
-          <w:rFonts w:ascii="Charis SIL Regular" w:hAnsi="Charis SIL Regular" w:eastAsia="Charis SIL Regular"/>
-          <w:b w:val="0"/>
-          <w:i w:val="0"/>
-          <w:color w:val="000000"/>
-          <w:sz w:val="24"/>
-        </w:rPr>
-        <w:hyperlink r:id="rId14" w:history="1">
-          <w:r>
-            <w:rPr>
-              <w:rStyle w:val="Hyperlink"/>
-            </w:rPr>
-            <w:t>ing</w:t>
-          </w:r>
-        </w:hyperlink>
-      </w:r>
-      <w:r>
-        <w:rPr>
-          <w:u w:val="single" w:color="0000ff"/>
-          <w:rFonts w:ascii="Charis SIL Regular" w:hAnsi="Charis SIL Regular" w:eastAsia="Charis SIL Regular"/>
-          <w:b w:val="0"/>
-          <w:i w:val="0"/>
-          <w:color w:val="000000"/>
-          <w:sz w:val="24"/>
-        </w:rPr>
-        <w:hyperlink r:id="rId14" w:history="1">
-          <w:r>
-            <w:rPr>
-              <w:rStyle w:val="Hyperlink"/>
-            </w:rPr>
-            <w:t>e</w:t>
-          </w:r>
-        </w:hyperlink>
-      </w:r>
-      <w:r>
-        <w:rPr>
-          <w:u w:val="single" w:color="0000ff"/>
-          <w:rFonts w:ascii="Charis SIL Regular" w:hAnsi="Charis SIL Regular" w:eastAsia="Charis SIL Regular"/>
-          <w:b w:val="0"/>
-          <w:i w:val="0"/>
-          <w:color w:val="000000"/>
-          <w:sz w:val="24"/>
-        </w:rPr>
-        <w:hyperlink r:id="rId14" w:history="1">
-          <w:r>
-            <w:rPr>
-              <w:rStyle w:val="Hyperlink"/>
-            </w:rPr>
-            <w:t>n w</w:t>
-          </w:r>
-        </w:hyperlink>
+        <w:t>gemaakt van de instellingen w</w:t>
       </w:r>
       <w:r>
         <w:rPr>
@@ -3106,20 +2999,14 @@
       </w:r>
       <w:r>
         <w:rPr>
+          <w:u w:val="single" w:color="0000ff"/>
           <w:rFonts w:ascii="Charis SIL Regular" w:hAnsi="Charis SIL Regular" w:eastAsia="Charis SIL Regular"/>
           <w:b w:val="0"/>
           <w:i w:val="0"/>
           <w:color w:val="000000"/>
           <w:sz w:val="24"/>
         </w:rPr>
-        <w:hyperlink r:id="rId18" w:history="1">
-          <w:r>
-            <w:rPr>
-              <w:rStyle w:val="Hyperlink"/>
-            </w:rPr>
-            <w:t xml:space="preserve">, </w:t>
-          </w:r>
-        </w:hyperlink>
+        <w:t xml:space="preserve">, </w:t>
       </w:r>
       <w:r>
         <w:rPr>
@@ -3159,7 +3046,7 @@
           <w:sz w:val="24"/>
           <w:u w:val="single"/>
         </w:rPr>
-        <w:hyperlink r:id="rId18" w:history="1">
+        <w:hyperlink r:id="rId20" w:history="1">
           <w:r>
             <w:rPr>
               <w:rStyle w:val="Hyperlink"/>
@@ -3177,7 +3064,7 @@
           <w:sz w:val="24"/>
           <w:u w:val="single"/>
         </w:rPr>
-        <w:hyperlink r:id="rId18" w:history="1">
+        <w:hyperlink r:id="rId20" w:history="1">
           <w:r>
             <w:rPr>
               <w:rStyle w:val="Hyperlink"/>
@@ -3298,7 +3185,7 @@
           <w:sz w:val="24"/>
           <w:u w:val="single"/>
         </w:rPr>
-        <w:hyperlink r:id="rId20" w:history="1">
+        <w:hyperlink r:id="rId21" w:history="1">
           <w:r>
             <w:rPr>
               <w:rStyle w:val="Hyperlink"/>
@@ -3316,7 +3203,7 @@
           <w:sz w:val="24"/>
           <w:u w:val="single"/>
         </w:rPr>
-        <w:hyperlink r:id="rId20" w:history="1">
+        <w:hyperlink r:id="rId21" w:history="1">
           <w:r>
             <w:rPr>
               <w:rStyle w:val="Hyperlink"/>
@@ -3334,7 +3221,7 @@
           <w:sz w:val="24"/>
           <w:u w:val="single"/>
         </w:rPr>
-        <w:hyperlink r:id="rId20" w:history="1">
+        <w:hyperlink r:id="rId21" w:history="1">
           <w:r>
             <w:rPr>
               <w:rStyle w:val="Hyperlink"/>
@@ -3352,7 +3239,7 @@
           <w:sz w:val="24"/>
           <w:u w:val="single"/>
         </w:rPr>
-        <w:hyperlink r:id="rId20" w:history="1">
+        <w:hyperlink r:id="rId21" w:history="1">
           <w:r>
             <w:rPr>
               <w:rStyle w:val="Hyperlink"/>
@@ -3380,7 +3267,7 @@
           <w:sz w:val="24"/>
           <w:u w:val="single"/>
         </w:rPr>
-        <w:hyperlink r:id="rId21" w:history="1">
+        <w:hyperlink r:id="rId22" w:history="1">
           <w:r>
             <w:rPr>
               <w:rStyle w:val="Hyperlink"/>
@@ -3398,7 +3285,7 @@
           <w:sz w:val="24"/>
           <w:u w:val="single"/>
         </w:rPr>
-        <w:hyperlink r:id="rId21" w:history="1">
+        <w:hyperlink r:id="rId22" w:history="1">
           <w:r>
             <w:rPr>
               <w:rStyle w:val="Hyperlink"/>
@@ -3416,7 +3303,7 @@
           <w:sz w:val="24"/>
           <w:u w:val="single"/>
         </w:rPr>
-        <w:hyperlink r:id="rId20" w:history="1">
+        <w:hyperlink r:id="rId21" w:history="1">
           <w:r>
             <w:rPr>
               <w:rStyle w:val="Hyperlink"/>
@@ -3433,7 +3320,7 @@
           <w:color w:val="000000"/>
           <w:sz w:val="24"/>
         </w:rPr>
-        <w:hyperlink r:id="rId20" w:history="1">
+        <w:hyperlink r:id="rId21" w:history="1">
           <w:r>
             <w:rPr>
               <w:rStyle w:val="Hyperlink"/>
@@ -3451,7 +3338,7 @@
           <w:sz w:val="24"/>
           <w:u w:val="single"/>
         </w:rPr>
-        <w:hyperlink r:id="rId20" w:history="1">
+        <w:hyperlink r:id="rId21" w:history="1">
           <w:r>
             <w:rPr>
               <w:rStyle w:val="Hyperlink"/>
@@ -3480,7 +3367,7 @@
           <w:sz w:val="24"/>
           <w:u w:val="single"/>
         </w:rPr>
-        <w:hyperlink r:id="rId20" w:history="1">
+        <w:hyperlink r:id="rId21" w:history="1">
           <w:r>
             <w:rPr>
               <w:rStyle w:val="Hyperlink"/>
@@ -3498,7 +3385,7 @@
           <w:sz w:val="24"/>
           <w:u w:val="single"/>
         </w:rPr>
-        <w:hyperlink r:id="rId20" w:history="1">
+        <w:hyperlink r:id="rId21" w:history="1">
           <w:r>
             <w:rPr>
               <w:rStyle w:val="Hyperlink"/>

--- a/EXPORTS/DOCX/published/niveau3/Dutch/MNusantara.docx
+++ b/EXPORTS/DOCX/published/niveau3/Dutch/MNusantara.docx
@@ -479,7 +479,14 @@
           <w:color w:val="000000"/>
           <w:sz w:val="24"/>
         </w:rPr>
-        <w:t xml:space="preserve">ft, waar </w:t>
+        <w:hyperlink r:id="rId10" w:history="1">
+          <w:r>
+            <w:rPr>
+              <w:rStyle w:val="Hyperlink"/>
+            </w:rPr>
+            <w:t xml:space="preserve">ft, waar </w:t>
+          </w:r>
+        </w:hyperlink>
       </w:r>
       <w:r>
         <w:rPr>
@@ -509,7 +516,25 @@
           <w:color w:val="000000"/>
           <w:sz w:val="24"/>
         </w:rPr>
-        <w:t>burgerlijke ingenieurs als koloniale bestu</w:t>
+        <w:t>burgerlijke ingenieurs als kol</w:t>
+      </w:r>
+      <w:r>
+        <w:rPr>
+          <w:u w:val="single" w:color="0000ff"/>
+          <w:rFonts w:ascii="Charis SIL Regular" w:hAnsi="Charis SIL Regular" w:eastAsia="Charis SIL Regular"/>
+          <w:b w:val="0"/>
+          <w:i w:val="0"/>
+          <w:color w:val="000000"/>
+          <w:sz w:val="24"/>
+        </w:rPr>
+        <w:hyperlink r:id="rId11" w:history="1">
+          <w:r>
+            <w:rPr>
+              <w:rStyle w:val="Hyperlink"/>
+            </w:rPr>
+            <w:t>oniale bestu</w:t>
+          </w:r>
+        </w:hyperlink>
       </w:r>
       <w:r>
         <w:rPr>
@@ -885,7 +910,14 @@
           <w:color w:val="000000"/>
           <w:sz w:val="24"/>
         </w:rPr>
-        <w:t>er de naa</w:t>
+        <w:hyperlink r:id="rId13" w:history="1">
+          <w:r>
+            <w:rPr>
+              <w:rStyle w:val="Hyperlink"/>
+            </w:rPr>
+            <w:t>er de naa</w:t>
+          </w:r>
+        </w:hyperlink>
       </w:r>
       <w:r>
         <w:rPr>
@@ -1171,7 +1203,133 @@
           <w:color w:val="000000"/>
           <w:sz w:val="24"/>
         </w:rPr>
-        <w:t>gemaakt van de instellingen w</w:t>
+        <w:t>gemaakt</w:t>
+      </w:r>
+      <w:r>
+        <w:rPr>
+          <w:u w:val="single" w:color="0000ff"/>
+          <w:rFonts w:ascii="Charis SIL Regular" w:hAnsi="Charis SIL Regular" w:eastAsia="Charis SIL Regular"/>
+          <w:b w:val="0"/>
+          <w:i w:val="0"/>
+          <w:color w:val="000000"/>
+          <w:sz w:val="24"/>
+        </w:rPr>
+        <w:hyperlink r:id="rId14" w:history="1">
+          <w:r>
+            <w:rPr>
+              <w:rStyle w:val="Hyperlink"/>
+            </w:rPr>
+            <w:t xml:space="preserve"> van de i</w:t>
+          </w:r>
+        </w:hyperlink>
+      </w:r>
+      <w:r>
+        <w:rPr>
+          <w:u w:val="single" w:color="0000ff"/>
+          <w:rFonts w:ascii="Charis SIL Regular" w:hAnsi="Charis SIL Regular" w:eastAsia="Charis SIL Regular"/>
+          <w:b w:val="0"/>
+          <w:i w:val="0"/>
+          <w:color w:val="000000"/>
+          <w:sz w:val="24"/>
+        </w:rPr>
+        <w:hyperlink r:id="rId14" w:history="1">
+          <w:r>
+            <w:rPr>
+              <w:rStyle w:val="Hyperlink"/>
+            </w:rPr>
+            <w:t>n</w:t>
+          </w:r>
+        </w:hyperlink>
+      </w:r>
+      <w:r>
+        <w:rPr>
+          <w:u w:val="single" w:color="0000ff"/>
+          <w:rFonts w:ascii="Charis SIL Regular" w:hAnsi="Charis SIL Regular" w:eastAsia="Charis SIL Regular"/>
+          <w:b w:val="0"/>
+          <w:i w:val="0"/>
+          <w:color w:val="000000"/>
+          <w:sz w:val="24"/>
+        </w:rPr>
+        <w:hyperlink r:id="rId14" w:history="1">
+          <w:r>
+            <w:rPr>
+              <w:rStyle w:val="Hyperlink"/>
+            </w:rPr>
+            <w:t>stel</w:t>
+          </w:r>
+        </w:hyperlink>
+      </w:r>
+      <w:r>
+        <w:rPr>
+          <w:u w:val="single" w:color="0000ff"/>
+          <w:rFonts w:ascii="Charis SIL Regular" w:hAnsi="Charis SIL Regular" w:eastAsia="Charis SIL Regular"/>
+          <w:b w:val="0"/>
+          <w:i w:val="0"/>
+          <w:color w:val="000000"/>
+          <w:sz w:val="24"/>
+        </w:rPr>
+        <w:hyperlink r:id="rId14" w:history="1">
+          <w:r>
+            <w:rPr>
+              <w:rStyle w:val="Hyperlink"/>
+            </w:rPr>
+            <w:t>l</w:t>
+          </w:r>
+        </w:hyperlink>
+      </w:r>
+      <w:r>
+        <w:rPr>
+          <w:u w:val="single" w:color="0000ff"/>
+          <w:rFonts w:ascii="Charis SIL Regular" w:hAnsi="Charis SIL Regular" w:eastAsia="Charis SIL Regular"/>
+          <w:b w:val="0"/>
+          <w:i w:val="0"/>
+          <w:color w:val="000000"/>
+          <w:sz w:val="24"/>
+        </w:rPr>
+        <w:hyperlink r:id="rId14" w:history="1">
+          <w:r>
+            <w:rPr>
+              <w:rStyle w:val="Hyperlink"/>
+            </w:rPr>
+            <w:t>ing</w:t>
+          </w:r>
+        </w:hyperlink>
+      </w:r>
+      <w:r>
+        <w:rPr>
+          <w:u w:val="single" w:color="0000ff"/>
+          <w:rFonts w:ascii="Charis SIL Regular" w:hAnsi="Charis SIL Regular" w:eastAsia="Charis SIL Regular"/>
+          <w:b w:val="0"/>
+          <w:i w:val="0"/>
+          <w:color w:val="000000"/>
+          <w:sz w:val="24"/>
+        </w:rPr>
+        <w:hyperlink r:id="rId14" w:history="1">
+          <w:r>
+            <w:rPr>
+              <w:rStyle w:val="Hyperlink"/>
+            </w:rPr>
+            <w:t>e</w:t>
+          </w:r>
+        </w:hyperlink>
+      </w:r>
+      <w:r>
+        <w:rPr>
+          <w:u w:val="single" w:color="0000ff"/>
+          <w:rFonts w:ascii="Charis SIL Regular" w:hAnsi="Charis SIL Regular" w:eastAsia="Charis SIL Regular"/>
+          <w:b w:val="0"/>
+          <w:i w:val="0"/>
+          <w:color w:val="000000"/>
+          <w:sz w:val="24"/>
+        </w:rPr>
+        <w:hyperlink r:id="rId14" w:history="1">
+          <w:r>
+            <w:rPr>
+              <w:rStyle w:val="Hyperlink"/>
+            </w:rPr>
+            <w:t>n w</w:t>
+          </w:r>
+        </w:hyperlink>
       </w:r>
       <w:r>
         <w:rPr>
@@ -2970,7 +3128,7 @@
           <w:sz w:val="24"/>
           <w:u w:val="single"/>
         </w:rPr>
-        <w:hyperlink r:id="rId18" w:history="1">
+        <w:hyperlink r:id="rId19" w:history="1">
           <w:r>
             <w:rPr>
               <w:rStyle w:val="Hyperlink"/>
@@ -2988,7 +3146,7 @@
           <w:sz w:val="24"/>
           <w:u w:val="single"/>
         </w:rPr>
-        <w:hyperlink r:id="rId18" w:history="1">
+        <w:hyperlink r:id="rId19" w:history="1">
           <w:r>
             <w:rPr>
               <w:rStyle w:val="Hyperlink"/>
@@ -2999,7 +3157,6 @@
       </w:r>
       <w:r>
         <w:rPr>
-          <w:u w:val="single" w:color="0000ff"/>
           <w:rFonts w:ascii="Charis SIL Regular" w:hAnsi="Charis SIL Regular" w:eastAsia="Charis SIL Regular"/>
           <w:b w:val="0"/>
           <w:i w:val="0"/>
@@ -3017,7 +3174,7 @@
           <w:sz w:val="24"/>
           <w:u w:val="single"/>
         </w:rPr>
-        <w:hyperlink r:id="rId18" w:history="1">
+        <w:hyperlink r:id="rId20" w:history="1">
           <w:r>
             <w:rPr>
               <w:rStyle w:val="Hyperlink"/>
@@ -3303,7 +3460,7 @@
           <w:sz w:val="24"/>
           <w:u w:val="single"/>
         </w:rPr>
-        <w:hyperlink r:id="rId21" w:history="1">
+        <w:hyperlink r:id="rId22" w:history="1">
           <w:r>
             <w:rPr>
               <w:rStyle w:val="Hyperlink"/>
@@ -3320,14 +3477,7 @@
           <w:color w:val="000000"/>
           <w:sz w:val="24"/>
         </w:rPr>
-        <w:hyperlink r:id="rId21" w:history="1">
-          <w:r>
-            <w:rPr>
-              <w:rStyle w:val="Hyperlink"/>
-            </w:rPr>
-            <w:t xml:space="preserve">, </w:t>
-          </w:r>
-        </w:hyperlink>
+        <w:t xml:space="preserve">, </w:t>
       </w:r>
       <w:r>
         <w:rPr>
@@ -3367,7 +3517,7 @@
           <w:sz w:val="24"/>
           <w:u w:val="single"/>
         </w:rPr>
-        <w:hyperlink r:id="rId21" w:history="1">
+        <w:hyperlink r:id="rId23" w:history="1">
           <w:r>
             <w:rPr>
               <w:rStyle w:val="Hyperlink"/>
@@ -3385,7 +3535,7 @@
           <w:sz w:val="24"/>
           <w:u w:val="single"/>
         </w:rPr>
-        <w:hyperlink r:id="rId21" w:history="1">
+        <w:hyperlink r:id="rId23" w:history="1">
           <w:r>
             <w:rPr>
               <w:rStyle w:val="Hyperlink"/>

--- a/EXPORTS/DOCX/published/niveau3/Dutch/MNusantara.docx
+++ b/EXPORTS/DOCX/published/niveau3/Dutch/MNusantara.docx
@@ -2873,15 +2873,9 @@
           <w:i w:val="0"/>
           <w:color w:val="0000FF"/>
           <w:sz w:val="24"/>
+          <w:u w:val="single"/>
         </w:rPr>
-        <w:hyperlink r:id="rId14" w:history="1">
-          <w:r>
-            <w:rPr>
-              <w:rStyle w:val="Hyperlink"/>
-            </w:rPr>
-            <w:t>2</w:t>
-          </w:r>
-        </w:hyperlink>
+        <w:t>2</w:t>
       </w:r>
       <w:r>
         <w:rPr>
@@ -3203,7 +3197,7 @@
           <w:sz w:val="24"/>
           <w:u w:val="single"/>
         </w:rPr>
-        <w:hyperlink r:id="rId20" w:history="1">
+        <w:hyperlink r:id="rId18" w:history="1">
           <w:r>
             <w:rPr>
               <w:rStyle w:val="Hyperlink"/>
@@ -3221,7 +3215,7 @@
           <w:sz w:val="24"/>
           <w:u w:val="single"/>
         </w:rPr>
-        <w:hyperlink r:id="rId20" w:history="1">
+        <w:hyperlink r:id="rId18" w:history="1">
           <w:r>
             <w:rPr>
               <w:rStyle w:val="Hyperlink"/>
@@ -3442,7 +3436,7 @@
           <w:sz w:val="24"/>
           <w:u w:val="single"/>
         </w:rPr>
-        <w:hyperlink r:id="rId22" w:history="1">
+        <w:hyperlink r:id="rId21" w:history="1">
           <w:r>
             <w:rPr>
               <w:rStyle w:val="Hyperlink"/>
@@ -3460,7 +3454,7 @@
           <w:sz w:val="24"/>
           <w:u w:val="single"/>
         </w:rPr>
-        <w:hyperlink r:id="rId22" w:history="1">
+        <w:hyperlink r:id="rId21" w:history="1">
           <w:r>
             <w:rPr>
               <w:rStyle w:val="Hyperlink"/>
@@ -3488,7 +3482,7 @@
           <w:sz w:val="24"/>
           <w:u w:val="single"/>
         </w:rPr>
-        <w:hyperlink r:id="rId21" w:history="1">
+        <w:hyperlink r:id="rId23" w:history="1">
           <w:r>
             <w:rPr>
               <w:rStyle w:val="Hyperlink"/>

--- a/EXPORTS/DOCX/published/niveau3/Dutch/MNusantara.docx
+++ b/EXPORTS/DOCX/published/niveau3/Dutch/MNusantara.docx
@@ -3122,7 +3122,7 @@
           <w:sz w:val="24"/>
           <w:u w:val="single"/>
         </w:rPr>
-        <w:hyperlink r:id="rId19" w:history="1">
+        <w:hyperlink r:id="rId18" w:history="1">
           <w:r>
             <w:rPr>
               <w:rStyle w:val="Hyperlink"/>
@@ -3140,7 +3140,7 @@
           <w:sz w:val="24"/>
           <w:u w:val="single"/>
         </w:rPr>
-        <w:hyperlink r:id="rId19" w:history="1">
+        <w:hyperlink r:id="rId18" w:history="1">
           <w:r>
             <w:rPr>
               <w:rStyle w:val="Hyperlink"/>
@@ -3168,7 +3168,7 @@
           <w:sz w:val="24"/>
           <w:u w:val="single"/>
         </w:rPr>
-        <w:hyperlink r:id="rId20" w:history="1">
+        <w:hyperlink r:id="rId18" w:history="1">
           <w:r>
             <w:rPr>
               <w:rStyle w:val="Hyperlink"/>
@@ -3197,7 +3197,7 @@
           <w:sz w:val="24"/>
           <w:u w:val="single"/>
         </w:rPr>
-        <w:hyperlink r:id="rId18" w:history="1">
+        <w:hyperlink r:id="rId20" w:history="1">
           <w:r>
             <w:rPr>
               <w:rStyle w:val="Hyperlink"/>
@@ -3215,7 +3215,7 @@
           <w:sz w:val="24"/>
           <w:u w:val="single"/>
         </w:rPr>
-        <w:hyperlink r:id="rId18" w:history="1">
+        <w:hyperlink r:id="rId20" w:history="1">
           <w:r>
             <w:rPr>
               <w:rStyle w:val="Hyperlink"/>
@@ -3471,7 +3471,14 @@
           <w:color w:val="000000"/>
           <w:sz w:val="24"/>
         </w:rPr>
-        <w:t xml:space="preserve">, </w:t>
+        <w:hyperlink r:id="rId21" w:history="1">
+          <w:r>
+            <w:rPr>
+              <w:rStyle w:val="Hyperlink"/>
+            </w:rPr>
+            <w:t xml:space="preserve">, </w:t>
+          </w:r>
+        </w:hyperlink>
       </w:r>
       <w:r>
         <w:rPr>

--- a/EXPORTS/DOCX/published/niveau3/Dutch/MNusantara.docx
+++ b/EXPORTS/DOCX/published/niveau3/Dutch/MNusantara.docx
@@ -2873,9 +2873,15 @@
           <w:i w:val="0"/>
           <w:color w:val="0000FF"/>
           <w:sz w:val="24"/>
-          <w:u w:val="single"/>
         </w:rPr>
-        <w:t>2</w:t>
+        <w:hyperlink r:id="rId14" w:history="1">
+          <w:r>
+            <w:rPr>
+              <w:rStyle w:val="Hyperlink"/>
+            </w:rPr>
+            <w:t>2</w:t>
+          </w:r>
+        </w:hyperlink>
       </w:r>
       <w:r>
         <w:rPr>
@@ -3122,7 +3128,7 @@
           <w:sz w:val="24"/>
           <w:u w:val="single"/>
         </w:rPr>
-        <w:hyperlink r:id="rId18" w:history="1">
+        <w:hyperlink r:id="rId19" w:history="1">
           <w:r>
             <w:rPr>
               <w:rStyle w:val="Hyperlink"/>
@@ -3140,7 +3146,7 @@
           <w:sz w:val="24"/>
           <w:u w:val="single"/>
         </w:rPr>
-        <w:hyperlink r:id="rId18" w:history="1">
+        <w:hyperlink r:id="rId19" w:history="1">
           <w:r>
             <w:rPr>
               <w:rStyle w:val="Hyperlink"/>
@@ -3151,6 +3157,7 @@
       </w:r>
       <w:r>
         <w:rPr>
+          <w:u w:val="single" w:color="0000ff"/>
           <w:rFonts w:ascii="Charis SIL Regular" w:hAnsi="Charis SIL Regular" w:eastAsia="Charis SIL Regular"/>
           <w:b w:val="0"/>
           <w:i w:val="0"/>
@@ -3168,7 +3175,7 @@
           <w:sz w:val="24"/>
           <w:u w:val="single"/>
         </w:rPr>
-        <w:hyperlink r:id="rId18" w:history="1">
+        <w:hyperlink r:id="rId20" w:history="1">
           <w:r>
             <w:rPr>
               <w:rStyle w:val="Hyperlink"/>
@@ -3215,7 +3222,7 @@
           <w:sz w:val="24"/>
           <w:u w:val="single"/>
         </w:rPr>
-        <w:hyperlink r:id="rId20" w:history="1">
+        <w:hyperlink r:id="rId18" w:history="1">
           <w:r>
             <w:rPr>
               <w:rStyle w:val="Hyperlink"/>
@@ -3436,7 +3443,7 @@
           <w:sz w:val="24"/>
           <w:u w:val="single"/>
         </w:rPr>
-        <w:hyperlink r:id="rId21" w:history="1">
+        <w:hyperlink r:id="rId22" w:history="1">
           <w:r>
             <w:rPr>
               <w:rStyle w:val="Hyperlink"/>
@@ -3454,7 +3461,7 @@
           <w:sz w:val="24"/>
           <w:u w:val="single"/>
         </w:rPr>
-        <w:hyperlink r:id="rId21" w:history="1">
+        <w:hyperlink r:id="rId22" w:history="1">
           <w:r>
             <w:rPr>
               <w:rStyle w:val="Hyperlink"/>
@@ -3471,14 +3478,7 @@
           <w:color w:val="000000"/>
           <w:sz w:val="24"/>
         </w:rPr>
-        <w:hyperlink r:id="rId21" w:history="1">
-          <w:r>
-            <w:rPr>
-              <w:rStyle w:val="Hyperlink"/>
-            </w:rPr>
-            <w:t xml:space="preserve">, </w:t>
-          </w:r>
-        </w:hyperlink>
+        <w:t xml:space="preserve">, </w:t>
       </w:r>
       <w:r>
         <w:rPr>

--- a/EXPORTS/DOCX/published/niveau3/Dutch/MNusantara.docx
+++ b/EXPORTS/DOCX/published/niveau3/Dutch/MNusantara.docx
@@ -3128,7 +3128,7 @@
           <w:sz w:val="24"/>
           <w:u w:val="single"/>
         </w:rPr>
-        <w:hyperlink r:id="rId19" w:history="1">
+        <w:hyperlink r:id="rId18" w:history="1">
           <w:r>
             <w:rPr>
               <w:rStyle w:val="Hyperlink"/>
@@ -3146,7 +3146,7 @@
           <w:sz w:val="24"/>
           <w:u w:val="single"/>
         </w:rPr>
-        <w:hyperlink r:id="rId19" w:history="1">
+        <w:hyperlink r:id="rId18" w:history="1">
           <w:r>
             <w:rPr>
               <w:rStyle w:val="Hyperlink"/>
@@ -3164,7 +3164,14 @@
           <w:color w:val="000000"/>
           <w:sz w:val="24"/>
         </w:rPr>
-        <w:t xml:space="preserve">, </w:t>
+        <w:hyperlink r:id="rId18" w:history="1">
+          <w:r>
+            <w:rPr>
+              <w:rStyle w:val="Hyperlink"/>
+            </w:rPr>
+            <w:t xml:space="preserve">, </w:t>
+          </w:r>
+        </w:hyperlink>
       </w:r>
       <w:r>
         <w:rPr>
@@ -3175,7 +3182,7 @@
           <w:sz w:val="24"/>
           <w:u w:val="single"/>
         </w:rPr>
-        <w:hyperlink r:id="rId20" w:history="1">
+        <w:hyperlink r:id="rId18" w:history="1">
           <w:r>
             <w:rPr>
               <w:rStyle w:val="Hyperlink"/>
@@ -3222,7 +3229,7 @@
           <w:sz w:val="24"/>
           <w:u w:val="single"/>
         </w:rPr>
-        <w:hyperlink r:id="rId18" w:history="1">
+        <w:hyperlink r:id="rId20" w:history="1">
           <w:r>
             <w:rPr>
               <w:rStyle w:val="Hyperlink"/>
@@ -3443,7 +3450,7 @@
           <w:sz w:val="24"/>
           <w:u w:val="single"/>
         </w:rPr>
-        <w:hyperlink r:id="rId22" w:history="1">
+        <w:hyperlink r:id="rId21" w:history="1">
           <w:r>
             <w:rPr>
               <w:rStyle w:val="Hyperlink"/>
@@ -3461,7 +3468,7 @@
           <w:sz w:val="24"/>
           <w:u w:val="single"/>
         </w:rPr>
-        <w:hyperlink r:id="rId22" w:history="1">
+        <w:hyperlink r:id="rId21" w:history="1">
           <w:r>
             <w:rPr>
               <w:rStyle w:val="Hyperlink"/>
@@ -3518,7 +3525,7 @@
           <w:sz w:val="24"/>
           <w:u w:val="single"/>
         </w:rPr>
-        <w:hyperlink r:id="rId23" w:history="1">
+        <w:hyperlink r:id="rId21" w:history="1">
           <w:r>
             <w:rPr>
               <w:rStyle w:val="Hyperlink"/>
@@ -3536,7 +3543,7 @@
           <w:sz w:val="24"/>
           <w:u w:val="single"/>
         </w:rPr>
-        <w:hyperlink r:id="rId23" w:history="1">
+        <w:hyperlink r:id="rId21" w:history="1">
           <w:r>
             <w:rPr>
               <w:rStyle w:val="Hyperlink"/>
